--- a/FarinaDesafIo-DistribucionesProbabilidadMuestreo.docx
+++ b/FarinaDesafIo-DistribucionesProbabilidadMuestreo.docx
@@ -84,14 +84,12 @@
         </w:rPr>
         <w:t xml:space="preserve"> </w:t>
       </w:r>
-      <w:proofErr w:type="spellStart"/>
       <w:r>
         <w:rPr>
           <w:color w:val="739D2D"/>
         </w:rPr>
         <w:t>cientíﬁco</w:t>
       </w:r>
-      <w:proofErr w:type="spellEnd"/>
       <w:r>
         <w:rPr>
           <w:color w:val="739D2D"/>
@@ -603,15 +601,7 @@
         <w:jc w:val="both"/>
       </w:pPr>
       <w:r>
-        <w:t xml:space="preserve">Utiliza el siguiente código para generar la población de datos. Este </w:t>
-      </w:r>
-      <w:proofErr w:type="spellStart"/>
-      <w:r>
-        <w:t>DataFrame</w:t>
-      </w:r>
-      <w:proofErr w:type="spellEnd"/>
-      <w:r>
-        <w:t xml:space="preserve"> simula los tiempos de entrega (en minutos) de todas las entregas realizadas por la empresa.</w:t>
+        <w:t>Utiliza el siguiente código para generar la población de datos. Este DataFrame simula los tiempos de entrega (en minutos) de todas las entregas realizadas por la empresa.</w:t>
       </w:r>
     </w:p>
     <w:p>
@@ -793,7 +783,6 @@
                                   <w:sz w:val="18"/>
                                 </w:rPr>
                               </w:pPr>
-                              <w:proofErr w:type="spellStart"/>
                               <w:r>
                                 <w:rPr>
                                   <w:rFonts w:ascii="Courier New"/>
@@ -802,7 +791,6 @@
                                 </w:rPr>
                                 <w:t>import</w:t>
                               </w:r>
-                              <w:proofErr w:type="spellEnd"/>
                               <w:r>
                                 <w:rPr>
                                   <w:rFonts w:ascii="Courier New"/>
@@ -846,78 +834,46 @@
                                 </w:rPr>
                                 <w:t xml:space="preserve"> </w:t>
                               </w:r>
-                              <w:proofErr w:type="spellStart"/>
                               <w:r>
                                 <w:rPr>
                                   <w:rFonts w:ascii="Courier New"/>
                                   <w:color w:val="37464E"/>
                                   <w:sz w:val="18"/>
                                 </w:rPr>
-                                <w:t>pd</w:t>
-                              </w:r>
-                              <w:proofErr w:type="spellEnd"/>
+                                <w:t xml:space="preserve">pd </w:t>
+                              </w:r>
+                              <w:r>
+                                <w:rPr>
+                                  <w:rFonts w:ascii="Courier New"/>
+                                  <w:color w:val="1866D1"/>
+                                  <w:sz w:val="18"/>
+                                </w:rPr>
+                                <w:t xml:space="preserve">import </w:t>
+                              </w:r>
                               <w:r>
                                 <w:rPr>
                                   <w:rFonts w:ascii="Courier New"/>
                                   <w:color w:val="37464E"/>
                                   <w:sz w:val="18"/>
                                 </w:rPr>
-                                <w:t xml:space="preserve"> </w:t>
-                              </w:r>
-                              <w:proofErr w:type="spellStart"/>
+                                <w:t xml:space="preserve">numpy </w:t>
+                              </w:r>
                               <w:r>
                                 <w:rPr>
                                   <w:rFonts w:ascii="Courier New"/>
                                   <w:color w:val="1866D1"/>
                                   <w:sz w:val="18"/>
                                 </w:rPr>
-                                <w:t>import</w:t>
-                              </w:r>
-                              <w:proofErr w:type="spellEnd"/>
-                              <w:r>
-                                <w:rPr>
-                                  <w:rFonts w:ascii="Courier New"/>
-                                  <w:color w:val="1866D1"/>
-                                  <w:sz w:val="18"/>
-                                </w:rPr>
-                                <w:t xml:space="preserve"> </w:t>
-                              </w:r>
-                              <w:proofErr w:type="spellStart"/>
+                                <w:t xml:space="preserve">as </w:t>
+                              </w:r>
                               <w:r>
                                 <w:rPr>
                                   <w:rFonts w:ascii="Courier New"/>
                                   <w:color w:val="37464E"/>
                                   <w:sz w:val="18"/>
                                 </w:rPr>
-                                <w:t>numpy</w:t>
-                              </w:r>
-                              <w:proofErr w:type="spellEnd"/>
-                              <w:r>
-                                <w:rPr>
-                                  <w:rFonts w:ascii="Courier New"/>
-                                  <w:color w:val="37464E"/>
-                                  <w:sz w:val="18"/>
-                                </w:rPr>
-                                <w:t xml:space="preserve"> </w:t>
-                              </w:r>
-                              <w:r>
-                                <w:rPr>
-                                  <w:rFonts w:ascii="Courier New"/>
-                                  <w:color w:val="1866D1"/>
-                                  <w:sz w:val="18"/>
-                                </w:rPr>
-                                <w:t xml:space="preserve">as </w:t>
-                              </w:r>
-                              <w:proofErr w:type="spellStart"/>
-                              <w:r>
-                                <w:rPr>
-                                  <w:rFonts w:ascii="Courier New"/>
-                                  <w:color w:val="37464E"/>
-                                  <w:sz w:val="18"/>
-                                </w:rPr>
                                 <w:t>np</w:t>
                               </w:r>
-                              <w:proofErr w:type="spellEnd"/>
                             </w:p>
                             <w:p>
                               <w:pPr>
@@ -928,7 +884,6 @@
                                   <w:sz w:val="18"/>
                                 </w:rPr>
                               </w:pPr>
-                              <w:proofErr w:type="spellStart"/>
                               <w:r>
                                 <w:rPr>
                                   <w:rFonts w:ascii="Courier New"/>
@@ -937,7 +892,6 @@
                                 </w:rPr>
                                 <w:t>import</w:t>
                               </w:r>
-                              <w:proofErr w:type="spellEnd"/>
                               <w:r>
                                 <w:rPr>
                                   <w:rFonts w:ascii="Courier New"/>
@@ -947,8 +901,6 @@
                                 </w:rPr>
                                 <w:t xml:space="preserve"> </w:t>
                               </w:r>
-                              <w:proofErr w:type="spellStart"/>
-                              <w:proofErr w:type="gramStart"/>
                               <w:r>
                                 <w:rPr>
                                   <w:rFonts w:ascii="Courier New"/>
@@ -957,8 +909,6 @@
                                 </w:rPr>
                                 <w:t>matplotlib.pyplot</w:t>
                               </w:r>
-                              <w:proofErr w:type="spellEnd"/>
-                              <w:proofErr w:type="gramEnd"/>
                               <w:r>
                                 <w:rPr>
                                   <w:rFonts w:ascii="Courier New"/>
@@ -985,78 +935,46 @@
                                 </w:rPr>
                                 <w:t xml:space="preserve"> </w:t>
                               </w:r>
-                              <w:proofErr w:type="spellStart"/>
                               <w:r>
                                 <w:rPr>
                                   <w:rFonts w:ascii="Courier New"/>
                                   <w:color w:val="37464E"/>
                                   <w:sz w:val="18"/>
                                 </w:rPr>
-                                <w:t>plt</w:t>
-                              </w:r>
-                              <w:proofErr w:type="spellEnd"/>
+                                <w:t xml:space="preserve">plt </w:t>
+                              </w:r>
+                              <w:r>
+                                <w:rPr>
+                                  <w:rFonts w:ascii="Courier New"/>
+                                  <w:color w:val="1866D1"/>
+                                  <w:sz w:val="18"/>
+                                </w:rPr>
+                                <w:t xml:space="preserve">import </w:t>
+                              </w:r>
                               <w:r>
                                 <w:rPr>
                                   <w:rFonts w:ascii="Courier New"/>
                                   <w:color w:val="37464E"/>
                                   <w:sz w:val="18"/>
                                 </w:rPr>
-                                <w:t xml:space="preserve"> </w:t>
-                              </w:r>
-                              <w:proofErr w:type="spellStart"/>
+                                <w:t xml:space="preserve">seaborn </w:t>
+                              </w:r>
                               <w:r>
                                 <w:rPr>
                                   <w:rFonts w:ascii="Courier New"/>
                                   <w:color w:val="1866D1"/>
                                   <w:sz w:val="18"/>
                                 </w:rPr>
-                                <w:t>import</w:t>
-                              </w:r>
-                              <w:proofErr w:type="spellEnd"/>
-                              <w:r>
-                                <w:rPr>
-                                  <w:rFonts w:ascii="Courier New"/>
-                                  <w:color w:val="1866D1"/>
-                                  <w:sz w:val="18"/>
-                                </w:rPr>
-                                <w:t xml:space="preserve"> </w:t>
-                              </w:r>
-                              <w:proofErr w:type="spellStart"/>
+                                <w:t xml:space="preserve">as </w:t>
+                              </w:r>
                               <w:r>
                                 <w:rPr>
                                   <w:rFonts w:ascii="Courier New"/>
                                   <w:color w:val="37464E"/>
                                   <w:sz w:val="18"/>
                                 </w:rPr>
-                                <w:t>seaborn</w:t>
-                              </w:r>
-                              <w:proofErr w:type="spellEnd"/>
-                              <w:r>
-                                <w:rPr>
-                                  <w:rFonts w:ascii="Courier New"/>
-                                  <w:color w:val="37464E"/>
-                                  <w:sz w:val="18"/>
-                                </w:rPr>
-                                <w:t xml:space="preserve"> </w:t>
-                              </w:r>
-                              <w:r>
-                                <w:rPr>
-                                  <w:rFonts w:ascii="Courier New"/>
-                                  <w:color w:val="1866D1"/>
-                                  <w:sz w:val="18"/>
-                                </w:rPr>
-                                <w:t xml:space="preserve">as </w:t>
-                              </w:r>
-                              <w:proofErr w:type="spellStart"/>
-                              <w:r>
-                                <w:rPr>
-                                  <w:rFonts w:ascii="Courier New"/>
-                                  <w:color w:val="37464E"/>
-                                  <w:sz w:val="18"/>
-                                </w:rPr>
                                 <w:t>sns</w:t>
                               </w:r>
-                              <w:proofErr w:type="spellEnd"/>
                             </w:p>
                             <w:p>
                               <w:pPr>
@@ -1066,61 +984,30 @@
                                   <w:sz w:val="18"/>
                                 </w:rPr>
                               </w:pPr>
-                              <w:proofErr w:type="spellStart"/>
                               <w:r>
                                 <w:rPr>
                                   <w:rFonts w:ascii="Courier New"/>
                                   <w:color w:val="1866D1"/>
                                   <w:sz w:val="18"/>
                                 </w:rPr>
-                                <w:t>from</w:t>
-                              </w:r>
-                              <w:proofErr w:type="spellEnd"/>
+                                <w:t xml:space="preserve">from </w:t>
+                              </w:r>
+                              <w:r>
+                                <w:rPr>
+                                  <w:rFonts w:ascii="Courier New"/>
+                                  <w:color w:val="37464E"/>
+                                  <w:sz w:val="18"/>
+                                </w:rPr>
+                                <w:t xml:space="preserve">scipy </w:t>
+                              </w:r>
                               <w:r>
                                 <w:rPr>
                                   <w:rFonts w:ascii="Courier New"/>
                                   <w:color w:val="1866D1"/>
                                   <w:sz w:val="18"/>
                                 </w:rPr>
-                                <w:t xml:space="preserve"> </w:t>
-                              </w:r>
-                              <w:proofErr w:type="spellStart"/>
-                              <w:r>
-                                <w:rPr>
-                                  <w:rFonts w:ascii="Courier New"/>
-                                  <w:color w:val="37464E"/>
-                                  <w:sz w:val="18"/>
-                                </w:rPr>
-                                <w:t>scipy</w:t>
-                              </w:r>
-                              <w:proofErr w:type="spellEnd"/>
-                              <w:r>
-                                <w:rPr>
-                                  <w:rFonts w:ascii="Courier New"/>
-                                  <w:color w:val="37464E"/>
-                                  <w:sz w:val="18"/>
-                                </w:rPr>
-                                <w:t xml:space="preserve"> </w:t>
-                              </w:r>
-                              <w:proofErr w:type="spellStart"/>
-                              <w:r>
-                                <w:rPr>
-                                  <w:rFonts w:ascii="Courier New"/>
-                                  <w:color w:val="1866D1"/>
-                                  <w:sz w:val="18"/>
-                                </w:rPr>
-                                <w:t>import</w:t>
-                              </w:r>
-                              <w:proofErr w:type="spellEnd"/>
-                              <w:r>
-                                <w:rPr>
-                                  <w:rFonts w:ascii="Courier New"/>
-                                  <w:color w:val="1866D1"/>
-                                  <w:sz w:val="18"/>
-                                </w:rPr>
-                                <w:t xml:space="preserve"> </w:t>
-                              </w:r>
-                              <w:proofErr w:type="spellStart"/>
+                                <w:t xml:space="preserve">import </w:t>
+                              </w:r>
                               <w:r>
                                 <w:rPr>
                                   <w:rFonts w:ascii="Courier New"/>
@@ -1130,7 +1017,6 @@
                                 </w:rPr>
                                 <w:t>stats</w:t>
                               </w:r>
-                              <w:proofErr w:type="spellEnd"/>
                             </w:p>
                             <w:p>
                               <w:pPr>
@@ -1243,8 +1129,6 @@
                                 </w:rPr>
                                 <w:t xml:space="preserve">todos </w:t>
                               </w:r>
-                              <w:proofErr w:type="spellStart"/>
-                              <w:proofErr w:type="gramStart"/>
                               <w:r>
                                 <w:rPr>
                                   <w:rFonts w:ascii="Courier New"/>
@@ -1252,39 +1136,8 @@
                                   <w:spacing w:val="-2"/>
                                   <w:sz w:val="18"/>
                                 </w:rPr>
-                                <w:t>np.random</w:t>
-                              </w:r>
-                              <w:proofErr w:type="gramEnd"/>
-                              <w:r>
-                                <w:rPr>
-                                  <w:rFonts w:ascii="Courier New"/>
-                                  <w:color w:val="37464E"/>
-                                  <w:spacing w:val="-2"/>
-                                  <w:sz w:val="18"/>
-                                </w:rPr>
-                                <w:t>.</w:t>
-                              </w:r>
-                              <w:proofErr w:type="gramStart"/>
-                              <w:r>
-                                <w:rPr>
-                                  <w:rFonts w:ascii="Courier New"/>
-                                  <w:color w:val="37464E"/>
-                                  <w:spacing w:val="-2"/>
-                                  <w:sz w:val="18"/>
-                                </w:rPr>
-                                <w:t>seed</w:t>
-                              </w:r>
-                              <w:proofErr w:type="spellEnd"/>
-                              <w:r>
-                                <w:rPr>
-                                  <w:rFonts w:ascii="Courier New"/>
-                                  <w:color w:val="37464E"/>
-                                  <w:spacing w:val="-2"/>
-                                  <w:sz w:val="18"/>
-                                </w:rPr>
-                                <w:t>(</w:t>
-                              </w:r>
-                              <w:proofErr w:type="gramEnd"/>
+                                <w:t>np.random.seed(</w:t>
+                              </w:r>
                               <w:r>
                                 <w:rPr>
                                   <w:rFonts w:ascii="Courier New"/>
@@ -1355,7 +1208,6 @@
                             <w:sz w:val="18"/>
                           </w:rPr>
                         </w:pPr>
-                        <w:proofErr w:type="spellStart"/>
                         <w:r>
                           <w:rPr>
                             <w:rFonts w:ascii="Courier New"/>
@@ -1364,7 +1216,6 @@
                           </w:rPr>
                           <w:t>import</w:t>
                         </w:r>
-                        <w:proofErr w:type="spellEnd"/>
                         <w:r>
                           <w:rPr>
                             <w:rFonts w:ascii="Courier New"/>
@@ -1408,78 +1259,46 @@
                           </w:rPr>
                           <w:t xml:space="preserve"> </w:t>
                         </w:r>
-                        <w:proofErr w:type="spellStart"/>
                         <w:r>
                           <w:rPr>
                             <w:rFonts w:ascii="Courier New"/>
                             <w:color w:val="37464E"/>
                             <w:sz w:val="18"/>
                           </w:rPr>
-                          <w:t>pd</w:t>
-                        </w:r>
-                        <w:proofErr w:type="spellEnd"/>
+                          <w:t xml:space="preserve">pd </w:t>
+                        </w:r>
+                        <w:r>
+                          <w:rPr>
+                            <w:rFonts w:ascii="Courier New"/>
+                            <w:color w:val="1866D1"/>
+                            <w:sz w:val="18"/>
+                          </w:rPr>
+                          <w:t xml:space="preserve">import </w:t>
+                        </w:r>
                         <w:r>
                           <w:rPr>
                             <w:rFonts w:ascii="Courier New"/>
                             <w:color w:val="37464E"/>
                             <w:sz w:val="18"/>
                           </w:rPr>
-                          <w:t xml:space="preserve"> </w:t>
-                        </w:r>
-                        <w:proofErr w:type="spellStart"/>
+                          <w:t xml:space="preserve">numpy </w:t>
+                        </w:r>
                         <w:r>
                           <w:rPr>
                             <w:rFonts w:ascii="Courier New"/>
                             <w:color w:val="1866D1"/>
                             <w:sz w:val="18"/>
                           </w:rPr>
-                          <w:t>import</w:t>
-                        </w:r>
-                        <w:proofErr w:type="spellEnd"/>
-                        <w:r>
-                          <w:rPr>
-                            <w:rFonts w:ascii="Courier New"/>
-                            <w:color w:val="1866D1"/>
-                            <w:sz w:val="18"/>
-                          </w:rPr>
-                          <w:t xml:space="preserve"> </w:t>
-                        </w:r>
-                        <w:proofErr w:type="spellStart"/>
+                          <w:t xml:space="preserve">as </w:t>
+                        </w:r>
                         <w:r>
                           <w:rPr>
                             <w:rFonts w:ascii="Courier New"/>
                             <w:color w:val="37464E"/>
                             <w:sz w:val="18"/>
                           </w:rPr>
-                          <w:t>numpy</w:t>
-                        </w:r>
-                        <w:proofErr w:type="spellEnd"/>
-                        <w:r>
-                          <w:rPr>
-                            <w:rFonts w:ascii="Courier New"/>
-                            <w:color w:val="37464E"/>
-                            <w:sz w:val="18"/>
-                          </w:rPr>
-                          <w:t xml:space="preserve"> </w:t>
-                        </w:r>
-                        <w:r>
-                          <w:rPr>
-                            <w:rFonts w:ascii="Courier New"/>
-                            <w:color w:val="1866D1"/>
-                            <w:sz w:val="18"/>
-                          </w:rPr>
-                          <w:t xml:space="preserve">as </w:t>
-                        </w:r>
-                        <w:proofErr w:type="spellStart"/>
-                        <w:r>
-                          <w:rPr>
-                            <w:rFonts w:ascii="Courier New"/>
-                            <w:color w:val="37464E"/>
-                            <w:sz w:val="18"/>
-                          </w:rPr>
                           <w:t>np</w:t>
                         </w:r>
-                        <w:proofErr w:type="spellEnd"/>
                       </w:p>
                       <w:p>
                         <w:pPr>
@@ -1490,7 +1309,6 @@
                             <w:sz w:val="18"/>
                           </w:rPr>
                         </w:pPr>
-                        <w:proofErr w:type="spellStart"/>
                         <w:r>
                           <w:rPr>
                             <w:rFonts w:ascii="Courier New"/>
@@ -1499,7 +1317,6 @@
                           </w:rPr>
                           <w:t>import</w:t>
                         </w:r>
-                        <w:proofErr w:type="spellEnd"/>
                         <w:r>
                           <w:rPr>
                             <w:rFonts w:ascii="Courier New"/>
@@ -1509,8 +1326,6 @@
                           </w:rPr>
                           <w:t xml:space="preserve"> </w:t>
                         </w:r>
-                        <w:proofErr w:type="spellStart"/>
-                        <w:proofErr w:type="gramStart"/>
                         <w:r>
                           <w:rPr>
                             <w:rFonts w:ascii="Courier New"/>
@@ -1519,8 +1334,6 @@
                           </w:rPr>
                           <w:t>matplotlib.pyplot</w:t>
                         </w:r>
-                        <w:proofErr w:type="spellEnd"/>
-                        <w:proofErr w:type="gramEnd"/>
                         <w:r>
                           <w:rPr>
                             <w:rFonts w:ascii="Courier New"/>
@@ -1547,78 +1360,46 @@
                           </w:rPr>
                           <w:t xml:space="preserve"> </w:t>
                         </w:r>
-                        <w:proofErr w:type="spellStart"/>
                         <w:r>
                           <w:rPr>
                             <w:rFonts w:ascii="Courier New"/>
                             <w:color w:val="37464E"/>
                             <w:sz w:val="18"/>
                           </w:rPr>
-                          <w:t>plt</w:t>
-                        </w:r>
-                        <w:proofErr w:type="spellEnd"/>
+                          <w:t xml:space="preserve">plt </w:t>
+                        </w:r>
+                        <w:r>
+                          <w:rPr>
+                            <w:rFonts w:ascii="Courier New"/>
+                            <w:color w:val="1866D1"/>
+                            <w:sz w:val="18"/>
+                          </w:rPr>
+                          <w:t xml:space="preserve">import </w:t>
+                        </w:r>
                         <w:r>
                           <w:rPr>
                             <w:rFonts w:ascii="Courier New"/>
                             <w:color w:val="37464E"/>
                             <w:sz w:val="18"/>
                           </w:rPr>
-                          <w:t xml:space="preserve"> </w:t>
-                        </w:r>
-                        <w:proofErr w:type="spellStart"/>
+                          <w:t xml:space="preserve">seaborn </w:t>
+                        </w:r>
                         <w:r>
                           <w:rPr>
                             <w:rFonts w:ascii="Courier New"/>
                             <w:color w:val="1866D1"/>
                             <w:sz w:val="18"/>
                           </w:rPr>
-                          <w:t>import</w:t>
-                        </w:r>
-                        <w:proofErr w:type="spellEnd"/>
-                        <w:r>
-                          <w:rPr>
-                            <w:rFonts w:ascii="Courier New"/>
-                            <w:color w:val="1866D1"/>
-                            <w:sz w:val="18"/>
-                          </w:rPr>
-                          <w:t xml:space="preserve"> </w:t>
-                        </w:r>
-                        <w:proofErr w:type="spellStart"/>
+                          <w:t xml:space="preserve">as </w:t>
+                        </w:r>
                         <w:r>
                           <w:rPr>
                             <w:rFonts w:ascii="Courier New"/>
                             <w:color w:val="37464E"/>
                             <w:sz w:val="18"/>
                           </w:rPr>
-                          <w:t>seaborn</w:t>
-                        </w:r>
-                        <w:proofErr w:type="spellEnd"/>
-                        <w:r>
-                          <w:rPr>
-                            <w:rFonts w:ascii="Courier New"/>
-                            <w:color w:val="37464E"/>
-                            <w:sz w:val="18"/>
-                          </w:rPr>
-                          <w:t xml:space="preserve"> </w:t>
-                        </w:r>
-                        <w:r>
-                          <w:rPr>
-                            <w:rFonts w:ascii="Courier New"/>
-                            <w:color w:val="1866D1"/>
-                            <w:sz w:val="18"/>
-                          </w:rPr>
-                          <w:t xml:space="preserve">as </w:t>
-                        </w:r>
-                        <w:proofErr w:type="spellStart"/>
-                        <w:r>
-                          <w:rPr>
-                            <w:rFonts w:ascii="Courier New"/>
-                            <w:color w:val="37464E"/>
-                            <w:sz w:val="18"/>
-                          </w:rPr>
                           <w:t>sns</w:t>
                         </w:r>
-                        <w:proofErr w:type="spellEnd"/>
                       </w:p>
                       <w:p>
                         <w:pPr>
@@ -1628,61 +1409,30 @@
                             <w:sz w:val="18"/>
                           </w:rPr>
                         </w:pPr>
-                        <w:proofErr w:type="spellStart"/>
                         <w:r>
                           <w:rPr>
                             <w:rFonts w:ascii="Courier New"/>
                             <w:color w:val="1866D1"/>
                             <w:sz w:val="18"/>
                           </w:rPr>
-                          <w:t>from</w:t>
-                        </w:r>
-                        <w:proofErr w:type="spellEnd"/>
+                          <w:t xml:space="preserve">from </w:t>
+                        </w:r>
+                        <w:r>
+                          <w:rPr>
+                            <w:rFonts w:ascii="Courier New"/>
+                            <w:color w:val="37464E"/>
+                            <w:sz w:val="18"/>
+                          </w:rPr>
+                          <w:t xml:space="preserve">scipy </w:t>
+                        </w:r>
                         <w:r>
                           <w:rPr>
                             <w:rFonts w:ascii="Courier New"/>
                             <w:color w:val="1866D1"/>
                             <w:sz w:val="18"/>
                           </w:rPr>
-                          <w:t xml:space="preserve"> </w:t>
-                        </w:r>
-                        <w:proofErr w:type="spellStart"/>
-                        <w:r>
-                          <w:rPr>
-                            <w:rFonts w:ascii="Courier New"/>
-                            <w:color w:val="37464E"/>
-                            <w:sz w:val="18"/>
-                          </w:rPr>
-                          <w:t>scipy</w:t>
-                        </w:r>
-                        <w:proofErr w:type="spellEnd"/>
-                        <w:r>
-                          <w:rPr>
-                            <w:rFonts w:ascii="Courier New"/>
-                            <w:color w:val="37464E"/>
-                            <w:sz w:val="18"/>
-                          </w:rPr>
-                          <w:t xml:space="preserve"> </w:t>
-                        </w:r>
-                        <w:proofErr w:type="spellStart"/>
-                        <w:r>
-                          <w:rPr>
-                            <w:rFonts w:ascii="Courier New"/>
-                            <w:color w:val="1866D1"/>
-                            <w:sz w:val="18"/>
-                          </w:rPr>
-                          <w:t>import</w:t>
-                        </w:r>
-                        <w:proofErr w:type="spellEnd"/>
-                        <w:r>
-                          <w:rPr>
-                            <w:rFonts w:ascii="Courier New"/>
-                            <w:color w:val="1866D1"/>
-                            <w:sz w:val="18"/>
-                          </w:rPr>
-                          <w:t xml:space="preserve"> </w:t>
-                        </w:r>
-                        <w:proofErr w:type="spellStart"/>
+                          <w:t xml:space="preserve">import </w:t>
+                        </w:r>
                         <w:r>
                           <w:rPr>
                             <w:rFonts w:ascii="Courier New"/>
@@ -1692,7 +1442,6 @@
                           </w:rPr>
                           <w:t>stats</w:t>
                         </w:r>
-                        <w:proofErr w:type="spellEnd"/>
                       </w:p>
                       <w:p>
                         <w:pPr>
@@ -1805,8 +1554,6 @@
                           </w:rPr>
                           <w:t xml:space="preserve">todos </w:t>
                         </w:r>
-                        <w:proofErr w:type="spellStart"/>
-                        <w:proofErr w:type="gramStart"/>
                         <w:r>
                           <w:rPr>
                             <w:rFonts w:ascii="Courier New"/>
@@ -1814,39 +1561,8 @@
                             <w:spacing w:val="-2"/>
                             <w:sz w:val="18"/>
                           </w:rPr>
-                          <w:t>np.random</w:t>
-                        </w:r>
-                        <w:proofErr w:type="gramEnd"/>
-                        <w:r>
-                          <w:rPr>
-                            <w:rFonts w:ascii="Courier New"/>
-                            <w:color w:val="37464E"/>
-                            <w:spacing w:val="-2"/>
-                            <w:sz w:val="18"/>
-                          </w:rPr>
-                          <w:t>.</w:t>
-                        </w:r>
-                        <w:proofErr w:type="gramStart"/>
-                        <w:r>
-                          <w:rPr>
-                            <w:rFonts w:ascii="Courier New"/>
-                            <w:color w:val="37464E"/>
-                            <w:spacing w:val="-2"/>
-                            <w:sz w:val="18"/>
-                          </w:rPr>
-                          <w:t>seed</w:t>
-                        </w:r>
-                        <w:proofErr w:type="spellEnd"/>
-                        <w:r>
-                          <w:rPr>
-                            <w:rFonts w:ascii="Courier New"/>
-                            <w:color w:val="37464E"/>
-                            <w:spacing w:val="-2"/>
-                            <w:sz w:val="18"/>
-                          </w:rPr>
-                          <w:t>(</w:t>
-                        </w:r>
-                        <w:proofErr w:type="gramEnd"/>
+                          <w:t>np.random.seed(</w:t>
+                        </w:r>
                         <w:r>
                           <w:rPr>
                             <w:rFonts w:ascii="Courier New"/>
@@ -2247,41 +1963,13 @@
                                   <w:sz w:val="18"/>
                                 </w:rPr>
                               </w:pPr>
-                              <w:proofErr w:type="spellStart"/>
                               <w:r>
                                 <w:rPr>
                                   <w:rFonts w:ascii="Courier New"/>
                                   <w:color w:val="37464E"/>
                                   <w:sz w:val="18"/>
                                 </w:rPr>
-                                <w:t>shape</w:t>
-                              </w:r>
-                              <w:proofErr w:type="spellEnd"/>
-                              <w:r>
-                                <w:rPr>
-                                  <w:rFonts w:ascii="Courier New"/>
-                                  <w:color w:val="37464E"/>
-                                  <w:sz w:val="18"/>
-                                </w:rPr>
-                                <w:t xml:space="preserve">, </w:t>
-                              </w:r>
-                              <w:proofErr w:type="spellStart"/>
-                              <w:r>
-                                <w:rPr>
-                                  <w:rFonts w:ascii="Courier New"/>
-                                  <w:color w:val="37464E"/>
-                                  <w:sz w:val="18"/>
-                                </w:rPr>
-                                <w:t>scale</w:t>
-                              </w:r>
-                              <w:proofErr w:type="spellEnd"/>
-                              <w:r>
-                                <w:rPr>
-                                  <w:rFonts w:ascii="Courier New"/>
-                                  <w:color w:val="37464E"/>
-                                  <w:sz w:val="18"/>
-                                </w:rPr>
-                                <w:t xml:space="preserve"> = </w:t>
+                                <w:t xml:space="preserve">shape, scale = </w:t>
                               </w:r>
                               <w:r>
                                 <w:rPr>
@@ -2334,97 +2022,13 @@
                                   <w:sz w:val="18"/>
                                 </w:rPr>
                               </w:pPr>
-                              <w:proofErr w:type="spellStart"/>
                               <w:r>
                                 <w:rPr>
                                   <w:rFonts w:ascii="Courier New"/>
                                   <w:color w:val="37464E"/>
                                   <w:sz w:val="18"/>
                                 </w:rPr>
-                                <w:t>poblacion_tiempos</w:t>
-                              </w:r>
-                              <w:proofErr w:type="spellEnd"/>
-                              <w:r>
-                                <w:rPr>
-                                  <w:rFonts w:ascii="Courier New"/>
-                                  <w:color w:val="37464E"/>
-                                  <w:sz w:val="18"/>
-                                </w:rPr>
-                                <w:t xml:space="preserve"> = </w:t>
-                              </w:r>
-                              <w:proofErr w:type="spellStart"/>
-                              <w:proofErr w:type="gramStart"/>
-                              <w:r>
-                                <w:rPr>
-                                  <w:rFonts w:ascii="Courier New"/>
-                                  <w:color w:val="37464E"/>
-                                  <w:sz w:val="18"/>
-                                </w:rPr>
-                                <w:t>np.random</w:t>
-                              </w:r>
-                              <w:proofErr w:type="gramEnd"/>
-                              <w:r>
-                                <w:rPr>
-                                  <w:rFonts w:ascii="Courier New"/>
-                                  <w:color w:val="37464E"/>
-                                  <w:sz w:val="18"/>
-                                </w:rPr>
-                                <w:t>.</w:t>
-                              </w:r>
-                              <w:proofErr w:type="gramStart"/>
-                              <w:r>
-                                <w:rPr>
-                                  <w:rFonts w:ascii="Courier New"/>
-                                  <w:color w:val="37464E"/>
-                                  <w:sz w:val="18"/>
-                                </w:rPr>
-                                <w:t>gamma</w:t>
-                              </w:r>
-                              <w:proofErr w:type="spellEnd"/>
-                              <w:r>
-                                <w:rPr>
-                                  <w:rFonts w:ascii="Courier New"/>
-                                  <w:color w:val="37464E"/>
-                                  <w:sz w:val="18"/>
-                                </w:rPr>
-                                <w:t>(</w:t>
-                              </w:r>
-                              <w:proofErr w:type="spellStart"/>
-                              <w:proofErr w:type="gramEnd"/>
-                              <w:r>
-                                <w:rPr>
-                                  <w:rFonts w:ascii="Courier New"/>
-                                  <w:color w:val="37464E"/>
-                                  <w:sz w:val="18"/>
-                                </w:rPr>
-                                <w:t>shape</w:t>
-                              </w:r>
-                              <w:proofErr w:type="spellEnd"/>
-                              <w:r>
-                                <w:rPr>
-                                  <w:rFonts w:ascii="Courier New"/>
-                                  <w:color w:val="37464E"/>
-                                  <w:sz w:val="18"/>
-                                </w:rPr>
-                                <w:t xml:space="preserve">, </w:t>
-                              </w:r>
-                              <w:proofErr w:type="spellStart"/>
-                              <w:r>
-                                <w:rPr>
-                                  <w:rFonts w:ascii="Courier New"/>
-                                  <w:color w:val="37464E"/>
-                                  <w:sz w:val="18"/>
-                                </w:rPr>
-                                <w:t>scale</w:t>
-                              </w:r>
-                              <w:proofErr w:type="spellEnd"/>
-                              <w:r>
-                                <w:rPr>
-                                  <w:rFonts w:ascii="Courier New"/>
-                                  <w:color w:val="37464E"/>
-                                  <w:sz w:val="18"/>
-                                </w:rPr>
-                                <w:t xml:space="preserve">, </w:t>
+                                <w:t xml:space="preserve">poblacion_tiempos = np.random.gamma(shape, scale, </w:t>
                               </w:r>
                               <w:r>
                                 <w:rPr>
@@ -2641,61 +2245,13 @@
                                 </w:rPr>
                                 <w:t xml:space="preserve">población </w:t>
                               </w:r>
-                              <w:proofErr w:type="spellStart"/>
                               <w:r>
                                 <w:rPr>
                                   <w:rFonts w:ascii="Courier New" w:hAnsi="Courier New"/>
                                   <w:color w:val="37464E"/>
                                   <w:sz w:val="18"/>
                                 </w:rPr>
-                                <w:t>media_poblacional</w:t>
-                              </w:r>
-                              <w:proofErr w:type="spellEnd"/>
-                              <w:r>
-                                <w:rPr>
-                                  <w:rFonts w:ascii="Courier New" w:hAnsi="Courier New"/>
-                                  <w:color w:val="37464E"/>
-                                  <w:sz w:val="18"/>
-                                </w:rPr>
-                                <w:t xml:space="preserve"> = </w:t>
-                              </w:r>
-                              <w:proofErr w:type="spellStart"/>
-                              <w:proofErr w:type="gramStart"/>
-                              <w:r>
-                                <w:rPr>
-                                  <w:rFonts w:ascii="Courier New" w:hAnsi="Courier New"/>
-                                  <w:color w:val="37464E"/>
-                                  <w:sz w:val="18"/>
-                                </w:rPr>
-                                <w:t>np.mean</w:t>
-                              </w:r>
-                              <w:proofErr w:type="spellEnd"/>
-                              <w:proofErr w:type="gramEnd"/>
-                              <w:r>
-                                <w:rPr>
-                                  <w:rFonts w:ascii="Courier New" w:hAnsi="Courier New"/>
-                                  <w:color w:val="37464E"/>
-                                  <w:sz w:val="18"/>
-                                </w:rPr>
-                                <w:t>(</w:t>
-                              </w:r>
-                              <w:proofErr w:type="spellStart"/>
-                              <w:r>
-                                <w:rPr>
-                                  <w:rFonts w:ascii="Courier New" w:hAnsi="Courier New"/>
-                                  <w:color w:val="37464E"/>
-                                  <w:sz w:val="18"/>
-                                </w:rPr>
-                                <w:t>poblacion_tiempos</w:t>
-                              </w:r>
-                              <w:proofErr w:type="spellEnd"/>
-                              <w:r>
-                                <w:rPr>
-                                  <w:rFonts w:ascii="Courier New" w:hAnsi="Courier New"/>
-                                  <w:color w:val="37464E"/>
-                                  <w:sz w:val="18"/>
-                                </w:rPr>
-                                <w:t>)</w:t>
+                                <w:t>media_poblacional = np.mean(poblacion_tiempos)</w:t>
                               </w:r>
                             </w:p>
                             <w:p>
@@ -2706,25 +2262,14 @@
                                   <w:sz w:val="18"/>
                                 </w:rPr>
                               </w:pPr>
-                              <w:proofErr w:type="spellStart"/>
                               <w:r>
                                 <w:rPr>
                                   <w:rFonts w:ascii="Courier New"/>
                                   <w:color w:val="37464E"/>
                                   <w:sz w:val="18"/>
                                 </w:rPr>
-                                <w:t>std_poblacional</w:t>
-                              </w:r>
-                              <w:proofErr w:type="spellEnd"/>
-                              <w:r>
-                                <w:rPr>
-                                  <w:rFonts w:ascii="Courier New"/>
-                                  <w:color w:val="37464E"/>
-                                  <w:sz w:val="18"/>
-                                </w:rPr>
-                                <w:t xml:space="preserve"> = </w:t>
-                              </w:r>
-                              <w:proofErr w:type="spellStart"/>
+                                <w:t xml:space="preserve">std_poblacional = </w:t>
+                              </w:r>
                               <w:r>
                                 <w:rPr>
                                   <w:rFonts w:ascii="Courier New"/>
@@ -2732,37 +2277,7 @@
                                   <w:spacing w:val="-2"/>
                                   <w:sz w:val="18"/>
                                 </w:rPr>
-                                <w:t>np.std</w:t>
-                              </w:r>
-                              <w:proofErr w:type="spellEnd"/>
-                              <w:r>
-                                <w:rPr>
-                                  <w:rFonts w:ascii="Courier New"/>
-                                  <w:color w:val="37464E"/>
-                                  <w:spacing w:val="-2"/>
-                                  <w:sz w:val="18"/>
-                                </w:rPr>
-                                <w:t>(</w:t>
-                              </w:r>
-                              <w:proofErr w:type="spellStart"/>
-                              <w:r>
-                                <w:rPr>
-                                  <w:rFonts w:ascii="Courier New"/>
-                                  <w:color w:val="37464E"/>
-                                  <w:spacing w:val="-2"/>
-                                  <w:sz w:val="18"/>
-                                </w:rPr>
-                                <w:t>poblacion_tiempos</w:t>
-                              </w:r>
-                              <w:proofErr w:type="spellEnd"/>
-                              <w:r>
-                                <w:rPr>
-                                  <w:rFonts w:ascii="Courier New"/>
-                                  <w:color w:val="37464E"/>
-                                  <w:spacing w:val="-2"/>
-                                  <w:sz w:val="18"/>
-                                </w:rPr>
-                                <w:t>)</w:t>
+                                <w:t>np.std(poblacion_tiempos)</w:t>
                               </w:r>
                             </w:p>
                             <w:p>
@@ -2782,8 +2297,6 @@
                                   <w:sz w:val="18"/>
                                 </w:rPr>
                               </w:pPr>
-                              <w:proofErr w:type="spellStart"/>
-                              <w:proofErr w:type="gramStart"/>
                               <w:r>
                                 <w:rPr>
                                   <w:rFonts w:ascii="Courier New" w:hAnsi="Courier New"/>
@@ -2792,7 +2305,6 @@
                                 </w:rPr>
                                 <w:t>print</w:t>
                               </w:r>
-                              <w:proofErr w:type="spellEnd"/>
                               <w:r>
                                 <w:rPr>
                                   <w:rFonts w:ascii="Courier New" w:hAnsi="Courier New"/>
@@ -2801,8 +2313,6 @@
                                 </w:rPr>
                                 <w:t>(</w:t>
                               </w:r>
-                              <w:proofErr w:type="spellStart"/>
-                              <w:proofErr w:type="gramEnd"/>
                               <w:r>
                                 <w:rPr>
                                   <w:rFonts w:ascii="Courier New" w:hAnsi="Courier New"/>
@@ -2811,7 +2321,6 @@
                                 </w:rPr>
                                 <w:t>f"La</w:t>
                               </w:r>
-                              <w:proofErr w:type="spellEnd"/>
                               <w:r>
                                 <w:rPr>
                                   <w:rFonts w:ascii="Courier New" w:hAnsi="Courier New"/>
@@ -2857,8 +2366,6 @@
                                   <w:sz w:val="18"/>
                                 </w:rPr>
                               </w:pPr>
-                              <w:proofErr w:type="spellStart"/>
-                              <w:proofErr w:type="gramStart"/>
                               <w:r>
                                 <w:rPr>
                                   <w:rFonts w:ascii="Courier New" w:hAnsi="Courier New"/>
@@ -2867,7 +2374,6 @@
                                 </w:rPr>
                                 <w:t>print</w:t>
                               </w:r>
-                              <w:proofErr w:type="spellEnd"/>
                               <w:r>
                                 <w:rPr>
                                   <w:rFonts w:ascii="Courier New" w:hAnsi="Courier New"/>
@@ -2876,24 +2382,13 @@
                                 </w:rPr>
                                 <w:t>(</w:t>
                               </w:r>
-                              <w:proofErr w:type="spellStart"/>
-                              <w:proofErr w:type="gramEnd"/>
                               <w:r>
                                 <w:rPr>
                                   <w:rFonts w:ascii="Courier New" w:hAnsi="Courier New"/>
                                   <w:color w:val="178037"/>
                                   <w:sz w:val="18"/>
                                 </w:rPr>
-                                <w:t>f"La</w:t>
-                              </w:r>
-                              <w:proofErr w:type="spellEnd"/>
-                              <w:r>
-                                <w:rPr>
-                                  <w:rFonts w:ascii="Courier New" w:hAnsi="Courier New"/>
-                                  <w:color w:val="178037"/>
-                                  <w:sz w:val="18"/>
-                                </w:rPr>
-                                <w:t xml:space="preserve"> desviación estándar poblacional (σ) es: {std_poblacional:.2f} </w:t>
+                                <w:t xml:space="preserve">f"La desviación estándar poblacional (σ) es: {std_poblacional:.2f} </w:t>
                               </w:r>
                               <w:r>
                                 <w:rPr>
@@ -3110,61 +2605,13 @@
                                 </w:rPr>
                                 <w:t xml:space="preserve">normal) </w:t>
                               </w:r>
-                              <w:proofErr w:type="spellStart"/>
-                              <w:proofErr w:type="gramStart"/>
                               <w:r>
                                 <w:rPr>
                                   <w:rFonts w:ascii="Courier New" w:hAnsi="Courier New"/>
                                   <w:color w:val="37464E"/>
                                   <w:sz w:val="18"/>
                                 </w:rPr>
-                                <w:t>sns.histplot</w:t>
-                              </w:r>
-                              <w:proofErr w:type="spellEnd"/>
-                              <w:proofErr w:type="gramEnd"/>
-                              <w:r>
-                                <w:rPr>
-                                  <w:rFonts w:ascii="Courier New" w:hAnsi="Courier New"/>
-                                  <w:color w:val="37464E"/>
-                                  <w:sz w:val="18"/>
-                                </w:rPr>
-                                <w:t>(</w:t>
-                              </w:r>
-                              <w:proofErr w:type="spellStart"/>
-                              <w:r>
-                                <w:rPr>
-                                  <w:rFonts w:ascii="Courier New" w:hAnsi="Courier New"/>
-                                  <w:color w:val="37464E"/>
-                                  <w:sz w:val="18"/>
-                                </w:rPr>
-                                <w:t>poblacion_tiempos</w:t>
-                              </w:r>
-                              <w:proofErr w:type="spellEnd"/>
-                              <w:r>
-                                <w:rPr>
-                                  <w:rFonts w:ascii="Courier New" w:hAnsi="Courier New"/>
-                                  <w:color w:val="37464E"/>
-                                  <w:sz w:val="18"/>
-                                </w:rPr>
-                                <w:t xml:space="preserve">, </w:t>
-                              </w:r>
-                              <w:proofErr w:type="spellStart"/>
-                              <w:r>
-                                <w:rPr>
-                                  <w:rFonts w:ascii="Courier New" w:hAnsi="Courier New"/>
-                                  <w:color w:val="37464E"/>
-                                  <w:sz w:val="18"/>
-                                </w:rPr>
-                                <w:t>kde</w:t>
-                              </w:r>
-                              <w:proofErr w:type="spellEnd"/>
-                              <w:r>
-                                <w:rPr>
-                                  <w:rFonts w:ascii="Courier New" w:hAnsi="Courier New"/>
-                                  <w:color w:val="37464E"/>
-                                  <w:sz w:val="18"/>
-                                </w:rPr>
-                                <w:t>=True)</w:t>
+                                <w:t>sns.histplot(poblacion_tiempos, kde=True)</w:t>
                               </w:r>
                             </w:p>
                             <w:p>
@@ -3176,25 +2623,13 @@
                                   <w:sz w:val="18"/>
                                 </w:rPr>
                               </w:pPr>
-                              <w:proofErr w:type="spellStart"/>
-                              <w:proofErr w:type="gramStart"/>
                               <w:r>
                                 <w:rPr>
                                   <w:rFonts w:ascii="Courier New" w:hAnsi="Courier New"/>
                                   <w:color w:val="37464E"/>
                                   <w:sz w:val="18"/>
                                 </w:rPr>
-                                <w:t>plt.title</w:t>
-                              </w:r>
-                              <w:proofErr w:type="spellEnd"/>
-                              <w:proofErr w:type="gramEnd"/>
-                              <w:r>
-                                <w:rPr>
-                                  <w:rFonts w:ascii="Courier New" w:hAnsi="Courier New"/>
-                                  <w:color w:val="37464E"/>
-                                  <w:sz w:val="18"/>
-                                </w:rPr>
-                                <w:t>(</w:t>
+                                <w:t>plt.title(</w:t>
                               </w:r>
                               <w:r>
                                 <w:rPr>
@@ -3312,46 +2747,24 @@
                                   <w:color w:val="37464E"/>
                                   <w:sz w:val="18"/>
                                 </w:rPr>
-                                <w:t xml:space="preserve">) </w:t>
-                              </w:r>
-                              <w:proofErr w:type="spellStart"/>
-                              <w:proofErr w:type="gramStart"/>
+                                <w:t>) plt.xlabel(</w:t>
+                              </w:r>
+                              <w:r>
+                                <w:rPr>
+                                  <w:rFonts w:ascii="Courier New" w:hAnsi="Courier New"/>
+                                  <w:color w:val="178037"/>
+                                  <w:sz w:val="18"/>
+                                </w:rPr>
+                                <w:t>"Tiempo de Entrega (minutos)"</w:t>
+                              </w:r>
                               <w:r>
                                 <w:rPr>
                                   <w:rFonts w:ascii="Courier New" w:hAnsi="Courier New"/>
                                   <w:color w:val="37464E"/>
                                   <w:sz w:val="18"/>
                                 </w:rPr>
-                                <w:t>plt.xlabel</w:t>
-                              </w:r>
-                              <w:proofErr w:type="spellEnd"/>
-                              <w:proofErr w:type="gramEnd"/>
-                              <w:r>
-                                <w:rPr>
-                                  <w:rFonts w:ascii="Courier New" w:hAnsi="Courier New"/>
-                                  <w:color w:val="37464E"/>
-                                  <w:sz w:val="18"/>
-                                </w:rPr>
-                                <w:t>(</w:t>
-                              </w:r>
-                              <w:r>
-                                <w:rPr>
-                                  <w:rFonts w:ascii="Courier New" w:hAnsi="Courier New"/>
-                                  <w:color w:val="178037"/>
-                                  <w:sz w:val="18"/>
-                                </w:rPr>
-                                <w:t>"Tiempo de Entrega (minutos)"</w:t>
-                              </w:r>
-                              <w:r>
-                                <w:rPr>
-                                  <w:rFonts w:ascii="Courier New" w:hAnsi="Courier New"/>
-                                  <w:color w:val="37464E"/>
-                                  <w:sz w:val="18"/>
-                                </w:rPr>
                                 <w:t xml:space="preserve">) </w:t>
                               </w:r>
-                              <w:proofErr w:type="spellStart"/>
-                              <w:proofErr w:type="gramStart"/>
                               <w:r>
                                 <w:rPr>
                                   <w:rFonts w:ascii="Courier New" w:hAnsi="Courier New"/>
@@ -3359,18 +2772,7 @@
                                   <w:spacing w:val="-2"/>
                                   <w:sz w:val="18"/>
                                 </w:rPr>
-                                <w:t>plt.ylabel</w:t>
-                              </w:r>
-                              <w:proofErr w:type="spellEnd"/>
-                              <w:proofErr w:type="gramEnd"/>
-                              <w:r>
-                                <w:rPr>
-                                  <w:rFonts w:ascii="Courier New" w:hAnsi="Courier New"/>
-                                  <w:color w:val="37464E"/>
-                                  <w:spacing w:val="-2"/>
-                                  <w:sz w:val="18"/>
-                                </w:rPr>
-                                <w:t>(</w:t>
+                                <w:t>plt.ylabel(</w:t>
                               </w:r>
                               <w:r>
                                 <w:rPr>
@@ -3399,8 +2801,6 @@
                                   <w:sz w:val="18"/>
                                 </w:rPr>
                               </w:pPr>
-                              <w:proofErr w:type="spellStart"/>
-                              <w:proofErr w:type="gramStart"/>
                               <w:r>
                                 <w:rPr>
                                   <w:rFonts w:ascii="Courier New"/>
@@ -3408,18 +2808,7 @@
                                   <w:spacing w:val="-2"/>
                                   <w:sz w:val="18"/>
                                 </w:rPr>
-                                <w:t>plt.show</w:t>
-                              </w:r>
-                              <w:proofErr w:type="spellEnd"/>
-                              <w:proofErr w:type="gramEnd"/>
-                              <w:r>
-                                <w:rPr>
-                                  <w:rFonts w:ascii="Courier New"/>
-                                  <w:color w:val="37464E"/>
-                                  <w:spacing w:val="-2"/>
-                                  <w:sz w:val="18"/>
-                                </w:rPr>
-                                <w:t>()</w:t>
+                                <w:t>plt.show()</w:t>
                               </w:r>
                             </w:p>
                           </w:txbxContent>
@@ -3644,41 +3033,13 @@
                             <w:sz w:val="18"/>
                           </w:rPr>
                         </w:pPr>
-                        <w:proofErr w:type="spellStart"/>
                         <w:r>
                           <w:rPr>
                             <w:rFonts w:ascii="Courier New"/>
                             <w:color w:val="37464E"/>
                             <w:sz w:val="18"/>
                           </w:rPr>
-                          <w:t>shape</w:t>
-                        </w:r>
-                        <w:proofErr w:type="spellEnd"/>
-                        <w:r>
-                          <w:rPr>
-                            <w:rFonts w:ascii="Courier New"/>
-                            <w:color w:val="37464E"/>
-                            <w:sz w:val="18"/>
-                          </w:rPr>
-                          <w:t xml:space="preserve">, </w:t>
-                        </w:r>
-                        <w:proofErr w:type="spellStart"/>
-                        <w:r>
-                          <w:rPr>
-                            <w:rFonts w:ascii="Courier New"/>
-                            <w:color w:val="37464E"/>
-                            <w:sz w:val="18"/>
-                          </w:rPr>
-                          <w:t>scale</w:t>
-                        </w:r>
-                        <w:proofErr w:type="spellEnd"/>
-                        <w:r>
-                          <w:rPr>
-                            <w:rFonts w:ascii="Courier New"/>
-                            <w:color w:val="37464E"/>
-                            <w:sz w:val="18"/>
-                          </w:rPr>
-                          <w:t xml:space="preserve"> = </w:t>
+                          <w:t xml:space="preserve">shape, scale = </w:t>
                         </w:r>
                         <w:r>
                           <w:rPr>
@@ -3731,97 +3092,13 @@
                             <w:sz w:val="18"/>
                           </w:rPr>
                         </w:pPr>
-                        <w:proofErr w:type="spellStart"/>
                         <w:r>
                           <w:rPr>
                             <w:rFonts w:ascii="Courier New"/>
                             <w:color w:val="37464E"/>
                             <w:sz w:val="18"/>
                           </w:rPr>
-                          <w:t>poblacion_tiempos</w:t>
-                        </w:r>
-                        <w:proofErr w:type="spellEnd"/>
-                        <w:r>
-                          <w:rPr>
-                            <w:rFonts w:ascii="Courier New"/>
-                            <w:color w:val="37464E"/>
-                            <w:sz w:val="18"/>
-                          </w:rPr>
-                          <w:t xml:space="preserve"> = </w:t>
-                        </w:r>
-                        <w:proofErr w:type="spellStart"/>
-                        <w:proofErr w:type="gramStart"/>
-                        <w:r>
-                          <w:rPr>
-                            <w:rFonts w:ascii="Courier New"/>
-                            <w:color w:val="37464E"/>
-                            <w:sz w:val="18"/>
-                          </w:rPr>
-                          <w:t>np.random</w:t>
-                        </w:r>
-                        <w:proofErr w:type="gramEnd"/>
-                        <w:r>
-                          <w:rPr>
-                            <w:rFonts w:ascii="Courier New"/>
-                            <w:color w:val="37464E"/>
-                            <w:sz w:val="18"/>
-                          </w:rPr>
-                          <w:t>.</w:t>
-                        </w:r>
-                        <w:proofErr w:type="gramStart"/>
-                        <w:r>
-                          <w:rPr>
-                            <w:rFonts w:ascii="Courier New"/>
-                            <w:color w:val="37464E"/>
-                            <w:sz w:val="18"/>
-                          </w:rPr>
-                          <w:t>gamma</w:t>
-                        </w:r>
-                        <w:proofErr w:type="spellEnd"/>
-                        <w:r>
-                          <w:rPr>
-                            <w:rFonts w:ascii="Courier New"/>
-                            <w:color w:val="37464E"/>
-                            <w:sz w:val="18"/>
-                          </w:rPr>
-                          <w:t>(</w:t>
-                        </w:r>
-                        <w:proofErr w:type="spellStart"/>
-                        <w:proofErr w:type="gramEnd"/>
-                        <w:r>
-                          <w:rPr>
-                            <w:rFonts w:ascii="Courier New"/>
-                            <w:color w:val="37464E"/>
-                            <w:sz w:val="18"/>
-                          </w:rPr>
-                          <w:t>shape</w:t>
-                        </w:r>
-                        <w:proofErr w:type="spellEnd"/>
-                        <w:r>
-                          <w:rPr>
-                            <w:rFonts w:ascii="Courier New"/>
-                            <w:color w:val="37464E"/>
-                            <w:sz w:val="18"/>
-                          </w:rPr>
-                          <w:t xml:space="preserve">, </w:t>
-                        </w:r>
-                        <w:proofErr w:type="spellStart"/>
-                        <w:r>
-                          <w:rPr>
-                            <w:rFonts w:ascii="Courier New"/>
-                            <w:color w:val="37464E"/>
-                            <w:sz w:val="18"/>
-                          </w:rPr>
-                          <w:t>scale</w:t>
-                        </w:r>
-                        <w:proofErr w:type="spellEnd"/>
-                        <w:r>
-                          <w:rPr>
-                            <w:rFonts w:ascii="Courier New"/>
-                            <w:color w:val="37464E"/>
-                            <w:sz w:val="18"/>
-                          </w:rPr>
-                          <w:t xml:space="preserve">, </w:t>
+                          <w:t xml:space="preserve">poblacion_tiempos = np.random.gamma(shape, scale, </w:t>
                         </w:r>
                         <w:r>
                           <w:rPr>
@@ -4038,61 +3315,13 @@
                           </w:rPr>
                           <w:t xml:space="preserve">población </w:t>
                         </w:r>
-                        <w:proofErr w:type="spellStart"/>
                         <w:r>
                           <w:rPr>
                             <w:rFonts w:ascii="Courier New" w:hAnsi="Courier New"/>
                             <w:color w:val="37464E"/>
                             <w:sz w:val="18"/>
                           </w:rPr>
-                          <w:t>media_poblacional</w:t>
-                        </w:r>
-                        <w:proofErr w:type="spellEnd"/>
-                        <w:r>
-                          <w:rPr>
-                            <w:rFonts w:ascii="Courier New" w:hAnsi="Courier New"/>
-                            <w:color w:val="37464E"/>
-                            <w:sz w:val="18"/>
-                          </w:rPr>
-                          <w:t xml:space="preserve"> = </w:t>
-                        </w:r>
-                        <w:proofErr w:type="spellStart"/>
-                        <w:proofErr w:type="gramStart"/>
-                        <w:r>
-                          <w:rPr>
-                            <w:rFonts w:ascii="Courier New" w:hAnsi="Courier New"/>
-                            <w:color w:val="37464E"/>
-                            <w:sz w:val="18"/>
-                          </w:rPr>
-                          <w:t>np.mean</w:t>
-                        </w:r>
-                        <w:proofErr w:type="spellEnd"/>
-                        <w:proofErr w:type="gramEnd"/>
-                        <w:r>
-                          <w:rPr>
-                            <w:rFonts w:ascii="Courier New" w:hAnsi="Courier New"/>
-                            <w:color w:val="37464E"/>
-                            <w:sz w:val="18"/>
-                          </w:rPr>
-                          <w:t>(</w:t>
-                        </w:r>
-                        <w:proofErr w:type="spellStart"/>
-                        <w:r>
-                          <w:rPr>
-                            <w:rFonts w:ascii="Courier New" w:hAnsi="Courier New"/>
-                            <w:color w:val="37464E"/>
-                            <w:sz w:val="18"/>
-                          </w:rPr>
-                          <w:t>poblacion_tiempos</w:t>
-                        </w:r>
-                        <w:proofErr w:type="spellEnd"/>
-                        <w:r>
-                          <w:rPr>
-                            <w:rFonts w:ascii="Courier New" w:hAnsi="Courier New"/>
-                            <w:color w:val="37464E"/>
-                            <w:sz w:val="18"/>
-                          </w:rPr>
-                          <w:t>)</w:t>
+                          <w:t>media_poblacional = np.mean(poblacion_tiempos)</w:t>
                         </w:r>
                       </w:p>
                       <w:p>
@@ -4103,25 +3332,14 @@
                             <w:sz w:val="18"/>
                           </w:rPr>
                         </w:pPr>
-                        <w:proofErr w:type="spellStart"/>
                         <w:r>
                           <w:rPr>
                             <w:rFonts w:ascii="Courier New"/>
                             <w:color w:val="37464E"/>
                             <w:sz w:val="18"/>
                           </w:rPr>
-                          <w:t>std_poblacional</w:t>
-                        </w:r>
-                        <w:proofErr w:type="spellEnd"/>
-                        <w:r>
-                          <w:rPr>
-                            <w:rFonts w:ascii="Courier New"/>
-                            <w:color w:val="37464E"/>
-                            <w:sz w:val="18"/>
-                          </w:rPr>
-                          <w:t xml:space="preserve"> = </w:t>
-                        </w:r>
-                        <w:proofErr w:type="spellStart"/>
+                          <w:t xml:space="preserve">std_poblacional = </w:t>
+                        </w:r>
                         <w:r>
                           <w:rPr>
                             <w:rFonts w:ascii="Courier New"/>
@@ -4129,37 +3347,7 @@
                             <w:spacing w:val="-2"/>
                             <w:sz w:val="18"/>
                           </w:rPr>
-                          <w:t>np.std</w:t>
-                        </w:r>
-                        <w:proofErr w:type="spellEnd"/>
-                        <w:r>
-                          <w:rPr>
-                            <w:rFonts w:ascii="Courier New"/>
-                            <w:color w:val="37464E"/>
-                            <w:spacing w:val="-2"/>
-                            <w:sz w:val="18"/>
-                          </w:rPr>
-                          <w:t>(</w:t>
-                        </w:r>
-                        <w:proofErr w:type="spellStart"/>
-                        <w:r>
-                          <w:rPr>
-                            <w:rFonts w:ascii="Courier New"/>
-                            <w:color w:val="37464E"/>
-                            <w:spacing w:val="-2"/>
-                            <w:sz w:val="18"/>
-                          </w:rPr>
-                          <w:t>poblacion_tiempos</w:t>
-                        </w:r>
-                        <w:proofErr w:type="spellEnd"/>
-                        <w:r>
-                          <w:rPr>
-                            <w:rFonts w:ascii="Courier New"/>
-                            <w:color w:val="37464E"/>
-                            <w:spacing w:val="-2"/>
-                            <w:sz w:val="18"/>
-                          </w:rPr>
-                          <w:t>)</w:t>
+                          <w:t>np.std(poblacion_tiempos)</w:t>
                         </w:r>
                       </w:p>
                       <w:p>
@@ -4179,8 +3367,6 @@
                             <w:sz w:val="18"/>
                           </w:rPr>
                         </w:pPr>
-                        <w:proofErr w:type="spellStart"/>
-                        <w:proofErr w:type="gramStart"/>
                         <w:r>
                           <w:rPr>
                             <w:rFonts w:ascii="Courier New" w:hAnsi="Courier New"/>
@@ -4189,7 +3375,6 @@
                           </w:rPr>
                           <w:t>print</w:t>
                         </w:r>
-                        <w:proofErr w:type="spellEnd"/>
                         <w:r>
                           <w:rPr>
                             <w:rFonts w:ascii="Courier New" w:hAnsi="Courier New"/>
@@ -4198,8 +3383,6 @@
                           </w:rPr>
                           <w:t>(</w:t>
                         </w:r>
-                        <w:proofErr w:type="spellStart"/>
-                        <w:proofErr w:type="gramEnd"/>
                         <w:r>
                           <w:rPr>
                             <w:rFonts w:ascii="Courier New" w:hAnsi="Courier New"/>
@@ -4208,7 +3391,6 @@
                           </w:rPr>
                           <w:t>f"La</w:t>
                         </w:r>
-                        <w:proofErr w:type="spellEnd"/>
                         <w:r>
                           <w:rPr>
                             <w:rFonts w:ascii="Courier New" w:hAnsi="Courier New"/>
@@ -4254,8 +3436,6 @@
                             <w:sz w:val="18"/>
                           </w:rPr>
                         </w:pPr>
-                        <w:proofErr w:type="spellStart"/>
-                        <w:proofErr w:type="gramStart"/>
                         <w:r>
                           <w:rPr>
                             <w:rFonts w:ascii="Courier New" w:hAnsi="Courier New"/>
@@ -4264,7 +3444,6 @@
                           </w:rPr>
                           <w:t>print</w:t>
                         </w:r>
-                        <w:proofErr w:type="spellEnd"/>
                         <w:r>
                           <w:rPr>
                             <w:rFonts w:ascii="Courier New" w:hAnsi="Courier New"/>
@@ -4273,24 +3452,13 @@
                           </w:rPr>
                           <w:t>(</w:t>
                         </w:r>
-                        <w:proofErr w:type="spellStart"/>
-                        <w:proofErr w:type="gramEnd"/>
                         <w:r>
                           <w:rPr>
                             <w:rFonts w:ascii="Courier New" w:hAnsi="Courier New"/>
                             <w:color w:val="178037"/>
                             <w:sz w:val="18"/>
                           </w:rPr>
-                          <w:t>f"La</w:t>
-                        </w:r>
-                        <w:proofErr w:type="spellEnd"/>
-                        <w:r>
-                          <w:rPr>
-                            <w:rFonts w:ascii="Courier New" w:hAnsi="Courier New"/>
-                            <w:color w:val="178037"/>
-                            <w:sz w:val="18"/>
-                          </w:rPr>
-                          <w:t xml:space="preserve"> desviación estándar poblacional (σ) es: {std_poblacional:.2f} </w:t>
+                          <w:t xml:space="preserve">f"La desviación estándar poblacional (σ) es: {std_poblacional:.2f} </w:t>
                         </w:r>
                         <w:r>
                           <w:rPr>
@@ -4507,61 +3675,13 @@
                           </w:rPr>
                           <w:t xml:space="preserve">normal) </w:t>
                         </w:r>
-                        <w:proofErr w:type="spellStart"/>
-                        <w:proofErr w:type="gramStart"/>
                         <w:r>
                           <w:rPr>
                             <w:rFonts w:ascii="Courier New" w:hAnsi="Courier New"/>
                             <w:color w:val="37464E"/>
                             <w:sz w:val="18"/>
                           </w:rPr>
-                          <w:t>sns.histplot</w:t>
-                        </w:r>
-                        <w:proofErr w:type="spellEnd"/>
-                        <w:proofErr w:type="gramEnd"/>
-                        <w:r>
-                          <w:rPr>
-                            <w:rFonts w:ascii="Courier New" w:hAnsi="Courier New"/>
-                            <w:color w:val="37464E"/>
-                            <w:sz w:val="18"/>
-                          </w:rPr>
-                          <w:t>(</w:t>
-                        </w:r>
-                        <w:proofErr w:type="spellStart"/>
-                        <w:r>
-                          <w:rPr>
-                            <w:rFonts w:ascii="Courier New" w:hAnsi="Courier New"/>
-                            <w:color w:val="37464E"/>
-                            <w:sz w:val="18"/>
-                          </w:rPr>
-                          <w:t>poblacion_tiempos</w:t>
-                        </w:r>
-                        <w:proofErr w:type="spellEnd"/>
-                        <w:r>
-                          <w:rPr>
-                            <w:rFonts w:ascii="Courier New" w:hAnsi="Courier New"/>
-                            <w:color w:val="37464E"/>
-                            <w:sz w:val="18"/>
-                          </w:rPr>
-                          <w:t xml:space="preserve">, </w:t>
-                        </w:r>
-                        <w:proofErr w:type="spellStart"/>
-                        <w:r>
-                          <w:rPr>
-                            <w:rFonts w:ascii="Courier New" w:hAnsi="Courier New"/>
-                            <w:color w:val="37464E"/>
-                            <w:sz w:val="18"/>
-                          </w:rPr>
-                          <w:t>kde</w:t>
-                        </w:r>
-                        <w:proofErr w:type="spellEnd"/>
-                        <w:r>
-                          <w:rPr>
-                            <w:rFonts w:ascii="Courier New" w:hAnsi="Courier New"/>
-                            <w:color w:val="37464E"/>
-                            <w:sz w:val="18"/>
-                          </w:rPr>
-                          <w:t>=True)</w:t>
+                          <w:t>sns.histplot(poblacion_tiempos, kde=True)</w:t>
                         </w:r>
                       </w:p>
                       <w:p>
@@ -4573,25 +3693,13 @@
                             <w:sz w:val="18"/>
                           </w:rPr>
                         </w:pPr>
-                        <w:proofErr w:type="spellStart"/>
-                        <w:proofErr w:type="gramStart"/>
                         <w:r>
                           <w:rPr>
                             <w:rFonts w:ascii="Courier New" w:hAnsi="Courier New"/>
                             <w:color w:val="37464E"/>
                             <w:sz w:val="18"/>
                           </w:rPr>
-                          <w:t>plt.title</w:t>
-                        </w:r>
-                        <w:proofErr w:type="spellEnd"/>
-                        <w:proofErr w:type="gramEnd"/>
-                        <w:r>
-                          <w:rPr>
-                            <w:rFonts w:ascii="Courier New" w:hAnsi="Courier New"/>
-                            <w:color w:val="37464E"/>
-                            <w:sz w:val="18"/>
-                          </w:rPr>
-                          <w:t>(</w:t>
+                          <w:t>plt.title(</w:t>
                         </w:r>
                         <w:r>
                           <w:rPr>
@@ -4709,46 +3817,24 @@
                             <w:color w:val="37464E"/>
                             <w:sz w:val="18"/>
                           </w:rPr>
-                          <w:t xml:space="preserve">) </w:t>
-                        </w:r>
-                        <w:proofErr w:type="spellStart"/>
-                        <w:proofErr w:type="gramStart"/>
+                          <w:t>) plt.xlabel(</w:t>
+                        </w:r>
+                        <w:r>
+                          <w:rPr>
+                            <w:rFonts w:ascii="Courier New" w:hAnsi="Courier New"/>
+                            <w:color w:val="178037"/>
+                            <w:sz w:val="18"/>
+                          </w:rPr>
+                          <w:t>"Tiempo de Entrega (minutos)"</w:t>
+                        </w:r>
                         <w:r>
                           <w:rPr>
                             <w:rFonts w:ascii="Courier New" w:hAnsi="Courier New"/>
                             <w:color w:val="37464E"/>
                             <w:sz w:val="18"/>
                           </w:rPr>
-                          <w:t>plt.xlabel</w:t>
-                        </w:r>
-                        <w:proofErr w:type="spellEnd"/>
-                        <w:proofErr w:type="gramEnd"/>
-                        <w:r>
-                          <w:rPr>
-                            <w:rFonts w:ascii="Courier New" w:hAnsi="Courier New"/>
-                            <w:color w:val="37464E"/>
-                            <w:sz w:val="18"/>
-                          </w:rPr>
-                          <w:t>(</w:t>
-                        </w:r>
-                        <w:r>
-                          <w:rPr>
-                            <w:rFonts w:ascii="Courier New" w:hAnsi="Courier New"/>
-                            <w:color w:val="178037"/>
-                            <w:sz w:val="18"/>
-                          </w:rPr>
-                          <w:t>"Tiempo de Entrega (minutos)"</w:t>
-                        </w:r>
-                        <w:r>
-                          <w:rPr>
-                            <w:rFonts w:ascii="Courier New" w:hAnsi="Courier New"/>
-                            <w:color w:val="37464E"/>
-                            <w:sz w:val="18"/>
-                          </w:rPr>
                           <w:t xml:space="preserve">) </w:t>
                         </w:r>
-                        <w:proofErr w:type="spellStart"/>
-                        <w:proofErr w:type="gramStart"/>
                         <w:r>
                           <w:rPr>
                             <w:rFonts w:ascii="Courier New" w:hAnsi="Courier New"/>
@@ -4756,18 +3842,7 @@
                             <w:spacing w:val="-2"/>
                             <w:sz w:val="18"/>
                           </w:rPr>
-                          <w:t>plt.ylabel</w:t>
-                        </w:r>
-                        <w:proofErr w:type="spellEnd"/>
-                        <w:proofErr w:type="gramEnd"/>
-                        <w:r>
-                          <w:rPr>
-                            <w:rFonts w:ascii="Courier New" w:hAnsi="Courier New"/>
-                            <w:color w:val="37464E"/>
-                            <w:spacing w:val="-2"/>
-                            <w:sz w:val="18"/>
-                          </w:rPr>
-                          <w:t>(</w:t>
+                          <w:t>plt.ylabel(</w:t>
                         </w:r>
                         <w:r>
                           <w:rPr>
@@ -4796,8 +3871,6 @@
                             <w:sz w:val="18"/>
                           </w:rPr>
                         </w:pPr>
-                        <w:proofErr w:type="spellStart"/>
-                        <w:proofErr w:type="gramStart"/>
                         <w:r>
                           <w:rPr>
                             <w:rFonts w:ascii="Courier New"/>
@@ -4805,18 +3878,7 @@
                             <w:spacing w:val="-2"/>
                             <w:sz w:val="18"/>
                           </w:rPr>
-                          <w:t>plt.show</w:t>
-                        </w:r>
-                        <w:proofErr w:type="spellEnd"/>
-                        <w:proofErr w:type="gramEnd"/>
-                        <w:r>
-                          <w:rPr>
-                            <w:rFonts w:ascii="Courier New"/>
-                            <w:color w:val="37464E"/>
-                            <w:spacing w:val="-2"/>
-                            <w:sz w:val="18"/>
-                          </w:rPr>
-                          <w:t>()</w:t>
+                          <w:t>plt.show()</w:t>
                         </w:r>
                       </w:p>
                     </w:txbxContent>
@@ -5311,15 +4373,9 @@
         </w:rPr>
         <w:t xml:space="preserve"> </w:t>
       </w:r>
-      <w:proofErr w:type="spellStart"/>
-      <w:r>
-        <w:t>NumPy</w:t>
-      </w:r>
-      <w:proofErr w:type="spellEnd"/>
-      <w:r>
-        <w:t xml:space="preserve"> llamado </w:t>
-      </w:r>
-      <w:proofErr w:type="spellStart"/>
+      <w:r>
+        <w:t xml:space="preserve">NumPy llamado </w:t>
+      </w:r>
       <w:r>
         <w:rPr>
           <w:rFonts w:ascii="Courier New" w:hAnsi="Courier New"/>
@@ -5327,7 +4383,6 @@
         </w:rPr>
         <w:t>medias_muestrales</w:t>
       </w:r>
-      <w:proofErr w:type="spellEnd"/>
       <w:r>
         <w:t>.</w:t>
       </w:r>
@@ -5517,7 +4572,6 @@
         </w:rPr>
         <w:t xml:space="preserve"> </w:t>
       </w:r>
-      <w:proofErr w:type="spellStart"/>
       <w:r>
         <w:rPr>
           <w:rFonts w:ascii="Courier New" w:hAnsi="Courier New"/>
@@ -5526,7 +4580,6 @@
         </w:rPr>
         <w:t>medias_muestrales</w:t>
       </w:r>
-      <w:proofErr w:type="spellEnd"/>
       <w:r>
         <w:rPr>
           <w:spacing w:val="-2"/>
@@ -5682,7 +4735,6 @@
         <w:spacing w:before="36"/>
         <w:ind w:left="2183"/>
       </w:pPr>
-      <w:proofErr w:type="spellStart"/>
       <w:r>
         <w:rPr>
           <w:rFonts w:ascii="Courier New"/>
@@ -5691,7 +4743,6 @@
         </w:rPr>
         <w:t>media_poblacional</w:t>
       </w:r>
-      <w:proofErr w:type="spellEnd"/>
       <w:r>
         <w:rPr>
           <w:spacing w:val="-2"/>
@@ -5713,15 +4764,7 @@
         <w:ind w:right="432"/>
       </w:pPr>
       <w:r>
-        <w:t>Calcula el error estándar teórico usando la fórmula del TLC: SE=</w:t>
-      </w:r>
-      <w:proofErr w:type="spellStart"/>
-      <w:r>
-        <w:t>fracsigmasqrtn</w:t>
-      </w:r>
-      <w:proofErr w:type="spellEnd"/>
-      <w:r>
-        <w:t>.</w:t>
+        <w:t>Calcula el error estándar teórico usando la fórmula del TLC: SE=fracsigmasqrtn.</w:t>
       </w:r>
       <w:r>
         <w:rPr>
@@ -5795,7 +4838,6 @@
       <w:r>
         <w:t xml:space="preserve">estándar que obtuviste de tus </w:t>
       </w:r>
-      <w:proofErr w:type="spellStart"/>
       <w:r>
         <w:rPr>
           <w:rFonts w:ascii="Courier New" w:hAnsi="Courier New"/>
@@ -5803,7 +4845,6 @@
         </w:rPr>
         <w:t>medias_muestrales</w:t>
       </w:r>
-      <w:proofErr w:type="spellEnd"/>
       <w:r>
         <w:t>?</w:t>
       </w:r>
@@ -5855,7 +4896,6 @@
         </w:rPr>
         <w:t xml:space="preserve">de las </w:t>
       </w:r>
-      <w:proofErr w:type="spellStart"/>
       <w:r>
         <w:rPr>
           <w:rFonts w:ascii="Courier New" w:hAnsi="Courier New"/>
@@ -5864,7 +4904,6 @@
         </w:rPr>
         <w:t>medias_muestrales</w:t>
       </w:r>
-      <w:proofErr w:type="spellEnd"/>
       <w:r>
         <w:rPr>
           <w:spacing w:val="-2"/>
@@ -7046,7 +6085,6 @@
           <w:lang w:val="en-US"/>
         </w:rPr>
       </w:pPr>
-      <w:proofErr w:type="spellStart"/>
       <w:r>
         <w:rPr>
           <w:b/>
@@ -7054,22 +6092,38 @@
           <w:lang w:val="en-US"/>
         </w:rPr>
         <w:lastRenderedPageBreak/>
-        <w:t>Estudiante</w:t>
-      </w:r>
-      <w:proofErr w:type="spellEnd"/>
+        <w:t>Estudiante:</w:t>
+      </w:r>
+      <w:r>
+        <w:rPr>
+          <w:lang w:val="en-US"/>
+        </w:rPr>
+        <w:t xml:space="preserve"> Valeria Fariña</w:t>
+      </w:r>
+    </w:p>
+    <w:p>
+      <w:pPr>
+        <w:pStyle w:val="BodyText"/>
+        <w:spacing w:line="273" w:lineRule="auto"/>
+        <w:ind w:right="36"/>
+        <w:jc w:val="both"/>
+        <w:rPr>
+          <w:lang w:val="en-US"/>
+        </w:rPr>
+      </w:pPr>
       <w:r>
         <w:rPr>
           <w:b/>
           <w:bCs/>
           <w:lang w:val="en-US"/>
         </w:rPr>
-        <w:t>:</w:t>
+        <w:t>Programa:</w:t>
       </w:r>
       <w:r>
         <w:rPr>
           <w:lang w:val="en-US"/>
         </w:rPr>
-        <w:t xml:space="preserve"> Valeria Fariña</w:t>
+        <w:t xml:space="preserve"> Especialización en Fundamentos de Ciencia de Datos</w:t>
       </w:r>
     </w:p>
     <w:p>
@@ -7082,167 +6136,34 @@
           <w:lang w:val="en-US"/>
         </w:rPr>
       </w:pPr>
-      <w:proofErr w:type="spellStart"/>
       <w:r>
         <w:rPr>
           <w:b/>
           <w:bCs/>
           <w:lang w:val="en-US"/>
         </w:rPr>
-        <w:t>Programa</w:t>
-      </w:r>
-      <w:proofErr w:type="spellEnd"/>
+        <w:t>Institución:</w:t>
+      </w:r>
+      <w:r>
+        <w:rPr>
+          <w:lang w:val="en-US"/>
+        </w:rPr>
+        <w:t xml:space="preserve"> IGT Chile / Corporación Nueva Ciaspo (SENCE - Talento Digital para Chile)</w:t>
+      </w:r>
+    </w:p>
+    <w:p>
+      <w:pPr>
+        <w:pStyle w:val="BodyText"/>
+        <w:spacing w:line="273" w:lineRule="auto"/>
+        <w:ind w:right="36"/>
+      </w:pPr>
       <w:r>
         <w:rPr>
           <w:b/>
           <w:bCs/>
           <w:lang w:val="en-US"/>
         </w:rPr>
-        <w:t>:</w:t>
-      </w:r>
-      <w:r>
-        <w:rPr>
-          <w:lang w:val="en-US"/>
-        </w:rPr>
-        <w:t xml:space="preserve"> </w:t>
-      </w:r>
-      <w:proofErr w:type="spellStart"/>
-      <w:r>
-        <w:rPr>
-          <w:lang w:val="en-US"/>
-        </w:rPr>
-        <w:t>Especialización</w:t>
-      </w:r>
-      <w:proofErr w:type="spellEnd"/>
-      <w:r>
-        <w:rPr>
-          <w:lang w:val="en-US"/>
-        </w:rPr>
-        <w:t xml:space="preserve"> </w:t>
-      </w:r>
-      <w:proofErr w:type="spellStart"/>
-      <w:r>
-        <w:rPr>
-          <w:lang w:val="en-US"/>
-        </w:rPr>
-        <w:t>en</w:t>
-      </w:r>
-      <w:proofErr w:type="spellEnd"/>
-      <w:r>
-        <w:rPr>
-          <w:lang w:val="en-US"/>
-        </w:rPr>
-        <w:t xml:space="preserve"> </w:t>
-      </w:r>
-      <w:proofErr w:type="spellStart"/>
-      <w:r>
-        <w:rPr>
-          <w:lang w:val="en-US"/>
-        </w:rPr>
-        <w:t>Fundamentos</w:t>
-      </w:r>
-      <w:proofErr w:type="spellEnd"/>
-      <w:r>
-        <w:rPr>
-          <w:lang w:val="en-US"/>
-        </w:rPr>
-        <w:t xml:space="preserve"> de Ciencia de Datos</w:t>
-      </w:r>
-    </w:p>
-    <w:p>
-      <w:pPr>
-        <w:pStyle w:val="BodyText"/>
-        <w:spacing w:line="273" w:lineRule="auto"/>
-        <w:ind w:right="36"/>
-        <w:jc w:val="both"/>
-        <w:rPr>
-          <w:lang w:val="en-US"/>
-        </w:rPr>
-      </w:pPr>
-      <w:proofErr w:type="spellStart"/>
-      <w:r>
-        <w:rPr>
-          <w:b/>
-          <w:bCs/>
-          <w:lang w:val="en-US"/>
-        </w:rPr>
-        <w:t>Institución</w:t>
-      </w:r>
-      <w:proofErr w:type="spellEnd"/>
-      <w:r>
-        <w:rPr>
-          <w:b/>
-          <w:bCs/>
-          <w:lang w:val="en-US"/>
-        </w:rPr>
-        <w:t>:</w:t>
-      </w:r>
-      <w:r>
-        <w:rPr>
-          <w:lang w:val="en-US"/>
-        </w:rPr>
-        <w:t xml:space="preserve"> IGT Chile / Corporación Nueva </w:t>
-      </w:r>
-      <w:proofErr w:type="spellStart"/>
-      <w:r>
-        <w:rPr>
-          <w:lang w:val="en-US"/>
-        </w:rPr>
-        <w:t>Ciaspo</w:t>
-      </w:r>
-      <w:proofErr w:type="spellEnd"/>
-      <w:r>
-        <w:rPr>
-          <w:lang w:val="en-US"/>
-        </w:rPr>
-        <w:t xml:space="preserve"> (SENCE - Talento Digital </w:t>
-      </w:r>
-      <w:proofErr w:type="gramStart"/>
-      <w:r>
-        <w:rPr>
-          <w:lang w:val="en-US"/>
-        </w:rPr>
-        <w:t>para Chile</w:t>
-      </w:r>
-      <w:proofErr w:type="gramEnd"/>
-      <w:r>
-        <w:rPr>
-          <w:lang w:val="en-US"/>
-        </w:rPr>
-        <w:t>)</w:t>
-      </w:r>
-    </w:p>
-    <w:p>
-      <w:pPr>
-        <w:pStyle w:val="BodyText"/>
-        <w:spacing w:line="273" w:lineRule="auto"/>
-        <w:ind w:right="36"/>
-      </w:pPr>
-      <w:r>
-        <w:rPr>
-          <w:b/>
-          <w:bCs/>
-          <w:lang w:val="en-US"/>
-        </w:rPr>
-        <w:t xml:space="preserve">URL del </w:t>
-      </w:r>
-      <w:proofErr w:type="spellStart"/>
-      <w:r>
-        <w:rPr>
-          <w:b/>
-          <w:bCs/>
-          <w:lang w:val="en-US"/>
-        </w:rPr>
-        <w:t>Repositorio</w:t>
-      </w:r>
-      <w:proofErr w:type="spellEnd"/>
-      <w:r>
-        <w:rPr>
-          <w:b/>
-          <w:bCs/>
-          <w:lang w:val="en-US"/>
-        </w:rPr>
-        <w:t>:</w:t>
+        <w:t>URL del Repositorio:</w:t>
       </w:r>
       <w:r>
         <w:rPr>
@@ -7352,413 +6273,7 @@
         <w:rPr>
           <w:lang w:val="en-US"/>
         </w:rPr>
-        <w:t xml:space="preserve">En el </w:t>
-      </w:r>
-      <w:proofErr w:type="spellStart"/>
-      <w:r>
-        <w:rPr>
-          <w:lang w:val="en-US"/>
-        </w:rPr>
-        <w:t>negocio</w:t>
-      </w:r>
-      <w:proofErr w:type="spellEnd"/>
-      <w:r>
-        <w:rPr>
-          <w:lang w:val="en-US"/>
-        </w:rPr>
-        <w:t xml:space="preserve"> de la </w:t>
-      </w:r>
-      <w:proofErr w:type="spellStart"/>
-      <w:r>
-        <w:rPr>
-          <w:lang w:val="en-US"/>
-        </w:rPr>
-        <w:t>logística</w:t>
-      </w:r>
-      <w:proofErr w:type="spellEnd"/>
-      <w:r>
-        <w:rPr>
-          <w:lang w:val="en-US"/>
-        </w:rPr>
-        <w:t xml:space="preserve">, </w:t>
-      </w:r>
-      <w:proofErr w:type="spellStart"/>
-      <w:r>
-        <w:rPr>
-          <w:lang w:val="en-US"/>
-        </w:rPr>
-        <w:t>dar</w:t>
-      </w:r>
-      <w:proofErr w:type="spellEnd"/>
-      <w:r>
-        <w:rPr>
-          <w:lang w:val="en-US"/>
-        </w:rPr>
-        <w:t xml:space="preserve"> un </w:t>
-      </w:r>
-      <w:proofErr w:type="spellStart"/>
-      <w:r>
-        <w:rPr>
-          <w:lang w:val="en-US"/>
-        </w:rPr>
-        <w:t>tiempo</w:t>
-      </w:r>
-      <w:proofErr w:type="spellEnd"/>
-      <w:r>
-        <w:rPr>
-          <w:lang w:val="en-US"/>
-        </w:rPr>
-        <w:t xml:space="preserve"> </w:t>
-      </w:r>
-      <w:proofErr w:type="spellStart"/>
-      <w:r>
-        <w:rPr>
-          <w:lang w:val="en-US"/>
-        </w:rPr>
-        <w:t>estimado</w:t>
-      </w:r>
-      <w:proofErr w:type="spellEnd"/>
-      <w:r>
-        <w:rPr>
-          <w:lang w:val="en-US"/>
-        </w:rPr>
-        <w:t xml:space="preserve"> de </w:t>
-      </w:r>
-      <w:proofErr w:type="spellStart"/>
-      <w:r>
-        <w:rPr>
-          <w:lang w:val="en-US"/>
-        </w:rPr>
-        <w:t>entrega</w:t>
-      </w:r>
-      <w:proofErr w:type="spellEnd"/>
-      <w:r>
-        <w:rPr>
-          <w:lang w:val="en-US"/>
-        </w:rPr>
-        <w:t xml:space="preserve"> </w:t>
-      </w:r>
-      <w:proofErr w:type="spellStart"/>
-      <w:r>
-        <w:rPr>
-          <w:lang w:val="en-US"/>
-        </w:rPr>
-        <w:t>preciso</w:t>
-      </w:r>
-      <w:proofErr w:type="spellEnd"/>
-      <w:r>
-        <w:rPr>
-          <w:lang w:val="en-US"/>
-        </w:rPr>
-        <w:t xml:space="preserve"> es clave para la </w:t>
-      </w:r>
-      <w:proofErr w:type="spellStart"/>
-      <w:r>
-        <w:rPr>
-          <w:lang w:val="en-US"/>
-        </w:rPr>
-        <w:t>satisfacción</w:t>
-      </w:r>
-      <w:proofErr w:type="spellEnd"/>
-      <w:r>
-        <w:rPr>
-          <w:lang w:val="en-US"/>
-        </w:rPr>
-        <w:t xml:space="preserve"> del </w:t>
-      </w:r>
-      <w:proofErr w:type="spellStart"/>
-      <w:r>
-        <w:rPr>
-          <w:lang w:val="en-US"/>
-        </w:rPr>
-        <w:t>cliente</w:t>
-      </w:r>
-      <w:proofErr w:type="spellEnd"/>
-      <w:r>
-        <w:rPr>
-          <w:lang w:val="en-US"/>
-        </w:rPr>
-        <w:t xml:space="preserve">. Sin embargo, </w:t>
-      </w:r>
-      <w:proofErr w:type="spellStart"/>
-      <w:r>
-        <w:rPr>
-          <w:lang w:val="en-US"/>
-        </w:rPr>
-        <w:t>en</w:t>
-      </w:r>
-      <w:proofErr w:type="spellEnd"/>
-      <w:r>
-        <w:rPr>
-          <w:lang w:val="en-US"/>
-        </w:rPr>
-        <w:t xml:space="preserve"> el día a día </w:t>
-      </w:r>
-      <w:proofErr w:type="spellStart"/>
-      <w:r>
-        <w:rPr>
-          <w:lang w:val="en-US"/>
-        </w:rPr>
-        <w:t>ocurren</w:t>
-      </w:r>
-      <w:proofErr w:type="spellEnd"/>
-      <w:r>
-        <w:rPr>
-          <w:lang w:val="en-US"/>
-        </w:rPr>
-        <w:t xml:space="preserve"> </w:t>
-      </w:r>
-      <w:proofErr w:type="spellStart"/>
-      <w:r>
-        <w:rPr>
-          <w:lang w:val="en-US"/>
-        </w:rPr>
-        <w:t>imprevistos</w:t>
-      </w:r>
-      <w:proofErr w:type="spellEnd"/>
-      <w:r>
-        <w:rPr>
-          <w:lang w:val="en-US"/>
-        </w:rPr>
-        <w:t xml:space="preserve">: </w:t>
-      </w:r>
-      <w:proofErr w:type="spellStart"/>
-      <w:r>
-        <w:rPr>
-          <w:lang w:val="en-US"/>
-        </w:rPr>
-        <w:t>tráfico</w:t>
-      </w:r>
-      <w:proofErr w:type="spellEnd"/>
-      <w:r>
-        <w:rPr>
-          <w:lang w:val="en-US"/>
-        </w:rPr>
-        <w:t xml:space="preserve"> </w:t>
-      </w:r>
-      <w:proofErr w:type="spellStart"/>
-      <w:r>
-        <w:rPr>
-          <w:lang w:val="en-US"/>
-        </w:rPr>
-        <w:t>pesado</w:t>
-      </w:r>
-      <w:proofErr w:type="spellEnd"/>
-      <w:r>
-        <w:rPr>
-          <w:lang w:val="en-US"/>
-        </w:rPr>
-        <w:t xml:space="preserve">, </w:t>
-      </w:r>
-      <w:proofErr w:type="spellStart"/>
-      <w:r>
-        <w:rPr>
-          <w:lang w:val="en-US"/>
-        </w:rPr>
-        <w:t>problemas</w:t>
-      </w:r>
-      <w:proofErr w:type="spellEnd"/>
-      <w:r>
-        <w:rPr>
-          <w:lang w:val="en-US"/>
-        </w:rPr>
-        <w:t xml:space="preserve"> de </w:t>
-      </w:r>
-      <w:proofErr w:type="spellStart"/>
-      <w:r>
-        <w:rPr>
-          <w:lang w:val="en-US"/>
-        </w:rPr>
-        <w:t>clima</w:t>
-      </w:r>
-      <w:proofErr w:type="spellEnd"/>
-      <w:r>
-        <w:rPr>
-          <w:lang w:val="en-US"/>
-        </w:rPr>
-        <w:t xml:space="preserve"> o </w:t>
-      </w:r>
-      <w:proofErr w:type="spellStart"/>
-      <w:r>
-        <w:rPr>
-          <w:lang w:val="en-US"/>
-        </w:rPr>
-        <w:t>demoras</w:t>
-      </w:r>
-      <w:proofErr w:type="spellEnd"/>
-      <w:r>
-        <w:rPr>
-          <w:lang w:val="en-US"/>
-        </w:rPr>
-        <w:t xml:space="preserve"> </w:t>
-      </w:r>
-      <w:proofErr w:type="spellStart"/>
-      <w:r>
-        <w:rPr>
-          <w:lang w:val="en-US"/>
-        </w:rPr>
-        <w:t>en</w:t>
-      </w:r>
-      <w:proofErr w:type="spellEnd"/>
-      <w:r>
-        <w:rPr>
-          <w:lang w:val="en-US"/>
-        </w:rPr>
-        <w:t xml:space="preserve"> la carga de </w:t>
-      </w:r>
-      <w:proofErr w:type="spellStart"/>
-      <w:r>
-        <w:rPr>
-          <w:lang w:val="en-US"/>
-        </w:rPr>
-        <w:t>paquetes</w:t>
-      </w:r>
-      <w:proofErr w:type="spellEnd"/>
-      <w:r>
-        <w:rPr>
-          <w:lang w:val="en-US"/>
-        </w:rPr>
-        <w:t xml:space="preserve">. Esto </w:t>
-      </w:r>
-      <w:proofErr w:type="spellStart"/>
-      <w:r>
-        <w:rPr>
-          <w:lang w:val="en-US"/>
-        </w:rPr>
-        <w:t>hace</w:t>
-      </w:r>
-      <w:proofErr w:type="spellEnd"/>
-      <w:r>
-        <w:rPr>
-          <w:lang w:val="en-US"/>
-        </w:rPr>
-        <w:t xml:space="preserve"> </w:t>
-      </w:r>
-      <w:proofErr w:type="spellStart"/>
-      <w:r>
-        <w:rPr>
-          <w:lang w:val="en-US"/>
-        </w:rPr>
-        <w:t>que</w:t>
-      </w:r>
-      <w:proofErr w:type="spellEnd"/>
-      <w:r>
-        <w:rPr>
-          <w:lang w:val="en-US"/>
-        </w:rPr>
-        <w:t xml:space="preserve"> </w:t>
-      </w:r>
-      <w:proofErr w:type="spellStart"/>
-      <w:r>
-        <w:rPr>
-          <w:lang w:val="en-US"/>
-        </w:rPr>
-        <w:t>analizar</w:t>
-      </w:r>
-      <w:proofErr w:type="spellEnd"/>
-      <w:r>
-        <w:rPr>
-          <w:lang w:val="en-US"/>
-        </w:rPr>
-        <w:t xml:space="preserve"> </w:t>
-      </w:r>
-      <w:proofErr w:type="spellStart"/>
-      <w:r>
-        <w:rPr>
-          <w:lang w:val="en-US"/>
-        </w:rPr>
-        <w:t>entregas</w:t>
-      </w:r>
-      <w:proofErr w:type="spellEnd"/>
-      <w:r>
-        <w:rPr>
-          <w:lang w:val="en-US"/>
-        </w:rPr>
-        <w:t xml:space="preserve"> </w:t>
-      </w:r>
-      <w:proofErr w:type="spellStart"/>
-      <w:r>
-        <w:rPr>
-          <w:lang w:val="en-US"/>
-        </w:rPr>
-        <w:t>individuales</w:t>
-      </w:r>
-      <w:proofErr w:type="spellEnd"/>
-      <w:r>
-        <w:rPr>
-          <w:lang w:val="en-US"/>
-        </w:rPr>
-        <w:t xml:space="preserve"> sea </w:t>
-      </w:r>
-      <w:proofErr w:type="spellStart"/>
-      <w:r>
-        <w:rPr>
-          <w:lang w:val="en-US"/>
-        </w:rPr>
-        <w:t>complicado</w:t>
-      </w:r>
-      <w:proofErr w:type="spellEnd"/>
-      <w:r>
-        <w:rPr>
-          <w:lang w:val="en-US"/>
-        </w:rPr>
-        <w:t xml:space="preserve"> y poco </w:t>
-      </w:r>
-      <w:proofErr w:type="spellStart"/>
-      <w:r>
-        <w:rPr>
-          <w:lang w:val="en-US"/>
-        </w:rPr>
-        <w:t>confiable</w:t>
-      </w:r>
-      <w:proofErr w:type="spellEnd"/>
-      <w:r>
-        <w:rPr>
-          <w:lang w:val="en-US"/>
-        </w:rPr>
-        <w:t xml:space="preserve"> para </w:t>
-      </w:r>
-      <w:proofErr w:type="spellStart"/>
-      <w:r>
-        <w:rPr>
-          <w:lang w:val="en-US"/>
-        </w:rPr>
-        <w:t>hacer</w:t>
-      </w:r>
-      <w:proofErr w:type="spellEnd"/>
-      <w:r>
-        <w:rPr>
-          <w:lang w:val="en-US"/>
-        </w:rPr>
-        <w:t xml:space="preserve"> </w:t>
-      </w:r>
-      <w:proofErr w:type="spellStart"/>
-      <w:r>
-        <w:rPr>
-          <w:lang w:val="en-US"/>
-        </w:rPr>
-        <w:t>promesas</w:t>
-      </w:r>
-      <w:proofErr w:type="spellEnd"/>
-      <w:r>
-        <w:rPr>
-          <w:lang w:val="en-US"/>
-        </w:rPr>
-        <w:t xml:space="preserve"> de </w:t>
-      </w:r>
-      <w:proofErr w:type="spellStart"/>
-      <w:r>
-        <w:rPr>
-          <w:lang w:val="en-US"/>
-        </w:rPr>
-        <w:t>servicio</w:t>
-      </w:r>
-      <w:proofErr w:type="spellEnd"/>
-      <w:r>
-        <w:rPr>
-          <w:lang w:val="en-US"/>
-        </w:rPr>
-        <w:t>.</w:t>
+        <w:t>En el negocio de la logística, dar un tiempo estimado de entrega preciso es clave para la satisfacción del cliente. Sin embargo, en el día a día ocurren imprevistos: tráfico pesado, problemas de clima o demoras en la carga de paquetes. Esto hace que analizar entregas individuales sea complicado y poco confiable para hacer promesas de servicio.</w:t>
       </w:r>
     </w:p>
     <w:p>
@@ -7775,565 +6290,19 @@
         <w:rPr>
           <w:lang w:val="en-US"/>
         </w:rPr>
-        <w:t xml:space="preserve">Para </w:t>
-      </w:r>
-      <w:proofErr w:type="spellStart"/>
+        <w:t>Para solucionar este problema, en este estudio analizamos el comportamiento de los tiempos de entrega no de forma individual, sino agrupando las entregas en lotes. Utilizando un principio fundamental de la estadística (el Teorema del Límite Central</w:t>
+      </w:r>
       <w:r>
         <w:rPr>
           <w:lang w:val="en-US"/>
         </w:rPr>
-        <w:t>solucionar</w:t>
-      </w:r>
-      <w:proofErr w:type="spellEnd"/>
+        <w:t>-TLC</w:t>
+      </w:r>
       <w:r>
         <w:rPr>
           <w:lang w:val="en-US"/>
         </w:rPr>
-        <w:t xml:space="preserve"> </w:t>
-      </w:r>
-      <w:proofErr w:type="spellStart"/>
-      <w:r>
-        <w:rPr>
-          <w:lang w:val="en-US"/>
-        </w:rPr>
-        <w:t>este</w:t>
-      </w:r>
-      <w:proofErr w:type="spellEnd"/>
-      <w:r>
-        <w:rPr>
-          <w:lang w:val="en-US"/>
-        </w:rPr>
-        <w:t xml:space="preserve"> </w:t>
-      </w:r>
-      <w:proofErr w:type="spellStart"/>
-      <w:r>
-        <w:rPr>
-          <w:lang w:val="en-US"/>
-        </w:rPr>
-        <w:t>problema</w:t>
-      </w:r>
-      <w:proofErr w:type="spellEnd"/>
-      <w:r>
-        <w:rPr>
-          <w:lang w:val="en-US"/>
-        </w:rPr>
-        <w:t xml:space="preserve">, </w:t>
-      </w:r>
-      <w:proofErr w:type="spellStart"/>
-      <w:r>
-        <w:rPr>
-          <w:lang w:val="en-US"/>
-        </w:rPr>
-        <w:t>en</w:t>
-      </w:r>
-      <w:proofErr w:type="spellEnd"/>
-      <w:r>
-        <w:rPr>
-          <w:lang w:val="en-US"/>
-        </w:rPr>
-        <w:t xml:space="preserve"> </w:t>
-      </w:r>
-      <w:proofErr w:type="spellStart"/>
-      <w:r>
-        <w:rPr>
-          <w:lang w:val="en-US"/>
-        </w:rPr>
-        <w:t>este</w:t>
-      </w:r>
-      <w:proofErr w:type="spellEnd"/>
-      <w:r>
-        <w:rPr>
-          <w:lang w:val="en-US"/>
-        </w:rPr>
-        <w:t xml:space="preserve"> </w:t>
-      </w:r>
-      <w:proofErr w:type="spellStart"/>
-      <w:r>
-        <w:rPr>
-          <w:lang w:val="en-US"/>
-        </w:rPr>
-        <w:t>estudio</w:t>
-      </w:r>
-      <w:proofErr w:type="spellEnd"/>
-      <w:r>
-        <w:rPr>
-          <w:lang w:val="en-US"/>
-        </w:rPr>
-        <w:t xml:space="preserve"> </w:t>
-      </w:r>
-      <w:proofErr w:type="spellStart"/>
-      <w:r>
-        <w:rPr>
-          <w:lang w:val="en-US"/>
-        </w:rPr>
-        <w:t>analizamos</w:t>
-      </w:r>
-      <w:proofErr w:type="spellEnd"/>
-      <w:r>
-        <w:rPr>
-          <w:lang w:val="en-US"/>
-        </w:rPr>
-        <w:t xml:space="preserve"> el </w:t>
-      </w:r>
-      <w:proofErr w:type="spellStart"/>
-      <w:r>
-        <w:rPr>
-          <w:lang w:val="en-US"/>
-        </w:rPr>
-        <w:t>comportamiento</w:t>
-      </w:r>
-      <w:proofErr w:type="spellEnd"/>
-      <w:r>
-        <w:rPr>
-          <w:lang w:val="en-US"/>
-        </w:rPr>
-        <w:t xml:space="preserve"> de </w:t>
-      </w:r>
-      <w:proofErr w:type="spellStart"/>
-      <w:r>
-        <w:rPr>
-          <w:lang w:val="en-US"/>
-        </w:rPr>
-        <w:t>los</w:t>
-      </w:r>
-      <w:proofErr w:type="spellEnd"/>
-      <w:r>
-        <w:rPr>
-          <w:lang w:val="en-US"/>
-        </w:rPr>
-        <w:t xml:space="preserve"> </w:t>
-      </w:r>
-      <w:proofErr w:type="spellStart"/>
-      <w:r>
-        <w:rPr>
-          <w:lang w:val="en-US"/>
-        </w:rPr>
-        <w:t>tiempos</w:t>
-      </w:r>
-      <w:proofErr w:type="spellEnd"/>
-      <w:r>
-        <w:rPr>
-          <w:lang w:val="en-US"/>
-        </w:rPr>
-        <w:t xml:space="preserve"> de </w:t>
-      </w:r>
-      <w:proofErr w:type="spellStart"/>
-      <w:r>
-        <w:rPr>
-          <w:lang w:val="en-US"/>
-        </w:rPr>
-        <w:t>entrega</w:t>
-      </w:r>
-      <w:proofErr w:type="spellEnd"/>
-      <w:r>
-        <w:rPr>
-          <w:lang w:val="en-US"/>
-        </w:rPr>
-        <w:t xml:space="preserve"> </w:t>
-      </w:r>
-      <w:proofErr w:type="gramStart"/>
-      <w:r>
-        <w:rPr>
-          <w:lang w:val="en-US"/>
-        </w:rPr>
-        <w:t>no</w:t>
-      </w:r>
-      <w:proofErr w:type="gramEnd"/>
-      <w:r>
-        <w:rPr>
-          <w:lang w:val="en-US"/>
-        </w:rPr>
-        <w:t xml:space="preserve"> de forma individual, </w:t>
-      </w:r>
-      <w:proofErr w:type="spellStart"/>
-      <w:r>
-        <w:rPr>
-          <w:lang w:val="en-US"/>
-        </w:rPr>
-        <w:t>sino</w:t>
-      </w:r>
-      <w:proofErr w:type="spellEnd"/>
-      <w:r>
-        <w:rPr>
-          <w:lang w:val="en-US"/>
-        </w:rPr>
-        <w:t xml:space="preserve"> </w:t>
-      </w:r>
-      <w:proofErr w:type="spellStart"/>
-      <w:r>
-        <w:rPr>
-          <w:lang w:val="en-US"/>
-        </w:rPr>
-        <w:t>agrupando</w:t>
-      </w:r>
-      <w:proofErr w:type="spellEnd"/>
-      <w:r>
-        <w:rPr>
-          <w:lang w:val="en-US"/>
-        </w:rPr>
-        <w:t xml:space="preserve"> las </w:t>
-      </w:r>
-      <w:proofErr w:type="spellStart"/>
-      <w:r>
-        <w:rPr>
-          <w:lang w:val="en-US"/>
-        </w:rPr>
-        <w:t>entregas</w:t>
-      </w:r>
-      <w:proofErr w:type="spellEnd"/>
-      <w:r>
-        <w:rPr>
-          <w:lang w:val="en-US"/>
-        </w:rPr>
-        <w:t xml:space="preserve"> </w:t>
-      </w:r>
-      <w:proofErr w:type="spellStart"/>
-      <w:r>
-        <w:rPr>
-          <w:lang w:val="en-US"/>
-        </w:rPr>
-        <w:t>en</w:t>
-      </w:r>
-      <w:proofErr w:type="spellEnd"/>
-      <w:r>
-        <w:rPr>
-          <w:lang w:val="en-US"/>
-        </w:rPr>
-        <w:t xml:space="preserve"> </w:t>
-      </w:r>
-      <w:proofErr w:type="spellStart"/>
-      <w:r>
-        <w:rPr>
-          <w:lang w:val="en-US"/>
-        </w:rPr>
-        <w:t>lotes</w:t>
-      </w:r>
-      <w:proofErr w:type="spellEnd"/>
-      <w:r>
-        <w:rPr>
-          <w:lang w:val="en-US"/>
-        </w:rPr>
-        <w:t xml:space="preserve">. </w:t>
-      </w:r>
-      <w:proofErr w:type="spellStart"/>
-      <w:r>
-        <w:rPr>
-          <w:lang w:val="en-US"/>
-        </w:rPr>
-        <w:t>Utilizando</w:t>
-      </w:r>
-      <w:proofErr w:type="spellEnd"/>
-      <w:r>
-        <w:rPr>
-          <w:lang w:val="en-US"/>
-        </w:rPr>
-        <w:t xml:space="preserve"> un principio fundamental de la </w:t>
-      </w:r>
-      <w:proofErr w:type="spellStart"/>
-      <w:r>
-        <w:rPr>
-          <w:lang w:val="en-US"/>
-        </w:rPr>
-        <w:t>estadística</w:t>
-      </w:r>
-      <w:proofErr w:type="spellEnd"/>
-      <w:r>
-        <w:rPr>
-          <w:lang w:val="en-US"/>
-        </w:rPr>
-        <w:t xml:space="preserve"> (el </w:t>
-      </w:r>
-      <w:proofErr w:type="spellStart"/>
-      <w:r>
-        <w:rPr>
-          <w:lang w:val="en-US"/>
-        </w:rPr>
-        <w:t>Teorema</w:t>
-      </w:r>
-      <w:proofErr w:type="spellEnd"/>
-      <w:r>
-        <w:rPr>
-          <w:lang w:val="en-US"/>
-        </w:rPr>
-        <w:t xml:space="preserve"> del </w:t>
-      </w:r>
-      <w:proofErr w:type="spellStart"/>
-      <w:r>
-        <w:rPr>
-          <w:lang w:val="en-US"/>
-        </w:rPr>
-        <w:t>Límite</w:t>
-      </w:r>
-      <w:proofErr w:type="spellEnd"/>
-      <w:r>
-        <w:rPr>
-          <w:lang w:val="en-US"/>
-        </w:rPr>
-        <w:t xml:space="preserve"> Central</w:t>
-      </w:r>
-      <w:r>
-        <w:rPr>
-          <w:lang w:val="en-US"/>
-        </w:rPr>
-        <w:t>-TLC</w:t>
-      </w:r>
-      <w:r>
-        <w:rPr>
-          <w:lang w:val="en-US"/>
-        </w:rPr>
-        <w:t xml:space="preserve">), </w:t>
-      </w:r>
-      <w:proofErr w:type="spellStart"/>
-      <w:r>
-        <w:rPr>
-          <w:lang w:val="en-US"/>
-        </w:rPr>
-        <w:t>demostramos</w:t>
-      </w:r>
-      <w:proofErr w:type="spellEnd"/>
-      <w:r>
-        <w:rPr>
-          <w:lang w:val="en-US"/>
-        </w:rPr>
-        <w:t xml:space="preserve"> </w:t>
-      </w:r>
-      <w:proofErr w:type="spellStart"/>
-      <w:r>
-        <w:rPr>
-          <w:lang w:val="en-US"/>
-        </w:rPr>
-        <w:t>cómo</w:t>
-      </w:r>
-      <w:proofErr w:type="spellEnd"/>
-      <w:r>
-        <w:rPr>
-          <w:lang w:val="en-US"/>
-        </w:rPr>
-        <w:t xml:space="preserve"> la </w:t>
-      </w:r>
-      <w:proofErr w:type="spellStart"/>
-      <w:r>
-        <w:rPr>
-          <w:lang w:val="en-US"/>
-        </w:rPr>
-        <w:t>agrupación</w:t>
-      </w:r>
-      <w:proofErr w:type="spellEnd"/>
-      <w:r>
-        <w:rPr>
-          <w:lang w:val="en-US"/>
-        </w:rPr>
-        <w:t xml:space="preserve"> de </w:t>
-      </w:r>
-      <w:proofErr w:type="spellStart"/>
-      <w:r>
-        <w:rPr>
-          <w:lang w:val="en-US"/>
-        </w:rPr>
-        <w:t>datos</w:t>
-      </w:r>
-      <w:proofErr w:type="spellEnd"/>
-      <w:r>
-        <w:rPr>
-          <w:lang w:val="en-US"/>
-        </w:rPr>
-        <w:t xml:space="preserve"> </w:t>
-      </w:r>
-      <w:proofErr w:type="spellStart"/>
-      <w:r>
-        <w:rPr>
-          <w:lang w:val="en-US"/>
-        </w:rPr>
-        <w:t>nos</w:t>
-      </w:r>
-      <w:proofErr w:type="spellEnd"/>
-      <w:r>
-        <w:rPr>
-          <w:lang w:val="en-US"/>
-        </w:rPr>
-        <w:t xml:space="preserve"> </w:t>
-      </w:r>
-      <w:proofErr w:type="spellStart"/>
-      <w:r>
-        <w:rPr>
-          <w:lang w:val="en-US"/>
-        </w:rPr>
-        <w:t>permite</w:t>
-      </w:r>
-      <w:proofErr w:type="spellEnd"/>
-      <w:r>
-        <w:rPr>
-          <w:lang w:val="en-US"/>
-        </w:rPr>
-        <w:t xml:space="preserve"> </w:t>
-      </w:r>
-      <w:proofErr w:type="spellStart"/>
-      <w:r>
-        <w:rPr>
-          <w:lang w:val="en-US"/>
-        </w:rPr>
-        <w:t>predecir</w:t>
-      </w:r>
-      <w:proofErr w:type="spellEnd"/>
-      <w:r>
-        <w:rPr>
-          <w:lang w:val="en-US"/>
-        </w:rPr>
-        <w:t xml:space="preserve"> </w:t>
-      </w:r>
-      <w:proofErr w:type="spellStart"/>
-      <w:r>
-        <w:rPr>
-          <w:lang w:val="en-US"/>
-        </w:rPr>
-        <w:t>los</w:t>
-      </w:r>
-      <w:proofErr w:type="spellEnd"/>
-      <w:r>
-        <w:rPr>
-          <w:lang w:val="en-US"/>
-        </w:rPr>
-        <w:t xml:space="preserve"> </w:t>
-      </w:r>
-      <w:proofErr w:type="spellStart"/>
-      <w:r>
-        <w:rPr>
-          <w:lang w:val="en-US"/>
-        </w:rPr>
-        <w:t>tiempos</w:t>
-      </w:r>
-      <w:proofErr w:type="spellEnd"/>
-      <w:r>
-        <w:rPr>
-          <w:lang w:val="en-US"/>
-        </w:rPr>
-        <w:t xml:space="preserve"> de </w:t>
-      </w:r>
-      <w:proofErr w:type="spellStart"/>
-      <w:r>
-        <w:rPr>
-          <w:lang w:val="en-US"/>
-        </w:rPr>
-        <w:t>entrega</w:t>
-      </w:r>
-      <w:proofErr w:type="spellEnd"/>
-      <w:r>
-        <w:rPr>
-          <w:lang w:val="en-US"/>
-        </w:rPr>
-        <w:t xml:space="preserve"> con </w:t>
-      </w:r>
-      <w:proofErr w:type="spellStart"/>
-      <w:r>
-        <w:rPr>
-          <w:lang w:val="en-US"/>
-        </w:rPr>
-        <w:t>alta</w:t>
-      </w:r>
-      <w:proofErr w:type="spellEnd"/>
-      <w:r>
-        <w:rPr>
-          <w:lang w:val="en-US"/>
-        </w:rPr>
-        <w:t xml:space="preserve"> </w:t>
-      </w:r>
-      <w:proofErr w:type="spellStart"/>
-      <w:r>
-        <w:rPr>
-          <w:lang w:val="en-US"/>
-        </w:rPr>
-        <w:t>precisión</w:t>
-      </w:r>
-      <w:proofErr w:type="spellEnd"/>
-      <w:r>
-        <w:rPr>
-          <w:lang w:val="en-US"/>
-        </w:rPr>
-        <w:t xml:space="preserve"> y </w:t>
-      </w:r>
-      <w:proofErr w:type="spellStart"/>
-      <w:r>
-        <w:rPr>
-          <w:lang w:val="en-US"/>
-        </w:rPr>
-        <w:t>calcular</w:t>
-      </w:r>
-      <w:proofErr w:type="spellEnd"/>
-      <w:r>
-        <w:rPr>
-          <w:lang w:val="en-US"/>
-        </w:rPr>
-        <w:t xml:space="preserve"> la </w:t>
-      </w:r>
-      <w:proofErr w:type="spellStart"/>
-      <w:r>
-        <w:rPr>
-          <w:lang w:val="en-US"/>
-        </w:rPr>
-        <w:t>probabilidad</w:t>
-      </w:r>
-      <w:proofErr w:type="spellEnd"/>
-      <w:r>
-        <w:rPr>
-          <w:lang w:val="en-US"/>
-        </w:rPr>
-        <w:t xml:space="preserve"> de </w:t>
-      </w:r>
-      <w:proofErr w:type="spellStart"/>
-      <w:r>
-        <w:rPr>
-          <w:lang w:val="en-US"/>
-        </w:rPr>
-        <w:t>cumplir</w:t>
-      </w:r>
-      <w:proofErr w:type="spellEnd"/>
-      <w:r>
-        <w:rPr>
-          <w:lang w:val="en-US"/>
-        </w:rPr>
-        <w:t xml:space="preserve"> </w:t>
-      </w:r>
-      <w:proofErr w:type="spellStart"/>
-      <w:r>
-        <w:rPr>
-          <w:lang w:val="en-US"/>
-        </w:rPr>
-        <w:t>metas</w:t>
-      </w:r>
-      <w:proofErr w:type="spellEnd"/>
-      <w:r>
-        <w:rPr>
-          <w:lang w:val="en-US"/>
-        </w:rPr>
-        <w:t xml:space="preserve"> de </w:t>
-      </w:r>
-      <w:proofErr w:type="spellStart"/>
-      <w:r>
-        <w:rPr>
-          <w:lang w:val="en-US"/>
-        </w:rPr>
-        <w:t>tiempo</w:t>
-      </w:r>
-      <w:proofErr w:type="spellEnd"/>
-      <w:r>
-        <w:rPr>
-          <w:lang w:val="en-US"/>
-        </w:rPr>
-        <w:t xml:space="preserve"> </w:t>
-      </w:r>
-      <w:proofErr w:type="spellStart"/>
-      <w:r>
-        <w:rPr>
-          <w:lang w:val="en-US"/>
-        </w:rPr>
-        <w:t>operativas</w:t>
-      </w:r>
-      <w:proofErr w:type="spellEnd"/>
-      <w:r>
-        <w:rPr>
-          <w:lang w:val="en-US"/>
-        </w:rPr>
-        <w:t>.</w:t>
+        <w:t>), demostramos cómo la agrupación de datos nos permite predecir los tiempos de entrega con alta precisión y calcular la probabilidad de cumplir metas de tiempo operativas.</w:t>
       </w:r>
     </w:p>
     <w:p>
@@ -8365,7 +6334,6 @@
           <w:spacing w:val="-2"/>
         </w:rPr>
       </w:pPr>
-      <w:proofErr w:type="spellStart"/>
       <w:r>
         <w:rPr>
           <w:color w:val="666666"/>
@@ -8373,7 +6341,6 @@
         </w:rPr>
         <w:t>Metodología</w:t>
       </w:r>
-      <w:proofErr w:type="spellEnd"/>
     </w:p>
     <w:p>
       <w:pPr>
@@ -8389,133 +6356,7 @@
         <w:rPr>
           <w:lang w:val="en-US"/>
         </w:rPr>
-        <w:t xml:space="preserve">Para </w:t>
-      </w:r>
-      <w:proofErr w:type="spellStart"/>
-      <w:r>
-        <w:rPr>
-          <w:lang w:val="en-US"/>
-        </w:rPr>
-        <w:t>este</w:t>
-      </w:r>
-      <w:proofErr w:type="spellEnd"/>
-      <w:r>
-        <w:rPr>
-          <w:lang w:val="en-US"/>
-        </w:rPr>
-        <w:t xml:space="preserve"> </w:t>
-      </w:r>
-      <w:proofErr w:type="spellStart"/>
-      <w:r>
-        <w:rPr>
-          <w:lang w:val="en-US"/>
-        </w:rPr>
-        <w:t>análisis</w:t>
-      </w:r>
-      <w:proofErr w:type="spellEnd"/>
-      <w:r>
-        <w:rPr>
-          <w:lang w:val="en-US"/>
-        </w:rPr>
-        <w:t xml:space="preserve"> se </w:t>
-      </w:r>
-      <w:proofErr w:type="spellStart"/>
-      <w:r>
-        <w:rPr>
-          <w:lang w:val="en-US"/>
-        </w:rPr>
-        <w:t>registraron</w:t>
-      </w:r>
-      <w:proofErr w:type="spellEnd"/>
-      <w:r>
-        <w:rPr>
-          <w:lang w:val="en-US"/>
-        </w:rPr>
-        <w:t xml:space="preserve"> </w:t>
-      </w:r>
-      <w:proofErr w:type="spellStart"/>
-      <w:r>
-        <w:rPr>
-          <w:lang w:val="en-US"/>
-        </w:rPr>
-        <w:t>los</w:t>
-      </w:r>
-      <w:proofErr w:type="spellEnd"/>
-      <w:r>
-        <w:rPr>
-          <w:lang w:val="en-US"/>
-        </w:rPr>
-        <w:t xml:space="preserve"> </w:t>
-      </w:r>
-      <w:proofErr w:type="spellStart"/>
-      <w:r>
-        <w:rPr>
-          <w:lang w:val="en-US"/>
-        </w:rPr>
-        <w:t>tiempos</w:t>
-      </w:r>
-      <w:proofErr w:type="spellEnd"/>
-      <w:r>
-        <w:rPr>
-          <w:lang w:val="en-US"/>
-        </w:rPr>
-        <w:t xml:space="preserve"> de 5.000 </w:t>
-      </w:r>
-      <w:proofErr w:type="spellStart"/>
-      <w:r>
-        <w:rPr>
-          <w:lang w:val="en-US"/>
-        </w:rPr>
-        <w:t>entregas</w:t>
-      </w:r>
-      <w:proofErr w:type="spellEnd"/>
-      <w:r>
-        <w:rPr>
-          <w:lang w:val="en-US"/>
-        </w:rPr>
-        <w:t xml:space="preserve"> </w:t>
-      </w:r>
-      <w:proofErr w:type="spellStart"/>
-      <w:r>
-        <w:rPr>
-          <w:lang w:val="en-US"/>
-        </w:rPr>
-        <w:t>realizadas</w:t>
-      </w:r>
-      <w:proofErr w:type="spellEnd"/>
-      <w:r>
-        <w:rPr>
-          <w:lang w:val="en-US"/>
-        </w:rPr>
-        <w:t xml:space="preserve"> </w:t>
-      </w:r>
-      <w:proofErr w:type="spellStart"/>
-      <w:r>
-        <w:rPr>
-          <w:lang w:val="en-US"/>
-        </w:rPr>
-        <w:t>por</w:t>
-      </w:r>
-      <w:proofErr w:type="spellEnd"/>
-      <w:r>
-        <w:rPr>
-          <w:lang w:val="en-US"/>
-        </w:rPr>
-        <w:t xml:space="preserve"> la </w:t>
-      </w:r>
-      <w:proofErr w:type="spellStart"/>
-      <w:r>
-        <w:rPr>
-          <w:lang w:val="en-US"/>
-        </w:rPr>
-        <w:t>empresa</w:t>
-      </w:r>
-      <w:proofErr w:type="spellEnd"/>
-      <w:r>
-        <w:rPr>
-          <w:lang w:val="en-US"/>
-        </w:rPr>
-        <w:t xml:space="preserve">: </w:t>
+        <w:t xml:space="preserve">Para este análisis se registraron los tiempos de 5.000 entregas realizadas por la empresa: </w:t>
       </w:r>
     </w:p>
     <w:p>
@@ -8547,91 +6388,7 @@
         <w:rPr>
           <w:spacing w:val="-2"/>
         </w:rPr>
-        <w:t xml:space="preserve"> 74,52 </w:t>
-      </w:r>
-      <w:proofErr w:type="spellStart"/>
-      <w:r>
-        <w:rPr>
-          <w:spacing w:val="-2"/>
-        </w:rPr>
-        <w:t>minutos</w:t>
-      </w:r>
-      <w:proofErr w:type="spellEnd"/>
-      <w:r>
-        <w:rPr>
-          <w:spacing w:val="-2"/>
-        </w:rPr>
-        <w:t xml:space="preserve">. Es lo </w:t>
-      </w:r>
-      <w:proofErr w:type="spellStart"/>
-      <w:r>
-        <w:rPr>
-          <w:spacing w:val="-2"/>
-        </w:rPr>
-        <w:t>que</w:t>
-      </w:r>
-      <w:proofErr w:type="spellEnd"/>
-      <w:r>
-        <w:rPr>
-          <w:spacing w:val="-2"/>
-        </w:rPr>
-        <w:t xml:space="preserve"> </w:t>
-      </w:r>
-      <w:proofErr w:type="spellStart"/>
-      <w:r>
-        <w:rPr>
-          <w:spacing w:val="-2"/>
-        </w:rPr>
-        <w:t>tarda</w:t>
-      </w:r>
-      <w:proofErr w:type="spellEnd"/>
-      <w:r>
-        <w:rPr>
-          <w:spacing w:val="-2"/>
-        </w:rPr>
-        <w:t xml:space="preserve"> </w:t>
-      </w:r>
-      <w:proofErr w:type="spellStart"/>
-      <w:r>
-        <w:rPr>
-          <w:spacing w:val="-2"/>
-        </w:rPr>
-        <w:t>en</w:t>
-      </w:r>
-      <w:proofErr w:type="spellEnd"/>
-      <w:r>
-        <w:rPr>
-          <w:spacing w:val="-2"/>
-        </w:rPr>
-        <w:t xml:space="preserve"> </w:t>
-      </w:r>
-      <w:proofErr w:type="spellStart"/>
-      <w:r>
-        <w:rPr>
-          <w:spacing w:val="-2"/>
-        </w:rPr>
-        <w:t>promedio</w:t>
-      </w:r>
-      <w:proofErr w:type="spellEnd"/>
-      <w:r>
-        <w:rPr>
-          <w:spacing w:val="-2"/>
-        </w:rPr>
-        <w:t xml:space="preserve"> un </w:t>
-      </w:r>
-      <w:proofErr w:type="spellStart"/>
-      <w:r>
-        <w:rPr>
-          <w:spacing w:val="-2"/>
-        </w:rPr>
-        <w:t>envío</w:t>
-      </w:r>
-      <w:proofErr w:type="spellEnd"/>
-      <w:r>
-        <w:rPr>
-          <w:spacing w:val="-2"/>
-        </w:rPr>
-        <w:t xml:space="preserve"> individual. </w:t>
+        <w:t xml:space="preserve"> 74,52 minutos. Es lo que tarda en promedio un envío individual. </w:t>
       </w:r>
     </w:p>
     <w:p>
@@ -8651,239 +6408,19 @@
           <w:spacing w:val="-2"/>
         </w:rPr>
       </w:pPr>
-      <w:proofErr w:type="spellStart"/>
       <w:r>
         <w:rPr>
           <w:i/>
           <w:iCs/>
           <w:spacing w:val="-2"/>
         </w:rPr>
-        <w:t>Variación</w:t>
-      </w:r>
-      <w:proofErr w:type="spellEnd"/>
-      <w:r>
-        <w:rPr>
-          <w:i/>
-          <w:iCs/>
-          <w:spacing w:val="-2"/>
-        </w:rPr>
-        <w:t xml:space="preserve"> de </w:t>
-      </w:r>
-      <w:proofErr w:type="spellStart"/>
-      <w:r>
-        <w:rPr>
-          <w:i/>
-          <w:iCs/>
-          <w:spacing w:val="-2"/>
-        </w:rPr>
-        <w:t>los</w:t>
-      </w:r>
-      <w:proofErr w:type="spellEnd"/>
-      <w:r>
-        <w:rPr>
-          <w:i/>
-          <w:iCs/>
-          <w:spacing w:val="-2"/>
-        </w:rPr>
-        <w:t xml:space="preserve"> </w:t>
-      </w:r>
-      <w:proofErr w:type="spellStart"/>
-      <w:r>
-        <w:rPr>
-          <w:i/>
-          <w:iCs/>
-          <w:spacing w:val="-2"/>
-        </w:rPr>
-        <w:t>tiempos</w:t>
-      </w:r>
-      <w:proofErr w:type="spellEnd"/>
-      <w:r>
-        <w:rPr>
-          <w:spacing w:val="-2"/>
-        </w:rPr>
-        <w:t xml:space="preserve">: 47,11 </w:t>
-      </w:r>
-      <w:proofErr w:type="spellStart"/>
-      <w:r>
-        <w:rPr>
-          <w:spacing w:val="-2"/>
-        </w:rPr>
-        <w:t>minutos</w:t>
-      </w:r>
-      <w:proofErr w:type="spellEnd"/>
-      <w:r>
-        <w:rPr>
-          <w:spacing w:val="-2"/>
-        </w:rPr>
-        <w:t xml:space="preserve">. </w:t>
-      </w:r>
-      <w:proofErr w:type="spellStart"/>
-      <w:r>
-        <w:rPr>
-          <w:spacing w:val="-2"/>
-        </w:rPr>
-        <w:t>Muestra</w:t>
-      </w:r>
-      <w:proofErr w:type="spellEnd"/>
-      <w:r>
-        <w:rPr>
-          <w:spacing w:val="-2"/>
-        </w:rPr>
-        <w:t xml:space="preserve"> </w:t>
-      </w:r>
-      <w:proofErr w:type="spellStart"/>
-      <w:r>
-        <w:rPr>
-          <w:spacing w:val="-2"/>
-        </w:rPr>
-        <w:t>que</w:t>
-      </w:r>
-      <w:proofErr w:type="spellEnd"/>
-      <w:r>
-        <w:rPr>
-          <w:spacing w:val="-2"/>
-        </w:rPr>
-        <w:t xml:space="preserve"> las </w:t>
-      </w:r>
-      <w:proofErr w:type="spellStart"/>
-      <w:r>
-        <w:rPr>
-          <w:spacing w:val="-2"/>
-        </w:rPr>
-        <w:t>entregas</w:t>
-      </w:r>
-      <w:proofErr w:type="spellEnd"/>
-      <w:r>
-        <w:rPr>
-          <w:spacing w:val="-2"/>
-        </w:rPr>
-        <w:t xml:space="preserve"> </w:t>
-      </w:r>
-      <w:proofErr w:type="spellStart"/>
-      <w:r>
-        <w:rPr>
-          <w:spacing w:val="-2"/>
-        </w:rPr>
-        <w:t>individuales</w:t>
-      </w:r>
-      <w:proofErr w:type="spellEnd"/>
-      <w:r>
-        <w:rPr>
-          <w:spacing w:val="-2"/>
-        </w:rPr>
-        <w:t xml:space="preserve"> </w:t>
-      </w:r>
-      <w:proofErr w:type="spellStart"/>
-      <w:r>
-        <w:rPr>
-          <w:spacing w:val="-2"/>
-        </w:rPr>
-        <w:t>cambian</w:t>
-      </w:r>
-      <w:proofErr w:type="spellEnd"/>
-      <w:r>
-        <w:rPr>
-          <w:spacing w:val="-2"/>
-        </w:rPr>
-        <w:t xml:space="preserve"> </w:t>
-      </w:r>
-      <w:proofErr w:type="spellStart"/>
-      <w:r>
-        <w:rPr>
-          <w:spacing w:val="-2"/>
-        </w:rPr>
-        <w:t>muchísimo</w:t>
-      </w:r>
-      <w:proofErr w:type="spellEnd"/>
-      <w:r>
-        <w:rPr>
-          <w:spacing w:val="-2"/>
-        </w:rPr>
-        <w:t xml:space="preserve"> entre </w:t>
-      </w:r>
-      <w:proofErr w:type="spellStart"/>
-      <w:r>
-        <w:rPr>
-          <w:spacing w:val="-2"/>
-        </w:rPr>
-        <w:t>sí</w:t>
-      </w:r>
-      <w:proofErr w:type="spellEnd"/>
-      <w:r>
-        <w:rPr>
-          <w:spacing w:val="-2"/>
-        </w:rPr>
-        <w:t xml:space="preserve"> (hay </w:t>
-      </w:r>
-      <w:proofErr w:type="spellStart"/>
-      <w:r>
-        <w:rPr>
-          <w:spacing w:val="-2"/>
-        </w:rPr>
-        <w:t>envíos</w:t>
-      </w:r>
-      <w:proofErr w:type="spellEnd"/>
-      <w:r>
-        <w:rPr>
-          <w:spacing w:val="-2"/>
-        </w:rPr>
-        <w:t xml:space="preserve"> </w:t>
-      </w:r>
-      <w:proofErr w:type="spellStart"/>
-      <w:r>
-        <w:rPr>
-          <w:spacing w:val="-2"/>
-        </w:rPr>
-        <w:t>muy</w:t>
-      </w:r>
-      <w:proofErr w:type="spellEnd"/>
-      <w:r>
-        <w:rPr>
-          <w:spacing w:val="-2"/>
-        </w:rPr>
-        <w:t xml:space="preserve"> </w:t>
-      </w:r>
-      <w:proofErr w:type="spellStart"/>
-      <w:r>
-        <w:rPr>
-          <w:spacing w:val="-2"/>
-        </w:rPr>
-        <w:t>rápidos</w:t>
-      </w:r>
-      <w:proofErr w:type="spellEnd"/>
-      <w:r>
-        <w:rPr>
-          <w:spacing w:val="-2"/>
-        </w:rPr>
-        <w:t xml:space="preserve"> y </w:t>
-      </w:r>
-      <w:proofErr w:type="spellStart"/>
-      <w:r>
-        <w:rPr>
-          <w:spacing w:val="-2"/>
-        </w:rPr>
-        <w:t>otros</w:t>
-      </w:r>
-      <w:proofErr w:type="spellEnd"/>
-      <w:r>
-        <w:rPr>
-          <w:spacing w:val="-2"/>
-        </w:rPr>
-        <w:t xml:space="preserve"> </w:t>
-      </w:r>
-      <w:proofErr w:type="spellStart"/>
-      <w:r>
-        <w:rPr>
-          <w:spacing w:val="-2"/>
-        </w:rPr>
-        <w:t>muy</w:t>
-      </w:r>
-      <w:proofErr w:type="spellEnd"/>
-      <w:r>
-        <w:rPr>
-          <w:spacing w:val="-2"/>
-        </w:rPr>
-        <w:t xml:space="preserve"> lentos). </w:t>
+        <w:t>Variación de los tiempos</w:t>
+      </w:r>
+      <w:r>
+        <w:rPr>
+          <w:spacing w:val="-2"/>
+        </w:rPr>
+        <w:t xml:space="preserve">: 47,11 minutos. Muestra que las entregas individuales cambian muchísimo entre sí (hay envíos muy rápidos y otros muy lentos). </w:t>
       </w:r>
     </w:p>
     <w:p>
@@ -8896,299 +6433,11 @@
           <w:lang w:val="en-US"/>
         </w:rPr>
       </w:pPr>
-      <w:proofErr w:type="spellStart"/>
       <w:r>
         <w:rPr>
           <w:lang w:val="en-US"/>
         </w:rPr>
-        <w:t>Debido</w:t>
-      </w:r>
-      <w:proofErr w:type="spellEnd"/>
-      <w:r>
-        <w:rPr>
-          <w:lang w:val="en-US"/>
-        </w:rPr>
-        <w:t xml:space="preserve"> a </w:t>
-      </w:r>
-      <w:proofErr w:type="spellStart"/>
-      <w:r>
-        <w:rPr>
-          <w:lang w:val="en-US"/>
-        </w:rPr>
-        <w:t>esta</w:t>
-      </w:r>
-      <w:proofErr w:type="spellEnd"/>
-      <w:r>
-        <w:rPr>
-          <w:lang w:val="en-US"/>
-        </w:rPr>
-        <w:t xml:space="preserve"> </w:t>
-      </w:r>
-      <w:proofErr w:type="spellStart"/>
-      <w:r>
-        <w:rPr>
-          <w:lang w:val="en-US"/>
-        </w:rPr>
-        <w:t>alta</w:t>
-      </w:r>
-      <w:proofErr w:type="spellEnd"/>
-      <w:r>
-        <w:rPr>
-          <w:lang w:val="en-US"/>
-        </w:rPr>
-        <w:t xml:space="preserve"> </w:t>
-      </w:r>
-      <w:proofErr w:type="spellStart"/>
-      <w:r>
-        <w:rPr>
-          <w:lang w:val="en-US"/>
-        </w:rPr>
-        <w:t>variación</w:t>
-      </w:r>
-      <w:proofErr w:type="spellEnd"/>
-      <w:r>
-        <w:rPr>
-          <w:lang w:val="en-US"/>
-        </w:rPr>
-        <w:t xml:space="preserve"> </w:t>
-      </w:r>
-      <w:proofErr w:type="spellStart"/>
-      <w:r>
-        <w:rPr>
-          <w:lang w:val="en-US"/>
-        </w:rPr>
-        <w:t>en</w:t>
-      </w:r>
-      <w:proofErr w:type="spellEnd"/>
-      <w:r>
-        <w:rPr>
-          <w:lang w:val="en-US"/>
-        </w:rPr>
-        <w:t xml:space="preserve"> </w:t>
-      </w:r>
-      <w:proofErr w:type="spellStart"/>
-      <w:r>
-        <w:rPr>
-          <w:lang w:val="en-US"/>
-        </w:rPr>
-        <w:t>envíos</w:t>
-      </w:r>
-      <w:proofErr w:type="spellEnd"/>
-      <w:r>
-        <w:rPr>
-          <w:lang w:val="en-US"/>
-        </w:rPr>
-        <w:t xml:space="preserve"> </w:t>
-      </w:r>
-      <w:proofErr w:type="spellStart"/>
-      <w:r>
-        <w:rPr>
-          <w:lang w:val="en-US"/>
-        </w:rPr>
-        <w:t>individuales</w:t>
-      </w:r>
-      <w:proofErr w:type="spellEnd"/>
-      <w:r>
-        <w:rPr>
-          <w:lang w:val="en-US"/>
-        </w:rPr>
-        <w:t xml:space="preserve">, </w:t>
-      </w:r>
-      <w:proofErr w:type="spellStart"/>
-      <w:r>
-        <w:rPr>
-          <w:lang w:val="en-US"/>
-        </w:rPr>
-        <w:t>medir</w:t>
-      </w:r>
-      <w:proofErr w:type="spellEnd"/>
-      <w:r>
-        <w:rPr>
-          <w:lang w:val="en-US"/>
-        </w:rPr>
-        <w:t xml:space="preserve"> el </w:t>
-      </w:r>
-      <w:proofErr w:type="spellStart"/>
-      <w:r>
-        <w:rPr>
-          <w:lang w:val="en-US"/>
-        </w:rPr>
-        <w:t>desempeño</w:t>
-      </w:r>
-      <w:proofErr w:type="spellEnd"/>
-      <w:r>
-        <w:rPr>
-          <w:lang w:val="en-US"/>
-        </w:rPr>
-        <w:t xml:space="preserve"> </w:t>
-      </w:r>
-      <w:proofErr w:type="spellStart"/>
-      <w:r>
-        <w:rPr>
-          <w:lang w:val="en-US"/>
-        </w:rPr>
-        <w:t>paquete</w:t>
-      </w:r>
-      <w:proofErr w:type="spellEnd"/>
-      <w:r>
-        <w:rPr>
-          <w:lang w:val="en-US"/>
-        </w:rPr>
-        <w:t xml:space="preserve"> </w:t>
-      </w:r>
-      <w:proofErr w:type="spellStart"/>
-      <w:r>
-        <w:rPr>
-          <w:lang w:val="en-US"/>
-        </w:rPr>
-        <w:t>por</w:t>
-      </w:r>
-      <w:proofErr w:type="spellEnd"/>
-      <w:r>
-        <w:rPr>
-          <w:lang w:val="en-US"/>
-        </w:rPr>
-        <w:t xml:space="preserve"> </w:t>
-      </w:r>
-      <w:proofErr w:type="spellStart"/>
-      <w:r>
-        <w:rPr>
-          <w:lang w:val="en-US"/>
-        </w:rPr>
-        <w:t>paquete</w:t>
-      </w:r>
-      <w:proofErr w:type="spellEnd"/>
-      <w:r>
-        <w:rPr>
-          <w:lang w:val="en-US"/>
-        </w:rPr>
-        <w:t xml:space="preserve"> no es </w:t>
-      </w:r>
-      <w:proofErr w:type="spellStart"/>
-      <w:r>
-        <w:rPr>
-          <w:lang w:val="en-US"/>
-        </w:rPr>
-        <w:t>eficiente</w:t>
-      </w:r>
-      <w:proofErr w:type="spellEnd"/>
-      <w:r>
-        <w:rPr>
-          <w:lang w:val="en-US"/>
-        </w:rPr>
-        <w:t xml:space="preserve">. Por </w:t>
-      </w:r>
-      <w:proofErr w:type="spellStart"/>
-      <w:r>
-        <w:rPr>
-          <w:lang w:val="en-US"/>
-        </w:rPr>
-        <w:t>eso</w:t>
-      </w:r>
-      <w:proofErr w:type="spellEnd"/>
-      <w:r>
-        <w:rPr>
-          <w:lang w:val="en-US"/>
-        </w:rPr>
-        <w:t xml:space="preserve">, el </w:t>
-      </w:r>
-      <w:proofErr w:type="spellStart"/>
-      <w:r>
-        <w:rPr>
-          <w:lang w:val="en-US"/>
-        </w:rPr>
-        <w:t>análisis</w:t>
-      </w:r>
-      <w:proofErr w:type="spellEnd"/>
-      <w:r>
-        <w:rPr>
-          <w:lang w:val="en-US"/>
-        </w:rPr>
-        <w:t xml:space="preserve"> se </w:t>
-      </w:r>
-      <w:proofErr w:type="spellStart"/>
-      <w:r>
-        <w:rPr>
-          <w:lang w:val="en-US"/>
-        </w:rPr>
-        <w:t>realiza</w:t>
-      </w:r>
-      <w:proofErr w:type="spellEnd"/>
-      <w:r>
-        <w:rPr>
-          <w:lang w:val="en-US"/>
-        </w:rPr>
-        <w:t xml:space="preserve"> </w:t>
-      </w:r>
-      <w:proofErr w:type="spellStart"/>
-      <w:r>
-        <w:rPr>
-          <w:lang w:val="en-US"/>
-        </w:rPr>
-        <w:t>evaluando</w:t>
-      </w:r>
-      <w:proofErr w:type="spellEnd"/>
-      <w:r>
-        <w:rPr>
-          <w:lang w:val="en-US"/>
-        </w:rPr>
-        <w:t xml:space="preserve"> el </w:t>
-      </w:r>
-      <w:proofErr w:type="spellStart"/>
-      <w:r>
-        <w:rPr>
-          <w:lang w:val="en-US"/>
-        </w:rPr>
-        <w:t>tiempo</w:t>
-      </w:r>
-      <w:proofErr w:type="spellEnd"/>
-      <w:r>
-        <w:rPr>
-          <w:lang w:val="en-US"/>
-        </w:rPr>
-        <w:t xml:space="preserve"> </w:t>
-      </w:r>
-      <w:proofErr w:type="spellStart"/>
-      <w:r>
-        <w:rPr>
-          <w:lang w:val="en-US"/>
-        </w:rPr>
-        <w:t>promedio</w:t>
-      </w:r>
-      <w:proofErr w:type="spellEnd"/>
-      <w:r>
-        <w:rPr>
-          <w:lang w:val="en-US"/>
-        </w:rPr>
-        <w:t xml:space="preserve"> de </w:t>
-      </w:r>
-      <w:proofErr w:type="spellStart"/>
-      <w:r>
-        <w:rPr>
-          <w:lang w:val="en-US"/>
-        </w:rPr>
-        <w:t>lotes</w:t>
-      </w:r>
-      <w:proofErr w:type="spellEnd"/>
-      <w:r>
-        <w:rPr>
-          <w:lang w:val="en-US"/>
-        </w:rPr>
-        <w:t xml:space="preserve"> de </w:t>
-      </w:r>
-      <w:proofErr w:type="spellStart"/>
-      <w:r>
-        <w:rPr>
-          <w:lang w:val="en-US"/>
-        </w:rPr>
-        <w:t>entregas</w:t>
-      </w:r>
-      <w:proofErr w:type="spellEnd"/>
-      <w:r>
-        <w:rPr>
-          <w:lang w:val="en-US"/>
-        </w:rPr>
-        <w:t>.</w:t>
+        <w:t>Debido a esta alta variación en envíos individuales, medir el desempeño paquete por paquete no es eficiente. Por eso, el análisis se realiza evaluando el tiempo promedio de lotes de entregas.</w:t>
       </w:r>
     </w:p>
     <w:p>
@@ -9226,123 +6475,31 @@
         <w:rPr>
           <w:lang w:val="en-US"/>
         </w:rPr>
-        <w:t xml:space="preserve"> el trabajo diario de la empresa tomando 1.000 grupos o lotes de entregas al azar. Cada grupo contenía 40 </w:t>
-      </w:r>
-      <w:proofErr w:type="spellStart"/>
+        <w:t xml:space="preserve"> el trabajo diario de la empresa tomando 1.000 grupos o lotes de entregas al azar. Cada grupo contenía 40 entregas (</w:t>
+      </w:r>
       <w:r>
         <w:rPr>
           <w:lang w:val="en-US"/>
         </w:rPr>
-        <w:t>entregas</w:t>
-      </w:r>
-      <w:proofErr w:type="spellEnd"/>
+        <w:t>n=40</w:t>
+      </w:r>
       <w:r>
         <w:rPr>
           <w:lang w:val="en-US"/>
         </w:rPr>
-        <w:t xml:space="preserve"> (</w:t>
+        <w:t>). A cada uno de esos 1.000 grupos le calcul</w:t>
       </w:r>
       <w:r>
         <w:rPr>
           <w:lang w:val="en-US"/>
         </w:rPr>
-        <w:t>n=40</w:t>
+        <w:t>é</w:t>
       </w:r>
       <w:r>
         <w:rPr>
           <w:lang w:val="en-US"/>
         </w:rPr>
-        <w:t xml:space="preserve">). A </w:t>
-      </w:r>
-      <w:proofErr w:type="spellStart"/>
-      <w:r>
-        <w:rPr>
-          <w:lang w:val="en-US"/>
-        </w:rPr>
-        <w:t>cada</w:t>
-      </w:r>
-      <w:proofErr w:type="spellEnd"/>
-      <w:r>
-        <w:rPr>
-          <w:lang w:val="en-US"/>
-        </w:rPr>
-        <w:t xml:space="preserve"> uno de esos 1.000 </w:t>
-      </w:r>
-      <w:proofErr w:type="spellStart"/>
-      <w:r>
-        <w:rPr>
-          <w:lang w:val="en-US"/>
-        </w:rPr>
-        <w:t>grupos</w:t>
-      </w:r>
-      <w:proofErr w:type="spellEnd"/>
-      <w:r>
-        <w:rPr>
-          <w:lang w:val="en-US"/>
-        </w:rPr>
-        <w:t xml:space="preserve"> le </w:t>
-      </w:r>
-      <w:proofErr w:type="spellStart"/>
-      <w:r>
-        <w:rPr>
-          <w:lang w:val="en-US"/>
-        </w:rPr>
-        <w:t>calcul</w:t>
-      </w:r>
-      <w:r>
-        <w:rPr>
-          <w:lang w:val="en-US"/>
-        </w:rPr>
-        <w:t>é</w:t>
-      </w:r>
-      <w:proofErr w:type="spellEnd"/>
-      <w:r>
-        <w:rPr>
-          <w:lang w:val="en-US"/>
-        </w:rPr>
-        <w:t xml:space="preserve"> </w:t>
-      </w:r>
-      <w:proofErr w:type="spellStart"/>
-      <w:r>
-        <w:rPr>
-          <w:lang w:val="en-US"/>
-        </w:rPr>
-        <w:t>su</w:t>
-      </w:r>
-      <w:proofErr w:type="spellEnd"/>
-      <w:r>
-        <w:rPr>
-          <w:lang w:val="en-US"/>
-        </w:rPr>
-        <w:t xml:space="preserve"> </w:t>
-      </w:r>
-      <w:proofErr w:type="spellStart"/>
-      <w:r>
-        <w:rPr>
-          <w:lang w:val="en-US"/>
-        </w:rPr>
-        <w:t>tiempo</w:t>
-      </w:r>
-      <w:proofErr w:type="spellEnd"/>
-      <w:r>
-        <w:rPr>
-          <w:lang w:val="en-US"/>
-        </w:rPr>
-        <w:t xml:space="preserve"> </w:t>
-      </w:r>
-      <w:proofErr w:type="spellStart"/>
-      <w:r>
-        <w:rPr>
-          <w:lang w:val="en-US"/>
-        </w:rPr>
-        <w:t>promedio</w:t>
-      </w:r>
-      <w:proofErr w:type="spellEnd"/>
-      <w:r>
-        <w:rPr>
-          <w:lang w:val="en-US"/>
-        </w:rPr>
-        <w:t xml:space="preserve">. El objetivo era observar cómo se comportaban esos promedios al compararlos con los datos generales de la empresa. </w:t>
+        <w:t xml:space="preserve"> su tiempo promedio. El objetivo era observar cómo se comportaban esos promedios al compararlos con los datos generales de la empresa. </w:t>
       </w:r>
     </w:p>
     <w:p>
@@ -9362,7 +6519,6 @@
           <w:lang w:val="en-US"/>
         </w:rPr>
       </w:pPr>
-      <w:proofErr w:type="spellStart"/>
       <w:r>
         <w:rPr>
           <w:color w:val="666666"/>
@@ -9370,7 +6526,6 @@
         </w:rPr>
         <w:t>Resultados</w:t>
       </w:r>
-      <w:proofErr w:type="spellEnd"/>
     </w:p>
     <w:p>
       <w:pPr>
@@ -9395,69 +6550,19 @@
         <w:rPr>
           <w:lang w:val="en-US"/>
         </w:rPr>
-        <w:t xml:space="preserve">Al juntar y graficar los promedios de los 1.000 </w:t>
-      </w:r>
-      <w:proofErr w:type="spellStart"/>
+        <w:t xml:space="preserve">Al juntar y graficar los promedios de los 1.000 grupos, </w:t>
+      </w:r>
       <w:r>
         <w:rPr>
           <w:lang w:val="en-US"/>
         </w:rPr>
-        <w:t>grupos</w:t>
-      </w:r>
-      <w:proofErr w:type="spellEnd"/>
+        <w:t>se encuentran</w:t>
+      </w:r>
       <w:r>
         <w:rPr>
           <w:lang w:val="en-US"/>
         </w:rPr>
-        <w:t xml:space="preserve">, </w:t>
-      </w:r>
-      <w:r>
-        <w:rPr>
-          <w:lang w:val="en-US"/>
-        </w:rPr>
-        <w:t xml:space="preserve">se </w:t>
-      </w:r>
-      <w:proofErr w:type="spellStart"/>
-      <w:r>
-        <w:rPr>
-          <w:lang w:val="en-US"/>
-        </w:rPr>
-        <w:t>encuentran</w:t>
-      </w:r>
-      <w:proofErr w:type="spellEnd"/>
-      <w:r>
-        <w:rPr>
-          <w:lang w:val="en-US"/>
-        </w:rPr>
-        <w:t xml:space="preserve"> </w:t>
-      </w:r>
-      <w:proofErr w:type="spellStart"/>
-      <w:r>
-        <w:rPr>
-          <w:lang w:val="en-US"/>
-        </w:rPr>
-        <w:t>tres</w:t>
-      </w:r>
-      <w:proofErr w:type="spellEnd"/>
-      <w:r>
-        <w:rPr>
-          <w:lang w:val="en-US"/>
-        </w:rPr>
-        <w:t xml:space="preserve"> </w:t>
-      </w:r>
-      <w:proofErr w:type="spellStart"/>
-      <w:r>
-        <w:rPr>
-          <w:lang w:val="en-US"/>
-        </w:rPr>
-        <w:t>conclusiones</w:t>
-      </w:r>
-      <w:proofErr w:type="spellEnd"/>
-      <w:r>
-        <w:rPr>
-          <w:lang w:val="en-US"/>
-        </w:rPr>
-        <w:t xml:space="preserve"> clave: </w:t>
+        <w:t xml:space="preserve"> tres conclusiones clave: </w:t>
       </w:r>
     </w:p>
     <w:p>
@@ -9549,21 +6654,7 @@
         <w:rPr>
           <w:lang w:val="en-US"/>
         </w:rPr>
-        <w:t xml:space="preserve">Mientras que los envíos individuales varían casi 47 minutos, la diferencia entre el promedio de un grupo y otro fue de solo 7,42 minutos. Agrupar entregas </w:t>
-      </w:r>
-      <w:proofErr w:type="gramStart"/>
-      <w:r>
-        <w:rPr>
-          <w:lang w:val="en-US"/>
-        </w:rPr>
-        <w:t>reduce</w:t>
-      </w:r>
-      <w:proofErr w:type="gramEnd"/>
-      <w:r>
-        <w:rPr>
-          <w:lang w:val="en-US"/>
-        </w:rPr>
-        <w:t xml:space="preserve"> la incertidumbre. </w:t>
+        <w:t xml:space="preserve">Mientras que los envíos individuales varían casi 47 minutos, la diferencia entre el promedio de un grupo y otro fue de solo 7,42 minutos. Agrupar entregas reduce la incertidumbre. </w:t>
       </w:r>
     </w:p>
     <w:p>
@@ -9794,251 +6885,19 @@
         <w:rPr>
           <w:lang w:val="en-US"/>
         </w:rPr>
-        <w:t xml:space="preserve">Los </w:t>
-      </w:r>
-      <w:proofErr w:type="spellStart"/>
+        <w:t>Los resultados generados por la consola</w:t>
+      </w:r>
       <w:r>
         <w:rPr>
           <w:lang w:val="en-US"/>
         </w:rPr>
-        <w:t>resultados</w:t>
-      </w:r>
-      <w:proofErr w:type="spellEnd"/>
+        <w:t xml:space="preserve"> (Figura 1)</w:t>
+      </w:r>
       <w:r>
         <w:rPr>
           <w:lang w:val="en-US"/>
         </w:rPr>
-        <w:t xml:space="preserve"> </w:t>
-      </w:r>
-      <w:proofErr w:type="spellStart"/>
-      <w:r>
-        <w:rPr>
-          <w:lang w:val="en-US"/>
-        </w:rPr>
-        <w:t>generados</w:t>
-      </w:r>
-      <w:proofErr w:type="spellEnd"/>
-      <w:r>
-        <w:rPr>
-          <w:lang w:val="en-US"/>
-        </w:rPr>
-        <w:t xml:space="preserve"> </w:t>
-      </w:r>
-      <w:proofErr w:type="spellStart"/>
-      <w:r>
-        <w:rPr>
-          <w:lang w:val="en-US"/>
-        </w:rPr>
-        <w:t>por</w:t>
-      </w:r>
-      <w:proofErr w:type="spellEnd"/>
-      <w:r>
-        <w:rPr>
-          <w:lang w:val="en-US"/>
-        </w:rPr>
-        <w:t xml:space="preserve"> la </w:t>
-      </w:r>
-      <w:proofErr w:type="spellStart"/>
-      <w:r>
-        <w:rPr>
-          <w:lang w:val="en-US"/>
-        </w:rPr>
-        <w:t>consola</w:t>
-      </w:r>
-      <w:proofErr w:type="spellEnd"/>
-      <w:r>
-        <w:rPr>
-          <w:lang w:val="en-US"/>
-        </w:rPr>
-        <w:t xml:space="preserve"> (</w:t>
-      </w:r>
-      <w:proofErr w:type="spellStart"/>
-      <w:r>
-        <w:rPr>
-          <w:lang w:val="en-US"/>
-        </w:rPr>
-        <w:t>Figura</w:t>
-      </w:r>
-      <w:proofErr w:type="spellEnd"/>
-      <w:r>
-        <w:rPr>
-          <w:lang w:val="en-US"/>
-        </w:rPr>
-        <w:t xml:space="preserve"> 1)</w:t>
-      </w:r>
-      <w:r>
-        <w:rPr>
-          <w:lang w:val="en-US"/>
-        </w:rPr>
-        <w:t xml:space="preserve"> </w:t>
-      </w:r>
-      <w:proofErr w:type="spellStart"/>
-      <w:r>
-        <w:rPr>
-          <w:lang w:val="en-US"/>
-        </w:rPr>
-        <w:t>confirman</w:t>
-      </w:r>
-      <w:proofErr w:type="spellEnd"/>
-      <w:r>
-        <w:rPr>
-          <w:lang w:val="en-US"/>
-        </w:rPr>
-        <w:t xml:space="preserve"> la </w:t>
-      </w:r>
-      <w:proofErr w:type="spellStart"/>
-      <w:r>
-        <w:rPr>
-          <w:lang w:val="en-US"/>
-        </w:rPr>
-        <w:t>coherencia</w:t>
-      </w:r>
-      <w:proofErr w:type="spellEnd"/>
-      <w:r>
-        <w:rPr>
-          <w:lang w:val="en-US"/>
-        </w:rPr>
-        <w:t xml:space="preserve"> entre el </w:t>
-      </w:r>
-      <w:proofErr w:type="spellStart"/>
-      <w:r>
-        <w:rPr>
-          <w:lang w:val="en-US"/>
-        </w:rPr>
-        <w:t>comportamiento</w:t>
-      </w:r>
-      <w:proofErr w:type="spellEnd"/>
-      <w:r>
-        <w:rPr>
-          <w:lang w:val="en-US"/>
-        </w:rPr>
-        <w:t xml:space="preserve"> de </w:t>
-      </w:r>
-      <w:proofErr w:type="spellStart"/>
-      <w:r>
-        <w:rPr>
-          <w:lang w:val="en-US"/>
-        </w:rPr>
-        <w:t>los</w:t>
-      </w:r>
-      <w:proofErr w:type="spellEnd"/>
-      <w:r>
-        <w:rPr>
-          <w:lang w:val="en-US"/>
-        </w:rPr>
-        <w:t xml:space="preserve"> </w:t>
-      </w:r>
-      <w:proofErr w:type="spellStart"/>
-      <w:r>
-        <w:rPr>
-          <w:lang w:val="en-US"/>
-        </w:rPr>
-        <w:t>datos</w:t>
-      </w:r>
-      <w:proofErr w:type="spellEnd"/>
-      <w:r>
-        <w:rPr>
-          <w:lang w:val="en-US"/>
-        </w:rPr>
-        <w:t xml:space="preserve"> </w:t>
-      </w:r>
-      <w:proofErr w:type="spellStart"/>
-      <w:r>
-        <w:rPr>
-          <w:lang w:val="en-US"/>
-        </w:rPr>
-        <w:t>simulados</w:t>
-      </w:r>
-      <w:proofErr w:type="spellEnd"/>
-      <w:r>
-        <w:rPr>
-          <w:lang w:val="en-US"/>
-        </w:rPr>
-        <w:t xml:space="preserve"> y las </w:t>
-      </w:r>
-      <w:proofErr w:type="spellStart"/>
-      <w:r>
-        <w:rPr>
-          <w:lang w:val="en-US"/>
-        </w:rPr>
-        <w:t>predicciones</w:t>
-      </w:r>
-      <w:proofErr w:type="spellEnd"/>
-      <w:r>
-        <w:rPr>
-          <w:lang w:val="en-US"/>
-        </w:rPr>
-        <w:t xml:space="preserve"> </w:t>
-      </w:r>
-      <w:proofErr w:type="spellStart"/>
-      <w:r>
-        <w:rPr>
-          <w:lang w:val="en-US"/>
-        </w:rPr>
-        <w:t>teóricas</w:t>
-      </w:r>
-      <w:proofErr w:type="spellEnd"/>
-      <w:r>
-        <w:rPr>
-          <w:lang w:val="en-US"/>
-        </w:rPr>
-        <w:t xml:space="preserve">. La población total de </w:t>
-      </w:r>
-      <w:proofErr w:type="spellStart"/>
-      <w:r>
-        <w:rPr>
-          <w:lang w:val="en-US"/>
-        </w:rPr>
-        <w:t>entregas</w:t>
-      </w:r>
-      <w:proofErr w:type="spellEnd"/>
-      <w:r>
-        <w:rPr>
-          <w:lang w:val="en-US"/>
-        </w:rPr>
-        <w:t xml:space="preserve"> </w:t>
-      </w:r>
-      <w:proofErr w:type="spellStart"/>
-      <w:r>
-        <w:rPr>
-          <w:lang w:val="en-US"/>
-        </w:rPr>
-        <w:t>registra</w:t>
-      </w:r>
-      <w:proofErr w:type="spellEnd"/>
-      <w:r>
-        <w:rPr>
-          <w:lang w:val="en-US"/>
-        </w:rPr>
-        <w:t xml:space="preserve"> un </w:t>
-      </w:r>
-      <w:proofErr w:type="spellStart"/>
-      <w:r>
-        <w:rPr>
-          <w:lang w:val="en-US"/>
-        </w:rPr>
-        <w:t>tiempo</w:t>
-      </w:r>
-      <w:proofErr w:type="spellEnd"/>
-      <w:r>
-        <w:rPr>
-          <w:lang w:val="en-US"/>
-        </w:rPr>
-        <w:t xml:space="preserve"> </w:t>
-      </w:r>
-      <w:proofErr w:type="spellStart"/>
-      <w:r>
-        <w:rPr>
-          <w:lang w:val="en-US"/>
-        </w:rPr>
-        <w:t>promedio</w:t>
-      </w:r>
-      <w:proofErr w:type="spellEnd"/>
-      <w:r>
-        <w:rPr>
-          <w:lang w:val="en-US"/>
-        </w:rPr>
-        <w:t xml:space="preserve"> (</w:t>
+        <w:t xml:space="preserve"> confirman la coherencia entre el comportamiento de los datos simulados y las predicciones teóricas. La población total de entregas registra un tiempo promedio (</w:t>
       </w:r>
       <m:oMath>
         <m:r>
@@ -10053,49 +6912,7 @@
         <w:rPr>
           <w:lang w:val="en-US"/>
         </w:rPr>
-        <w:t xml:space="preserve">) de 74,74 </w:t>
-      </w:r>
-      <w:proofErr w:type="spellStart"/>
-      <w:r>
-        <w:rPr>
-          <w:lang w:val="en-US"/>
-        </w:rPr>
-        <w:t>minutos</w:t>
-      </w:r>
-      <w:proofErr w:type="spellEnd"/>
-      <w:r>
-        <w:rPr>
-          <w:lang w:val="en-US"/>
-        </w:rPr>
-        <w:t xml:space="preserve"> con </w:t>
-      </w:r>
-      <w:proofErr w:type="spellStart"/>
-      <w:r>
-        <w:rPr>
-          <w:lang w:val="en-US"/>
-        </w:rPr>
-        <w:t>una</w:t>
-      </w:r>
-      <w:proofErr w:type="spellEnd"/>
-      <w:r>
-        <w:rPr>
-          <w:lang w:val="en-US"/>
-        </w:rPr>
-        <w:t xml:space="preserve"> </w:t>
-      </w:r>
-      <w:proofErr w:type="spellStart"/>
-      <w:r>
-        <w:rPr>
-          <w:lang w:val="en-US"/>
-        </w:rPr>
-        <w:t>dispersión</w:t>
-      </w:r>
-      <w:proofErr w:type="spellEnd"/>
-      <w:r>
-        <w:rPr>
-          <w:lang w:val="en-US"/>
-        </w:rPr>
-        <w:t xml:space="preserve"> (</w:t>
+        <w:t>) de 74,74 minutos con una dispersión (</w:t>
       </w:r>
       <m:oMath>
         <m:r>
@@ -10110,77 +6927,7 @@
         <w:rPr>
           <w:lang w:val="en-US"/>
         </w:rPr>
-        <w:t xml:space="preserve">) de 47,26 </w:t>
-      </w:r>
-      <w:proofErr w:type="spellStart"/>
-      <w:r>
-        <w:rPr>
-          <w:lang w:val="en-US"/>
-        </w:rPr>
-        <w:t>minutos</w:t>
-      </w:r>
-      <w:proofErr w:type="spellEnd"/>
-      <w:r>
-        <w:rPr>
-          <w:lang w:val="en-US"/>
-        </w:rPr>
-        <w:t xml:space="preserve">. Al </w:t>
-      </w:r>
-      <w:proofErr w:type="spellStart"/>
-      <w:r>
-        <w:rPr>
-          <w:lang w:val="en-US"/>
-        </w:rPr>
-        <w:t>evaluar</w:t>
-      </w:r>
-      <w:proofErr w:type="spellEnd"/>
-      <w:r>
-        <w:rPr>
-          <w:lang w:val="en-US"/>
-        </w:rPr>
-        <w:t xml:space="preserve"> el </w:t>
-      </w:r>
-      <w:proofErr w:type="spellStart"/>
-      <w:r>
-        <w:rPr>
-          <w:lang w:val="en-US"/>
-        </w:rPr>
-        <w:t>comportamiento</w:t>
-      </w:r>
-      <w:proofErr w:type="spellEnd"/>
-      <w:r>
-        <w:rPr>
-          <w:lang w:val="en-US"/>
-        </w:rPr>
-        <w:t xml:space="preserve"> </w:t>
-      </w:r>
-      <w:proofErr w:type="spellStart"/>
-      <w:r>
-        <w:rPr>
-          <w:lang w:val="en-US"/>
-        </w:rPr>
-        <w:t>muestral</w:t>
-      </w:r>
-      <w:proofErr w:type="spellEnd"/>
-      <w:r>
-        <w:rPr>
-          <w:lang w:val="en-US"/>
-        </w:rPr>
-        <w:t xml:space="preserve">, el </w:t>
-      </w:r>
-      <w:proofErr w:type="spellStart"/>
-      <w:r>
-        <w:rPr>
-          <w:lang w:val="en-US"/>
-        </w:rPr>
-        <w:t>promedio</w:t>
-      </w:r>
-      <w:proofErr w:type="spellEnd"/>
-      <w:r>
-        <w:rPr>
-          <w:lang w:val="en-US"/>
-        </w:rPr>
-        <w:t xml:space="preserve"> de las </w:t>
+        <w:t xml:space="preserve">) de 47,26 minutos. Al evaluar el comportamiento muestral, el promedio de las </w:t>
       </w:r>
       <m:oMath>
         <m:r>
@@ -10247,301 +6994,7 @@
         <w:rPr>
           <w:lang w:val="en-US"/>
         </w:rPr>
-        <w:t xml:space="preserve">) se ubicó en 74,43 </w:t>
-      </w:r>
-      <w:proofErr w:type="spellStart"/>
-      <w:r>
-        <w:rPr>
-          <w:lang w:val="en-US"/>
-        </w:rPr>
-        <w:t>minutos</w:t>
-      </w:r>
-      <w:proofErr w:type="spellEnd"/>
-      <w:r>
-        <w:rPr>
-          <w:lang w:val="en-US"/>
-        </w:rPr>
-        <w:t xml:space="preserve">, </w:t>
-      </w:r>
-      <w:proofErr w:type="spellStart"/>
-      <w:r>
-        <w:rPr>
-          <w:lang w:val="en-US"/>
-        </w:rPr>
-        <w:t>alcanzando</w:t>
-      </w:r>
-      <w:proofErr w:type="spellEnd"/>
-      <w:r>
-        <w:rPr>
-          <w:lang w:val="en-US"/>
-        </w:rPr>
-        <w:t xml:space="preserve"> </w:t>
-      </w:r>
-      <w:proofErr w:type="spellStart"/>
-      <w:r>
-        <w:rPr>
-          <w:lang w:val="en-US"/>
-        </w:rPr>
-        <w:t>una</w:t>
-      </w:r>
-      <w:proofErr w:type="spellEnd"/>
-      <w:r>
-        <w:rPr>
-          <w:lang w:val="en-US"/>
-        </w:rPr>
-        <w:t xml:space="preserve"> </w:t>
-      </w:r>
-      <w:proofErr w:type="spellStart"/>
-      <w:r>
-        <w:rPr>
-          <w:lang w:val="en-US"/>
-        </w:rPr>
-        <w:t>aproximación</w:t>
-      </w:r>
-      <w:proofErr w:type="spellEnd"/>
-      <w:r>
-        <w:rPr>
-          <w:lang w:val="en-US"/>
-        </w:rPr>
-        <w:t xml:space="preserve"> </w:t>
-      </w:r>
-      <w:proofErr w:type="spellStart"/>
-      <w:r>
-        <w:rPr>
-          <w:lang w:val="en-US"/>
-        </w:rPr>
-        <w:t>casi</w:t>
-      </w:r>
-      <w:proofErr w:type="spellEnd"/>
-      <w:r>
-        <w:rPr>
-          <w:lang w:val="en-US"/>
-        </w:rPr>
-        <w:t xml:space="preserve"> exacta al valor real de la población. </w:t>
-      </w:r>
-      <w:proofErr w:type="spellStart"/>
-      <w:r>
-        <w:rPr>
-          <w:lang w:val="en-US"/>
-        </w:rPr>
-        <w:t>Asimismo</w:t>
-      </w:r>
-      <w:proofErr w:type="spellEnd"/>
-      <w:r>
-        <w:rPr>
-          <w:lang w:val="en-US"/>
-        </w:rPr>
-        <w:t xml:space="preserve">, la </w:t>
-      </w:r>
-      <w:proofErr w:type="spellStart"/>
-      <w:r>
-        <w:rPr>
-          <w:lang w:val="en-US"/>
-        </w:rPr>
-        <w:t>dispersión</w:t>
-      </w:r>
-      <w:proofErr w:type="spellEnd"/>
-      <w:r>
-        <w:rPr>
-          <w:lang w:val="en-US"/>
-        </w:rPr>
-        <w:t xml:space="preserve"> </w:t>
-      </w:r>
-      <w:proofErr w:type="spellStart"/>
-      <w:r>
-        <w:rPr>
-          <w:lang w:val="en-US"/>
-        </w:rPr>
-        <w:t>medida</w:t>
-      </w:r>
-      <w:proofErr w:type="spellEnd"/>
-      <w:r>
-        <w:rPr>
-          <w:lang w:val="en-US"/>
-        </w:rPr>
-        <w:t xml:space="preserve"> entre </w:t>
-      </w:r>
-      <w:proofErr w:type="spellStart"/>
-      <w:r>
-        <w:rPr>
-          <w:lang w:val="en-US"/>
-        </w:rPr>
-        <w:t>los</w:t>
-      </w:r>
-      <w:proofErr w:type="spellEnd"/>
-      <w:r>
-        <w:rPr>
-          <w:lang w:val="en-US"/>
-        </w:rPr>
-        <w:t xml:space="preserve"> </w:t>
-      </w:r>
-      <w:proofErr w:type="spellStart"/>
-      <w:r>
-        <w:rPr>
-          <w:lang w:val="en-US"/>
-        </w:rPr>
-        <w:t>promedios</w:t>
-      </w:r>
-      <w:proofErr w:type="spellEnd"/>
-      <w:r>
-        <w:rPr>
-          <w:lang w:val="en-US"/>
-        </w:rPr>
-        <w:t xml:space="preserve"> de </w:t>
-      </w:r>
-      <w:proofErr w:type="spellStart"/>
-      <w:r>
-        <w:rPr>
-          <w:lang w:val="en-US"/>
-        </w:rPr>
-        <w:t>los</w:t>
-      </w:r>
-      <w:proofErr w:type="spellEnd"/>
-      <w:r>
-        <w:rPr>
-          <w:lang w:val="en-US"/>
-        </w:rPr>
-        <w:t xml:space="preserve"> </w:t>
-      </w:r>
-      <w:proofErr w:type="spellStart"/>
-      <w:r>
-        <w:rPr>
-          <w:lang w:val="en-US"/>
-        </w:rPr>
-        <w:t>grupos</w:t>
-      </w:r>
-      <w:proofErr w:type="spellEnd"/>
-      <w:r>
-        <w:rPr>
-          <w:lang w:val="en-US"/>
-        </w:rPr>
-        <w:t xml:space="preserve"> </w:t>
-      </w:r>
-      <w:proofErr w:type="spellStart"/>
-      <w:r>
-        <w:rPr>
-          <w:lang w:val="en-US"/>
-        </w:rPr>
-        <w:t>fue</w:t>
-      </w:r>
-      <w:proofErr w:type="spellEnd"/>
-      <w:r>
-        <w:rPr>
-          <w:lang w:val="en-US"/>
-        </w:rPr>
-        <w:t xml:space="preserve"> de 7,62 </w:t>
-      </w:r>
-      <w:proofErr w:type="spellStart"/>
-      <w:r>
-        <w:rPr>
-          <w:lang w:val="en-US"/>
-        </w:rPr>
-        <w:t>minutos</w:t>
-      </w:r>
-      <w:proofErr w:type="spellEnd"/>
-      <w:r>
-        <w:rPr>
-          <w:lang w:val="en-US"/>
-        </w:rPr>
-        <w:t xml:space="preserve">, </w:t>
-      </w:r>
-      <w:proofErr w:type="spellStart"/>
-      <w:r>
-        <w:rPr>
-          <w:lang w:val="en-US"/>
-        </w:rPr>
-        <w:t>manteniendo</w:t>
-      </w:r>
-      <w:proofErr w:type="spellEnd"/>
-      <w:r>
-        <w:rPr>
-          <w:lang w:val="en-US"/>
-        </w:rPr>
-        <w:t xml:space="preserve"> </w:t>
-      </w:r>
-      <w:proofErr w:type="spellStart"/>
-      <w:r>
-        <w:rPr>
-          <w:lang w:val="en-US"/>
-        </w:rPr>
-        <w:t>una</w:t>
-      </w:r>
-      <w:proofErr w:type="spellEnd"/>
-      <w:r>
-        <w:rPr>
-          <w:lang w:val="en-US"/>
-        </w:rPr>
-        <w:t xml:space="preserve"> </w:t>
-      </w:r>
-      <w:proofErr w:type="spellStart"/>
-      <w:r>
-        <w:rPr>
-          <w:lang w:val="en-US"/>
-        </w:rPr>
-        <w:t>estrecha</w:t>
-      </w:r>
-      <w:proofErr w:type="spellEnd"/>
-      <w:r>
-        <w:rPr>
-          <w:lang w:val="en-US"/>
-        </w:rPr>
-        <w:t xml:space="preserve"> </w:t>
-      </w:r>
-      <w:proofErr w:type="spellStart"/>
-      <w:r>
-        <w:rPr>
-          <w:lang w:val="en-US"/>
-        </w:rPr>
-        <w:t>alineación</w:t>
-      </w:r>
-      <w:proofErr w:type="spellEnd"/>
-      <w:r>
-        <w:rPr>
-          <w:lang w:val="en-US"/>
-        </w:rPr>
-        <w:t xml:space="preserve"> con el valor </w:t>
-      </w:r>
-      <w:proofErr w:type="spellStart"/>
-      <w:r>
-        <w:rPr>
-          <w:lang w:val="en-US"/>
-        </w:rPr>
-        <w:t>teórico</w:t>
-      </w:r>
-      <w:proofErr w:type="spellEnd"/>
-      <w:r>
-        <w:rPr>
-          <w:lang w:val="en-US"/>
-        </w:rPr>
-        <w:t xml:space="preserve"> </w:t>
-      </w:r>
-      <w:proofErr w:type="spellStart"/>
-      <w:r>
-        <w:rPr>
-          <w:lang w:val="en-US"/>
-        </w:rPr>
-        <w:t>calculado</w:t>
-      </w:r>
-      <w:proofErr w:type="spellEnd"/>
-      <w:r>
-        <w:rPr>
-          <w:lang w:val="en-US"/>
-        </w:rPr>
-        <w:t xml:space="preserve"> de 7,47 </w:t>
-      </w:r>
-      <w:proofErr w:type="spellStart"/>
-      <w:r>
-        <w:rPr>
-          <w:lang w:val="en-US"/>
-        </w:rPr>
-        <w:t>minutos</w:t>
-      </w:r>
-      <w:proofErr w:type="spellEnd"/>
-      <w:r>
-        <w:rPr>
-          <w:lang w:val="en-US"/>
-        </w:rPr>
-        <w:t xml:space="preserve"> (</w:t>
+        <w:t>) se ubicó en 74,43 minutos, alcanzando una aproximación casi exacta al valor real de la población. Asimismo, la dispersión medida entre los promedios de los grupos fue de 7,62 minutos, manteniendo una estrecha alineación con el valor teórico calculado de 7,47 minutos (</w:t>
       </w:r>
       <m:oMath>
         <m:r>
@@ -10638,35 +7091,7 @@
         <w:rPr>
           <w:lang w:val="en-US"/>
         </w:rPr>
-        <w:t xml:space="preserve">, lo que arroja una probabilidad acumulada final del 35,67% de </w:t>
-      </w:r>
-      <w:proofErr w:type="spellStart"/>
-      <w:r>
-        <w:rPr>
-          <w:lang w:val="en-US"/>
-        </w:rPr>
-        <w:t>que</w:t>
-      </w:r>
-      <w:proofErr w:type="spellEnd"/>
-      <w:r>
-        <w:rPr>
-          <w:lang w:val="en-US"/>
-        </w:rPr>
-        <w:t xml:space="preserve"> un </w:t>
-      </w:r>
-      <w:proofErr w:type="spellStart"/>
-      <w:r>
-        <w:rPr>
-          <w:lang w:val="en-US"/>
-        </w:rPr>
-        <w:t>lote</w:t>
-      </w:r>
-      <w:proofErr w:type="spellEnd"/>
-      <w:r>
-        <w:rPr>
-          <w:lang w:val="en-US"/>
-        </w:rPr>
-        <w:t xml:space="preserve"> de </w:t>
+        <w:t xml:space="preserve">, lo que arroja una probabilidad acumulada final del 35,67% de que un lote de </w:t>
       </w:r>
       <m:oMath>
         <m:r>
@@ -10684,125 +7109,13 @@
         <w:rPr>
           <w:lang w:val="en-US"/>
         </w:rPr>
-        <w:t xml:space="preserve"> entregas complete su recorrido en ese </w:t>
-      </w:r>
-      <w:proofErr w:type="spellStart"/>
+        <w:t xml:space="preserve"> entregas complete su recorrido en ese tiempo o menos.</w:t>
+      </w:r>
       <w:r>
         <w:rPr>
           <w:lang w:val="en-US"/>
         </w:rPr>
-        <w:t>tiempo</w:t>
-      </w:r>
-      <w:proofErr w:type="spellEnd"/>
-      <w:r>
-        <w:rPr>
-          <w:lang w:val="en-US"/>
-        </w:rPr>
-        <w:t xml:space="preserve"> o </w:t>
-      </w:r>
-      <w:proofErr w:type="spellStart"/>
-      <w:r>
-        <w:rPr>
-          <w:lang w:val="en-US"/>
-        </w:rPr>
-        <w:t>menos</w:t>
-      </w:r>
-      <w:proofErr w:type="spellEnd"/>
-      <w:r>
-        <w:rPr>
-          <w:lang w:val="en-US"/>
-        </w:rPr>
-        <w:t>.</w:t>
-      </w:r>
-      <w:r>
-        <w:rPr>
-          <w:lang w:val="en-US"/>
-        </w:rPr>
-        <w:t xml:space="preserve"> El </w:t>
-      </w:r>
-      <w:proofErr w:type="spellStart"/>
-      <w:r>
-        <w:rPr>
-          <w:lang w:val="en-US"/>
-        </w:rPr>
-        <w:t>detalle</w:t>
-      </w:r>
-      <w:proofErr w:type="spellEnd"/>
-      <w:r>
-        <w:rPr>
-          <w:lang w:val="en-US"/>
-        </w:rPr>
-        <w:t xml:space="preserve"> del script de Python se </w:t>
-      </w:r>
-      <w:proofErr w:type="spellStart"/>
-      <w:r>
-        <w:rPr>
-          <w:lang w:val="en-US"/>
-        </w:rPr>
-        <w:t>encuentra</w:t>
-      </w:r>
-      <w:proofErr w:type="spellEnd"/>
-      <w:r>
-        <w:rPr>
-          <w:lang w:val="en-US"/>
-        </w:rPr>
-        <w:t xml:space="preserve"> </w:t>
-      </w:r>
-      <w:proofErr w:type="spellStart"/>
-      <w:r>
-        <w:rPr>
-          <w:lang w:val="en-US"/>
-        </w:rPr>
-        <w:t>en</w:t>
-      </w:r>
-      <w:proofErr w:type="spellEnd"/>
-      <w:r>
-        <w:rPr>
-          <w:lang w:val="en-US"/>
-        </w:rPr>
-        <w:t xml:space="preserve"> el </w:t>
-      </w:r>
-      <w:proofErr w:type="spellStart"/>
-      <w:r>
-        <w:rPr>
-          <w:lang w:val="en-US"/>
-        </w:rPr>
-        <w:t>hipervínculo</w:t>
-      </w:r>
-      <w:proofErr w:type="spellEnd"/>
-      <w:r>
-        <w:rPr>
-          <w:lang w:val="en-US"/>
-        </w:rPr>
-        <w:t xml:space="preserve"> del </w:t>
-      </w:r>
-      <w:proofErr w:type="spellStart"/>
-      <w:r>
-        <w:rPr>
-          <w:lang w:val="en-US"/>
-        </w:rPr>
-        <w:t>inicio</w:t>
-      </w:r>
-      <w:proofErr w:type="spellEnd"/>
-      <w:r>
-        <w:rPr>
-          <w:lang w:val="en-US"/>
-        </w:rPr>
-        <w:t xml:space="preserve"> del </w:t>
-      </w:r>
-      <w:proofErr w:type="spellStart"/>
-      <w:r>
-        <w:rPr>
-          <w:lang w:val="en-US"/>
-        </w:rPr>
-        <w:t>informe</w:t>
-      </w:r>
-      <w:proofErr w:type="spellEnd"/>
-      <w:r>
-        <w:rPr>
-          <w:lang w:val="en-US"/>
-        </w:rPr>
-        <w:t>.</w:t>
+        <w:t xml:space="preserve"> El detalle del script de Python se encuentra en el hipervínculo del inicio del informe.</w:t>
       </w:r>
     </w:p>
     <w:p>
@@ -10982,429 +7295,19 @@
           <w:spacing w:val="-2"/>
         </w:rPr>
       </w:pPr>
-      <w:proofErr w:type="spellStart"/>
       <w:r>
         <w:rPr>
           <w:i/>
           <w:iCs/>
           <w:spacing w:val="-2"/>
         </w:rPr>
-        <w:t>Promesas</w:t>
-      </w:r>
-      <w:proofErr w:type="spellEnd"/>
-      <w:r>
-        <w:rPr>
-          <w:i/>
-          <w:iCs/>
-          <w:spacing w:val="-2"/>
-        </w:rPr>
-        <w:t xml:space="preserve"> de </w:t>
-      </w:r>
-      <w:proofErr w:type="spellStart"/>
-      <w:r>
-        <w:rPr>
-          <w:i/>
-          <w:iCs/>
-          <w:spacing w:val="-2"/>
-        </w:rPr>
-        <w:t>servicio</w:t>
-      </w:r>
-      <w:proofErr w:type="spellEnd"/>
-      <w:r>
-        <w:rPr>
-          <w:i/>
-          <w:iCs/>
-          <w:spacing w:val="-2"/>
-        </w:rPr>
-        <w:t xml:space="preserve"> </w:t>
-      </w:r>
-      <w:proofErr w:type="spellStart"/>
-      <w:r>
-        <w:rPr>
-          <w:i/>
-          <w:iCs/>
-          <w:spacing w:val="-2"/>
-        </w:rPr>
-        <w:t>más</w:t>
-      </w:r>
-      <w:proofErr w:type="spellEnd"/>
-      <w:r>
-        <w:rPr>
-          <w:i/>
-          <w:iCs/>
-          <w:spacing w:val="-2"/>
-        </w:rPr>
-        <w:t xml:space="preserve"> reales:</w:t>
-      </w:r>
-      <w:r>
-        <w:rPr>
-          <w:spacing w:val="-2"/>
-        </w:rPr>
-        <w:t xml:space="preserve"> </w:t>
-      </w:r>
-      <w:proofErr w:type="spellStart"/>
-      <w:r>
-        <w:rPr>
-          <w:spacing w:val="-2"/>
-        </w:rPr>
-        <w:t>Ahora</w:t>
-      </w:r>
-      <w:proofErr w:type="spellEnd"/>
-      <w:r>
-        <w:rPr>
-          <w:spacing w:val="-2"/>
-        </w:rPr>
-        <w:t xml:space="preserve"> la </w:t>
-      </w:r>
-      <w:proofErr w:type="spellStart"/>
-      <w:r>
-        <w:rPr>
-          <w:spacing w:val="-2"/>
-        </w:rPr>
-        <w:t>empresa</w:t>
-      </w:r>
-      <w:proofErr w:type="spellEnd"/>
-      <w:r>
-        <w:rPr>
-          <w:spacing w:val="-2"/>
-        </w:rPr>
-        <w:t xml:space="preserve"> sabe con </w:t>
-      </w:r>
-      <w:proofErr w:type="spellStart"/>
-      <w:r>
-        <w:rPr>
-          <w:spacing w:val="-2"/>
-        </w:rPr>
-        <w:t>respaldo</w:t>
-      </w:r>
-      <w:proofErr w:type="spellEnd"/>
-      <w:r>
-        <w:rPr>
-          <w:spacing w:val="-2"/>
-        </w:rPr>
-        <w:t xml:space="preserve"> </w:t>
-      </w:r>
-      <w:proofErr w:type="spellStart"/>
-      <w:r>
-        <w:rPr>
-          <w:spacing w:val="-2"/>
-        </w:rPr>
-        <w:t>numérico</w:t>
-      </w:r>
-      <w:proofErr w:type="spellEnd"/>
-      <w:r>
-        <w:rPr>
-          <w:spacing w:val="-2"/>
-        </w:rPr>
-        <w:t xml:space="preserve"> </w:t>
-      </w:r>
-      <w:proofErr w:type="spellStart"/>
-      <w:r>
-        <w:rPr>
-          <w:spacing w:val="-2"/>
-        </w:rPr>
-        <w:t>que</w:t>
-      </w:r>
-      <w:proofErr w:type="spellEnd"/>
-      <w:r>
-        <w:rPr>
-          <w:spacing w:val="-2"/>
-        </w:rPr>
-        <w:t xml:space="preserve"> </w:t>
-      </w:r>
-      <w:proofErr w:type="spellStart"/>
-      <w:r>
-        <w:rPr>
-          <w:spacing w:val="-2"/>
-        </w:rPr>
-        <w:t>prometer</w:t>
-      </w:r>
-      <w:proofErr w:type="spellEnd"/>
-      <w:r>
-        <w:rPr>
-          <w:spacing w:val="-2"/>
-        </w:rPr>
-        <w:t xml:space="preserve"> un </w:t>
-      </w:r>
-      <w:proofErr w:type="spellStart"/>
-      <w:r>
-        <w:rPr>
-          <w:spacing w:val="-2"/>
-        </w:rPr>
-        <w:t>promedio</w:t>
-      </w:r>
-      <w:proofErr w:type="spellEnd"/>
-      <w:r>
-        <w:rPr>
-          <w:spacing w:val="-2"/>
-        </w:rPr>
-        <w:t xml:space="preserve"> de 72 </w:t>
-      </w:r>
-      <w:proofErr w:type="spellStart"/>
-      <w:r>
-        <w:rPr>
-          <w:spacing w:val="-2"/>
-        </w:rPr>
-        <w:t>minutos</w:t>
-      </w:r>
-      <w:proofErr w:type="spellEnd"/>
-      <w:r>
-        <w:rPr>
-          <w:spacing w:val="-2"/>
-        </w:rPr>
-        <w:t xml:space="preserve"> </w:t>
-      </w:r>
-      <w:proofErr w:type="spellStart"/>
-      <w:r>
-        <w:rPr>
-          <w:spacing w:val="-2"/>
-        </w:rPr>
-        <w:t>por</w:t>
-      </w:r>
-      <w:proofErr w:type="spellEnd"/>
-      <w:r>
-        <w:rPr>
-          <w:spacing w:val="-2"/>
-        </w:rPr>
-        <w:t xml:space="preserve"> </w:t>
-      </w:r>
-      <w:proofErr w:type="spellStart"/>
-      <w:r>
-        <w:rPr>
-          <w:spacing w:val="-2"/>
-        </w:rPr>
-        <w:t>lote</w:t>
-      </w:r>
-      <w:proofErr w:type="spellEnd"/>
-      <w:r>
-        <w:rPr>
-          <w:spacing w:val="-2"/>
-        </w:rPr>
-        <w:t xml:space="preserve"> se </w:t>
-      </w:r>
-      <w:proofErr w:type="spellStart"/>
-      <w:r>
-        <w:rPr>
-          <w:spacing w:val="-2"/>
-        </w:rPr>
-        <w:t>cumplirá</w:t>
-      </w:r>
-      <w:proofErr w:type="spellEnd"/>
-      <w:r>
-        <w:rPr>
-          <w:spacing w:val="-2"/>
-        </w:rPr>
-        <w:t xml:space="preserve"> </w:t>
-      </w:r>
-      <w:proofErr w:type="spellStart"/>
-      <w:r>
-        <w:rPr>
-          <w:spacing w:val="-2"/>
-        </w:rPr>
-        <w:t>en</w:t>
-      </w:r>
-      <w:proofErr w:type="spellEnd"/>
-      <w:r>
-        <w:rPr>
-          <w:spacing w:val="-2"/>
-        </w:rPr>
-        <w:t xml:space="preserve"> </w:t>
-      </w:r>
-      <w:proofErr w:type="spellStart"/>
-      <w:r>
-        <w:rPr>
-          <w:spacing w:val="-2"/>
-        </w:rPr>
-        <w:t>cerca</w:t>
-      </w:r>
-      <w:proofErr w:type="spellEnd"/>
-      <w:r>
-        <w:rPr>
-          <w:spacing w:val="-2"/>
-        </w:rPr>
-        <w:t xml:space="preserve"> del 37% de </w:t>
-      </w:r>
-      <w:proofErr w:type="spellStart"/>
-      <w:r>
-        <w:rPr>
-          <w:spacing w:val="-2"/>
-        </w:rPr>
-        <w:t>los</w:t>
-      </w:r>
-      <w:proofErr w:type="spellEnd"/>
-      <w:r>
-        <w:rPr>
-          <w:spacing w:val="-2"/>
-        </w:rPr>
-        <w:t xml:space="preserve"> </w:t>
-      </w:r>
-      <w:proofErr w:type="spellStart"/>
-      <w:r>
-        <w:rPr>
-          <w:spacing w:val="-2"/>
-        </w:rPr>
-        <w:t>casos</w:t>
-      </w:r>
-      <w:proofErr w:type="spellEnd"/>
-      <w:r>
-        <w:rPr>
-          <w:spacing w:val="-2"/>
-        </w:rPr>
-        <w:t xml:space="preserve">. Para </w:t>
-      </w:r>
-      <w:proofErr w:type="spellStart"/>
-      <w:r>
-        <w:rPr>
-          <w:spacing w:val="-2"/>
-        </w:rPr>
-        <w:t>promesas</w:t>
-      </w:r>
-      <w:proofErr w:type="spellEnd"/>
-      <w:r>
-        <w:rPr>
-          <w:spacing w:val="-2"/>
-        </w:rPr>
-        <w:t xml:space="preserve"> de </w:t>
-      </w:r>
-      <w:proofErr w:type="spellStart"/>
-      <w:r>
-        <w:rPr>
-          <w:spacing w:val="-2"/>
-        </w:rPr>
-        <w:t>servicio</w:t>
-      </w:r>
-      <w:proofErr w:type="spellEnd"/>
-      <w:r>
-        <w:rPr>
-          <w:spacing w:val="-2"/>
-        </w:rPr>
-        <w:t xml:space="preserve"> con mayor </w:t>
-      </w:r>
-      <w:proofErr w:type="spellStart"/>
-      <w:r>
-        <w:rPr>
-          <w:spacing w:val="-2"/>
-        </w:rPr>
-        <w:t>margen</w:t>
-      </w:r>
-      <w:proofErr w:type="spellEnd"/>
-      <w:r>
-        <w:rPr>
-          <w:spacing w:val="-2"/>
-        </w:rPr>
-        <w:t xml:space="preserve"> de </w:t>
-      </w:r>
-      <w:proofErr w:type="spellStart"/>
-      <w:r>
-        <w:rPr>
-          <w:spacing w:val="-2"/>
-        </w:rPr>
-        <w:t>garantía</w:t>
-      </w:r>
-      <w:proofErr w:type="spellEnd"/>
-      <w:r>
-        <w:rPr>
-          <w:spacing w:val="-2"/>
-        </w:rPr>
-        <w:t xml:space="preserve">, </w:t>
-      </w:r>
-      <w:proofErr w:type="spellStart"/>
-      <w:r>
-        <w:rPr>
-          <w:spacing w:val="-2"/>
-        </w:rPr>
-        <w:t>conviene</w:t>
-      </w:r>
-      <w:proofErr w:type="spellEnd"/>
-      <w:r>
-        <w:rPr>
-          <w:spacing w:val="-2"/>
-        </w:rPr>
-        <w:t xml:space="preserve"> </w:t>
-      </w:r>
-      <w:proofErr w:type="spellStart"/>
-      <w:r>
-        <w:rPr>
-          <w:spacing w:val="-2"/>
-        </w:rPr>
-        <w:t>ajustar</w:t>
-      </w:r>
-      <w:proofErr w:type="spellEnd"/>
-      <w:r>
-        <w:rPr>
-          <w:spacing w:val="-2"/>
-        </w:rPr>
-        <w:t xml:space="preserve"> las </w:t>
-      </w:r>
-      <w:proofErr w:type="spellStart"/>
-      <w:r>
-        <w:rPr>
-          <w:spacing w:val="-2"/>
-        </w:rPr>
-        <w:t>metas</w:t>
-      </w:r>
-      <w:proofErr w:type="spellEnd"/>
-      <w:r>
-        <w:rPr>
-          <w:spacing w:val="-2"/>
-        </w:rPr>
-        <w:t xml:space="preserve"> </w:t>
-      </w:r>
-      <w:proofErr w:type="spellStart"/>
-      <w:r>
-        <w:rPr>
-          <w:spacing w:val="-2"/>
-        </w:rPr>
-        <w:t>más</w:t>
-      </w:r>
-      <w:proofErr w:type="spellEnd"/>
-      <w:r>
-        <w:rPr>
-          <w:spacing w:val="-2"/>
-        </w:rPr>
-        <w:t xml:space="preserve"> </w:t>
-      </w:r>
-      <w:proofErr w:type="spellStart"/>
-      <w:r>
-        <w:rPr>
-          <w:spacing w:val="-2"/>
-        </w:rPr>
-        <w:t>cerca</w:t>
-      </w:r>
-      <w:proofErr w:type="spellEnd"/>
-      <w:r>
-        <w:rPr>
-          <w:spacing w:val="-2"/>
-        </w:rPr>
-        <w:t xml:space="preserve"> de </w:t>
-      </w:r>
-      <w:proofErr w:type="spellStart"/>
-      <w:r>
-        <w:rPr>
-          <w:spacing w:val="-2"/>
-        </w:rPr>
-        <w:t>los</w:t>
-      </w:r>
-      <w:proofErr w:type="spellEnd"/>
-      <w:r>
-        <w:rPr>
-          <w:spacing w:val="-2"/>
-        </w:rPr>
-        <w:t xml:space="preserve"> 74 - 75 </w:t>
-      </w:r>
-      <w:proofErr w:type="spellStart"/>
-      <w:r>
-        <w:rPr>
-          <w:spacing w:val="-2"/>
-        </w:rPr>
-        <w:t>minutos</w:t>
-      </w:r>
-      <w:proofErr w:type="spellEnd"/>
-      <w:r>
-        <w:rPr>
-          <w:spacing w:val="-2"/>
-        </w:rPr>
-        <w:t xml:space="preserve">. </w:t>
+        <w:t>Promesas de servicio más reales:</w:t>
+      </w:r>
+      <w:r>
+        <w:rPr>
+          <w:spacing w:val="-2"/>
+        </w:rPr>
+        <w:t xml:space="preserve"> Ahora la empresa sabe con respaldo numérico que prometer un promedio de 72 minutos por lote se cumplirá en cerca del 37% de los casos. Para promesas de servicio con mayor margen de garantía, conviene ajustar las metas más cerca de los 74 - 75 minutos. </w:t>
       </w:r>
     </w:p>
     <w:p>
@@ -11444,361 +7347,13 @@
           <w:iCs/>
           <w:spacing w:val="-2"/>
         </w:rPr>
-        <w:t xml:space="preserve">Control de </w:t>
-      </w:r>
-      <w:proofErr w:type="spellStart"/>
-      <w:r>
-        <w:rPr>
-          <w:i/>
-          <w:iCs/>
-          <w:spacing w:val="-2"/>
-        </w:rPr>
-        <w:t>calidad</w:t>
-      </w:r>
-      <w:proofErr w:type="spellEnd"/>
-      <w:r>
-        <w:rPr>
-          <w:i/>
-          <w:iCs/>
-          <w:spacing w:val="-2"/>
-        </w:rPr>
-        <w:t xml:space="preserve"> </w:t>
-      </w:r>
-      <w:proofErr w:type="spellStart"/>
-      <w:r>
-        <w:rPr>
-          <w:i/>
-          <w:iCs/>
-          <w:spacing w:val="-2"/>
-        </w:rPr>
-        <w:t>en</w:t>
-      </w:r>
-      <w:proofErr w:type="spellEnd"/>
-      <w:r>
-        <w:rPr>
-          <w:i/>
-          <w:iCs/>
-          <w:spacing w:val="-2"/>
-        </w:rPr>
-        <w:t xml:space="preserve"> </w:t>
-      </w:r>
-      <w:proofErr w:type="spellStart"/>
-      <w:r>
-        <w:rPr>
-          <w:i/>
-          <w:iCs/>
-          <w:spacing w:val="-2"/>
-        </w:rPr>
-        <w:t>rutas</w:t>
-      </w:r>
-      <w:proofErr w:type="spellEnd"/>
-      <w:r>
-        <w:rPr>
-          <w:i/>
-          <w:iCs/>
-          <w:spacing w:val="-2"/>
-        </w:rPr>
-        <w:t>:</w:t>
-      </w:r>
-      <w:r>
-        <w:rPr>
-          <w:spacing w:val="-2"/>
-        </w:rPr>
-        <w:t xml:space="preserve"> Si un </w:t>
-      </w:r>
-      <w:proofErr w:type="spellStart"/>
-      <w:r>
-        <w:rPr>
-          <w:spacing w:val="-2"/>
-        </w:rPr>
-        <w:t>lote</w:t>
-      </w:r>
-      <w:proofErr w:type="spellEnd"/>
-      <w:r>
-        <w:rPr>
-          <w:spacing w:val="-2"/>
-        </w:rPr>
-        <w:t xml:space="preserve"> de 40 </w:t>
-      </w:r>
-      <w:proofErr w:type="spellStart"/>
-      <w:r>
-        <w:rPr>
-          <w:spacing w:val="-2"/>
-        </w:rPr>
-        <w:t>entregas</w:t>
-      </w:r>
-      <w:proofErr w:type="spellEnd"/>
-      <w:r>
-        <w:rPr>
-          <w:spacing w:val="-2"/>
-        </w:rPr>
-        <w:t xml:space="preserve"> </w:t>
-      </w:r>
-      <w:proofErr w:type="spellStart"/>
-      <w:r>
-        <w:rPr>
-          <w:spacing w:val="-2"/>
-        </w:rPr>
-        <w:t>llega</w:t>
-      </w:r>
-      <w:proofErr w:type="spellEnd"/>
-      <w:r>
-        <w:rPr>
-          <w:spacing w:val="-2"/>
-        </w:rPr>
-        <w:t xml:space="preserve"> a </w:t>
-      </w:r>
-      <w:proofErr w:type="spellStart"/>
-      <w:r>
-        <w:rPr>
-          <w:spacing w:val="-2"/>
-        </w:rPr>
-        <w:t>promediar</w:t>
-      </w:r>
-      <w:proofErr w:type="spellEnd"/>
-      <w:r>
-        <w:rPr>
-          <w:spacing w:val="-2"/>
-        </w:rPr>
-        <w:t xml:space="preserve"> </w:t>
-      </w:r>
-      <w:proofErr w:type="spellStart"/>
-      <w:r>
-        <w:rPr>
-          <w:spacing w:val="-2"/>
-        </w:rPr>
-        <w:t>más</w:t>
-      </w:r>
-      <w:proofErr w:type="spellEnd"/>
-      <w:r>
-        <w:rPr>
-          <w:spacing w:val="-2"/>
-        </w:rPr>
-        <w:t xml:space="preserve"> de 89 </w:t>
-      </w:r>
-      <w:proofErr w:type="spellStart"/>
-      <w:r>
-        <w:rPr>
-          <w:spacing w:val="-2"/>
-        </w:rPr>
-        <w:t>minutos</w:t>
-      </w:r>
-      <w:proofErr w:type="spellEnd"/>
-      <w:r>
-        <w:rPr>
-          <w:spacing w:val="-2"/>
-        </w:rPr>
-        <w:t xml:space="preserve">, la </w:t>
-      </w:r>
-      <w:proofErr w:type="spellStart"/>
-      <w:r>
-        <w:rPr>
-          <w:spacing w:val="-2"/>
-        </w:rPr>
-        <w:t>empresa</w:t>
-      </w:r>
-      <w:proofErr w:type="spellEnd"/>
-      <w:r>
-        <w:rPr>
-          <w:spacing w:val="-2"/>
-        </w:rPr>
-        <w:t xml:space="preserve"> </w:t>
-      </w:r>
-      <w:proofErr w:type="spellStart"/>
-      <w:r>
-        <w:rPr>
-          <w:spacing w:val="-2"/>
-        </w:rPr>
-        <w:t>sabrá</w:t>
-      </w:r>
-      <w:proofErr w:type="spellEnd"/>
-      <w:r>
-        <w:rPr>
-          <w:spacing w:val="-2"/>
-        </w:rPr>
-        <w:t xml:space="preserve"> de </w:t>
-      </w:r>
-      <w:proofErr w:type="spellStart"/>
-      <w:r>
-        <w:rPr>
-          <w:spacing w:val="-2"/>
-        </w:rPr>
-        <w:t>inmediato</w:t>
-      </w:r>
-      <w:proofErr w:type="spellEnd"/>
-      <w:r>
-        <w:rPr>
-          <w:spacing w:val="-2"/>
-        </w:rPr>
-        <w:t xml:space="preserve"> </w:t>
-      </w:r>
-      <w:proofErr w:type="spellStart"/>
-      <w:r>
-        <w:rPr>
-          <w:spacing w:val="-2"/>
-        </w:rPr>
-        <w:t>que</w:t>
-      </w:r>
-      <w:proofErr w:type="spellEnd"/>
-      <w:r>
-        <w:rPr>
-          <w:spacing w:val="-2"/>
-        </w:rPr>
-        <w:t xml:space="preserve"> no </w:t>
-      </w:r>
-      <w:proofErr w:type="spellStart"/>
-      <w:r>
-        <w:rPr>
-          <w:spacing w:val="-2"/>
-        </w:rPr>
-        <w:t>fue</w:t>
-      </w:r>
-      <w:proofErr w:type="spellEnd"/>
-      <w:r>
-        <w:rPr>
-          <w:spacing w:val="-2"/>
-        </w:rPr>
-        <w:t xml:space="preserve"> "mala suerte", </w:t>
-      </w:r>
-      <w:proofErr w:type="spellStart"/>
-      <w:r>
-        <w:rPr>
-          <w:spacing w:val="-2"/>
-        </w:rPr>
-        <w:t>sino</w:t>
-      </w:r>
-      <w:proofErr w:type="spellEnd"/>
-      <w:r>
-        <w:rPr>
-          <w:spacing w:val="-2"/>
-        </w:rPr>
-        <w:t xml:space="preserve"> un </w:t>
-      </w:r>
-      <w:proofErr w:type="spellStart"/>
-      <w:r>
-        <w:rPr>
-          <w:spacing w:val="-2"/>
-        </w:rPr>
-        <w:t>problema</w:t>
-      </w:r>
-      <w:proofErr w:type="spellEnd"/>
-      <w:r>
-        <w:rPr>
-          <w:spacing w:val="-2"/>
-        </w:rPr>
-        <w:t xml:space="preserve"> </w:t>
-      </w:r>
-      <w:proofErr w:type="spellStart"/>
-      <w:r>
-        <w:rPr>
-          <w:spacing w:val="-2"/>
-        </w:rPr>
-        <w:t>operativo</w:t>
-      </w:r>
-      <w:proofErr w:type="spellEnd"/>
-      <w:r>
-        <w:rPr>
-          <w:spacing w:val="-2"/>
-        </w:rPr>
-        <w:t xml:space="preserve"> real </w:t>
-      </w:r>
-      <w:proofErr w:type="spellStart"/>
-      <w:r>
-        <w:rPr>
-          <w:spacing w:val="-2"/>
-        </w:rPr>
-        <w:t>en</w:t>
-      </w:r>
-      <w:proofErr w:type="spellEnd"/>
-      <w:r>
-        <w:rPr>
-          <w:spacing w:val="-2"/>
-        </w:rPr>
-        <w:t xml:space="preserve"> la </w:t>
-      </w:r>
-      <w:proofErr w:type="spellStart"/>
-      <w:r>
-        <w:rPr>
-          <w:spacing w:val="-2"/>
-        </w:rPr>
-        <w:t>ruta</w:t>
-      </w:r>
-      <w:proofErr w:type="spellEnd"/>
-      <w:r>
-        <w:rPr>
-          <w:spacing w:val="-2"/>
-        </w:rPr>
-        <w:t xml:space="preserve"> o el </w:t>
-      </w:r>
-      <w:proofErr w:type="spellStart"/>
-      <w:r>
-        <w:rPr>
-          <w:spacing w:val="-2"/>
-        </w:rPr>
-        <w:t>camión</w:t>
-      </w:r>
-      <w:proofErr w:type="spellEnd"/>
-      <w:r>
-        <w:rPr>
-          <w:spacing w:val="-2"/>
-        </w:rPr>
-        <w:t xml:space="preserve"> </w:t>
-      </w:r>
-      <w:proofErr w:type="spellStart"/>
-      <w:r>
-        <w:rPr>
-          <w:spacing w:val="-2"/>
-        </w:rPr>
-        <w:t>que</w:t>
-      </w:r>
-      <w:proofErr w:type="spellEnd"/>
-      <w:r>
-        <w:rPr>
-          <w:spacing w:val="-2"/>
-        </w:rPr>
-        <w:t xml:space="preserve"> </w:t>
-      </w:r>
-      <w:proofErr w:type="spellStart"/>
-      <w:r>
-        <w:rPr>
-          <w:spacing w:val="-2"/>
-        </w:rPr>
-        <w:t>requiere</w:t>
-      </w:r>
-      <w:proofErr w:type="spellEnd"/>
-      <w:r>
-        <w:rPr>
-          <w:spacing w:val="-2"/>
-        </w:rPr>
-        <w:t xml:space="preserve"> </w:t>
-      </w:r>
-      <w:proofErr w:type="spellStart"/>
-      <w:r>
-        <w:rPr>
-          <w:spacing w:val="-2"/>
-        </w:rPr>
-        <w:t>atención</w:t>
-      </w:r>
-      <w:proofErr w:type="spellEnd"/>
-      <w:r>
-        <w:rPr>
-          <w:spacing w:val="-2"/>
-        </w:rPr>
-        <w:t xml:space="preserve"> </w:t>
-      </w:r>
-      <w:proofErr w:type="spellStart"/>
-      <w:r>
-        <w:rPr>
-          <w:spacing w:val="-2"/>
-        </w:rPr>
-        <w:t>inmediata</w:t>
-      </w:r>
-      <w:proofErr w:type="spellEnd"/>
-      <w:r>
-        <w:rPr>
-          <w:spacing w:val="-2"/>
-        </w:rPr>
-        <w:t>.</w:t>
+        <w:t>Control de calidad en rutas:</w:t>
+      </w:r>
+      <w:r>
+        <w:rPr>
+          <w:spacing w:val="-2"/>
+        </w:rPr>
+        <w:t xml:space="preserve"> Si un lote de 40 entregas llega a promediar más de 89 minutos, la empresa sabrá de inmediato que no fue "mala suerte", sino un problema operativo real en la ruta o el camión que requiere atención inmediata.</w:t>
       </w:r>
     </w:p>
     <w:p>
@@ -14433,6 +9988,7 @@
   <w:style w:type="character" w:default="1" w:styleId="DefaultParagraphFont">
     <w:name w:val="Default Paragraph Font"/>
     <w:uiPriority w:val="1"/>
+    <w:semiHidden/>
     <w:unhideWhenUsed/>
   </w:style>
   <w:style w:type="table" w:default="1" w:styleId="TableNormal">

--- a/FarinaDesafIo-DistribucionesProbabilidadMuestreo.docx
+++ b/FarinaDesafIo-DistribucionesProbabilidadMuestreo.docx
@@ -84,12 +84,14 @@
         </w:rPr>
         <w:t xml:space="preserve"> </w:t>
       </w:r>
+      <w:proofErr w:type="spellStart"/>
       <w:r>
         <w:rPr>
           <w:color w:val="739D2D"/>
         </w:rPr>
         <w:t>cientíﬁco</w:t>
       </w:r>
+      <w:proofErr w:type="spellEnd"/>
       <w:r>
         <w:rPr>
           <w:color w:val="739D2D"/>
@@ -601,7 +603,15 @@
         <w:jc w:val="both"/>
       </w:pPr>
       <w:r>
-        <w:t>Utiliza el siguiente código para generar la población de datos. Este DataFrame simula los tiempos de entrega (en minutos) de todas las entregas realizadas por la empresa.</w:t>
+        <w:t xml:space="preserve">Utiliza el siguiente código para generar la población de datos. Este </w:t>
+      </w:r>
+      <w:proofErr w:type="spellStart"/>
+      <w:r>
+        <w:t>DataFrame</w:t>
+      </w:r>
+      <w:proofErr w:type="spellEnd"/>
+      <w:r>
+        <w:t xml:space="preserve"> simula los tiempos de entrega (en minutos) de todas las entregas realizadas por la empresa.</w:t>
       </w:r>
     </w:p>
     <w:p>
@@ -783,6 +793,7 @@
                                   <w:sz w:val="18"/>
                                 </w:rPr>
                               </w:pPr>
+                              <w:proofErr w:type="spellStart"/>
                               <w:r>
                                 <w:rPr>
                                   <w:rFonts w:ascii="Courier New"/>
@@ -791,6 +802,7 @@
                                 </w:rPr>
                                 <w:t>import</w:t>
                               </w:r>
+                              <w:proofErr w:type="spellEnd"/>
                               <w:r>
                                 <w:rPr>
                                   <w:rFonts w:ascii="Courier New"/>
@@ -834,29 +846,59 @@
                                 </w:rPr>
                                 <w:t xml:space="preserve"> </w:t>
                               </w:r>
+                              <w:proofErr w:type="spellStart"/>
                               <w:r>
                                 <w:rPr>
                                   <w:rFonts w:ascii="Courier New"/>
                                   <w:color w:val="37464E"/>
                                   <w:sz w:val="18"/>
                                 </w:rPr>
-                                <w:t xml:space="preserve">pd </w:t>
-                              </w:r>
+                                <w:t>pd</w:t>
+                              </w:r>
+                              <w:proofErr w:type="spellEnd"/>
+                              <w:r>
+                                <w:rPr>
+                                  <w:rFonts w:ascii="Courier New"/>
+                                  <w:color w:val="37464E"/>
+                                  <w:sz w:val="18"/>
+                                </w:rPr>
+                                <w:t xml:space="preserve"> </w:t>
+                              </w:r>
+                              <w:proofErr w:type="spellStart"/>
                               <w:r>
                                 <w:rPr>
                                   <w:rFonts w:ascii="Courier New"/>
                                   <w:color w:val="1866D1"/>
                                   <w:sz w:val="18"/>
                                 </w:rPr>
-                                <w:t xml:space="preserve">import </w:t>
-                              </w:r>
+                                <w:t>import</w:t>
+                              </w:r>
+                              <w:proofErr w:type="spellEnd"/>
+                              <w:r>
+                                <w:rPr>
+                                  <w:rFonts w:ascii="Courier New"/>
+                                  <w:color w:val="1866D1"/>
+                                  <w:sz w:val="18"/>
+                                </w:rPr>
+                                <w:t xml:space="preserve"> </w:t>
+                              </w:r>
+                              <w:proofErr w:type="spellStart"/>
                               <w:r>
                                 <w:rPr>
                                   <w:rFonts w:ascii="Courier New"/>
                                   <w:color w:val="37464E"/>
                                   <w:sz w:val="18"/>
                                 </w:rPr>
-                                <w:t xml:space="preserve">numpy </w:t>
+                                <w:t>numpy</w:t>
+                              </w:r>
+                              <w:proofErr w:type="spellEnd"/>
+                              <w:r>
+                                <w:rPr>
+                                  <w:rFonts w:ascii="Courier New"/>
+                                  <w:color w:val="37464E"/>
+                                  <w:sz w:val="18"/>
+                                </w:rPr>
+                                <w:t xml:space="preserve"> </w:t>
                               </w:r>
                               <w:r>
                                 <w:rPr>
@@ -866,6 +908,7 @@
                                 </w:rPr>
                                 <w:t xml:space="preserve">as </w:t>
                               </w:r>
+                              <w:proofErr w:type="spellStart"/>
                               <w:r>
                                 <w:rPr>
                                   <w:rFonts w:ascii="Courier New"/>
@@ -874,6 +917,7 @@
                                 </w:rPr>
                                 <w:t>np</w:t>
                               </w:r>
+                              <w:proofErr w:type="spellEnd"/>
                             </w:p>
                             <w:p>
                               <w:pPr>
@@ -884,6 +928,7 @@
                                   <w:sz w:val="18"/>
                                 </w:rPr>
                               </w:pPr>
+                              <w:proofErr w:type="spellStart"/>
                               <w:r>
                                 <w:rPr>
                                   <w:rFonts w:ascii="Courier New"/>
@@ -892,6 +937,7 @@
                                 </w:rPr>
                                 <w:t>import</w:t>
                               </w:r>
+                              <w:proofErr w:type="spellEnd"/>
                               <w:r>
                                 <w:rPr>
                                   <w:rFonts w:ascii="Courier New"/>
@@ -901,6 +947,8 @@
                                 </w:rPr>
                                 <w:t xml:space="preserve"> </w:t>
                               </w:r>
+                              <w:proofErr w:type="spellStart"/>
+                              <w:proofErr w:type="gramStart"/>
                               <w:r>
                                 <w:rPr>
                                   <w:rFonts w:ascii="Courier New"/>
@@ -909,6 +957,8 @@
                                 </w:rPr>
                                 <w:t>matplotlib.pyplot</w:t>
                               </w:r>
+                              <w:proofErr w:type="spellEnd"/>
+                              <w:proofErr w:type="gramEnd"/>
                               <w:r>
                                 <w:rPr>
                                   <w:rFonts w:ascii="Courier New"/>
@@ -935,29 +985,59 @@
                                 </w:rPr>
                                 <w:t xml:space="preserve"> </w:t>
                               </w:r>
+                              <w:proofErr w:type="spellStart"/>
                               <w:r>
                                 <w:rPr>
                                   <w:rFonts w:ascii="Courier New"/>
                                   <w:color w:val="37464E"/>
                                   <w:sz w:val="18"/>
                                 </w:rPr>
-                                <w:t xml:space="preserve">plt </w:t>
-                              </w:r>
+                                <w:t>plt</w:t>
+                              </w:r>
+                              <w:proofErr w:type="spellEnd"/>
+                              <w:r>
+                                <w:rPr>
+                                  <w:rFonts w:ascii="Courier New"/>
+                                  <w:color w:val="37464E"/>
+                                  <w:sz w:val="18"/>
+                                </w:rPr>
+                                <w:t xml:space="preserve"> </w:t>
+                              </w:r>
+                              <w:proofErr w:type="spellStart"/>
                               <w:r>
                                 <w:rPr>
                                   <w:rFonts w:ascii="Courier New"/>
                                   <w:color w:val="1866D1"/>
                                   <w:sz w:val="18"/>
                                 </w:rPr>
-                                <w:t xml:space="preserve">import </w:t>
-                              </w:r>
+                                <w:t>import</w:t>
+                              </w:r>
+                              <w:proofErr w:type="spellEnd"/>
+                              <w:r>
+                                <w:rPr>
+                                  <w:rFonts w:ascii="Courier New"/>
+                                  <w:color w:val="1866D1"/>
+                                  <w:sz w:val="18"/>
+                                </w:rPr>
+                                <w:t xml:space="preserve"> </w:t>
+                              </w:r>
+                              <w:proofErr w:type="spellStart"/>
                               <w:r>
                                 <w:rPr>
                                   <w:rFonts w:ascii="Courier New"/>
                                   <w:color w:val="37464E"/>
                                   <w:sz w:val="18"/>
                                 </w:rPr>
-                                <w:t xml:space="preserve">seaborn </w:t>
+                                <w:t>seaborn</w:t>
+                              </w:r>
+                              <w:proofErr w:type="spellEnd"/>
+                              <w:r>
+                                <w:rPr>
+                                  <w:rFonts w:ascii="Courier New"/>
+                                  <w:color w:val="37464E"/>
+                                  <w:sz w:val="18"/>
+                                </w:rPr>
+                                <w:t xml:space="preserve"> </w:t>
                               </w:r>
                               <w:r>
                                 <w:rPr>
@@ -967,6 +1047,7 @@
                                 </w:rPr>
                                 <w:t xml:space="preserve">as </w:t>
                               </w:r>
+                              <w:proofErr w:type="spellStart"/>
                               <w:r>
                                 <w:rPr>
                                   <w:rFonts w:ascii="Courier New"/>
@@ -975,6 +1056,7 @@
                                 </w:rPr>
                                 <w:t>sns</w:t>
                               </w:r>
+                              <w:proofErr w:type="spellEnd"/>
                             </w:p>
                             <w:p>
                               <w:pPr>
@@ -984,30 +1066,61 @@
                                   <w:sz w:val="18"/>
                                 </w:rPr>
                               </w:pPr>
+                              <w:proofErr w:type="spellStart"/>
                               <w:r>
                                 <w:rPr>
                                   <w:rFonts w:ascii="Courier New"/>
                                   <w:color w:val="1866D1"/>
                                   <w:sz w:val="18"/>
                                 </w:rPr>
-                                <w:t xml:space="preserve">from </w:t>
-                              </w:r>
+                                <w:t>from</w:t>
+                              </w:r>
+                              <w:proofErr w:type="spellEnd"/>
+                              <w:r>
+                                <w:rPr>
+                                  <w:rFonts w:ascii="Courier New"/>
+                                  <w:color w:val="1866D1"/>
+                                  <w:sz w:val="18"/>
+                                </w:rPr>
+                                <w:t xml:space="preserve"> </w:t>
+                              </w:r>
+                              <w:proofErr w:type="spellStart"/>
                               <w:r>
                                 <w:rPr>
                                   <w:rFonts w:ascii="Courier New"/>
                                   <w:color w:val="37464E"/>
                                   <w:sz w:val="18"/>
                                 </w:rPr>
-                                <w:t xml:space="preserve">scipy </w:t>
-                              </w:r>
+                                <w:t>scipy</w:t>
+                              </w:r>
+                              <w:proofErr w:type="spellEnd"/>
+                              <w:r>
+                                <w:rPr>
+                                  <w:rFonts w:ascii="Courier New"/>
+                                  <w:color w:val="37464E"/>
+                                  <w:sz w:val="18"/>
+                                </w:rPr>
+                                <w:t xml:space="preserve"> </w:t>
+                              </w:r>
+                              <w:proofErr w:type="spellStart"/>
                               <w:r>
                                 <w:rPr>
                                   <w:rFonts w:ascii="Courier New"/>
                                   <w:color w:val="1866D1"/>
                                   <w:sz w:val="18"/>
                                 </w:rPr>
-                                <w:t xml:space="preserve">import </w:t>
-                              </w:r>
+                                <w:t>import</w:t>
+                              </w:r>
+                              <w:proofErr w:type="spellEnd"/>
+                              <w:r>
+                                <w:rPr>
+                                  <w:rFonts w:ascii="Courier New"/>
+                                  <w:color w:val="1866D1"/>
+                                  <w:sz w:val="18"/>
+                                </w:rPr>
+                                <w:t xml:space="preserve"> </w:t>
+                              </w:r>
+                              <w:proofErr w:type="spellStart"/>
                               <w:r>
                                 <w:rPr>
                                   <w:rFonts w:ascii="Courier New"/>
@@ -1017,6 +1130,7 @@
                                 </w:rPr>
                                 <w:t>stats</w:t>
                               </w:r>
+                              <w:proofErr w:type="spellEnd"/>
                             </w:p>
                             <w:p>
                               <w:pPr>
@@ -1129,6 +1243,8 @@
                                 </w:rPr>
                                 <w:t xml:space="preserve">todos </w:t>
                               </w:r>
+                              <w:proofErr w:type="spellStart"/>
+                              <w:proofErr w:type="gramStart"/>
                               <w:r>
                                 <w:rPr>
                                   <w:rFonts w:ascii="Courier New"/>
@@ -1136,8 +1252,39 @@
                                   <w:spacing w:val="-2"/>
                                   <w:sz w:val="18"/>
                                 </w:rPr>
-                                <w:t>np.random.seed(</w:t>
-                              </w:r>
+                                <w:t>np.random</w:t>
+                              </w:r>
+                              <w:proofErr w:type="gramEnd"/>
+                              <w:r>
+                                <w:rPr>
+                                  <w:rFonts w:ascii="Courier New"/>
+                                  <w:color w:val="37464E"/>
+                                  <w:spacing w:val="-2"/>
+                                  <w:sz w:val="18"/>
+                                </w:rPr>
+                                <w:t>.</w:t>
+                              </w:r>
+                              <w:proofErr w:type="gramStart"/>
+                              <w:r>
+                                <w:rPr>
+                                  <w:rFonts w:ascii="Courier New"/>
+                                  <w:color w:val="37464E"/>
+                                  <w:spacing w:val="-2"/>
+                                  <w:sz w:val="18"/>
+                                </w:rPr>
+                                <w:t>seed</w:t>
+                              </w:r>
+                              <w:proofErr w:type="spellEnd"/>
+                              <w:r>
+                                <w:rPr>
+                                  <w:rFonts w:ascii="Courier New"/>
+                                  <w:color w:val="37464E"/>
+                                  <w:spacing w:val="-2"/>
+                                  <w:sz w:val="18"/>
+                                </w:rPr>
+                                <w:t>(</w:t>
+                              </w:r>
+                              <w:proofErr w:type="gramEnd"/>
                               <w:r>
                                 <w:rPr>
                                   <w:rFonts w:ascii="Courier New"/>
@@ -1208,6 +1355,7 @@
                             <w:sz w:val="18"/>
                           </w:rPr>
                         </w:pPr>
+                        <w:proofErr w:type="spellStart"/>
                         <w:r>
                           <w:rPr>
                             <w:rFonts w:ascii="Courier New"/>
@@ -1216,6 +1364,7 @@
                           </w:rPr>
                           <w:t>import</w:t>
                         </w:r>
+                        <w:proofErr w:type="spellEnd"/>
                         <w:r>
                           <w:rPr>
                             <w:rFonts w:ascii="Courier New"/>
@@ -1259,29 +1408,59 @@
                           </w:rPr>
                           <w:t xml:space="preserve"> </w:t>
                         </w:r>
+                        <w:proofErr w:type="spellStart"/>
                         <w:r>
                           <w:rPr>
                             <w:rFonts w:ascii="Courier New"/>
                             <w:color w:val="37464E"/>
                             <w:sz w:val="18"/>
                           </w:rPr>
-                          <w:t xml:space="preserve">pd </w:t>
-                        </w:r>
+                          <w:t>pd</w:t>
+                        </w:r>
+                        <w:proofErr w:type="spellEnd"/>
+                        <w:r>
+                          <w:rPr>
+                            <w:rFonts w:ascii="Courier New"/>
+                            <w:color w:val="37464E"/>
+                            <w:sz w:val="18"/>
+                          </w:rPr>
+                          <w:t xml:space="preserve"> </w:t>
+                        </w:r>
+                        <w:proofErr w:type="spellStart"/>
                         <w:r>
                           <w:rPr>
                             <w:rFonts w:ascii="Courier New"/>
                             <w:color w:val="1866D1"/>
                             <w:sz w:val="18"/>
                           </w:rPr>
-                          <w:t xml:space="preserve">import </w:t>
-                        </w:r>
+                          <w:t>import</w:t>
+                        </w:r>
+                        <w:proofErr w:type="spellEnd"/>
+                        <w:r>
+                          <w:rPr>
+                            <w:rFonts w:ascii="Courier New"/>
+                            <w:color w:val="1866D1"/>
+                            <w:sz w:val="18"/>
+                          </w:rPr>
+                          <w:t xml:space="preserve"> </w:t>
+                        </w:r>
+                        <w:proofErr w:type="spellStart"/>
                         <w:r>
                           <w:rPr>
                             <w:rFonts w:ascii="Courier New"/>
                             <w:color w:val="37464E"/>
                             <w:sz w:val="18"/>
                           </w:rPr>
-                          <w:t xml:space="preserve">numpy </w:t>
+                          <w:t>numpy</w:t>
+                        </w:r>
+                        <w:proofErr w:type="spellEnd"/>
+                        <w:r>
+                          <w:rPr>
+                            <w:rFonts w:ascii="Courier New"/>
+                            <w:color w:val="37464E"/>
+                            <w:sz w:val="18"/>
+                          </w:rPr>
+                          <w:t xml:space="preserve"> </w:t>
                         </w:r>
                         <w:r>
                           <w:rPr>
@@ -1291,6 +1470,7 @@
                           </w:rPr>
                           <w:t xml:space="preserve">as </w:t>
                         </w:r>
+                        <w:proofErr w:type="spellStart"/>
                         <w:r>
                           <w:rPr>
                             <w:rFonts w:ascii="Courier New"/>
@@ -1299,6 +1479,7 @@
                           </w:rPr>
                           <w:t>np</w:t>
                         </w:r>
+                        <w:proofErr w:type="spellEnd"/>
                       </w:p>
                       <w:p>
                         <w:pPr>
@@ -1309,6 +1490,7 @@
                             <w:sz w:val="18"/>
                           </w:rPr>
                         </w:pPr>
+                        <w:proofErr w:type="spellStart"/>
                         <w:r>
                           <w:rPr>
                             <w:rFonts w:ascii="Courier New"/>
@@ -1317,6 +1499,7 @@
                           </w:rPr>
                           <w:t>import</w:t>
                         </w:r>
+                        <w:proofErr w:type="spellEnd"/>
                         <w:r>
                           <w:rPr>
                             <w:rFonts w:ascii="Courier New"/>
@@ -1326,6 +1509,8 @@
                           </w:rPr>
                           <w:t xml:space="preserve"> </w:t>
                         </w:r>
+                        <w:proofErr w:type="spellStart"/>
+                        <w:proofErr w:type="gramStart"/>
                         <w:r>
                           <w:rPr>
                             <w:rFonts w:ascii="Courier New"/>
@@ -1334,6 +1519,8 @@
                           </w:rPr>
                           <w:t>matplotlib.pyplot</w:t>
                         </w:r>
+                        <w:proofErr w:type="spellEnd"/>
+                        <w:proofErr w:type="gramEnd"/>
                         <w:r>
                           <w:rPr>
                             <w:rFonts w:ascii="Courier New"/>
@@ -1360,29 +1547,59 @@
                           </w:rPr>
                           <w:t xml:space="preserve"> </w:t>
                         </w:r>
+                        <w:proofErr w:type="spellStart"/>
                         <w:r>
                           <w:rPr>
                             <w:rFonts w:ascii="Courier New"/>
                             <w:color w:val="37464E"/>
                             <w:sz w:val="18"/>
                           </w:rPr>
-                          <w:t xml:space="preserve">plt </w:t>
-                        </w:r>
+                          <w:t>plt</w:t>
+                        </w:r>
+                        <w:proofErr w:type="spellEnd"/>
+                        <w:r>
+                          <w:rPr>
+                            <w:rFonts w:ascii="Courier New"/>
+                            <w:color w:val="37464E"/>
+                            <w:sz w:val="18"/>
+                          </w:rPr>
+                          <w:t xml:space="preserve"> </w:t>
+                        </w:r>
+                        <w:proofErr w:type="spellStart"/>
                         <w:r>
                           <w:rPr>
                             <w:rFonts w:ascii="Courier New"/>
                             <w:color w:val="1866D1"/>
                             <w:sz w:val="18"/>
                           </w:rPr>
-                          <w:t xml:space="preserve">import </w:t>
-                        </w:r>
+                          <w:t>import</w:t>
+                        </w:r>
+                        <w:proofErr w:type="spellEnd"/>
+                        <w:r>
+                          <w:rPr>
+                            <w:rFonts w:ascii="Courier New"/>
+                            <w:color w:val="1866D1"/>
+                            <w:sz w:val="18"/>
+                          </w:rPr>
+                          <w:t xml:space="preserve"> </w:t>
+                        </w:r>
+                        <w:proofErr w:type="spellStart"/>
                         <w:r>
                           <w:rPr>
                             <w:rFonts w:ascii="Courier New"/>
                             <w:color w:val="37464E"/>
                             <w:sz w:val="18"/>
                           </w:rPr>
-                          <w:t xml:space="preserve">seaborn </w:t>
+                          <w:t>seaborn</w:t>
+                        </w:r>
+                        <w:proofErr w:type="spellEnd"/>
+                        <w:r>
+                          <w:rPr>
+                            <w:rFonts w:ascii="Courier New"/>
+                            <w:color w:val="37464E"/>
+                            <w:sz w:val="18"/>
+                          </w:rPr>
+                          <w:t xml:space="preserve"> </w:t>
                         </w:r>
                         <w:r>
                           <w:rPr>
@@ -1392,6 +1609,7 @@
                           </w:rPr>
                           <w:t xml:space="preserve">as </w:t>
                         </w:r>
+                        <w:proofErr w:type="spellStart"/>
                         <w:r>
                           <w:rPr>
                             <w:rFonts w:ascii="Courier New"/>
@@ -1400,6 +1618,7 @@
                           </w:rPr>
                           <w:t>sns</w:t>
                         </w:r>
+                        <w:proofErr w:type="spellEnd"/>
                       </w:p>
                       <w:p>
                         <w:pPr>
@@ -1409,30 +1628,61 @@
                             <w:sz w:val="18"/>
                           </w:rPr>
                         </w:pPr>
+                        <w:proofErr w:type="spellStart"/>
                         <w:r>
                           <w:rPr>
                             <w:rFonts w:ascii="Courier New"/>
                             <w:color w:val="1866D1"/>
                             <w:sz w:val="18"/>
                           </w:rPr>
-                          <w:t xml:space="preserve">from </w:t>
-                        </w:r>
+                          <w:t>from</w:t>
+                        </w:r>
+                        <w:proofErr w:type="spellEnd"/>
+                        <w:r>
+                          <w:rPr>
+                            <w:rFonts w:ascii="Courier New"/>
+                            <w:color w:val="1866D1"/>
+                            <w:sz w:val="18"/>
+                          </w:rPr>
+                          <w:t xml:space="preserve"> </w:t>
+                        </w:r>
+                        <w:proofErr w:type="spellStart"/>
                         <w:r>
                           <w:rPr>
                             <w:rFonts w:ascii="Courier New"/>
                             <w:color w:val="37464E"/>
                             <w:sz w:val="18"/>
                           </w:rPr>
-                          <w:t xml:space="preserve">scipy </w:t>
-                        </w:r>
+                          <w:t>scipy</w:t>
+                        </w:r>
+                        <w:proofErr w:type="spellEnd"/>
+                        <w:r>
+                          <w:rPr>
+                            <w:rFonts w:ascii="Courier New"/>
+                            <w:color w:val="37464E"/>
+                            <w:sz w:val="18"/>
+                          </w:rPr>
+                          <w:t xml:space="preserve"> </w:t>
+                        </w:r>
+                        <w:proofErr w:type="spellStart"/>
                         <w:r>
                           <w:rPr>
                             <w:rFonts w:ascii="Courier New"/>
                             <w:color w:val="1866D1"/>
                             <w:sz w:val="18"/>
                           </w:rPr>
-                          <w:t xml:space="preserve">import </w:t>
-                        </w:r>
+                          <w:t>import</w:t>
+                        </w:r>
+                        <w:proofErr w:type="spellEnd"/>
+                        <w:r>
+                          <w:rPr>
+                            <w:rFonts w:ascii="Courier New"/>
+                            <w:color w:val="1866D1"/>
+                            <w:sz w:val="18"/>
+                          </w:rPr>
+                          <w:t xml:space="preserve"> </w:t>
+                        </w:r>
+                        <w:proofErr w:type="spellStart"/>
                         <w:r>
                           <w:rPr>
                             <w:rFonts w:ascii="Courier New"/>
@@ -1442,6 +1692,7 @@
                           </w:rPr>
                           <w:t>stats</w:t>
                         </w:r>
+                        <w:proofErr w:type="spellEnd"/>
                       </w:p>
                       <w:p>
                         <w:pPr>
@@ -1554,6 +1805,8 @@
                           </w:rPr>
                           <w:t xml:space="preserve">todos </w:t>
                         </w:r>
+                        <w:proofErr w:type="spellStart"/>
+                        <w:proofErr w:type="gramStart"/>
                         <w:r>
                           <w:rPr>
                             <w:rFonts w:ascii="Courier New"/>
@@ -1561,8 +1814,39 @@
                             <w:spacing w:val="-2"/>
                             <w:sz w:val="18"/>
                           </w:rPr>
-                          <w:t>np.random.seed(</w:t>
-                        </w:r>
+                          <w:t>np.random</w:t>
+                        </w:r>
+                        <w:proofErr w:type="gramEnd"/>
+                        <w:r>
+                          <w:rPr>
+                            <w:rFonts w:ascii="Courier New"/>
+                            <w:color w:val="37464E"/>
+                            <w:spacing w:val="-2"/>
+                            <w:sz w:val="18"/>
+                          </w:rPr>
+                          <w:t>.</w:t>
+                        </w:r>
+                        <w:proofErr w:type="gramStart"/>
+                        <w:r>
+                          <w:rPr>
+                            <w:rFonts w:ascii="Courier New"/>
+                            <w:color w:val="37464E"/>
+                            <w:spacing w:val="-2"/>
+                            <w:sz w:val="18"/>
+                          </w:rPr>
+                          <w:t>seed</w:t>
+                        </w:r>
+                        <w:proofErr w:type="spellEnd"/>
+                        <w:r>
+                          <w:rPr>
+                            <w:rFonts w:ascii="Courier New"/>
+                            <w:color w:val="37464E"/>
+                            <w:spacing w:val="-2"/>
+                            <w:sz w:val="18"/>
+                          </w:rPr>
+                          <w:t>(</w:t>
+                        </w:r>
+                        <w:proofErr w:type="gramEnd"/>
                         <w:r>
                           <w:rPr>
                             <w:rFonts w:ascii="Courier New"/>
@@ -1963,13 +2247,41 @@
                                   <w:sz w:val="18"/>
                                 </w:rPr>
                               </w:pPr>
+                              <w:proofErr w:type="spellStart"/>
                               <w:r>
                                 <w:rPr>
                                   <w:rFonts w:ascii="Courier New"/>
                                   <w:color w:val="37464E"/>
                                   <w:sz w:val="18"/>
                                 </w:rPr>
-                                <w:t xml:space="preserve">shape, scale = </w:t>
+                                <w:t>shape</w:t>
+                              </w:r>
+                              <w:proofErr w:type="spellEnd"/>
+                              <w:r>
+                                <w:rPr>
+                                  <w:rFonts w:ascii="Courier New"/>
+                                  <w:color w:val="37464E"/>
+                                  <w:sz w:val="18"/>
+                                </w:rPr>
+                                <w:t xml:space="preserve">, </w:t>
+                              </w:r>
+                              <w:proofErr w:type="spellStart"/>
+                              <w:r>
+                                <w:rPr>
+                                  <w:rFonts w:ascii="Courier New"/>
+                                  <w:color w:val="37464E"/>
+                                  <w:sz w:val="18"/>
+                                </w:rPr>
+                                <w:t>scale</w:t>
+                              </w:r>
+                              <w:proofErr w:type="spellEnd"/>
+                              <w:r>
+                                <w:rPr>
+                                  <w:rFonts w:ascii="Courier New"/>
+                                  <w:color w:val="37464E"/>
+                                  <w:sz w:val="18"/>
+                                </w:rPr>
+                                <w:t xml:space="preserve"> = </w:t>
                               </w:r>
                               <w:r>
                                 <w:rPr>
@@ -2022,13 +2334,97 @@
                                   <w:sz w:val="18"/>
                                 </w:rPr>
                               </w:pPr>
+                              <w:proofErr w:type="spellStart"/>
                               <w:r>
                                 <w:rPr>
                                   <w:rFonts w:ascii="Courier New"/>
                                   <w:color w:val="37464E"/>
                                   <w:sz w:val="18"/>
                                 </w:rPr>
-                                <w:t xml:space="preserve">poblacion_tiempos = np.random.gamma(shape, scale, </w:t>
+                                <w:t>poblacion_tiempos</w:t>
+                              </w:r>
+                              <w:proofErr w:type="spellEnd"/>
+                              <w:r>
+                                <w:rPr>
+                                  <w:rFonts w:ascii="Courier New"/>
+                                  <w:color w:val="37464E"/>
+                                  <w:sz w:val="18"/>
+                                </w:rPr>
+                                <w:t xml:space="preserve"> = </w:t>
+                              </w:r>
+                              <w:proofErr w:type="spellStart"/>
+                              <w:proofErr w:type="gramStart"/>
+                              <w:r>
+                                <w:rPr>
+                                  <w:rFonts w:ascii="Courier New"/>
+                                  <w:color w:val="37464E"/>
+                                  <w:sz w:val="18"/>
+                                </w:rPr>
+                                <w:t>np.random</w:t>
+                              </w:r>
+                              <w:proofErr w:type="gramEnd"/>
+                              <w:r>
+                                <w:rPr>
+                                  <w:rFonts w:ascii="Courier New"/>
+                                  <w:color w:val="37464E"/>
+                                  <w:sz w:val="18"/>
+                                </w:rPr>
+                                <w:t>.</w:t>
+                              </w:r>
+                              <w:proofErr w:type="gramStart"/>
+                              <w:r>
+                                <w:rPr>
+                                  <w:rFonts w:ascii="Courier New"/>
+                                  <w:color w:val="37464E"/>
+                                  <w:sz w:val="18"/>
+                                </w:rPr>
+                                <w:t>gamma</w:t>
+                              </w:r>
+                              <w:proofErr w:type="spellEnd"/>
+                              <w:r>
+                                <w:rPr>
+                                  <w:rFonts w:ascii="Courier New"/>
+                                  <w:color w:val="37464E"/>
+                                  <w:sz w:val="18"/>
+                                </w:rPr>
+                                <w:t>(</w:t>
+                              </w:r>
+                              <w:proofErr w:type="spellStart"/>
+                              <w:proofErr w:type="gramEnd"/>
+                              <w:r>
+                                <w:rPr>
+                                  <w:rFonts w:ascii="Courier New"/>
+                                  <w:color w:val="37464E"/>
+                                  <w:sz w:val="18"/>
+                                </w:rPr>
+                                <w:t>shape</w:t>
+                              </w:r>
+                              <w:proofErr w:type="spellEnd"/>
+                              <w:r>
+                                <w:rPr>
+                                  <w:rFonts w:ascii="Courier New"/>
+                                  <w:color w:val="37464E"/>
+                                  <w:sz w:val="18"/>
+                                </w:rPr>
+                                <w:t xml:space="preserve">, </w:t>
+                              </w:r>
+                              <w:proofErr w:type="spellStart"/>
+                              <w:r>
+                                <w:rPr>
+                                  <w:rFonts w:ascii="Courier New"/>
+                                  <w:color w:val="37464E"/>
+                                  <w:sz w:val="18"/>
+                                </w:rPr>
+                                <w:t>scale</w:t>
+                              </w:r>
+                              <w:proofErr w:type="spellEnd"/>
+                              <w:r>
+                                <w:rPr>
+                                  <w:rFonts w:ascii="Courier New"/>
+                                  <w:color w:val="37464E"/>
+                                  <w:sz w:val="18"/>
+                                </w:rPr>
+                                <w:t xml:space="preserve">, </w:t>
                               </w:r>
                               <w:r>
                                 <w:rPr>
@@ -2245,13 +2641,61 @@
                                 </w:rPr>
                                 <w:t xml:space="preserve">población </w:t>
                               </w:r>
+                              <w:proofErr w:type="spellStart"/>
                               <w:r>
                                 <w:rPr>
                                   <w:rFonts w:ascii="Courier New" w:hAnsi="Courier New"/>
                                   <w:color w:val="37464E"/>
                                   <w:sz w:val="18"/>
                                 </w:rPr>
-                                <w:t>media_poblacional = np.mean(poblacion_tiempos)</w:t>
+                                <w:t>media_poblacional</w:t>
+                              </w:r>
+                              <w:proofErr w:type="spellEnd"/>
+                              <w:r>
+                                <w:rPr>
+                                  <w:rFonts w:ascii="Courier New" w:hAnsi="Courier New"/>
+                                  <w:color w:val="37464E"/>
+                                  <w:sz w:val="18"/>
+                                </w:rPr>
+                                <w:t xml:space="preserve"> = </w:t>
+                              </w:r>
+                              <w:proofErr w:type="spellStart"/>
+                              <w:proofErr w:type="gramStart"/>
+                              <w:r>
+                                <w:rPr>
+                                  <w:rFonts w:ascii="Courier New" w:hAnsi="Courier New"/>
+                                  <w:color w:val="37464E"/>
+                                  <w:sz w:val="18"/>
+                                </w:rPr>
+                                <w:t>np.mean</w:t>
+                              </w:r>
+                              <w:proofErr w:type="spellEnd"/>
+                              <w:proofErr w:type="gramEnd"/>
+                              <w:r>
+                                <w:rPr>
+                                  <w:rFonts w:ascii="Courier New" w:hAnsi="Courier New"/>
+                                  <w:color w:val="37464E"/>
+                                  <w:sz w:val="18"/>
+                                </w:rPr>
+                                <w:t>(</w:t>
+                              </w:r>
+                              <w:proofErr w:type="spellStart"/>
+                              <w:r>
+                                <w:rPr>
+                                  <w:rFonts w:ascii="Courier New" w:hAnsi="Courier New"/>
+                                  <w:color w:val="37464E"/>
+                                  <w:sz w:val="18"/>
+                                </w:rPr>
+                                <w:t>poblacion_tiempos</w:t>
+                              </w:r>
+                              <w:proofErr w:type="spellEnd"/>
+                              <w:r>
+                                <w:rPr>
+                                  <w:rFonts w:ascii="Courier New" w:hAnsi="Courier New"/>
+                                  <w:color w:val="37464E"/>
+                                  <w:sz w:val="18"/>
+                                </w:rPr>
+                                <w:t>)</w:t>
                               </w:r>
                             </w:p>
                             <w:p>
@@ -2262,14 +2706,25 @@
                                   <w:sz w:val="18"/>
                                 </w:rPr>
                               </w:pPr>
+                              <w:proofErr w:type="spellStart"/>
                               <w:r>
                                 <w:rPr>
                                   <w:rFonts w:ascii="Courier New"/>
                                   <w:color w:val="37464E"/>
                                   <w:sz w:val="18"/>
                                 </w:rPr>
-                                <w:t xml:space="preserve">std_poblacional = </w:t>
-                              </w:r>
+                                <w:t>std_poblacional</w:t>
+                              </w:r>
+                              <w:proofErr w:type="spellEnd"/>
+                              <w:r>
+                                <w:rPr>
+                                  <w:rFonts w:ascii="Courier New"/>
+                                  <w:color w:val="37464E"/>
+                                  <w:sz w:val="18"/>
+                                </w:rPr>
+                                <w:t xml:space="preserve"> = </w:t>
+                              </w:r>
+                              <w:proofErr w:type="spellStart"/>
                               <w:r>
                                 <w:rPr>
                                   <w:rFonts w:ascii="Courier New"/>
@@ -2277,7 +2732,37 @@
                                   <w:spacing w:val="-2"/>
                                   <w:sz w:val="18"/>
                                 </w:rPr>
-                                <w:t>np.std(poblacion_tiempos)</w:t>
+                                <w:t>np.std</w:t>
+                              </w:r>
+                              <w:proofErr w:type="spellEnd"/>
+                              <w:r>
+                                <w:rPr>
+                                  <w:rFonts w:ascii="Courier New"/>
+                                  <w:color w:val="37464E"/>
+                                  <w:spacing w:val="-2"/>
+                                  <w:sz w:val="18"/>
+                                </w:rPr>
+                                <w:t>(</w:t>
+                              </w:r>
+                              <w:proofErr w:type="spellStart"/>
+                              <w:r>
+                                <w:rPr>
+                                  <w:rFonts w:ascii="Courier New"/>
+                                  <w:color w:val="37464E"/>
+                                  <w:spacing w:val="-2"/>
+                                  <w:sz w:val="18"/>
+                                </w:rPr>
+                                <w:t>poblacion_tiempos</w:t>
+                              </w:r>
+                              <w:proofErr w:type="spellEnd"/>
+                              <w:r>
+                                <w:rPr>
+                                  <w:rFonts w:ascii="Courier New"/>
+                                  <w:color w:val="37464E"/>
+                                  <w:spacing w:val="-2"/>
+                                  <w:sz w:val="18"/>
+                                </w:rPr>
+                                <w:t>)</w:t>
                               </w:r>
                             </w:p>
                             <w:p>
@@ -2297,6 +2782,8 @@
                                   <w:sz w:val="18"/>
                                 </w:rPr>
                               </w:pPr>
+                              <w:proofErr w:type="spellStart"/>
+                              <w:proofErr w:type="gramStart"/>
                               <w:r>
                                 <w:rPr>
                                   <w:rFonts w:ascii="Courier New" w:hAnsi="Courier New"/>
@@ -2305,6 +2792,7 @@
                                 </w:rPr>
                                 <w:t>print</w:t>
                               </w:r>
+                              <w:proofErr w:type="spellEnd"/>
                               <w:r>
                                 <w:rPr>
                                   <w:rFonts w:ascii="Courier New" w:hAnsi="Courier New"/>
@@ -2313,6 +2801,8 @@
                                 </w:rPr>
                                 <w:t>(</w:t>
                               </w:r>
+                              <w:proofErr w:type="spellStart"/>
+                              <w:proofErr w:type="gramEnd"/>
                               <w:r>
                                 <w:rPr>
                                   <w:rFonts w:ascii="Courier New" w:hAnsi="Courier New"/>
@@ -2321,6 +2811,7 @@
                                 </w:rPr>
                                 <w:t>f"La</w:t>
                               </w:r>
+                              <w:proofErr w:type="spellEnd"/>
                               <w:r>
                                 <w:rPr>
                                   <w:rFonts w:ascii="Courier New" w:hAnsi="Courier New"/>
@@ -2366,6 +2857,8 @@
                                   <w:sz w:val="18"/>
                                 </w:rPr>
                               </w:pPr>
+                              <w:proofErr w:type="spellStart"/>
+                              <w:proofErr w:type="gramStart"/>
                               <w:r>
                                 <w:rPr>
                                   <w:rFonts w:ascii="Courier New" w:hAnsi="Courier New"/>
@@ -2374,6 +2867,7 @@
                                 </w:rPr>
                                 <w:t>print</w:t>
                               </w:r>
+                              <w:proofErr w:type="spellEnd"/>
                               <w:r>
                                 <w:rPr>
                                   <w:rFonts w:ascii="Courier New" w:hAnsi="Courier New"/>
@@ -2382,13 +2876,24 @@
                                 </w:rPr>
                                 <w:t>(</w:t>
                               </w:r>
+                              <w:proofErr w:type="spellStart"/>
+                              <w:proofErr w:type="gramEnd"/>
                               <w:r>
                                 <w:rPr>
                                   <w:rFonts w:ascii="Courier New" w:hAnsi="Courier New"/>
                                   <w:color w:val="178037"/>
                                   <w:sz w:val="18"/>
                                 </w:rPr>
-                                <w:t xml:space="preserve">f"La desviación estándar poblacional (σ) es: {std_poblacional:.2f} </w:t>
+                                <w:t>f"La</w:t>
+                              </w:r>
+                              <w:proofErr w:type="spellEnd"/>
+                              <w:r>
+                                <w:rPr>
+                                  <w:rFonts w:ascii="Courier New" w:hAnsi="Courier New"/>
+                                  <w:color w:val="178037"/>
+                                  <w:sz w:val="18"/>
+                                </w:rPr>
+                                <w:t xml:space="preserve"> desviación estándar poblacional (σ) es: {std_poblacional:.2f} </w:t>
                               </w:r>
                               <w:r>
                                 <w:rPr>
@@ -2605,13 +3110,61 @@
                                 </w:rPr>
                                 <w:t xml:space="preserve">normal) </w:t>
                               </w:r>
+                              <w:proofErr w:type="spellStart"/>
+                              <w:proofErr w:type="gramStart"/>
                               <w:r>
                                 <w:rPr>
                                   <w:rFonts w:ascii="Courier New" w:hAnsi="Courier New"/>
                                   <w:color w:val="37464E"/>
                                   <w:sz w:val="18"/>
                                 </w:rPr>
-                                <w:t>sns.histplot(poblacion_tiempos, kde=True)</w:t>
+                                <w:t>sns.histplot</w:t>
+                              </w:r>
+                              <w:proofErr w:type="spellEnd"/>
+                              <w:proofErr w:type="gramEnd"/>
+                              <w:r>
+                                <w:rPr>
+                                  <w:rFonts w:ascii="Courier New" w:hAnsi="Courier New"/>
+                                  <w:color w:val="37464E"/>
+                                  <w:sz w:val="18"/>
+                                </w:rPr>
+                                <w:t>(</w:t>
+                              </w:r>
+                              <w:proofErr w:type="spellStart"/>
+                              <w:r>
+                                <w:rPr>
+                                  <w:rFonts w:ascii="Courier New" w:hAnsi="Courier New"/>
+                                  <w:color w:val="37464E"/>
+                                  <w:sz w:val="18"/>
+                                </w:rPr>
+                                <w:t>poblacion_tiempos</w:t>
+                              </w:r>
+                              <w:proofErr w:type="spellEnd"/>
+                              <w:r>
+                                <w:rPr>
+                                  <w:rFonts w:ascii="Courier New" w:hAnsi="Courier New"/>
+                                  <w:color w:val="37464E"/>
+                                  <w:sz w:val="18"/>
+                                </w:rPr>
+                                <w:t xml:space="preserve">, </w:t>
+                              </w:r>
+                              <w:proofErr w:type="spellStart"/>
+                              <w:r>
+                                <w:rPr>
+                                  <w:rFonts w:ascii="Courier New" w:hAnsi="Courier New"/>
+                                  <w:color w:val="37464E"/>
+                                  <w:sz w:val="18"/>
+                                </w:rPr>
+                                <w:t>kde</w:t>
+                              </w:r>
+                              <w:proofErr w:type="spellEnd"/>
+                              <w:r>
+                                <w:rPr>
+                                  <w:rFonts w:ascii="Courier New" w:hAnsi="Courier New"/>
+                                  <w:color w:val="37464E"/>
+                                  <w:sz w:val="18"/>
+                                </w:rPr>
+                                <w:t>=True)</w:t>
                               </w:r>
                             </w:p>
                             <w:p>
@@ -2623,13 +3176,25 @@
                                   <w:sz w:val="18"/>
                                 </w:rPr>
                               </w:pPr>
+                              <w:proofErr w:type="spellStart"/>
+                              <w:proofErr w:type="gramStart"/>
                               <w:r>
                                 <w:rPr>
                                   <w:rFonts w:ascii="Courier New" w:hAnsi="Courier New"/>
                                   <w:color w:val="37464E"/>
                                   <w:sz w:val="18"/>
                                 </w:rPr>
-                                <w:t>plt.title(</w:t>
+                                <w:t>plt.title</w:t>
+                              </w:r>
+                              <w:proofErr w:type="spellEnd"/>
+                              <w:proofErr w:type="gramEnd"/>
+                              <w:r>
+                                <w:rPr>
+                                  <w:rFonts w:ascii="Courier New" w:hAnsi="Courier New"/>
+                                  <w:color w:val="37464E"/>
+                                  <w:sz w:val="18"/>
+                                </w:rPr>
+                                <w:t>(</w:t>
                               </w:r>
                               <w:r>
                                 <w:rPr>
@@ -2747,7 +3312,27 @@
                                   <w:color w:val="37464E"/>
                                   <w:sz w:val="18"/>
                                 </w:rPr>
-                                <w:t>) plt.xlabel(</w:t>
+                                <w:t xml:space="preserve">) </w:t>
+                              </w:r>
+                              <w:proofErr w:type="spellStart"/>
+                              <w:proofErr w:type="gramStart"/>
+                              <w:r>
+                                <w:rPr>
+                                  <w:rFonts w:ascii="Courier New" w:hAnsi="Courier New"/>
+                                  <w:color w:val="37464E"/>
+                                  <w:sz w:val="18"/>
+                                </w:rPr>
+                                <w:t>plt.xlabel</w:t>
+                              </w:r>
+                              <w:proofErr w:type="spellEnd"/>
+                              <w:proofErr w:type="gramEnd"/>
+                              <w:r>
+                                <w:rPr>
+                                  <w:rFonts w:ascii="Courier New" w:hAnsi="Courier New"/>
+                                  <w:color w:val="37464E"/>
+                                  <w:sz w:val="18"/>
+                                </w:rPr>
+                                <w:t>(</w:t>
                               </w:r>
                               <w:r>
                                 <w:rPr>
@@ -2765,6 +3350,7 @@
                                 </w:rPr>
                                 <w:t xml:space="preserve">) </w:t>
                               </w:r>
+                              <w:proofErr w:type="gramStart"/>
                               <w:r>
                                 <w:rPr>
                                   <w:rFonts w:ascii="Courier New" w:hAnsi="Courier New"/>
@@ -2772,7 +3358,17 @@
                                   <w:spacing w:val="-2"/>
                                   <w:sz w:val="18"/>
                                 </w:rPr>
-                                <w:t>plt.ylabel(</w:t>
+                                <w:t>plt.ylabel</w:t>
+                              </w:r>
+                              <w:proofErr w:type="gramEnd"/>
+                              <w:r>
+                                <w:rPr>
+                                  <w:rFonts w:ascii="Courier New" w:hAnsi="Courier New"/>
+                                  <w:color w:val="37464E"/>
+                                  <w:spacing w:val="-2"/>
+                                  <w:sz w:val="18"/>
+                                </w:rPr>
+                                <w:t>(</w:t>
                               </w:r>
                               <w:r>
                                 <w:rPr>
@@ -2801,6 +3397,7 @@
                                   <w:sz w:val="18"/>
                                 </w:rPr>
                               </w:pPr>
+                              <w:proofErr w:type="gramStart"/>
                               <w:r>
                                 <w:rPr>
                                   <w:rFonts w:ascii="Courier New"/>
@@ -2808,7 +3405,17 @@
                                   <w:spacing w:val="-2"/>
                                   <w:sz w:val="18"/>
                                 </w:rPr>
-                                <w:t>plt.show()</w:t>
+                                <w:t>plt.show</w:t>
+                              </w:r>
+                              <w:proofErr w:type="gramEnd"/>
+                              <w:r>
+                                <w:rPr>
+                                  <w:rFonts w:ascii="Courier New"/>
+                                  <w:color w:val="37464E"/>
+                                  <w:spacing w:val="-2"/>
+                                  <w:sz w:val="18"/>
+                                </w:rPr>
+                                <w:t>()</w:t>
                               </w:r>
                             </w:p>
                           </w:txbxContent>
@@ -3033,13 +3640,41 @@
                             <w:sz w:val="18"/>
                           </w:rPr>
                         </w:pPr>
+                        <w:proofErr w:type="spellStart"/>
                         <w:r>
                           <w:rPr>
                             <w:rFonts w:ascii="Courier New"/>
                             <w:color w:val="37464E"/>
                             <w:sz w:val="18"/>
                           </w:rPr>
-                          <w:t xml:space="preserve">shape, scale = </w:t>
+                          <w:t>shape</w:t>
+                        </w:r>
+                        <w:proofErr w:type="spellEnd"/>
+                        <w:r>
+                          <w:rPr>
+                            <w:rFonts w:ascii="Courier New"/>
+                            <w:color w:val="37464E"/>
+                            <w:sz w:val="18"/>
+                          </w:rPr>
+                          <w:t xml:space="preserve">, </w:t>
+                        </w:r>
+                        <w:proofErr w:type="spellStart"/>
+                        <w:r>
+                          <w:rPr>
+                            <w:rFonts w:ascii="Courier New"/>
+                            <w:color w:val="37464E"/>
+                            <w:sz w:val="18"/>
+                          </w:rPr>
+                          <w:t>scale</w:t>
+                        </w:r>
+                        <w:proofErr w:type="spellEnd"/>
+                        <w:r>
+                          <w:rPr>
+                            <w:rFonts w:ascii="Courier New"/>
+                            <w:color w:val="37464E"/>
+                            <w:sz w:val="18"/>
+                          </w:rPr>
+                          <w:t xml:space="preserve"> = </w:t>
                         </w:r>
                         <w:r>
                           <w:rPr>
@@ -3092,13 +3727,97 @@
                             <w:sz w:val="18"/>
                           </w:rPr>
                         </w:pPr>
+                        <w:proofErr w:type="spellStart"/>
                         <w:r>
                           <w:rPr>
                             <w:rFonts w:ascii="Courier New"/>
                             <w:color w:val="37464E"/>
                             <w:sz w:val="18"/>
                           </w:rPr>
-                          <w:t xml:space="preserve">poblacion_tiempos = np.random.gamma(shape, scale, </w:t>
+                          <w:t>poblacion_tiempos</w:t>
+                        </w:r>
+                        <w:proofErr w:type="spellEnd"/>
+                        <w:r>
+                          <w:rPr>
+                            <w:rFonts w:ascii="Courier New"/>
+                            <w:color w:val="37464E"/>
+                            <w:sz w:val="18"/>
+                          </w:rPr>
+                          <w:t xml:space="preserve"> = </w:t>
+                        </w:r>
+                        <w:proofErr w:type="spellStart"/>
+                        <w:proofErr w:type="gramStart"/>
+                        <w:r>
+                          <w:rPr>
+                            <w:rFonts w:ascii="Courier New"/>
+                            <w:color w:val="37464E"/>
+                            <w:sz w:val="18"/>
+                          </w:rPr>
+                          <w:t>np.random</w:t>
+                        </w:r>
+                        <w:proofErr w:type="gramEnd"/>
+                        <w:r>
+                          <w:rPr>
+                            <w:rFonts w:ascii="Courier New"/>
+                            <w:color w:val="37464E"/>
+                            <w:sz w:val="18"/>
+                          </w:rPr>
+                          <w:t>.</w:t>
+                        </w:r>
+                        <w:proofErr w:type="gramStart"/>
+                        <w:r>
+                          <w:rPr>
+                            <w:rFonts w:ascii="Courier New"/>
+                            <w:color w:val="37464E"/>
+                            <w:sz w:val="18"/>
+                          </w:rPr>
+                          <w:t>gamma</w:t>
+                        </w:r>
+                        <w:proofErr w:type="spellEnd"/>
+                        <w:r>
+                          <w:rPr>
+                            <w:rFonts w:ascii="Courier New"/>
+                            <w:color w:val="37464E"/>
+                            <w:sz w:val="18"/>
+                          </w:rPr>
+                          <w:t>(</w:t>
+                        </w:r>
+                        <w:proofErr w:type="spellStart"/>
+                        <w:proofErr w:type="gramEnd"/>
+                        <w:r>
+                          <w:rPr>
+                            <w:rFonts w:ascii="Courier New"/>
+                            <w:color w:val="37464E"/>
+                            <w:sz w:val="18"/>
+                          </w:rPr>
+                          <w:t>shape</w:t>
+                        </w:r>
+                        <w:proofErr w:type="spellEnd"/>
+                        <w:r>
+                          <w:rPr>
+                            <w:rFonts w:ascii="Courier New"/>
+                            <w:color w:val="37464E"/>
+                            <w:sz w:val="18"/>
+                          </w:rPr>
+                          <w:t xml:space="preserve">, </w:t>
+                        </w:r>
+                        <w:proofErr w:type="spellStart"/>
+                        <w:r>
+                          <w:rPr>
+                            <w:rFonts w:ascii="Courier New"/>
+                            <w:color w:val="37464E"/>
+                            <w:sz w:val="18"/>
+                          </w:rPr>
+                          <w:t>scale</w:t>
+                        </w:r>
+                        <w:proofErr w:type="spellEnd"/>
+                        <w:r>
+                          <w:rPr>
+                            <w:rFonts w:ascii="Courier New"/>
+                            <w:color w:val="37464E"/>
+                            <w:sz w:val="18"/>
+                          </w:rPr>
+                          <w:t xml:space="preserve">, </w:t>
                         </w:r>
                         <w:r>
                           <w:rPr>
@@ -3315,13 +4034,61 @@
                           </w:rPr>
                           <w:t xml:space="preserve">población </w:t>
                         </w:r>
+                        <w:proofErr w:type="spellStart"/>
                         <w:r>
                           <w:rPr>
                             <w:rFonts w:ascii="Courier New" w:hAnsi="Courier New"/>
                             <w:color w:val="37464E"/>
                             <w:sz w:val="18"/>
                           </w:rPr>
-                          <w:t>media_poblacional = np.mean(poblacion_tiempos)</w:t>
+                          <w:t>media_poblacional</w:t>
+                        </w:r>
+                        <w:proofErr w:type="spellEnd"/>
+                        <w:r>
+                          <w:rPr>
+                            <w:rFonts w:ascii="Courier New" w:hAnsi="Courier New"/>
+                            <w:color w:val="37464E"/>
+                            <w:sz w:val="18"/>
+                          </w:rPr>
+                          <w:t xml:space="preserve"> = </w:t>
+                        </w:r>
+                        <w:proofErr w:type="spellStart"/>
+                        <w:proofErr w:type="gramStart"/>
+                        <w:r>
+                          <w:rPr>
+                            <w:rFonts w:ascii="Courier New" w:hAnsi="Courier New"/>
+                            <w:color w:val="37464E"/>
+                            <w:sz w:val="18"/>
+                          </w:rPr>
+                          <w:t>np.mean</w:t>
+                        </w:r>
+                        <w:proofErr w:type="spellEnd"/>
+                        <w:proofErr w:type="gramEnd"/>
+                        <w:r>
+                          <w:rPr>
+                            <w:rFonts w:ascii="Courier New" w:hAnsi="Courier New"/>
+                            <w:color w:val="37464E"/>
+                            <w:sz w:val="18"/>
+                          </w:rPr>
+                          <w:t>(</w:t>
+                        </w:r>
+                        <w:proofErr w:type="spellStart"/>
+                        <w:r>
+                          <w:rPr>
+                            <w:rFonts w:ascii="Courier New" w:hAnsi="Courier New"/>
+                            <w:color w:val="37464E"/>
+                            <w:sz w:val="18"/>
+                          </w:rPr>
+                          <w:t>poblacion_tiempos</w:t>
+                        </w:r>
+                        <w:proofErr w:type="spellEnd"/>
+                        <w:r>
+                          <w:rPr>
+                            <w:rFonts w:ascii="Courier New" w:hAnsi="Courier New"/>
+                            <w:color w:val="37464E"/>
+                            <w:sz w:val="18"/>
+                          </w:rPr>
+                          <w:t>)</w:t>
                         </w:r>
                       </w:p>
                       <w:p>
@@ -3332,14 +4099,25 @@
                             <w:sz w:val="18"/>
                           </w:rPr>
                         </w:pPr>
+                        <w:proofErr w:type="spellStart"/>
                         <w:r>
                           <w:rPr>
                             <w:rFonts w:ascii="Courier New"/>
                             <w:color w:val="37464E"/>
                             <w:sz w:val="18"/>
                           </w:rPr>
-                          <w:t xml:space="preserve">std_poblacional = </w:t>
-                        </w:r>
+                          <w:t>std_poblacional</w:t>
+                        </w:r>
+                        <w:proofErr w:type="spellEnd"/>
+                        <w:r>
+                          <w:rPr>
+                            <w:rFonts w:ascii="Courier New"/>
+                            <w:color w:val="37464E"/>
+                            <w:sz w:val="18"/>
+                          </w:rPr>
+                          <w:t xml:space="preserve"> = </w:t>
+                        </w:r>
+                        <w:proofErr w:type="spellStart"/>
                         <w:r>
                           <w:rPr>
                             <w:rFonts w:ascii="Courier New"/>
@@ -3347,7 +4125,37 @@
                             <w:spacing w:val="-2"/>
                             <w:sz w:val="18"/>
                           </w:rPr>
-                          <w:t>np.std(poblacion_tiempos)</w:t>
+                          <w:t>np.std</w:t>
+                        </w:r>
+                        <w:proofErr w:type="spellEnd"/>
+                        <w:r>
+                          <w:rPr>
+                            <w:rFonts w:ascii="Courier New"/>
+                            <w:color w:val="37464E"/>
+                            <w:spacing w:val="-2"/>
+                            <w:sz w:val="18"/>
+                          </w:rPr>
+                          <w:t>(</w:t>
+                        </w:r>
+                        <w:proofErr w:type="spellStart"/>
+                        <w:r>
+                          <w:rPr>
+                            <w:rFonts w:ascii="Courier New"/>
+                            <w:color w:val="37464E"/>
+                            <w:spacing w:val="-2"/>
+                            <w:sz w:val="18"/>
+                          </w:rPr>
+                          <w:t>poblacion_tiempos</w:t>
+                        </w:r>
+                        <w:proofErr w:type="spellEnd"/>
+                        <w:r>
+                          <w:rPr>
+                            <w:rFonts w:ascii="Courier New"/>
+                            <w:color w:val="37464E"/>
+                            <w:spacing w:val="-2"/>
+                            <w:sz w:val="18"/>
+                          </w:rPr>
+                          <w:t>)</w:t>
                         </w:r>
                       </w:p>
                       <w:p>
@@ -3367,6 +4175,8 @@
                             <w:sz w:val="18"/>
                           </w:rPr>
                         </w:pPr>
+                        <w:proofErr w:type="spellStart"/>
+                        <w:proofErr w:type="gramStart"/>
                         <w:r>
                           <w:rPr>
                             <w:rFonts w:ascii="Courier New" w:hAnsi="Courier New"/>
@@ -3375,6 +4185,7 @@
                           </w:rPr>
                           <w:t>print</w:t>
                         </w:r>
+                        <w:proofErr w:type="spellEnd"/>
                         <w:r>
                           <w:rPr>
                             <w:rFonts w:ascii="Courier New" w:hAnsi="Courier New"/>
@@ -3383,6 +4194,8 @@
                           </w:rPr>
                           <w:t>(</w:t>
                         </w:r>
+                        <w:proofErr w:type="spellStart"/>
+                        <w:proofErr w:type="gramEnd"/>
                         <w:r>
                           <w:rPr>
                             <w:rFonts w:ascii="Courier New" w:hAnsi="Courier New"/>
@@ -3391,6 +4204,7 @@
                           </w:rPr>
                           <w:t>f"La</w:t>
                         </w:r>
+                        <w:proofErr w:type="spellEnd"/>
                         <w:r>
                           <w:rPr>
                             <w:rFonts w:ascii="Courier New" w:hAnsi="Courier New"/>
@@ -3436,6 +4250,8 @@
                             <w:sz w:val="18"/>
                           </w:rPr>
                         </w:pPr>
+                        <w:proofErr w:type="spellStart"/>
+                        <w:proofErr w:type="gramStart"/>
                         <w:r>
                           <w:rPr>
                             <w:rFonts w:ascii="Courier New" w:hAnsi="Courier New"/>
@@ -3444,6 +4260,7 @@
                           </w:rPr>
                           <w:t>print</w:t>
                         </w:r>
+                        <w:proofErr w:type="spellEnd"/>
                         <w:r>
                           <w:rPr>
                             <w:rFonts w:ascii="Courier New" w:hAnsi="Courier New"/>
@@ -3452,13 +4269,24 @@
                           </w:rPr>
                           <w:t>(</w:t>
                         </w:r>
+                        <w:proofErr w:type="spellStart"/>
+                        <w:proofErr w:type="gramEnd"/>
                         <w:r>
                           <w:rPr>
                             <w:rFonts w:ascii="Courier New" w:hAnsi="Courier New"/>
                             <w:color w:val="178037"/>
                             <w:sz w:val="18"/>
                           </w:rPr>
-                          <w:t xml:space="preserve">f"La desviación estándar poblacional (σ) es: {std_poblacional:.2f} </w:t>
+                          <w:t>f"La</w:t>
+                        </w:r>
+                        <w:proofErr w:type="spellEnd"/>
+                        <w:r>
+                          <w:rPr>
+                            <w:rFonts w:ascii="Courier New" w:hAnsi="Courier New"/>
+                            <w:color w:val="178037"/>
+                            <w:sz w:val="18"/>
+                          </w:rPr>
+                          <w:t xml:space="preserve"> desviación estándar poblacional (σ) es: {std_poblacional:.2f} </w:t>
                         </w:r>
                         <w:r>
                           <w:rPr>
@@ -3675,13 +4503,61 @@
                           </w:rPr>
                           <w:t xml:space="preserve">normal) </w:t>
                         </w:r>
+                        <w:proofErr w:type="spellStart"/>
+                        <w:proofErr w:type="gramStart"/>
                         <w:r>
                           <w:rPr>
                             <w:rFonts w:ascii="Courier New" w:hAnsi="Courier New"/>
                             <w:color w:val="37464E"/>
                             <w:sz w:val="18"/>
                           </w:rPr>
-                          <w:t>sns.histplot(poblacion_tiempos, kde=True)</w:t>
+                          <w:t>sns.histplot</w:t>
+                        </w:r>
+                        <w:proofErr w:type="spellEnd"/>
+                        <w:proofErr w:type="gramEnd"/>
+                        <w:r>
+                          <w:rPr>
+                            <w:rFonts w:ascii="Courier New" w:hAnsi="Courier New"/>
+                            <w:color w:val="37464E"/>
+                            <w:sz w:val="18"/>
+                          </w:rPr>
+                          <w:t>(</w:t>
+                        </w:r>
+                        <w:proofErr w:type="spellStart"/>
+                        <w:r>
+                          <w:rPr>
+                            <w:rFonts w:ascii="Courier New" w:hAnsi="Courier New"/>
+                            <w:color w:val="37464E"/>
+                            <w:sz w:val="18"/>
+                          </w:rPr>
+                          <w:t>poblacion_tiempos</w:t>
+                        </w:r>
+                        <w:proofErr w:type="spellEnd"/>
+                        <w:r>
+                          <w:rPr>
+                            <w:rFonts w:ascii="Courier New" w:hAnsi="Courier New"/>
+                            <w:color w:val="37464E"/>
+                            <w:sz w:val="18"/>
+                          </w:rPr>
+                          <w:t xml:space="preserve">, </w:t>
+                        </w:r>
+                        <w:proofErr w:type="spellStart"/>
+                        <w:r>
+                          <w:rPr>
+                            <w:rFonts w:ascii="Courier New" w:hAnsi="Courier New"/>
+                            <w:color w:val="37464E"/>
+                            <w:sz w:val="18"/>
+                          </w:rPr>
+                          <w:t>kde</w:t>
+                        </w:r>
+                        <w:proofErr w:type="spellEnd"/>
+                        <w:r>
+                          <w:rPr>
+                            <w:rFonts w:ascii="Courier New" w:hAnsi="Courier New"/>
+                            <w:color w:val="37464E"/>
+                            <w:sz w:val="18"/>
+                          </w:rPr>
+                          <w:t>=True)</w:t>
                         </w:r>
                       </w:p>
                       <w:p>
@@ -3693,13 +4569,25 @@
                             <w:sz w:val="18"/>
                           </w:rPr>
                         </w:pPr>
+                        <w:proofErr w:type="spellStart"/>
+                        <w:proofErr w:type="gramStart"/>
                         <w:r>
                           <w:rPr>
                             <w:rFonts w:ascii="Courier New" w:hAnsi="Courier New"/>
                             <w:color w:val="37464E"/>
                             <w:sz w:val="18"/>
                           </w:rPr>
-                          <w:t>plt.title(</w:t>
+                          <w:t>plt.title</w:t>
+                        </w:r>
+                        <w:proofErr w:type="spellEnd"/>
+                        <w:proofErr w:type="gramEnd"/>
+                        <w:r>
+                          <w:rPr>
+                            <w:rFonts w:ascii="Courier New" w:hAnsi="Courier New"/>
+                            <w:color w:val="37464E"/>
+                            <w:sz w:val="18"/>
+                          </w:rPr>
+                          <w:t>(</w:t>
                         </w:r>
                         <w:r>
                           <w:rPr>
@@ -3817,7 +4705,27 @@
                             <w:color w:val="37464E"/>
                             <w:sz w:val="18"/>
                           </w:rPr>
-                          <w:t>) plt.xlabel(</w:t>
+                          <w:t xml:space="preserve">) </w:t>
+                        </w:r>
+                        <w:proofErr w:type="spellStart"/>
+                        <w:proofErr w:type="gramStart"/>
+                        <w:r>
+                          <w:rPr>
+                            <w:rFonts w:ascii="Courier New" w:hAnsi="Courier New"/>
+                            <w:color w:val="37464E"/>
+                            <w:sz w:val="18"/>
+                          </w:rPr>
+                          <w:t>plt.xlabel</w:t>
+                        </w:r>
+                        <w:proofErr w:type="spellEnd"/>
+                        <w:proofErr w:type="gramEnd"/>
+                        <w:r>
+                          <w:rPr>
+                            <w:rFonts w:ascii="Courier New" w:hAnsi="Courier New"/>
+                            <w:color w:val="37464E"/>
+                            <w:sz w:val="18"/>
+                          </w:rPr>
+                          <w:t>(</w:t>
                         </w:r>
                         <w:r>
                           <w:rPr>
@@ -3835,6 +4743,7 @@
                           </w:rPr>
                           <w:t xml:space="preserve">) </w:t>
                         </w:r>
+                        <w:proofErr w:type="gramStart"/>
                         <w:r>
                           <w:rPr>
                             <w:rFonts w:ascii="Courier New" w:hAnsi="Courier New"/>
@@ -3842,7 +4751,17 @@
                             <w:spacing w:val="-2"/>
                             <w:sz w:val="18"/>
                           </w:rPr>
-                          <w:t>plt.ylabel(</w:t>
+                          <w:t>plt.ylabel</w:t>
+                        </w:r>
+                        <w:proofErr w:type="gramEnd"/>
+                        <w:r>
+                          <w:rPr>
+                            <w:rFonts w:ascii="Courier New" w:hAnsi="Courier New"/>
+                            <w:color w:val="37464E"/>
+                            <w:spacing w:val="-2"/>
+                            <w:sz w:val="18"/>
+                          </w:rPr>
+                          <w:t>(</w:t>
                         </w:r>
                         <w:r>
                           <w:rPr>
@@ -3871,6 +4790,7 @@
                             <w:sz w:val="18"/>
                           </w:rPr>
                         </w:pPr>
+                        <w:proofErr w:type="gramStart"/>
                         <w:r>
                           <w:rPr>
                             <w:rFonts w:ascii="Courier New"/>
@@ -3878,7 +4798,17 @@
                             <w:spacing w:val="-2"/>
                             <w:sz w:val="18"/>
                           </w:rPr>
-                          <w:t>plt.show()</w:t>
+                          <w:t>plt.show</w:t>
+                        </w:r>
+                        <w:proofErr w:type="gramEnd"/>
+                        <w:r>
+                          <w:rPr>
+                            <w:rFonts w:ascii="Courier New"/>
+                            <w:color w:val="37464E"/>
+                            <w:spacing w:val="-2"/>
+                            <w:sz w:val="18"/>
+                          </w:rPr>
+                          <w:t>()</w:t>
                         </w:r>
                       </w:p>
                     </w:txbxContent>
@@ -4373,9 +5303,15 @@
         </w:rPr>
         <w:t xml:space="preserve"> </w:t>
       </w:r>
-      <w:r>
-        <w:t xml:space="preserve">NumPy llamado </w:t>
-      </w:r>
+      <w:proofErr w:type="spellStart"/>
+      <w:r>
+        <w:t>NumPy</w:t>
+      </w:r>
+      <w:proofErr w:type="spellEnd"/>
+      <w:r>
+        <w:t xml:space="preserve"> llamado </w:t>
+      </w:r>
+      <w:proofErr w:type="spellStart"/>
       <w:r>
         <w:rPr>
           <w:rFonts w:ascii="Courier New" w:hAnsi="Courier New"/>
@@ -4383,6 +5319,7 @@
         </w:rPr>
         <w:t>medias_muestrales</w:t>
       </w:r>
+      <w:proofErr w:type="spellEnd"/>
       <w:r>
         <w:t>.</w:t>
       </w:r>
@@ -4572,6 +5509,7 @@
         </w:rPr>
         <w:t xml:space="preserve"> </w:t>
       </w:r>
+      <w:proofErr w:type="spellStart"/>
       <w:r>
         <w:rPr>
           <w:rFonts w:ascii="Courier New" w:hAnsi="Courier New"/>
@@ -4580,6 +5518,7 @@
         </w:rPr>
         <w:t>medias_muestrales</w:t>
       </w:r>
+      <w:proofErr w:type="spellEnd"/>
       <w:r>
         <w:rPr>
           <w:spacing w:val="-2"/>
@@ -4735,6 +5674,7 @@
         <w:spacing w:before="36"/>
         <w:ind w:left="2183"/>
       </w:pPr>
+      <w:proofErr w:type="spellStart"/>
       <w:r>
         <w:rPr>
           <w:rFonts w:ascii="Courier New"/>
@@ -4743,6 +5683,7 @@
         </w:rPr>
         <w:t>media_poblacional</w:t>
       </w:r>
+      <w:proofErr w:type="spellEnd"/>
       <w:r>
         <w:rPr>
           <w:spacing w:val="-2"/>
@@ -4764,7 +5705,15 @@
         <w:ind w:right="432"/>
       </w:pPr>
       <w:r>
-        <w:t>Calcula el error estándar teórico usando la fórmula del TLC: SE=fracsigmasqrtn.</w:t>
+        <w:t>Calcula el error estándar teórico usando la fórmula del TLC: SE=</w:t>
+      </w:r>
+      <w:proofErr w:type="spellStart"/>
+      <w:r>
+        <w:t>fracsigmasqrtn</w:t>
+      </w:r>
+      <w:proofErr w:type="spellEnd"/>
+      <w:r>
+        <w:t>.</w:t>
       </w:r>
       <w:r>
         <w:rPr>
@@ -4838,6 +5787,7 @@
       <w:r>
         <w:t xml:space="preserve">estándar que obtuviste de tus </w:t>
       </w:r>
+      <w:proofErr w:type="spellStart"/>
       <w:r>
         <w:rPr>
           <w:rFonts w:ascii="Courier New" w:hAnsi="Courier New"/>
@@ -4845,6 +5795,7 @@
         </w:rPr>
         <w:t>medias_muestrales</w:t>
       </w:r>
+      <w:proofErr w:type="spellEnd"/>
       <w:r>
         <w:t>?</w:t>
       </w:r>
@@ -4896,6 +5847,7 @@
         </w:rPr>
         <w:t xml:space="preserve">de las </w:t>
       </w:r>
+      <w:proofErr w:type="spellStart"/>
       <w:r>
         <w:rPr>
           <w:rFonts w:ascii="Courier New" w:hAnsi="Courier New"/>
@@ -4904,6 +5856,7 @@
         </w:rPr>
         <w:t>medias_muestrales</w:t>
       </w:r>
+      <w:proofErr w:type="spellEnd"/>
       <w:r>
         <w:rPr>
           <w:spacing w:val="-2"/>
@@ -6085,6 +7038,7 @@
           <w:lang w:val="en-US"/>
         </w:rPr>
       </w:pPr>
+      <w:proofErr w:type="spellStart"/>
       <w:r>
         <w:rPr>
           <w:b/>
@@ -6092,7 +7046,16 @@
           <w:lang w:val="en-US"/>
         </w:rPr>
         <w:lastRenderedPageBreak/>
-        <w:t>Estudiante:</w:t>
+        <w:t>Estudiante</w:t>
+      </w:r>
+      <w:proofErr w:type="spellEnd"/>
+      <w:r>
+        <w:rPr>
+          <w:b/>
+          <w:bCs/>
+          <w:lang w:val="en-US"/>
+        </w:rPr>
+        <w:t>:</w:t>
       </w:r>
       <w:r>
         <w:rPr>
@@ -6111,19 +7074,71 @@
           <w:lang w:val="en-US"/>
         </w:rPr>
       </w:pPr>
+      <w:proofErr w:type="spellStart"/>
       <w:r>
         <w:rPr>
           <w:b/>
           <w:bCs/>
           <w:lang w:val="en-US"/>
         </w:rPr>
-        <w:t>Programa:</w:t>
-      </w:r>
-      <w:r>
-        <w:rPr>
-          <w:lang w:val="en-US"/>
-        </w:rPr>
-        <w:t xml:space="preserve"> Especialización en Fundamentos de Ciencia de Datos</w:t>
+        <w:t>Programa</w:t>
+      </w:r>
+      <w:proofErr w:type="spellEnd"/>
+      <w:r>
+        <w:rPr>
+          <w:b/>
+          <w:bCs/>
+          <w:lang w:val="en-US"/>
+        </w:rPr>
+        <w:t>:</w:t>
+      </w:r>
+      <w:r>
+        <w:rPr>
+          <w:lang w:val="en-US"/>
+        </w:rPr>
+        <w:t xml:space="preserve"> </w:t>
+      </w:r>
+      <w:proofErr w:type="spellStart"/>
+      <w:r>
+        <w:rPr>
+          <w:lang w:val="en-US"/>
+        </w:rPr>
+        <w:t>Especialización</w:t>
+      </w:r>
+      <w:proofErr w:type="spellEnd"/>
+      <w:r>
+        <w:rPr>
+          <w:lang w:val="en-US"/>
+        </w:rPr>
+        <w:t xml:space="preserve"> </w:t>
+      </w:r>
+      <w:proofErr w:type="spellStart"/>
+      <w:r>
+        <w:rPr>
+          <w:lang w:val="en-US"/>
+        </w:rPr>
+        <w:t>en</w:t>
+      </w:r>
+      <w:proofErr w:type="spellEnd"/>
+      <w:r>
+        <w:rPr>
+          <w:lang w:val="en-US"/>
+        </w:rPr>
+        <w:t xml:space="preserve"> </w:t>
+      </w:r>
+      <w:proofErr w:type="spellStart"/>
+      <w:r>
+        <w:rPr>
+          <w:lang w:val="en-US"/>
+        </w:rPr>
+        <w:t>Fundamentos</w:t>
+      </w:r>
+      <w:proofErr w:type="spellEnd"/>
+      <w:r>
+        <w:rPr>
+          <w:lang w:val="en-US"/>
+        </w:rPr>
+        <w:t xml:space="preserve"> de Ciencia de Datos</w:t>
       </w:r>
     </w:p>
     <w:p>
@@ -6136,19 +7151,57 @@
           <w:lang w:val="en-US"/>
         </w:rPr>
       </w:pPr>
+      <w:proofErr w:type="spellStart"/>
       <w:r>
         <w:rPr>
           <w:b/>
           <w:bCs/>
           <w:lang w:val="en-US"/>
         </w:rPr>
-        <w:t>Institución:</w:t>
-      </w:r>
-      <w:r>
-        <w:rPr>
-          <w:lang w:val="en-US"/>
-        </w:rPr>
-        <w:t xml:space="preserve"> IGT Chile / Corporación Nueva Ciaspo (SENCE - Talento Digital para Chile)</w:t>
+        <w:t>Institución</w:t>
+      </w:r>
+      <w:proofErr w:type="spellEnd"/>
+      <w:r>
+        <w:rPr>
+          <w:b/>
+          <w:bCs/>
+          <w:lang w:val="en-US"/>
+        </w:rPr>
+        <w:t>:</w:t>
+      </w:r>
+      <w:r>
+        <w:rPr>
+          <w:lang w:val="en-US"/>
+        </w:rPr>
+        <w:t xml:space="preserve"> IGT Chile / Corporación Nueva </w:t>
+      </w:r>
+      <w:proofErr w:type="spellStart"/>
+      <w:r>
+        <w:rPr>
+          <w:lang w:val="en-US"/>
+        </w:rPr>
+        <w:t>Ciaspo</w:t>
+      </w:r>
+      <w:proofErr w:type="spellEnd"/>
+      <w:r>
+        <w:rPr>
+          <w:lang w:val="en-US"/>
+        </w:rPr>
+        <w:t xml:space="preserve"> (SENCE - Talento Digital </w:t>
+      </w:r>
+      <w:proofErr w:type="gramStart"/>
+      <w:r>
+        <w:rPr>
+          <w:lang w:val="en-US"/>
+        </w:rPr>
+        <w:t>para Chile</w:t>
+      </w:r>
+      <w:proofErr w:type="gramEnd"/>
+      <w:r>
+        <w:rPr>
+          <w:lang w:val="en-US"/>
+        </w:rPr>
+        <w:t>)</w:t>
       </w:r>
     </w:p>
     <w:p>
@@ -6163,7 +7216,25 @@
           <w:bCs/>
           <w:lang w:val="en-US"/>
         </w:rPr>
-        <w:t>URL del Repositorio:</w:t>
+        <w:t xml:space="preserve">URL del </w:t>
+      </w:r>
+      <w:proofErr w:type="spellStart"/>
+      <w:r>
+        <w:rPr>
+          <w:b/>
+          <w:bCs/>
+          <w:lang w:val="en-US"/>
+        </w:rPr>
+        <w:t>Repositorio</w:t>
+      </w:r>
+      <w:proofErr w:type="spellEnd"/>
+      <w:r>
+        <w:rPr>
+          <w:b/>
+          <w:bCs/>
+          <w:lang w:val="en-US"/>
+        </w:rPr>
+        <w:t>:</w:t>
       </w:r>
       <w:r>
         <w:rPr>
@@ -6273,7 +7344,413 @@
         <w:rPr>
           <w:lang w:val="en-US"/>
         </w:rPr>
-        <w:t>En el negocio de la logística, dar un tiempo estimado de entrega preciso es clave para la satisfacción del cliente. Sin embargo, en el día a día ocurren imprevistos: tráfico pesado, problemas de clima o demoras en la carga de paquetes. Esto hace que analizar entregas individuales sea complicado y poco confiable para hacer promesas de servicio.</w:t>
+        <w:t xml:space="preserve">En el </w:t>
+      </w:r>
+      <w:proofErr w:type="spellStart"/>
+      <w:r>
+        <w:rPr>
+          <w:lang w:val="en-US"/>
+        </w:rPr>
+        <w:t>negocio</w:t>
+      </w:r>
+      <w:proofErr w:type="spellEnd"/>
+      <w:r>
+        <w:rPr>
+          <w:lang w:val="en-US"/>
+        </w:rPr>
+        <w:t xml:space="preserve"> de la </w:t>
+      </w:r>
+      <w:proofErr w:type="spellStart"/>
+      <w:r>
+        <w:rPr>
+          <w:lang w:val="en-US"/>
+        </w:rPr>
+        <w:t>logística</w:t>
+      </w:r>
+      <w:proofErr w:type="spellEnd"/>
+      <w:r>
+        <w:rPr>
+          <w:lang w:val="en-US"/>
+        </w:rPr>
+        <w:t xml:space="preserve">, </w:t>
+      </w:r>
+      <w:proofErr w:type="spellStart"/>
+      <w:r>
+        <w:rPr>
+          <w:lang w:val="en-US"/>
+        </w:rPr>
+        <w:t>dar</w:t>
+      </w:r>
+      <w:proofErr w:type="spellEnd"/>
+      <w:r>
+        <w:rPr>
+          <w:lang w:val="en-US"/>
+        </w:rPr>
+        <w:t xml:space="preserve"> un </w:t>
+      </w:r>
+      <w:proofErr w:type="spellStart"/>
+      <w:r>
+        <w:rPr>
+          <w:lang w:val="en-US"/>
+        </w:rPr>
+        <w:t>tiempo</w:t>
+      </w:r>
+      <w:proofErr w:type="spellEnd"/>
+      <w:r>
+        <w:rPr>
+          <w:lang w:val="en-US"/>
+        </w:rPr>
+        <w:t xml:space="preserve"> </w:t>
+      </w:r>
+      <w:proofErr w:type="spellStart"/>
+      <w:r>
+        <w:rPr>
+          <w:lang w:val="en-US"/>
+        </w:rPr>
+        <w:t>estimado</w:t>
+      </w:r>
+      <w:proofErr w:type="spellEnd"/>
+      <w:r>
+        <w:rPr>
+          <w:lang w:val="en-US"/>
+        </w:rPr>
+        <w:t xml:space="preserve"> de </w:t>
+      </w:r>
+      <w:proofErr w:type="spellStart"/>
+      <w:r>
+        <w:rPr>
+          <w:lang w:val="en-US"/>
+        </w:rPr>
+        <w:t>entrega</w:t>
+      </w:r>
+      <w:proofErr w:type="spellEnd"/>
+      <w:r>
+        <w:rPr>
+          <w:lang w:val="en-US"/>
+        </w:rPr>
+        <w:t xml:space="preserve"> </w:t>
+      </w:r>
+      <w:proofErr w:type="spellStart"/>
+      <w:r>
+        <w:rPr>
+          <w:lang w:val="en-US"/>
+        </w:rPr>
+        <w:t>preciso</w:t>
+      </w:r>
+      <w:proofErr w:type="spellEnd"/>
+      <w:r>
+        <w:rPr>
+          <w:lang w:val="en-US"/>
+        </w:rPr>
+        <w:t xml:space="preserve"> es clave para la </w:t>
+      </w:r>
+      <w:proofErr w:type="spellStart"/>
+      <w:r>
+        <w:rPr>
+          <w:lang w:val="en-US"/>
+        </w:rPr>
+        <w:t>satisfacción</w:t>
+      </w:r>
+      <w:proofErr w:type="spellEnd"/>
+      <w:r>
+        <w:rPr>
+          <w:lang w:val="en-US"/>
+        </w:rPr>
+        <w:t xml:space="preserve"> del </w:t>
+      </w:r>
+      <w:proofErr w:type="spellStart"/>
+      <w:r>
+        <w:rPr>
+          <w:lang w:val="en-US"/>
+        </w:rPr>
+        <w:t>cliente</w:t>
+      </w:r>
+      <w:proofErr w:type="spellEnd"/>
+      <w:r>
+        <w:rPr>
+          <w:lang w:val="en-US"/>
+        </w:rPr>
+        <w:t xml:space="preserve">. Sin embargo, </w:t>
+      </w:r>
+      <w:proofErr w:type="spellStart"/>
+      <w:r>
+        <w:rPr>
+          <w:lang w:val="en-US"/>
+        </w:rPr>
+        <w:t>en</w:t>
+      </w:r>
+      <w:proofErr w:type="spellEnd"/>
+      <w:r>
+        <w:rPr>
+          <w:lang w:val="en-US"/>
+        </w:rPr>
+        <w:t xml:space="preserve"> el día a día </w:t>
+      </w:r>
+      <w:proofErr w:type="spellStart"/>
+      <w:r>
+        <w:rPr>
+          <w:lang w:val="en-US"/>
+        </w:rPr>
+        <w:t>ocurren</w:t>
+      </w:r>
+      <w:proofErr w:type="spellEnd"/>
+      <w:r>
+        <w:rPr>
+          <w:lang w:val="en-US"/>
+        </w:rPr>
+        <w:t xml:space="preserve"> </w:t>
+      </w:r>
+      <w:proofErr w:type="spellStart"/>
+      <w:r>
+        <w:rPr>
+          <w:lang w:val="en-US"/>
+        </w:rPr>
+        <w:t>imprevistos</w:t>
+      </w:r>
+      <w:proofErr w:type="spellEnd"/>
+      <w:r>
+        <w:rPr>
+          <w:lang w:val="en-US"/>
+        </w:rPr>
+        <w:t xml:space="preserve">: </w:t>
+      </w:r>
+      <w:proofErr w:type="spellStart"/>
+      <w:r>
+        <w:rPr>
+          <w:lang w:val="en-US"/>
+        </w:rPr>
+        <w:t>tráfico</w:t>
+      </w:r>
+      <w:proofErr w:type="spellEnd"/>
+      <w:r>
+        <w:rPr>
+          <w:lang w:val="en-US"/>
+        </w:rPr>
+        <w:t xml:space="preserve"> </w:t>
+      </w:r>
+      <w:proofErr w:type="spellStart"/>
+      <w:r>
+        <w:rPr>
+          <w:lang w:val="en-US"/>
+        </w:rPr>
+        <w:t>pesado</w:t>
+      </w:r>
+      <w:proofErr w:type="spellEnd"/>
+      <w:r>
+        <w:rPr>
+          <w:lang w:val="en-US"/>
+        </w:rPr>
+        <w:t xml:space="preserve">, </w:t>
+      </w:r>
+      <w:proofErr w:type="spellStart"/>
+      <w:r>
+        <w:rPr>
+          <w:lang w:val="en-US"/>
+        </w:rPr>
+        <w:t>problemas</w:t>
+      </w:r>
+      <w:proofErr w:type="spellEnd"/>
+      <w:r>
+        <w:rPr>
+          <w:lang w:val="en-US"/>
+        </w:rPr>
+        <w:t xml:space="preserve"> de </w:t>
+      </w:r>
+      <w:proofErr w:type="spellStart"/>
+      <w:r>
+        <w:rPr>
+          <w:lang w:val="en-US"/>
+        </w:rPr>
+        <w:t>clima</w:t>
+      </w:r>
+      <w:proofErr w:type="spellEnd"/>
+      <w:r>
+        <w:rPr>
+          <w:lang w:val="en-US"/>
+        </w:rPr>
+        <w:t xml:space="preserve"> o </w:t>
+      </w:r>
+      <w:proofErr w:type="spellStart"/>
+      <w:r>
+        <w:rPr>
+          <w:lang w:val="en-US"/>
+        </w:rPr>
+        <w:t>demoras</w:t>
+      </w:r>
+      <w:proofErr w:type="spellEnd"/>
+      <w:r>
+        <w:rPr>
+          <w:lang w:val="en-US"/>
+        </w:rPr>
+        <w:t xml:space="preserve"> </w:t>
+      </w:r>
+      <w:proofErr w:type="spellStart"/>
+      <w:r>
+        <w:rPr>
+          <w:lang w:val="en-US"/>
+        </w:rPr>
+        <w:t>en</w:t>
+      </w:r>
+      <w:proofErr w:type="spellEnd"/>
+      <w:r>
+        <w:rPr>
+          <w:lang w:val="en-US"/>
+        </w:rPr>
+        <w:t xml:space="preserve"> la carga de </w:t>
+      </w:r>
+      <w:proofErr w:type="spellStart"/>
+      <w:r>
+        <w:rPr>
+          <w:lang w:val="en-US"/>
+        </w:rPr>
+        <w:t>paquetes</w:t>
+      </w:r>
+      <w:proofErr w:type="spellEnd"/>
+      <w:r>
+        <w:rPr>
+          <w:lang w:val="en-US"/>
+        </w:rPr>
+        <w:t xml:space="preserve">. Esto </w:t>
+      </w:r>
+      <w:proofErr w:type="spellStart"/>
+      <w:r>
+        <w:rPr>
+          <w:lang w:val="en-US"/>
+        </w:rPr>
+        <w:t>hace</w:t>
+      </w:r>
+      <w:proofErr w:type="spellEnd"/>
+      <w:r>
+        <w:rPr>
+          <w:lang w:val="en-US"/>
+        </w:rPr>
+        <w:t xml:space="preserve"> </w:t>
+      </w:r>
+      <w:proofErr w:type="spellStart"/>
+      <w:r>
+        <w:rPr>
+          <w:lang w:val="en-US"/>
+        </w:rPr>
+        <w:t>que</w:t>
+      </w:r>
+      <w:proofErr w:type="spellEnd"/>
+      <w:r>
+        <w:rPr>
+          <w:lang w:val="en-US"/>
+        </w:rPr>
+        <w:t xml:space="preserve"> </w:t>
+      </w:r>
+      <w:proofErr w:type="spellStart"/>
+      <w:r>
+        <w:rPr>
+          <w:lang w:val="en-US"/>
+        </w:rPr>
+        <w:t>analizar</w:t>
+      </w:r>
+      <w:proofErr w:type="spellEnd"/>
+      <w:r>
+        <w:rPr>
+          <w:lang w:val="en-US"/>
+        </w:rPr>
+        <w:t xml:space="preserve"> </w:t>
+      </w:r>
+      <w:proofErr w:type="spellStart"/>
+      <w:r>
+        <w:rPr>
+          <w:lang w:val="en-US"/>
+        </w:rPr>
+        <w:t>entregas</w:t>
+      </w:r>
+      <w:proofErr w:type="spellEnd"/>
+      <w:r>
+        <w:rPr>
+          <w:lang w:val="en-US"/>
+        </w:rPr>
+        <w:t xml:space="preserve"> </w:t>
+      </w:r>
+      <w:proofErr w:type="spellStart"/>
+      <w:r>
+        <w:rPr>
+          <w:lang w:val="en-US"/>
+        </w:rPr>
+        <w:t>individuales</w:t>
+      </w:r>
+      <w:proofErr w:type="spellEnd"/>
+      <w:r>
+        <w:rPr>
+          <w:lang w:val="en-US"/>
+        </w:rPr>
+        <w:t xml:space="preserve"> sea </w:t>
+      </w:r>
+      <w:proofErr w:type="spellStart"/>
+      <w:r>
+        <w:rPr>
+          <w:lang w:val="en-US"/>
+        </w:rPr>
+        <w:t>complicado</w:t>
+      </w:r>
+      <w:proofErr w:type="spellEnd"/>
+      <w:r>
+        <w:rPr>
+          <w:lang w:val="en-US"/>
+        </w:rPr>
+        <w:t xml:space="preserve"> y poco </w:t>
+      </w:r>
+      <w:proofErr w:type="spellStart"/>
+      <w:r>
+        <w:rPr>
+          <w:lang w:val="en-US"/>
+        </w:rPr>
+        <w:t>confiable</w:t>
+      </w:r>
+      <w:proofErr w:type="spellEnd"/>
+      <w:r>
+        <w:rPr>
+          <w:lang w:val="en-US"/>
+        </w:rPr>
+        <w:t xml:space="preserve"> para </w:t>
+      </w:r>
+      <w:proofErr w:type="spellStart"/>
+      <w:r>
+        <w:rPr>
+          <w:lang w:val="en-US"/>
+        </w:rPr>
+        <w:t>hacer</w:t>
+      </w:r>
+      <w:proofErr w:type="spellEnd"/>
+      <w:r>
+        <w:rPr>
+          <w:lang w:val="en-US"/>
+        </w:rPr>
+        <w:t xml:space="preserve"> </w:t>
+      </w:r>
+      <w:proofErr w:type="spellStart"/>
+      <w:r>
+        <w:rPr>
+          <w:lang w:val="en-US"/>
+        </w:rPr>
+        <w:t>promesas</w:t>
+      </w:r>
+      <w:proofErr w:type="spellEnd"/>
+      <w:r>
+        <w:rPr>
+          <w:lang w:val="en-US"/>
+        </w:rPr>
+        <w:t xml:space="preserve"> de </w:t>
+      </w:r>
+      <w:proofErr w:type="spellStart"/>
+      <w:r>
+        <w:rPr>
+          <w:lang w:val="en-US"/>
+        </w:rPr>
+        <w:t>servicio</w:t>
+      </w:r>
+      <w:proofErr w:type="spellEnd"/>
+      <w:r>
+        <w:rPr>
+          <w:lang w:val="en-US"/>
+        </w:rPr>
+        <w:t>.</w:t>
       </w:r>
     </w:p>
     <w:p>
@@ -6290,7 +7767,301 @@
         <w:rPr>
           <w:lang w:val="en-US"/>
         </w:rPr>
-        <w:t>Para solucionar este problema, en este estudio analizamos el comportamiento de los tiempos de entrega no de forma individual, sino agrupando las entregas en lotes. Utilizando un principio fundamental de la estadística (el Teorema del Límite Central</w:t>
+        <w:t xml:space="preserve">Para </w:t>
+      </w:r>
+      <w:proofErr w:type="spellStart"/>
+      <w:r>
+        <w:rPr>
+          <w:lang w:val="en-US"/>
+        </w:rPr>
+        <w:t>solucionar</w:t>
+      </w:r>
+      <w:proofErr w:type="spellEnd"/>
+      <w:r>
+        <w:rPr>
+          <w:lang w:val="en-US"/>
+        </w:rPr>
+        <w:t xml:space="preserve"> </w:t>
+      </w:r>
+      <w:proofErr w:type="spellStart"/>
+      <w:r>
+        <w:rPr>
+          <w:lang w:val="en-US"/>
+        </w:rPr>
+        <w:t>este</w:t>
+      </w:r>
+      <w:proofErr w:type="spellEnd"/>
+      <w:r>
+        <w:rPr>
+          <w:lang w:val="en-US"/>
+        </w:rPr>
+        <w:t xml:space="preserve"> </w:t>
+      </w:r>
+      <w:proofErr w:type="spellStart"/>
+      <w:r>
+        <w:rPr>
+          <w:lang w:val="en-US"/>
+        </w:rPr>
+        <w:t>problema</w:t>
+      </w:r>
+      <w:proofErr w:type="spellEnd"/>
+      <w:r>
+        <w:rPr>
+          <w:lang w:val="en-US"/>
+        </w:rPr>
+        <w:t xml:space="preserve">, </w:t>
+      </w:r>
+      <w:proofErr w:type="spellStart"/>
+      <w:r>
+        <w:rPr>
+          <w:lang w:val="en-US"/>
+        </w:rPr>
+        <w:t>en</w:t>
+      </w:r>
+      <w:proofErr w:type="spellEnd"/>
+      <w:r>
+        <w:rPr>
+          <w:lang w:val="en-US"/>
+        </w:rPr>
+        <w:t xml:space="preserve"> </w:t>
+      </w:r>
+      <w:proofErr w:type="spellStart"/>
+      <w:r>
+        <w:rPr>
+          <w:lang w:val="en-US"/>
+        </w:rPr>
+        <w:t>este</w:t>
+      </w:r>
+      <w:proofErr w:type="spellEnd"/>
+      <w:r>
+        <w:rPr>
+          <w:lang w:val="en-US"/>
+        </w:rPr>
+        <w:t xml:space="preserve"> </w:t>
+      </w:r>
+      <w:proofErr w:type="spellStart"/>
+      <w:r>
+        <w:rPr>
+          <w:lang w:val="en-US"/>
+        </w:rPr>
+        <w:t>estudio</w:t>
+      </w:r>
+      <w:proofErr w:type="spellEnd"/>
+      <w:r>
+        <w:rPr>
+          <w:lang w:val="en-US"/>
+        </w:rPr>
+        <w:t xml:space="preserve"> </w:t>
+      </w:r>
+      <w:proofErr w:type="spellStart"/>
+      <w:r>
+        <w:rPr>
+          <w:lang w:val="en-US"/>
+        </w:rPr>
+        <w:t>analizamos</w:t>
+      </w:r>
+      <w:proofErr w:type="spellEnd"/>
+      <w:r>
+        <w:rPr>
+          <w:lang w:val="en-US"/>
+        </w:rPr>
+        <w:t xml:space="preserve"> el </w:t>
+      </w:r>
+      <w:proofErr w:type="spellStart"/>
+      <w:r>
+        <w:rPr>
+          <w:lang w:val="en-US"/>
+        </w:rPr>
+        <w:t>comportamiento</w:t>
+      </w:r>
+      <w:proofErr w:type="spellEnd"/>
+      <w:r>
+        <w:rPr>
+          <w:lang w:val="en-US"/>
+        </w:rPr>
+        <w:t xml:space="preserve"> de </w:t>
+      </w:r>
+      <w:proofErr w:type="spellStart"/>
+      <w:r>
+        <w:rPr>
+          <w:lang w:val="en-US"/>
+        </w:rPr>
+        <w:t>los</w:t>
+      </w:r>
+      <w:proofErr w:type="spellEnd"/>
+      <w:r>
+        <w:rPr>
+          <w:lang w:val="en-US"/>
+        </w:rPr>
+        <w:t xml:space="preserve"> </w:t>
+      </w:r>
+      <w:proofErr w:type="spellStart"/>
+      <w:r>
+        <w:rPr>
+          <w:lang w:val="en-US"/>
+        </w:rPr>
+        <w:t>tiempos</w:t>
+      </w:r>
+      <w:proofErr w:type="spellEnd"/>
+      <w:r>
+        <w:rPr>
+          <w:lang w:val="en-US"/>
+        </w:rPr>
+        <w:t xml:space="preserve"> de </w:t>
+      </w:r>
+      <w:proofErr w:type="spellStart"/>
+      <w:r>
+        <w:rPr>
+          <w:lang w:val="en-US"/>
+        </w:rPr>
+        <w:t>entrega</w:t>
+      </w:r>
+      <w:proofErr w:type="spellEnd"/>
+      <w:r>
+        <w:rPr>
+          <w:lang w:val="en-US"/>
+        </w:rPr>
+        <w:t xml:space="preserve"> </w:t>
+      </w:r>
+      <w:proofErr w:type="gramStart"/>
+      <w:r>
+        <w:rPr>
+          <w:lang w:val="en-US"/>
+        </w:rPr>
+        <w:t>no</w:t>
+      </w:r>
+      <w:proofErr w:type="gramEnd"/>
+      <w:r>
+        <w:rPr>
+          <w:lang w:val="en-US"/>
+        </w:rPr>
+        <w:t xml:space="preserve"> de forma individual, </w:t>
+      </w:r>
+      <w:proofErr w:type="spellStart"/>
+      <w:r>
+        <w:rPr>
+          <w:lang w:val="en-US"/>
+        </w:rPr>
+        <w:t>sino</w:t>
+      </w:r>
+      <w:proofErr w:type="spellEnd"/>
+      <w:r>
+        <w:rPr>
+          <w:lang w:val="en-US"/>
+        </w:rPr>
+        <w:t xml:space="preserve"> </w:t>
+      </w:r>
+      <w:proofErr w:type="spellStart"/>
+      <w:r>
+        <w:rPr>
+          <w:lang w:val="en-US"/>
+        </w:rPr>
+        <w:t>agrupando</w:t>
+      </w:r>
+      <w:proofErr w:type="spellEnd"/>
+      <w:r>
+        <w:rPr>
+          <w:lang w:val="en-US"/>
+        </w:rPr>
+        <w:t xml:space="preserve"> las </w:t>
+      </w:r>
+      <w:proofErr w:type="spellStart"/>
+      <w:r>
+        <w:rPr>
+          <w:lang w:val="en-US"/>
+        </w:rPr>
+        <w:t>entregas</w:t>
+      </w:r>
+      <w:proofErr w:type="spellEnd"/>
+      <w:r>
+        <w:rPr>
+          <w:lang w:val="en-US"/>
+        </w:rPr>
+        <w:t xml:space="preserve"> </w:t>
+      </w:r>
+      <w:proofErr w:type="spellStart"/>
+      <w:r>
+        <w:rPr>
+          <w:lang w:val="en-US"/>
+        </w:rPr>
+        <w:t>en</w:t>
+      </w:r>
+      <w:proofErr w:type="spellEnd"/>
+      <w:r>
+        <w:rPr>
+          <w:lang w:val="en-US"/>
+        </w:rPr>
+        <w:t xml:space="preserve"> </w:t>
+      </w:r>
+      <w:proofErr w:type="spellStart"/>
+      <w:r>
+        <w:rPr>
+          <w:lang w:val="en-US"/>
+        </w:rPr>
+        <w:t>lotes</w:t>
+      </w:r>
+      <w:proofErr w:type="spellEnd"/>
+      <w:r>
+        <w:rPr>
+          <w:lang w:val="en-US"/>
+        </w:rPr>
+        <w:t xml:space="preserve">. </w:t>
+      </w:r>
+      <w:proofErr w:type="spellStart"/>
+      <w:r>
+        <w:rPr>
+          <w:lang w:val="en-US"/>
+        </w:rPr>
+        <w:t>Utilizando</w:t>
+      </w:r>
+      <w:proofErr w:type="spellEnd"/>
+      <w:r>
+        <w:rPr>
+          <w:lang w:val="en-US"/>
+        </w:rPr>
+        <w:t xml:space="preserve"> un principio fundamental de la </w:t>
+      </w:r>
+      <w:proofErr w:type="spellStart"/>
+      <w:r>
+        <w:rPr>
+          <w:lang w:val="en-US"/>
+        </w:rPr>
+        <w:t>estadística</w:t>
+      </w:r>
+      <w:proofErr w:type="spellEnd"/>
+      <w:r>
+        <w:rPr>
+          <w:lang w:val="en-US"/>
+        </w:rPr>
+        <w:t xml:space="preserve"> (el </w:t>
+      </w:r>
+      <w:proofErr w:type="spellStart"/>
+      <w:r>
+        <w:rPr>
+          <w:lang w:val="en-US"/>
+        </w:rPr>
+        <w:t>Teorema</w:t>
+      </w:r>
+      <w:proofErr w:type="spellEnd"/>
+      <w:r>
+        <w:rPr>
+          <w:lang w:val="en-US"/>
+        </w:rPr>
+        <w:t xml:space="preserve"> del </w:t>
+      </w:r>
+      <w:proofErr w:type="spellStart"/>
+      <w:r>
+        <w:rPr>
+          <w:lang w:val="en-US"/>
+        </w:rPr>
+        <w:t>Límite</w:t>
+      </w:r>
+      <w:proofErr w:type="spellEnd"/>
+      <w:r>
+        <w:rPr>
+          <w:lang w:val="en-US"/>
+        </w:rPr>
+        <w:t xml:space="preserve"> Central</w:t>
       </w:r>
       <w:r>
         <w:rPr>
@@ -6302,7 +8073,259 @@
         <w:rPr>
           <w:lang w:val="en-US"/>
         </w:rPr>
-        <w:t>), demostramos cómo la agrupación de datos nos permite predecir los tiempos de entrega con alta precisión y calcular la probabilidad de cumplir metas de tiempo operativas.</w:t>
+        <w:t xml:space="preserve">), </w:t>
+      </w:r>
+      <w:proofErr w:type="spellStart"/>
+      <w:r>
+        <w:rPr>
+          <w:lang w:val="en-US"/>
+        </w:rPr>
+        <w:t>demostramos</w:t>
+      </w:r>
+      <w:proofErr w:type="spellEnd"/>
+      <w:r>
+        <w:rPr>
+          <w:lang w:val="en-US"/>
+        </w:rPr>
+        <w:t xml:space="preserve"> </w:t>
+      </w:r>
+      <w:proofErr w:type="spellStart"/>
+      <w:r>
+        <w:rPr>
+          <w:lang w:val="en-US"/>
+        </w:rPr>
+        <w:t>cómo</w:t>
+      </w:r>
+      <w:proofErr w:type="spellEnd"/>
+      <w:r>
+        <w:rPr>
+          <w:lang w:val="en-US"/>
+        </w:rPr>
+        <w:t xml:space="preserve"> la </w:t>
+      </w:r>
+      <w:proofErr w:type="spellStart"/>
+      <w:r>
+        <w:rPr>
+          <w:lang w:val="en-US"/>
+        </w:rPr>
+        <w:t>agrupación</w:t>
+      </w:r>
+      <w:proofErr w:type="spellEnd"/>
+      <w:r>
+        <w:rPr>
+          <w:lang w:val="en-US"/>
+        </w:rPr>
+        <w:t xml:space="preserve"> de </w:t>
+      </w:r>
+      <w:proofErr w:type="spellStart"/>
+      <w:r>
+        <w:rPr>
+          <w:lang w:val="en-US"/>
+        </w:rPr>
+        <w:t>datos</w:t>
+      </w:r>
+      <w:proofErr w:type="spellEnd"/>
+      <w:r>
+        <w:rPr>
+          <w:lang w:val="en-US"/>
+        </w:rPr>
+        <w:t xml:space="preserve"> </w:t>
+      </w:r>
+      <w:proofErr w:type="spellStart"/>
+      <w:r>
+        <w:rPr>
+          <w:lang w:val="en-US"/>
+        </w:rPr>
+        <w:t>nos</w:t>
+      </w:r>
+      <w:proofErr w:type="spellEnd"/>
+      <w:r>
+        <w:rPr>
+          <w:lang w:val="en-US"/>
+        </w:rPr>
+        <w:t xml:space="preserve"> </w:t>
+      </w:r>
+      <w:proofErr w:type="spellStart"/>
+      <w:r>
+        <w:rPr>
+          <w:lang w:val="en-US"/>
+        </w:rPr>
+        <w:t>permite</w:t>
+      </w:r>
+      <w:proofErr w:type="spellEnd"/>
+      <w:r>
+        <w:rPr>
+          <w:lang w:val="en-US"/>
+        </w:rPr>
+        <w:t xml:space="preserve"> </w:t>
+      </w:r>
+      <w:proofErr w:type="spellStart"/>
+      <w:r>
+        <w:rPr>
+          <w:lang w:val="en-US"/>
+        </w:rPr>
+        <w:t>predecir</w:t>
+      </w:r>
+      <w:proofErr w:type="spellEnd"/>
+      <w:r>
+        <w:rPr>
+          <w:lang w:val="en-US"/>
+        </w:rPr>
+        <w:t xml:space="preserve"> </w:t>
+      </w:r>
+      <w:proofErr w:type="spellStart"/>
+      <w:r>
+        <w:rPr>
+          <w:lang w:val="en-US"/>
+        </w:rPr>
+        <w:t>los</w:t>
+      </w:r>
+      <w:proofErr w:type="spellEnd"/>
+      <w:r>
+        <w:rPr>
+          <w:lang w:val="en-US"/>
+        </w:rPr>
+        <w:t xml:space="preserve"> </w:t>
+      </w:r>
+      <w:proofErr w:type="spellStart"/>
+      <w:r>
+        <w:rPr>
+          <w:lang w:val="en-US"/>
+        </w:rPr>
+        <w:t>tiempos</w:t>
+      </w:r>
+      <w:proofErr w:type="spellEnd"/>
+      <w:r>
+        <w:rPr>
+          <w:lang w:val="en-US"/>
+        </w:rPr>
+        <w:t xml:space="preserve"> de </w:t>
+      </w:r>
+      <w:proofErr w:type="spellStart"/>
+      <w:r>
+        <w:rPr>
+          <w:lang w:val="en-US"/>
+        </w:rPr>
+        <w:t>entrega</w:t>
+      </w:r>
+      <w:proofErr w:type="spellEnd"/>
+      <w:r>
+        <w:rPr>
+          <w:lang w:val="en-US"/>
+        </w:rPr>
+        <w:t xml:space="preserve"> con </w:t>
+      </w:r>
+      <w:proofErr w:type="spellStart"/>
+      <w:r>
+        <w:rPr>
+          <w:lang w:val="en-US"/>
+        </w:rPr>
+        <w:t>alta</w:t>
+      </w:r>
+      <w:proofErr w:type="spellEnd"/>
+      <w:r>
+        <w:rPr>
+          <w:lang w:val="en-US"/>
+        </w:rPr>
+        <w:t xml:space="preserve"> </w:t>
+      </w:r>
+      <w:proofErr w:type="spellStart"/>
+      <w:r>
+        <w:rPr>
+          <w:lang w:val="en-US"/>
+        </w:rPr>
+        <w:t>precisión</w:t>
+      </w:r>
+      <w:proofErr w:type="spellEnd"/>
+      <w:r>
+        <w:rPr>
+          <w:lang w:val="en-US"/>
+        </w:rPr>
+        <w:t xml:space="preserve"> y </w:t>
+      </w:r>
+      <w:proofErr w:type="spellStart"/>
+      <w:r>
+        <w:rPr>
+          <w:lang w:val="en-US"/>
+        </w:rPr>
+        <w:t>calcular</w:t>
+      </w:r>
+      <w:proofErr w:type="spellEnd"/>
+      <w:r>
+        <w:rPr>
+          <w:lang w:val="en-US"/>
+        </w:rPr>
+        <w:t xml:space="preserve"> la </w:t>
+      </w:r>
+      <w:proofErr w:type="spellStart"/>
+      <w:r>
+        <w:rPr>
+          <w:lang w:val="en-US"/>
+        </w:rPr>
+        <w:t>probabilidad</w:t>
+      </w:r>
+      <w:proofErr w:type="spellEnd"/>
+      <w:r>
+        <w:rPr>
+          <w:lang w:val="en-US"/>
+        </w:rPr>
+        <w:t xml:space="preserve"> de </w:t>
+      </w:r>
+      <w:proofErr w:type="spellStart"/>
+      <w:r>
+        <w:rPr>
+          <w:lang w:val="en-US"/>
+        </w:rPr>
+        <w:t>cumplir</w:t>
+      </w:r>
+      <w:proofErr w:type="spellEnd"/>
+      <w:r>
+        <w:rPr>
+          <w:lang w:val="en-US"/>
+        </w:rPr>
+        <w:t xml:space="preserve"> </w:t>
+      </w:r>
+      <w:proofErr w:type="spellStart"/>
+      <w:r>
+        <w:rPr>
+          <w:lang w:val="en-US"/>
+        </w:rPr>
+        <w:t>metas</w:t>
+      </w:r>
+      <w:proofErr w:type="spellEnd"/>
+      <w:r>
+        <w:rPr>
+          <w:lang w:val="en-US"/>
+        </w:rPr>
+        <w:t xml:space="preserve"> de </w:t>
+      </w:r>
+      <w:proofErr w:type="spellStart"/>
+      <w:r>
+        <w:rPr>
+          <w:lang w:val="en-US"/>
+        </w:rPr>
+        <w:t>tiempo</w:t>
+      </w:r>
+      <w:proofErr w:type="spellEnd"/>
+      <w:r>
+        <w:rPr>
+          <w:lang w:val="en-US"/>
+        </w:rPr>
+        <w:t xml:space="preserve"> </w:t>
+      </w:r>
+      <w:proofErr w:type="spellStart"/>
+      <w:r>
+        <w:rPr>
+          <w:lang w:val="en-US"/>
+        </w:rPr>
+        <w:t>operativas</w:t>
+      </w:r>
+      <w:proofErr w:type="spellEnd"/>
+      <w:r>
+        <w:rPr>
+          <w:lang w:val="en-US"/>
+        </w:rPr>
+        <w:t>.</w:t>
       </w:r>
     </w:p>
     <w:p>
@@ -6356,7 +8379,133 @@
         <w:rPr>
           <w:lang w:val="en-US"/>
         </w:rPr>
-        <w:t xml:space="preserve">Para este análisis se registraron los tiempos de 5.000 entregas realizadas por la empresa: </w:t>
+        <w:t xml:space="preserve">Para </w:t>
+      </w:r>
+      <w:proofErr w:type="spellStart"/>
+      <w:r>
+        <w:rPr>
+          <w:lang w:val="en-US"/>
+        </w:rPr>
+        <w:t>este</w:t>
+      </w:r>
+      <w:proofErr w:type="spellEnd"/>
+      <w:r>
+        <w:rPr>
+          <w:lang w:val="en-US"/>
+        </w:rPr>
+        <w:t xml:space="preserve"> </w:t>
+      </w:r>
+      <w:proofErr w:type="spellStart"/>
+      <w:r>
+        <w:rPr>
+          <w:lang w:val="en-US"/>
+        </w:rPr>
+        <w:t>análisis</w:t>
+      </w:r>
+      <w:proofErr w:type="spellEnd"/>
+      <w:r>
+        <w:rPr>
+          <w:lang w:val="en-US"/>
+        </w:rPr>
+        <w:t xml:space="preserve"> se </w:t>
+      </w:r>
+      <w:proofErr w:type="spellStart"/>
+      <w:r>
+        <w:rPr>
+          <w:lang w:val="en-US"/>
+        </w:rPr>
+        <w:t>registraron</w:t>
+      </w:r>
+      <w:proofErr w:type="spellEnd"/>
+      <w:r>
+        <w:rPr>
+          <w:lang w:val="en-US"/>
+        </w:rPr>
+        <w:t xml:space="preserve"> </w:t>
+      </w:r>
+      <w:proofErr w:type="spellStart"/>
+      <w:r>
+        <w:rPr>
+          <w:lang w:val="en-US"/>
+        </w:rPr>
+        <w:t>los</w:t>
+      </w:r>
+      <w:proofErr w:type="spellEnd"/>
+      <w:r>
+        <w:rPr>
+          <w:lang w:val="en-US"/>
+        </w:rPr>
+        <w:t xml:space="preserve"> </w:t>
+      </w:r>
+      <w:proofErr w:type="spellStart"/>
+      <w:r>
+        <w:rPr>
+          <w:lang w:val="en-US"/>
+        </w:rPr>
+        <w:t>tiempos</w:t>
+      </w:r>
+      <w:proofErr w:type="spellEnd"/>
+      <w:r>
+        <w:rPr>
+          <w:lang w:val="en-US"/>
+        </w:rPr>
+        <w:t xml:space="preserve"> de 5.000 </w:t>
+      </w:r>
+      <w:proofErr w:type="spellStart"/>
+      <w:r>
+        <w:rPr>
+          <w:lang w:val="en-US"/>
+        </w:rPr>
+        <w:t>entregas</w:t>
+      </w:r>
+      <w:proofErr w:type="spellEnd"/>
+      <w:r>
+        <w:rPr>
+          <w:lang w:val="en-US"/>
+        </w:rPr>
+        <w:t xml:space="preserve"> </w:t>
+      </w:r>
+      <w:proofErr w:type="spellStart"/>
+      <w:r>
+        <w:rPr>
+          <w:lang w:val="en-US"/>
+        </w:rPr>
+        <w:t>realizadas</w:t>
+      </w:r>
+      <w:proofErr w:type="spellEnd"/>
+      <w:r>
+        <w:rPr>
+          <w:lang w:val="en-US"/>
+        </w:rPr>
+        <w:t xml:space="preserve"> </w:t>
+      </w:r>
+      <w:proofErr w:type="spellStart"/>
+      <w:r>
+        <w:rPr>
+          <w:lang w:val="en-US"/>
+        </w:rPr>
+        <w:t>por</w:t>
+      </w:r>
+      <w:proofErr w:type="spellEnd"/>
+      <w:r>
+        <w:rPr>
+          <w:lang w:val="en-US"/>
+        </w:rPr>
+        <w:t xml:space="preserve"> la </w:t>
+      </w:r>
+      <w:proofErr w:type="spellStart"/>
+      <w:r>
+        <w:rPr>
+          <w:lang w:val="en-US"/>
+        </w:rPr>
+        <w:t>empresa</w:t>
+      </w:r>
+      <w:proofErr w:type="spellEnd"/>
+      <w:r>
+        <w:rPr>
+          <w:lang w:val="en-US"/>
+        </w:rPr>
+        <w:t xml:space="preserve">: </w:t>
       </w:r>
     </w:p>
     <w:p>
@@ -6433,11 +8582,299 @@
           <w:lang w:val="en-US"/>
         </w:rPr>
       </w:pPr>
-      <w:r>
-        <w:rPr>
-          <w:lang w:val="en-US"/>
-        </w:rPr>
-        <w:t>Debido a esta alta variación en envíos individuales, medir el desempeño paquete por paquete no es eficiente. Por eso, el análisis se realiza evaluando el tiempo promedio de lotes de entregas.</w:t>
+      <w:proofErr w:type="spellStart"/>
+      <w:r>
+        <w:rPr>
+          <w:lang w:val="en-US"/>
+        </w:rPr>
+        <w:t>Debido</w:t>
+      </w:r>
+      <w:proofErr w:type="spellEnd"/>
+      <w:r>
+        <w:rPr>
+          <w:lang w:val="en-US"/>
+        </w:rPr>
+        <w:t xml:space="preserve"> a </w:t>
+      </w:r>
+      <w:proofErr w:type="spellStart"/>
+      <w:r>
+        <w:rPr>
+          <w:lang w:val="en-US"/>
+        </w:rPr>
+        <w:t>esta</w:t>
+      </w:r>
+      <w:proofErr w:type="spellEnd"/>
+      <w:r>
+        <w:rPr>
+          <w:lang w:val="en-US"/>
+        </w:rPr>
+        <w:t xml:space="preserve"> </w:t>
+      </w:r>
+      <w:proofErr w:type="spellStart"/>
+      <w:r>
+        <w:rPr>
+          <w:lang w:val="en-US"/>
+        </w:rPr>
+        <w:t>alta</w:t>
+      </w:r>
+      <w:proofErr w:type="spellEnd"/>
+      <w:r>
+        <w:rPr>
+          <w:lang w:val="en-US"/>
+        </w:rPr>
+        <w:t xml:space="preserve"> </w:t>
+      </w:r>
+      <w:proofErr w:type="spellStart"/>
+      <w:r>
+        <w:rPr>
+          <w:lang w:val="en-US"/>
+        </w:rPr>
+        <w:t>variación</w:t>
+      </w:r>
+      <w:proofErr w:type="spellEnd"/>
+      <w:r>
+        <w:rPr>
+          <w:lang w:val="en-US"/>
+        </w:rPr>
+        <w:t xml:space="preserve"> </w:t>
+      </w:r>
+      <w:proofErr w:type="spellStart"/>
+      <w:r>
+        <w:rPr>
+          <w:lang w:val="en-US"/>
+        </w:rPr>
+        <w:t>en</w:t>
+      </w:r>
+      <w:proofErr w:type="spellEnd"/>
+      <w:r>
+        <w:rPr>
+          <w:lang w:val="en-US"/>
+        </w:rPr>
+        <w:t xml:space="preserve"> </w:t>
+      </w:r>
+      <w:proofErr w:type="spellStart"/>
+      <w:r>
+        <w:rPr>
+          <w:lang w:val="en-US"/>
+        </w:rPr>
+        <w:t>envíos</w:t>
+      </w:r>
+      <w:proofErr w:type="spellEnd"/>
+      <w:r>
+        <w:rPr>
+          <w:lang w:val="en-US"/>
+        </w:rPr>
+        <w:t xml:space="preserve"> </w:t>
+      </w:r>
+      <w:proofErr w:type="spellStart"/>
+      <w:r>
+        <w:rPr>
+          <w:lang w:val="en-US"/>
+        </w:rPr>
+        <w:t>individuales</w:t>
+      </w:r>
+      <w:proofErr w:type="spellEnd"/>
+      <w:r>
+        <w:rPr>
+          <w:lang w:val="en-US"/>
+        </w:rPr>
+        <w:t xml:space="preserve">, </w:t>
+      </w:r>
+      <w:proofErr w:type="spellStart"/>
+      <w:r>
+        <w:rPr>
+          <w:lang w:val="en-US"/>
+        </w:rPr>
+        <w:t>medir</w:t>
+      </w:r>
+      <w:proofErr w:type="spellEnd"/>
+      <w:r>
+        <w:rPr>
+          <w:lang w:val="en-US"/>
+        </w:rPr>
+        <w:t xml:space="preserve"> el </w:t>
+      </w:r>
+      <w:proofErr w:type="spellStart"/>
+      <w:r>
+        <w:rPr>
+          <w:lang w:val="en-US"/>
+        </w:rPr>
+        <w:t>desempeño</w:t>
+      </w:r>
+      <w:proofErr w:type="spellEnd"/>
+      <w:r>
+        <w:rPr>
+          <w:lang w:val="en-US"/>
+        </w:rPr>
+        <w:t xml:space="preserve"> </w:t>
+      </w:r>
+      <w:proofErr w:type="spellStart"/>
+      <w:r>
+        <w:rPr>
+          <w:lang w:val="en-US"/>
+        </w:rPr>
+        <w:t>paquete</w:t>
+      </w:r>
+      <w:proofErr w:type="spellEnd"/>
+      <w:r>
+        <w:rPr>
+          <w:lang w:val="en-US"/>
+        </w:rPr>
+        <w:t xml:space="preserve"> </w:t>
+      </w:r>
+      <w:proofErr w:type="spellStart"/>
+      <w:r>
+        <w:rPr>
+          <w:lang w:val="en-US"/>
+        </w:rPr>
+        <w:t>por</w:t>
+      </w:r>
+      <w:proofErr w:type="spellEnd"/>
+      <w:r>
+        <w:rPr>
+          <w:lang w:val="en-US"/>
+        </w:rPr>
+        <w:t xml:space="preserve"> </w:t>
+      </w:r>
+      <w:proofErr w:type="spellStart"/>
+      <w:r>
+        <w:rPr>
+          <w:lang w:val="en-US"/>
+        </w:rPr>
+        <w:t>paquete</w:t>
+      </w:r>
+      <w:proofErr w:type="spellEnd"/>
+      <w:r>
+        <w:rPr>
+          <w:lang w:val="en-US"/>
+        </w:rPr>
+        <w:t xml:space="preserve"> no es </w:t>
+      </w:r>
+      <w:proofErr w:type="spellStart"/>
+      <w:r>
+        <w:rPr>
+          <w:lang w:val="en-US"/>
+        </w:rPr>
+        <w:t>eficiente</w:t>
+      </w:r>
+      <w:proofErr w:type="spellEnd"/>
+      <w:r>
+        <w:rPr>
+          <w:lang w:val="en-US"/>
+        </w:rPr>
+        <w:t xml:space="preserve">. Por </w:t>
+      </w:r>
+      <w:proofErr w:type="spellStart"/>
+      <w:r>
+        <w:rPr>
+          <w:lang w:val="en-US"/>
+        </w:rPr>
+        <w:t>eso</w:t>
+      </w:r>
+      <w:proofErr w:type="spellEnd"/>
+      <w:r>
+        <w:rPr>
+          <w:lang w:val="en-US"/>
+        </w:rPr>
+        <w:t xml:space="preserve">, el </w:t>
+      </w:r>
+      <w:proofErr w:type="spellStart"/>
+      <w:r>
+        <w:rPr>
+          <w:lang w:val="en-US"/>
+        </w:rPr>
+        <w:t>análisis</w:t>
+      </w:r>
+      <w:proofErr w:type="spellEnd"/>
+      <w:r>
+        <w:rPr>
+          <w:lang w:val="en-US"/>
+        </w:rPr>
+        <w:t xml:space="preserve"> se </w:t>
+      </w:r>
+      <w:proofErr w:type="spellStart"/>
+      <w:r>
+        <w:rPr>
+          <w:lang w:val="en-US"/>
+        </w:rPr>
+        <w:t>realiza</w:t>
+      </w:r>
+      <w:proofErr w:type="spellEnd"/>
+      <w:r>
+        <w:rPr>
+          <w:lang w:val="en-US"/>
+        </w:rPr>
+        <w:t xml:space="preserve"> </w:t>
+      </w:r>
+      <w:proofErr w:type="spellStart"/>
+      <w:r>
+        <w:rPr>
+          <w:lang w:val="en-US"/>
+        </w:rPr>
+        <w:t>evaluando</w:t>
+      </w:r>
+      <w:proofErr w:type="spellEnd"/>
+      <w:r>
+        <w:rPr>
+          <w:lang w:val="en-US"/>
+        </w:rPr>
+        <w:t xml:space="preserve"> el </w:t>
+      </w:r>
+      <w:proofErr w:type="spellStart"/>
+      <w:r>
+        <w:rPr>
+          <w:lang w:val="en-US"/>
+        </w:rPr>
+        <w:t>tiempo</w:t>
+      </w:r>
+      <w:proofErr w:type="spellEnd"/>
+      <w:r>
+        <w:rPr>
+          <w:lang w:val="en-US"/>
+        </w:rPr>
+        <w:t xml:space="preserve"> </w:t>
+      </w:r>
+      <w:proofErr w:type="spellStart"/>
+      <w:r>
+        <w:rPr>
+          <w:lang w:val="en-US"/>
+        </w:rPr>
+        <w:t>promedio</w:t>
+      </w:r>
+      <w:proofErr w:type="spellEnd"/>
+      <w:r>
+        <w:rPr>
+          <w:lang w:val="en-US"/>
+        </w:rPr>
+        <w:t xml:space="preserve"> de </w:t>
+      </w:r>
+      <w:proofErr w:type="spellStart"/>
+      <w:r>
+        <w:rPr>
+          <w:lang w:val="en-US"/>
+        </w:rPr>
+        <w:t>lotes</w:t>
+      </w:r>
+      <w:proofErr w:type="spellEnd"/>
+      <w:r>
+        <w:rPr>
+          <w:lang w:val="en-US"/>
+        </w:rPr>
+        <w:t xml:space="preserve"> de </w:t>
+      </w:r>
+      <w:proofErr w:type="spellStart"/>
+      <w:r>
+        <w:rPr>
+          <w:lang w:val="en-US"/>
+        </w:rPr>
+        <w:t>entregas</w:t>
+      </w:r>
+      <w:proofErr w:type="spellEnd"/>
+      <w:r>
+        <w:rPr>
+          <w:lang w:val="en-US"/>
+        </w:rPr>
+        <w:t>.</w:t>
       </w:r>
     </w:p>
     <w:p>
@@ -6465,17 +8902,159 @@
           <w:lang w:val="en-US"/>
         </w:rPr>
       </w:pPr>
+      <w:proofErr w:type="spellStart"/>
       <w:r>
         <w:rPr>
           <w:lang w:val="en-US"/>
         </w:rPr>
         <w:t>Simulé</w:t>
       </w:r>
-      <w:r>
-        <w:rPr>
-          <w:lang w:val="en-US"/>
-        </w:rPr>
-        <w:t xml:space="preserve"> el trabajo diario de la empresa tomando 1.000 grupos o lotes de entregas al azar. Cada grupo contenía 40 entregas (</w:t>
+      <w:proofErr w:type="spellEnd"/>
+      <w:r>
+        <w:rPr>
+          <w:lang w:val="en-US"/>
+        </w:rPr>
+        <w:t xml:space="preserve"> el </w:t>
+      </w:r>
+      <w:proofErr w:type="spellStart"/>
+      <w:r>
+        <w:rPr>
+          <w:lang w:val="en-US"/>
+        </w:rPr>
+        <w:t>trabajo</w:t>
+      </w:r>
+      <w:proofErr w:type="spellEnd"/>
+      <w:r>
+        <w:rPr>
+          <w:lang w:val="en-US"/>
+        </w:rPr>
+        <w:t xml:space="preserve"> </w:t>
+      </w:r>
+      <w:proofErr w:type="spellStart"/>
+      <w:r>
+        <w:rPr>
+          <w:lang w:val="en-US"/>
+        </w:rPr>
+        <w:t>diario</w:t>
+      </w:r>
+      <w:proofErr w:type="spellEnd"/>
+      <w:r>
+        <w:rPr>
+          <w:lang w:val="en-US"/>
+        </w:rPr>
+        <w:t xml:space="preserve"> de la </w:t>
+      </w:r>
+      <w:proofErr w:type="spellStart"/>
+      <w:r>
+        <w:rPr>
+          <w:lang w:val="en-US"/>
+        </w:rPr>
+        <w:t>empresa</w:t>
+      </w:r>
+      <w:proofErr w:type="spellEnd"/>
+      <w:r>
+        <w:rPr>
+          <w:lang w:val="en-US"/>
+        </w:rPr>
+        <w:t xml:space="preserve"> </w:t>
+      </w:r>
+      <w:proofErr w:type="spellStart"/>
+      <w:r>
+        <w:rPr>
+          <w:lang w:val="en-US"/>
+        </w:rPr>
+        <w:t>tomando</w:t>
+      </w:r>
+      <w:proofErr w:type="spellEnd"/>
+      <w:r>
+        <w:rPr>
+          <w:lang w:val="en-US"/>
+        </w:rPr>
+        <w:t xml:space="preserve"> 1.000 </w:t>
+      </w:r>
+      <w:proofErr w:type="spellStart"/>
+      <w:r>
+        <w:rPr>
+          <w:lang w:val="en-US"/>
+        </w:rPr>
+        <w:t>grupos</w:t>
+      </w:r>
+      <w:proofErr w:type="spellEnd"/>
+      <w:r>
+        <w:rPr>
+          <w:lang w:val="en-US"/>
+        </w:rPr>
+        <w:t xml:space="preserve"> o </w:t>
+      </w:r>
+      <w:proofErr w:type="spellStart"/>
+      <w:r>
+        <w:rPr>
+          <w:lang w:val="en-US"/>
+        </w:rPr>
+        <w:t>lotes</w:t>
+      </w:r>
+      <w:proofErr w:type="spellEnd"/>
+      <w:r>
+        <w:rPr>
+          <w:lang w:val="en-US"/>
+        </w:rPr>
+        <w:t xml:space="preserve"> de </w:t>
+      </w:r>
+      <w:proofErr w:type="spellStart"/>
+      <w:r>
+        <w:rPr>
+          <w:lang w:val="en-US"/>
+        </w:rPr>
+        <w:t>entregas</w:t>
+      </w:r>
+      <w:proofErr w:type="spellEnd"/>
+      <w:r>
+        <w:rPr>
+          <w:lang w:val="en-US"/>
+        </w:rPr>
+        <w:t xml:space="preserve"> al azar. Cada </w:t>
+      </w:r>
+      <w:proofErr w:type="spellStart"/>
+      <w:r>
+        <w:rPr>
+          <w:lang w:val="en-US"/>
+        </w:rPr>
+        <w:t>grupo</w:t>
+      </w:r>
+      <w:proofErr w:type="spellEnd"/>
+      <w:r>
+        <w:rPr>
+          <w:lang w:val="en-US"/>
+        </w:rPr>
+        <w:t xml:space="preserve"> </w:t>
+      </w:r>
+      <w:proofErr w:type="spellStart"/>
+      <w:r>
+        <w:rPr>
+          <w:lang w:val="en-US"/>
+        </w:rPr>
+        <w:t>contenía</w:t>
+      </w:r>
+      <w:proofErr w:type="spellEnd"/>
+      <w:r>
+        <w:rPr>
+          <w:lang w:val="en-US"/>
+        </w:rPr>
+        <w:t xml:space="preserve"> 40 </w:t>
+      </w:r>
+      <w:proofErr w:type="spellStart"/>
+      <w:r>
+        <w:rPr>
+          <w:lang w:val="en-US"/>
+        </w:rPr>
+        <w:t>entregas</w:t>
+      </w:r>
+      <w:proofErr w:type="spellEnd"/>
+      <w:r>
+        <w:rPr>
+          <w:lang w:val="en-US"/>
+        </w:rPr>
+        <w:t xml:space="preserve"> (</w:t>
       </w:r>
       <w:r>
         <w:rPr>
@@ -6487,7 +9066,56 @@
         <w:rPr>
           <w:lang w:val="en-US"/>
         </w:rPr>
-        <w:t>). A cada uno de esos 1.000 grupos le calcul</w:t>
+        <w:t xml:space="preserve">). A </w:t>
+      </w:r>
+      <w:proofErr w:type="spellStart"/>
+      <w:r>
+        <w:rPr>
+          <w:lang w:val="en-US"/>
+        </w:rPr>
+        <w:t>cada</w:t>
+      </w:r>
+      <w:proofErr w:type="spellEnd"/>
+      <w:r>
+        <w:rPr>
+          <w:lang w:val="en-US"/>
+        </w:rPr>
+        <w:t xml:space="preserve"> uno de </w:t>
+      </w:r>
+      <w:proofErr w:type="spellStart"/>
+      <w:r>
+        <w:rPr>
+          <w:lang w:val="en-US"/>
+        </w:rPr>
+        <w:t>esos</w:t>
+      </w:r>
+      <w:proofErr w:type="spellEnd"/>
+      <w:r>
+        <w:rPr>
+          <w:lang w:val="en-US"/>
+        </w:rPr>
+        <w:t xml:space="preserve"> 1.000 </w:t>
+      </w:r>
+      <w:proofErr w:type="spellStart"/>
+      <w:r>
+        <w:rPr>
+          <w:lang w:val="en-US"/>
+        </w:rPr>
+        <w:t>grupos</w:t>
+      </w:r>
+      <w:proofErr w:type="spellEnd"/>
+      <w:r>
+        <w:rPr>
+          <w:lang w:val="en-US"/>
+        </w:rPr>
+        <w:t xml:space="preserve"> le </w:t>
+      </w:r>
+      <w:proofErr w:type="spellStart"/>
+      <w:r>
+        <w:rPr>
+          <w:lang w:val="en-US"/>
+        </w:rPr>
+        <w:t>calcul</w:t>
       </w:r>
       <w:r>
         <w:rPr>
@@ -6495,11 +9123,208 @@
         </w:rPr>
         <w:t>é</w:t>
       </w:r>
-      <w:r>
-        <w:rPr>
-          <w:lang w:val="en-US"/>
-        </w:rPr>
-        <w:t xml:space="preserve"> su tiempo promedio. El objetivo era observar cómo se comportaban esos promedios al compararlos con los datos generales de la empresa. </w:t>
+      <w:proofErr w:type="spellEnd"/>
+      <w:r>
+        <w:rPr>
+          <w:lang w:val="en-US"/>
+        </w:rPr>
+        <w:t xml:space="preserve"> </w:t>
+      </w:r>
+      <w:proofErr w:type="spellStart"/>
+      <w:r>
+        <w:rPr>
+          <w:lang w:val="en-US"/>
+        </w:rPr>
+        <w:t>su</w:t>
+      </w:r>
+      <w:proofErr w:type="spellEnd"/>
+      <w:r>
+        <w:rPr>
+          <w:lang w:val="en-US"/>
+        </w:rPr>
+        <w:t xml:space="preserve"> </w:t>
+      </w:r>
+      <w:proofErr w:type="spellStart"/>
+      <w:r>
+        <w:rPr>
+          <w:lang w:val="en-US"/>
+        </w:rPr>
+        <w:t>tiempo</w:t>
+      </w:r>
+      <w:proofErr w:type="spellEnd"/>
+      <w:r>
+        <w:rPr>
+          <w:lang w:val="en-US"/>
+        </w:rPr>
+        <w:t xml:space="preserve"> </w:t>
+      </w:r>
+      <w:proofErr w:type="spellStart"/>
+      <w:r>
+        <w:rPr>
+          <w:lang w:val="en-US"/>
+        </w:rPr>
+        <w:t>promedio</w:t>
+      </w:r>
+      <w:proofErr w:type="spellEnd"/>
+      <w:r>
+        <w:rPr>
+          <w:lang w:val="en-US"/>
+        </w:rPr>
+        <w:t xml:space="preserve">. El </w:t>
+      </w:r>
+      <w:proofErr w:type="spellStart"/>
+      <w:r>
+        <w:rPr>
+          <w:lang w:val="en-US"/>
+        </w:rPr>
+        <w:t>objetivo</w:t>
+      </w:r>
+      <w:proofErr w:type="spellEnd"/>
+      <w:r>
+        <w:rPr>
+          <w:lang w:val="en-US"/>
+        </w:rPr>
+        <w:t xml:space="preserve"> era </w:t>
+      </w:r>
+      <w:proofErr w:type="spellStart"/>
+      <w:r>
+        <w:rPr>
+          <w:lang w:val="en-US"/>
+        </w:rPr>
+        <w:t>observar</w:t>
+      </w:r>
+      <w:proofErr w:type="spellEnd"/>
+      <w:r>
+        <w:rPr>
+          <w:lang w:val="en-US"/>
+        </w:rPr>
+        <w:t xml:space="preserve"> </w:t>
+      </w:r>
+      <w:proofErr w:type="spellStart"/>
+      <w:r>
+        <w:rPr>
+          <w:lang w:val="en-US"/>
+        </w:rPr>
+        <w:t>cómo</w:t>
+      </w:r>
+      <w:proofErr w:type="spellEnd"/>
+      <w:r>
+        <w:rPr>
+          <w:lang w:val="en-US"/>
+        </w:rPr>
+        <w:t xml:space="preserve"> se </w:t>
+      </w:r>
+      <w:proofErr w:type="spellStart"/>
+      <w:r>
+        <w:rPr>
+          <w:lang w:val="en-US"/>
+        </w:rPr>
+        <w:t>comportaban</w:t>
+      </w:r>
+      <w:proofErr w:type="spellEnd"/>
+      <w:r>
+        <w:rPr>
+          <w:lang w:val="en-US"/>
+        </w:rPr>
+        <w:t xml:space="preserve"> </w:t>
+      </w:r>
+      <w:proofErr w:type="spellStart"/>
+      <w:r>
+        <w:rPr>
+          <w:lang w:val="en-US"/>
+        </w:rPr>
+        <w:t>esos</w:t>
+      </w:r>
+      <w:proofErr w:type="spellEnd"/>
+      <w:r>
+        <w:rPr>
+          <w:lang w:val="en-US"/>
+        </w:rPr>
+        <w:t xml:space="preserve"> </w:t>
+      </w:r>
+      <w:proofErr w:type="spellStart"/>
+      <w:r>
+        <w:rPr>
+          <w:lang w:val="en-US"/>
+        </w:rPr>
+        <w:t>promedios</w:t>
+      </w:r>
+      <w:proofErr w:type="spellEnd"/>
+      <w:r>
+        <w:rPr>
+          <w:lang w:val="en-US"/>
+        </w:rPr>
+        <w:t xml:space="preserve"> al </w:t>
+      </w:r>
+      <w:proofErr w:type="spellStart"/>
+      <w:r>
+        <w:rPr>
+          <w:lang w:val="en-US"/>
+        </w:rPr>
+        <w:t>compararlos</w:t>
+      </w:r>
+      <w:proofErr w:type="spellEnd"/>
+      <w:r>
+        <w:rPr>
+          <w:lang w:val="en-US"/>
+        </w:rPr>
+        <w:t xml:space="preserve"> con </w:t>
+      </w:r>
+      <w:proofErr w:type="spellStart"/>
+      <w:r>
+        <w:rPr>
+          <w:lang w:val="en-US"/>
+        </w:rPr>
+        <w:t>los</w:t>
+      </w:r>
+      <w:proofErr w:type="spellEnd"/>
+      <w:r>
+        <w:rPr>
+          <w:lang w:val="en-US"/>
+        </w:rPr>
+        <w:t xml:space="preserve"> </w:t>
+      </w:r>
+      <w:proofErr w:type="spellStart"/>
+      <w:r>
+        <w:rPr>
+          <w:lang w:val="en-US"/>
+        </w:rPr>
+        <w:t>datos</w:t>
+      </w:r>
+      <w:proofErr w:type="spellEnd"/>
+      <w:r>
+        <w:rPr>
+          <w:lang w:val="en-US"/>
+        </w:rPr>
+        <w:t xml:space="preserve"> </w:t>
+      </w:r>
+      <w:proofErr w:type="spellStart"/>
+      <w:r>
+        <w:rPr>
+          <w:lang w:val="en-US"/>
+        </w:rPr>
+        <w:t>generales</w:t>
+      </w:r>
+      <w:proofErr w:type="spellEnd"/>
+      <w:r>
+        <w:rPr>
+          <w:lang w:val="en-US"/>
+        </w:rPr>
+        <w:t xml:space="preserve"> de la </w:t>
+      </w:r>
+      <w:proofErr w:type="spellStart"/>
+      <w:r>
+        <w:rPr>
+          <w:lang w:val="en-US"/>
+        </w:rPr>
+        <w:t>empresa</w:t>
+      </w:r>
+      <w:proofErr w:type="spellEnd"/>
+      <w:r>
+        <w:rPr>
+          <w:lang w:val="en-US"/>
+        </w:rPr>
+        <w:t xml:space="preserve">. </w:t>
       </w:r>
     </w:p>
     <w:p>
@@ -6550,19 +9375,139 @@
         <w:rPr>
           <w:lang w:val="en-US"/>
         </w:rPr>
-        <w:t xml:space="preserve">Al juntar y graficar los promedios de los 1.000 grupos, </w:t>
-      </w:r>
-      <w:r>
-        <w:rPr>
-          <w:lang w:val="en-US"/>
-        </w:rPr>
-        <w:t>se encuentran</w:t>
-      </w:r>
-      <w:r>
-        <w:rPr>
-          <w:lang w:val="en-US"/>
-        </w:rPr>
-        <w:t xml:space="preserve"> tres conclusiones clave: </w:t>
+        <w:t xml:space="preserve">Al </w:t>
+      </w:r>
+      <w:proofErr w:type="spellStart"/>
+      <w:r>
+        <w:rPr>
+          <w:lang w:val="en-US"/>
+        </w:rPr>
+        <w:t>juntar</w:t>
+      </w:r>
+      <w:proofErr w:type="spellEnd"/>
+      <w:r>
+        <w:rPr>
+          <w:lang w:val="en-US"/>
+        </w:rPr>
+        <w:t xml:space="preserve"> y </w:t>
+      </w:r>
+      <w:proofErr w:type="spellStart"/>
+      <w:r>
+        <w:rPr>
+          <w:lang w:val="en-US"/>
+        </w:rPr>
+        <w:t>graficar</w:t>
+      </w:r>
+      <w:proofErr w:type="spellEnd"/>
+      <w:r>
+        <w:rPr>
+          <w:lang w:val="en-US"/>
+        </w:rPr>
+        <w:t xml:space="preserve"> </w:t>
+      </w:r>
+      <w:proofErr w:type="spellStart"/>
+      <w:r>
+        <w:rPr>
+          <w:lang w:val="en-US"/>
+        </w:rPr>
+        <w:t>los</w:t>
+      </w:r>
+      <w:proofErr w:type="spellEnd"/>
+      <w:r>
+        <w:rPr>
+          <w:lang w:val="en-US"/>
+        </w:rPr>
+        <w:t xml:space="preserve"> </w:t>
+      </w:r>
+      <w:proofErr w:type="spellStart"/>
+      <w:r>
+        <w:rPr>
+          <w:lang w:val="en-US"/>
+        </w:rPr>
+        <w:t>promedios</w:t>
+      </w:r>
+      <w:proofErr w:type="spellEnd"/>
+      <w:r>
+        <w:rPr>
+          <w:lang w:val="en-US"/>
+        </w:rPr>
+        <w:t xml:space="preserve"> de </w:t>
+      </w:r>
+      <w:proofErr w:type="spellStart"/>
+      <w:r>
+        <w:rPr>
+          <w:lang w:val="en-US"/>
+        </w:rPr>
+        <w:t>los</w:t>
+      </w:r>
+      <w:proofErr w:type="spellEnd"/>
+      <w:r>
+        <w:rPr>
+          <w:lang w:val="en-US"/>
+        </w:rPr>
+        <w:t xml:space="preserve"> 1.000 </w:t>
+      </w:r>
+      <w:proofErr w:type="spellStart"/>
+      <w:r>
+        <w:rPr>
+          <w:lang w:val="en-US"/>
+        </w:rPr>
+        <w:t>grupos</w:t>
+      </w:r>
+      <w:proofErr w:type="spellEnd"/>
+      <w:r>
+        <w:rPr>
+          <w:lang w:val="en-US"/>
+        </w:rPr>
+        <w:t xml:space="preserve">, </w:t>
+      </w:r>
+      <w:r>
+        <w:rPr>
+          <w:lang w:val="en-US"/>
+        </w:rPr>
+        <w:t xml:space="preserve">se </w:t>
+      </w:r>
+      <w:proofErr w:type="spellStart"/>
+      <w:r>
+        <w:rPr>
+          <w:lang w:val="en-US"/>
+        </w:rPr>
+        <w:t>encuentran</w:t>
+      </w:r>
+      <w:proofErr w:type="spellEnd"/>
+      <w:r>
+        <w:rPr>
+          <w:lang w:val="en-US"/>
+        </w:rPr>
+        <w:t xml:space="preserve"> </w:t>
+      </w:r>
+      <w:proofErr w:type="spellStart"/>
+      <w:r>
+        <w:rPr>
+          <w:lang w:val="en-US"/>
+        </w:rPr>
+        <w:t>tres</w:t>
+      </w:r>
+      <w:proofErr w:type="spellEnd"/>
+      <w:r>
+        <w:rPr>
+          <w:lang w:val="en-US"/>
+        </w:rPr>
+        <w:t xml:space="preserve"> </w:t>
+      </w:r>
+      <w:proofErr w:type="spellStart"/>
+      <w:r>
+        <w:rPr>
+          <w:lang w:val="en-US"/>
+        </w:rPr>
+        <w:t>conclusiones</w:t>
+      </w:r>
+      <w:proofErr w:type="spellEnd"/>
+      <w:r>
+        <w:rPr>
+          <w:lang w:val="en-US"/>
+        </w:rPr>
+        <w:t xml:space="preserve"> clave: </w:t>
       </w:r>
     </w:p>
     <w:p>
@@ -6585,13 +9530,407 @@
           <w:iCs/>
           <w:lang w:val="en-US"/>
         </w:rPr>
-        <w:t xml:space="preserve">El promedio de los grupos es exacto: </w:t>
-      </w:r>
-      <w:r>
-        <w:rPr>
-          <w:lang w:val="en-US"/>
-        </w:rPr>
-        <w:t xml:space="preserve">El tiempo promedio de todos los grupos juntos fue de 74,45 minutos, prácticamente idéntico al promedio real de la empresa (74,52 minutos). Esto confirma que trabajar con promedios por lote refleja perfectamente la realidad de la operación. </w:t>
+        <w:t xml:space="preserve">El </w:t>
+      </w:r>
+      <w:proofErr w:type="spellStart"/>
+      <w:r>
+        <w:rPr>
+          <w:i/>
+          <w:iCs/>
+          <w:lang w:val="en-US"/>
+        </w:rPr>
+        <w:t>promedio</w:t>
+      </w:r>
+      <w:proofErr w:type="spellEnd"/>
+      <w:r>
+        <w:rPr>
+          <w:i/>
+          <w:iCs/>
+          <w:lang w:val="en-US"/>
+        </w:rPr>
+        <w:t xml:space="preserve"> de </w:t>
+      </w:r>
+      <w:proofErr w:type="spellStart"/>
+      <w:r>
+        <w:rPr>
+          <w:i/>
+          <w:iCs/>
+          <w:lang w:val="en-US"/>
+        </w:rPr>
+        <w:t>los</w:t>
+      </w:r>
+      <w:proofErr w:type="spellEnd"/>
+      <w:r>
+        <w:rPr>
+          <w:i/>
+          <w:iCs/>
+          <w:lang w:val="en-US"/>
+        </w:rPr>
+        <w:t xml:space="preserve"> </w:t>
+      </w:r>
+      <w:proofErr w:type="spellStart"/>
+      <w:r>
+        <w:rPr>
+          <w:i/>
+          <w:iCs/>
+          <w:lang w:val="en-US"/>
+        </w:rPr>
+        <w:t>grupos</w:t>
+      </w:r>
+      <w:proofErr w:type="spellEnd"/>
+      <w:r>
+        <w:rPr>
+          <w:i/>
+          <w:iCs/>
+          <w:lang w:val="en-US"/>
+        </w:rPr>
+        <w:t xml:space="preserve"> es </w:t>
+      </w:r>
+      <w:proofErr w:type="spellStart"/>
+      <w:r>
+        <w:rPr>
+          <w:i/>
+          <w:iCs/>
+          <w:lang w:val="en-US"/>
+        </w:rPr>
+        <w:t>exacto</w:t>
+      </w:r>
+      <w:proofErr w:type="spellEnd"/>
+      <w:r>
+        <w:rPr>
+          <w:i/>
+          <w:iCs/>
+          <w:lang w:val="en-US"/>
+        </w:rPr>
+        <w:t xml:space="preserve">: </w:t>
+      </w:r>
+      <w:r>
+        <w:rPr>
+          <w:lang w:val="en-US"/>
+        </w:rPr>
+        <w:t xml:space="preserve">El </w:t>
+      </w:r>
+      <w:proofErr w:type="spellStart"/>
+      <w:r>
+        <w:rPr>
+          <w:lang w:val="en-US"/>
+        </w:rPr>
+        <w:t>tiempo</w:t>
+      </w:r>
+      <w:proofErr w:type="spellEnd"/>
+      <w:r>
+        <w:rPr>
+          <w:lang w:val="en-US"/>
+        </w:rPr>
+        <w:t xml:space="preserve"> </w:t>
+      </w:r>
+      <w:proofErr w:type="spellStart"/>
+      <w:r>
+        <w:rPr>
+          <w:lang w:val="en-US"/>
+        </w:rPr>
+        <w:t>promedio</w:t>
+      </w:r>
+      <w:proofErr w:type="spellEnd"/>
+      <w:r>
+        <w:rPr>
+          <w:lang w:val="en-US"/>
+        </w:rPr>
+        <w:t xml:space="preserve"> de </w:t>
+      </w:r>
+      <w:proofErr w:type="spellStart"/>
+      <w:r>
+        <w:rPr>
+          <w:lang w:val="en-US"/>
+        </w:rPr>
+        <w:t>todos</w:t>
+      </w:r>
+      <w:proofErr w:type="spellEnd"/>
+      <w:r>
+        <w:rPr>
+          <w:lang w:val="en-US"/>
+        </w:rPr>
+        <w:t xml:space="preserve"> </w:t>
+      </w:r>
+      <w:proofErr w:type="spellStart"/>
+      <w:r>
+        <w:rPr>
+          <w:lang w:val="en-US"/>
+        </w:rPr>
+        <w:t>los</w:t>
+      </w:r>
+      <w:proofErr w:type="spellEnd"/>
+      <w:r>
+        <w:rPr>
+          <w:lang w:val="en-US"/>
+        </w:rPr>
+        <w:t xml:space="preserve"> </w:t>
+      </w:r>
+      <w:proofErr w:type="spellStart"/>
+      <w:r>
+        <w:rPr>
+          <w:lang w:val="en-US"/>
+        </w:rPr>
+        <w:t>grupos</w:t>
+      </w:r>
+      <w:proofErr w:type="spellEnd"/>
+      <w:r>
+        <w:rPr>
+          <w:lang w:val="en-US"/>
+        </w:rPr>
+        <w:t xml:space="preserve"> </w:t>
+      </w:r>
+      <w:proofErr w:type="spellStart"/>
+      <w:r>
+        <w:rPr>
+          <w:lang w:val="en-US"/>
+        </w:rPr>
+        <w:t>juntos</w:t>
+      </w:r>
+      <w:proofErr w:type="spellEnd"/>
+      <w:r>
+        <w:rPr>
+          <w:lang w:val="en-US"/>
+        </w:rPr>
+        <w:t xml:space="preserve"> </w:t>
+      </w:r>
+      <w:proofErr w:type="spellStart"/>
+      <w:r>
+        <w:rPr>
+          <w:lang w:val="en-US"/>
+        </w:rPr>
+        <w:t>fue</w:t>
+      </w:r>
+      <w:proofErr w:type="spellEnd"/>
+      <w:r>
+        <w:rPr>
+          <w:lang w:val="en-US"/>
+        </w:rPr>
+        <w:t xml:space="preserve"> de 74,45 </w:t>
+      </w:r>
+      <w:proofErr w:type="spellStart"/>
+      <w:r>
+        <w:rPr>
+          <w:lang w:val="en-US"/>
+        </w:rPr>
+        <w:t>minutos</w:t>
+      </w:r>
+      <w:proofErr w:type="spellEnd"/>
+      <w:r>
+        <w:rPr>
+          <w:lang w:val="en-US"/>
+        </w:rPr>
+        <w:t xml:space="preserve">, </w:t>
+      </w:r>
+      <w:proofErr w:type="spellStart"/>
+      <w:r>
+        <w:rPr>
+          <w:lang w:val="en-US"/>
+        </w:rPr>
+        <w:t>prácticamente</w:t>
+      </w:r>
+      <w:proofErr w:type="spellEnd"/>
+      <w:r>
+        <w:rPr>
+          <w:lang w:val="en-US"/>
+        </w:rPr>
+        <w:t xml:space="preserve"> </w:t>
+      </w:r>
+      <w:proofErr w:type="spellStart"/>
+      <w:r>
+        <w:rPr>
+          <w:lang w:val="en-US"/>
+        </w:rPr>
+        <w:t>idéntico</w:t>
+      </w:r>
+      <w:proofErr w:type="spellEnd"/>
+      <w:r>
+        <w:rPr>
+          <w:lang w:val="en-US"/>
+        </w:rPr>
+        <w:t xml:space="preserve"> al </w:t>
+      </w:r>
+      <w:proofErr w:type="spellStart"/>
+      <w:r>
+        <w:rPr>
+          <w:lang w:val="en-US"/>
+        </w:rPr>
+        <w:t>promedio</w:t>
+      </w:r>
+      <w:proofErr w:type="spellEnd"/>
+      <w:r>
+        <w:rPr>
+          <w:lang w:val="en-US"/>
+        </w:rPr>
+        <w:t xml:space="preserve"> real de la </w:t>
+      </w:r>
+      <w:proofErr w:type="spellStart"/>
+      <w:r>
+        <w:rPr>
+          <w:lang w:val="en-US"/>
+        </w:rPr>
+        <w:t>empresa</w:t>
+      </w:r>
+      <w:proofErr w:type="spellEnd"/>
+      <w:r>
+        <w:rPr>
+          <w:lang w:val="en-US"/>
+        </w:rPr>
+        <w:t xml:space="preserve"> (74,52 </w:t>
+      </w:r>
+      <w:proofErr w:type="spellStart"/>
+      <w:r>
+        <w:rPr>
+          <w:lang w:val="en-US"/>
+        </w:rPr>
+        <w:t>minutos</w:t>
+      </w:r>
+      <w:proofErr w:type="spellEnd"/>
+      <w:r>
+        <w:rPr>
+          <w:lang w:val="en-US"/>
+        </w:rPr>
+        <w:t xml:space="preserve">). Esto </w:t>
+      </w:r>
+      <w:proofErr w:type="spellStart"/>
+      <w:r>
+        <w:rPr>
+          <w:lang w:val="en-US"/>
+        </w:rPr>
+        <w:t>confirma</w:t>
+      </w:r>
+      <w:proofErr w:type="spellEnd"/>
+      <w:r>
+        <w:rPr>
+          <w:lang w:val="en-US"/>
+        </w:rPr>
+        <w:t xml:space="preserve"> </w:t>
+      </w:r>
+      <w:proofErr w:type="spellStart"/>
+      <w:r>
+        <w:rPr>
+          <w:lang w:val="en-US"/>
+        </w:rPr>
+        <w:t>que</w:t>
+      </w:r>
+      <w:proofErr w:type="spellEnd"/>
+      <w:r>
+        <w:rPr>
+          <w:lang w:val="en-US"/>
+        </w:rPr>
+        <w:t xml:space="preserve"> </w:t>
+      </w:r>
+      <w:proofErr w:type="spellStart"/>
+      <w:r>
+        <w:rPr>
+          <w:lang w:val="en-US"/>
+        </w:rPr>
+        <w:t>trabajar</w:t>
+      </w:r>
+      <w:proofErr w:type="spellEnd"/>
+      <w:r>
+        <w:rPr>
+          <w:lang w:val="en-US"/>
+        </w:rPr>
+        <w:t xml:space="preserve"> con </w:t>
+      </w:r>
+      <w:proofErr w:type="spellStart"/>
+      <w:r>
+        <w:rPr>
+          <w:lang w:val="en-US"/>
+        </w:rPr>
+        <w:t>promedios</w:t>
+      </w:r>
+      <w:proofErr w:type="spellEnd"/>
+      <w:r>
+        <w:rPr>
+          <w:lang w:val="en-US"/>
+        </w:rPr>
+        <w:t xml:space="preserve"> </w:t>
+      </w:r>
+      <w:proofErr w:type="spellStart"/>
+      <w:r>
+        <w:rPr>
+          <w:lang w:val="en-US"/>
+        </w:rPr>
+        <w:t>por</w:t>
+      </w:r>
+      <w:proofErr w:type="spellEnd"/>
+      <w:r>
+        <w:rPr>
+          <w:lang w:val="en-US"/>
+        </w:rPr>
+        <w:t xml:space="preserve"> </w:t>
+      </w:r>
+      <w:proofErr w:type="spellStart"/>
+      <w:r>
+        <w:rPr>
+          <w:lang w:val="en-US"/>
+        </w:rPr>
+        <w:t>lote</w:t>
+      </w:r>
+      <w:proofErr w:type="spellEnd"/>
+      <w:r>
+        <w:rPr>
+          <w:lang w:val="en-US"/>
+        </w:rPr>
+        <w:t xml:space="preserve"> </w:t>
+      </w:r>
+      <w:proofErr w:type="spellStart"/>
+      <w:r>
+        <w:rPr>
+          <w:lang w:val="en-US"/>
+        </w:rPr>
+        <w:t>refleja</w:t>
+      </w:r>
+      <w:proofErr w:type="spellEnd"/>
+      <w:r>
+        <w:rPr>
+          <w:lang w:val="en-US"/>
+        </w:rPr>
+        <w:t xml:space="preserve"> </w:t>
+      </w:r>
+      <w:proofErr w:type="spellStart"/>
+      <w:r>
+        <w:rPr>
+          <w:lang w:val="en-US"/>
+        </w:rPr>
+        <w:t>perfectamente</w:t>
+      </w:r>
+      <w:proofErr w:type="spellEnd"/>
+      <w:r>
+        <w:rPr>
+          <w:lang w:val="en-US"/>
+        </w:rPr>
+        <w:t xml:space="preserve"> la </w:t>
+      </w:r>
+      <w:proofErr w:type="spellStart"/>
+      <w:r>
+        <w:rPr>
+          <w:lang w:val="en-US"/>
+        </w:rPr>
+        <w:t>realidad</w:t>
+      </w:r>
+      <w:proofErr w:type="spellEnd"/>
+      <w:r>
+        <w:rPr>
+          <w:lang w:val="en-US"/>
+        </w:rPr>
+        <w:t xml:space="preserve"> de la </w:t>
+      </w:r>
+      <w:proofErr w:type="spellStart"/>
+      <w:r>
+        <w:rPr>
+          <w:lang w:val="en-US"/>
+        </w:rPr>
+        <w:t>operación</w:t>
+      </w:r>
+      <w:proofErr w:type="spellEnd"/>
+      <w:r>
+        <w:rPr>
+          <w:lang w:val="en-US"/>
+        </w:rPr>
+        <w:t xml:space="preserve">. </w:t>
       </w:r>
     </w:p>
     <w:p>
@@ -6648,13 +9987,331 @@
           <w:lang w:val="en-US"/>
         </w:rPr>
         <w:lastRenderedPageBreak/>
-        <w:t xml:space="preserve">Los promedios varían mucho menos: </w:t>
-      </w:r>
-      <w:r>
-        <w:rPr>
-          <w:lang w:val="en-US"/>
-        </w:rPr>
-        <w:t xml:space="preserve">Mientras que los envíos individuales varían casi 47 minutos, la diferencia entre el promedio de un grupo y otro fue de solo 7,42 minutos. Agrupar entregas reduce la incertidumbre. </w:t>
+        <w:t xml:space="preserve">Los </w:t>
+      </w:r>
+      <w:proofErr w:type="spellStart"/>
+      <w:r>
+        <w:rPr>
+          <w:i/>
+          <w:iCs/>
+          <w:lang w:val="en-US"/>
+        </w:rPr>
+        <w:t>promedios</w:t>
+      </w:r>
+      <w:proofErr w:type="spellEnd"/>
+      <w:r>
+        <w:rPr>
+          <w:i/>
+          <w:iCs/>
+          <w:lang w:val="en-US"/>
+        </w:rPr>
+        <w:t xml:space="preserve"> </w:t>
+      </w:r>
+      <w:proofErr w:type="spellStart"/>
+      <w:r>
+        <w:rPr>
+          <w:i/>
+          <w:iCs/>
+          <w:lang w:val="en-US"/>
+        </w:rPr>
+        <w:t>varían</w:t>
+      </w:r>
+      <w:proofErr w:type="spellEnd"/>
+      <w:r>
+        <w:rPr>
+          <w:i/>
+          <w:iCs/>
+          <w:lang w:val="en-US"/>
+        </w:rPr>
+        <w:t xml:space="preserve"> </w:t>
+      </w:r>
+      <w:proofErr w:type="spellStart"/>
+      <w:r>
+        <w:rPr>
+          <w:i/>
+          <w:iCs/>
+          <w:lang w:val="en-US"/>
+        </w:rPr>
+        <w:t>mucho</w:t>
+      </w:r>
+      <w:proofErr w:type="spellEnd"/>
+      <w:r>
+        <w:rPr>
+          <w:i/>
+          <w:iCs/>
+          <w:lang w:val="en-US"/>
+        </w:rPr>
+        <w:t xml:space="preserve"> </w:t>
+      </w:r>
+      <w:proofErr w:type="spellStart"/>
+      <w:r>
+        <w:rPr>
+          <w:i/>
+          <w:iCs/>
+          <w:lang w:val="en-US"/>
+        </w:rPr>
+        <w:t>menos</w:t>
+      </w:r>
+      <w:proofErr w:type="spellEnd"/>
+      <w:r>
+        <w:rPr>
+          <w:i/>
+          <w:iCs/>
+          <w:lang w:val="en-US"/>
+        </w:rPr>
+        <w:t xml:space="preserve">: </w:t>
+      </w:r>
+      <w:proofErr w:type="spellStart"/>
+      <w:r>
+        <w:rPr>
+          <w:lang w:val="en-US"/>
+        </w:rPr>
+        <w:t>Mientras</w:t>
+      </w:r>
+      <w:proofErr w:type="spellEnd"/>
+      <w:r>
+        <w:rPr>
+          <w:lang w:val="en-US"/>
+        </w:rPr>
+        <w:t xml:space="preserve"> </w:t>
+      </w:r>
+      <w:proofErr w:type="spellStart"/>
+      <w:r>
+        <w:rPr>
+          <w:lang w:val="en-US"/>
+        </w:rPr>
+        <w:t>que</w:t>
+      </w:r>
+      <w:proofErr w:type="spellEnd"/>
+      <w:r>
+        <w:rPr>
+          <w:lang w:val="en-US"/>
+        </w:rPr>
+        <w:t xml:space="preserve"> </w:t>
+      </w:r>
+      <w:proofErr w:type="spellStart"/>
+      <w:r>
+        <w:rPr>
+          <w:lang w:val="en-US"/>
+        </w:rPr>
+        <w:t>los</w:t>
+      </w:r>
+      <w:proofErr w:type="spellEnd"/>
+      <w:r>
+        <w:rPr>
+          <w:lang w:val="en-US"/>
+        </w:rPr>
+        <w:t xml:space="preserve"> </w:t>
+      </w:r>
+      <w:proofErr w:type="spellStart"/>
+      <w:r>
+        <w:rPr>
+          <w:lang w:val="en-US"/>
+        </w:rPr>
+        <w:t>envíos</w:t>
+      </w:r>
+      <w:proofErr w:type="spellEnd"/>
+      <w:r>
+        <w:rPr>
+          <w:lang w:val="en-US"/>
+        </w:rPr>
+        <w:t xml:space="preserve"> </w:t>
+      </w:r>
+      <w:proofErr w:type="spellStart"/>
+      <w:r>
+        <w:rPr>
+          <w:lang w:val="en-US"/>
+        </w:rPr>
+        <w:t>individuales</w:t>
+      </w:r>
+      <w:proofErr w:type="spellEnd"/>
+      <w:r>
+        <w:rPr>
+          <w:lang w:val="en-US"/>
+        </w:rPr>
+        <w:t xml:space="preserve"> </w:t>
+      </w:r>
+      <w:proofErr w:type="spellStart"/>
+      <w:r>
+        <w:rPr>
+          <w:lang w:val="en-US"/>
+        </w:rPr>
+        <w:t>varían</w:t>
+      </w:r>
+      <w:proofErr w:type="spellEnd"/>
+      <w:r>
+        <w:rPr>
+          <w:lang w:val="en-US"/>
+        </w:rPr>
+        <w:t xml:space="preserve"> </w:t>
+      </w:r>
+      <w:proofErr w:type="spellStart"/>
+      <w:r>
+        <w:rPr>
+          <w:lang w:val="en-US"/>
+        </w:rPr>
+        <w:t>casi</w:t>
+      </w:r>
+      <w:proofErr w:type="spellEnd"/>
+      <w:r>
+        <w:rPr>
+          <w:lang w:val="en-US"/>
+        </w:rPr>
+        <w:t xml:space="preserve"> 47 </w:t>
+      </w:r>
+      <w:proofErr w:type="spellStart"/>
+      <w:r>
+        <w:rPr>
+          <w:lang w:val="en-US"/>
+        </w:rPr>
+        <w:t>minutos</w:t>
+      </w:r>
+      <w:proofErr w:type="spellEnd"/>
+      <w:r>
+        <w:rPr>
+          <w:lang w:val="en-US"/>
+        </w:rPr>
+        <w:t xml:space="preserve">, la </w:t>
+      </w:r>
+      <w:proofErr w:type="spellStart"/>
+      <w:r>
+        <w:rPr>
+          <w:lang w:val="en-US"/>
+        </w:rPr>
+        <w:t>diferencia</w:t>
+      </w:r>
+      <w:proofErr w:type="spellEnd"/>
+      <w:r>
+        <w:rPr>
+          <w:lang w:val="en-US"/>
+        </w:rPr>
+        <w:t xml:space="preserve"> entre el </w:t>
+      </w:r>
+      <w:proofErr w:type="spellStart"/>
+      <w:r>
+        <w:rPr>
+          <w:lang w:val="en-US"/>
+        </w:rPr>
+        <w:t>promedio</w:t>
+      </w:r>
+      <w:proofErr w:type="spellEnd"/>
+      <w:r>
+        <w:rPr>
+          <w:lang w:val="en-US"/>
+        </w:rPr>
+        <w:t xml:space="preserve"> de un </w:t>
+      </w:r>
+      <w:proofErr w:type="spellStart"/>
+      <w:r>
+        <w:rPr>
+          <w:lang w:val="en-US"/>
+        </w:rPr>
+        <w:t>grupo</w:t>
+      </w:r>
+      <w:proofErr w:type="spellEnd"/>
+      <w:r>
+        <w:rPr>
+          <w:lang w:val="en-US"/>
+        </w:rPr>
+        <w:t xml:space="preserve"> y </w:t>
+      </w:r>
+      <w:proofErr w:type="spellStart"/>
+      <w:r>
+        <w:rPr>
+          <w:lang w:val="en-US"/>
+        </w:rPr>
+        <w:t>otro</w:t>
+      </w:r>
+      <w:proofErr w:type="spellEnd"/>
+      <w:r>
+        <w:rPr>
+          <w:lang w:val="en-US"/>
+        </w:rPr>
+        <w:t xml:space="preserve"> </w:t>
+      </w:r>
+      <w:proofErr w:type="spellStart"/>
+      <w:r>
+        <w:rPr>
+          <w:lang w:val="en-US"/>
+        </w:rPr>
+        <w:t>fue</w:t>
+      </w:r>
+      <w:proofErr w:type="spellEnd"/>
+      <w:r>
+        <w:rPr>
+          <w:lang w:val="en-US"/>
+        </w:rPr>
+        <w:t xml:space="preserve"> de solo 7,42 </w:t>
+      </w:r>
+      <w:proofErr w:type="spellStart"/>
+      <w:r>
+        <w:rPr>
+          <w:lang w:val="en-US"/>
+        </w:rPr>
+        <w:t>minutos</w:t>
+      </w:r>
+      <w:proofErr w:type="spellEnd"/>
+      <w:r>
+        <w:rPr>
+          <w:lang w:val="en-US"/>
+        </w:rPr>
+        <w:t xml:space="preserve">. </w:t>
+      </w:r>
+      <w:proofErr w:type="spellStart"/>
+      <w:r>
+        <w:rPr>
+          <w:lang w:val="en-US"/>
+        </w:rPr>
+        <w:t>Agrupar</w:t>
+      </w:r>
+      <w:proofErr w:type="spellEnd"/>
+      <w:r>
+        <w:rPr>
+          <w:lang w:val="en-US"/>
+        </w:rPr>
+        <w:t xml:space="preserve"> </w:t>
+      </w:r>
+      <w:proofErr w:type="spellStart"/>
+      <w:r>
+        <w:rPr>
+          <w:lang w:val="en-US"/>
+        </w:rPr>
+        <w:t>entregas</w:t>
+      </w:r>
+      <w:proofErr w:type="spellEnd"/>
+      <w:r>
+        <w:rPr>
+          <w:lang w:val="en-US"/>
+        </w:rPr>
+        <w:t xml:space="preserve"> </w:t>
+      </w:r>
+      <w:proofErr w:type="gramStart"/>
+      <w:r>
+        <w:rPr>
+          <w:lang w:val="en-US"/>
+        </w:rPr>
+        <w:t>reduce</w:t>
+      </w:r>
+      <w:proofErr w:type="gramEnd"/>
+      <w:r>
+        <w:rPr>
+          <w:lang w:val="en-US"/>
+        </w:rPr>
+        <w:t xml:space="preserve"> la </w:t>
+      </w:r>
+      <w:proofErr w:type="spellStart"/>
+      <w:r>
+        <w:rPr>
+          <w:lang w:val="en-US"/>
+        </w:rPr>
+        <w:t>incertidumbre</w:t>
+      </w:r>
+      <w:proofErr w:type="spellEnd"/>
+      <w:r>
+        <w:rPr>
+          <w:lang w:val="en-US"/>
+        </w:rPr>
+        <w:t xml:space="preserve">. </w:t>
       </w:r>
     </w:p>
     <w:p>
@@ -6697,13 +10354,403 @@
           <w:iCs/>
           <w:lang w:val="en-US"/>
         </w:rPr>
-        <w:t xml:space="preserve">Se forma una curva perfecta ("Campana"): </w:t>
-      </w:r>
-      <w:r>
-        <w:rPr>
-          <w:lang w:val="en-US"/>
-        </w:rPr>
-        <w:t xml:space="preserve">Aunque los tiempos individuales son caóticos y desiguales, los promedios de grupos de 40 siempre forman una curva suave y equilibrada (llamada Distribución Normal). La mayoría de los grupos se concentran cerca de los 74 minutos y muy pocos se alejan a los extremos. </w:t>
+        <w:t xml:space="preserve">Se forma </w:t>
+      </w:r>
+      <w:proofErr w:type="spellStart"/>
+      <w:r>
+        <w:rPr>
+          <w:i/>
+          <w:iCs/>
+          <w:lang w:val="en-US"/>
+        </w:rPr>
+        <w:t>una</w:t>
+      </w:r>
+      <w:proofErr w:type="spellEnd"/>
+      <w:r>
+        <w:rPr>
+          <w:i/>
+          <w:iCs/>
+          <w:lang w:val="en-US"/>
+        </w:rPr>
+        <w:t xml:space="preserve"> curva perfecta ("Campana"): </w:t>
+      </w:r>
+      <w:proofErr w:type="spellStart"/>
+      <w:r>
+        <w:rPr>
+          <w:lang w:val="en-US"/>
+        </w:rPr>
+        <w:t>Aunque</w:t>
+      </w:r>
+      <w:proofErr w:type="spellEnd"/>
+      <w:r>
+        <w:rPr>
+          <w:lang w:val="en-US"/>
+        </w:rPr>
+        <w:t xml:space="preserve"> </w:t>
+      </w:r>
+      <w:proofErr w:type="spellStart"/>
+      <w:r>
+        <w:rPr>
+          <w:lang w:val="en-US"/>
+        </w:rPr>
+        <w:t>los</w:t>
+      </w:r>
+      <w:proofErr w:type="spellEnd"/>
+      <w:r>
+        <w:rPr>
+          <w:lang w:val="en-US"/>
+        </w:rPr>
+        <w:t xml:space="preserve"> </w:t>
+      </w:r>
+      <w:proofErr w:type="spellStart"/>
+      <w:r>
+        <w:rPr>
+          <w:lang w:val="en-US"/>
+        </w:rPr>
+        <w:t>tiempos</w:t>
+      </w:r>
+      <w:proofErr w:type="spellEnd"/>
+      <w:r>
+        <w:rPr>
+          <w:lang w:val="en-US"/>
+        </w:rPr>
+        <w:t xml:space="preserve"> </w:t>
+      </w:r>
+      <w:proofErr w:type="spellStart"/>
+      <w:r>
+        <w:rPr>
+          <w:lang w:val="en-US"/>
+        </w:rPr>
+        <w:t>individuales</w:t>
+      </w:r>
+      <w:proofErr w:type="spellEnd"/>
+      <w:r>
+        <w:rPr>
+          <w:lang w:val="en-US"/>
+        </w:rPr>
+        <w:t xml:space="preserve"> son </w:t>
+      </w:r>
+      <w:proofErr w:type="spellStart"/>
+      <w:r>
+        <w:rPr>
+          <w:lang w:val="en-US"/>
+        </w:rPr>
+        <w:t>caóticos</w:t>
+      </w:r>
+      <w:proofErr w:type="spellEnd"/>
+      <w:r>
+        <w:rPr>
+          <w:lang w:val="en-US"/>
+        </w:rPr>
+        <w:t xml:space="preserve"> y </w:t>
+      </w:r>
+      <w:proofErr w:type="spellStart"/>
+      <w:r>
+        <w:rPr>
+          <w:lang w:val="en-US"/>
+        </w:rPr>
+        <w:t>desiguales</w:t>
+      </w:r>
+      <w:proofErr w:type="spellEnd"/>
+      <w:r>
+        <w:rPr>
+          <w:lang w:val="en-US"/>
+        </w:rPr>
+        <w:t xml:space="preserve">, </w:t>
+      </w:r>
+      <w:proofErr w:type="spellStart"/>
+      <w:r>
+        <w:rPr>
+          <w:lang w:val="en-US"/>
+        </w:rPr>
+        <w:t>los</w:t>
+      </w:r>
+      <w:proofErr w:type="spellEnd"/>
+      <w:r>
+        <w:rPr>
+          <w:lang w:val="en-US"/>
+        </w:rPr>
+        <w:t xml:space="preserve"> </w:t>
+      </w:r>
+      <w:proofErr w:type="spellStart"/>
+      <w:r>
+        <w:rPr>
+          <w:lang w:val="en-US"/>
+        </w:rPr>
+        <w:t>promedios</w:t>
+      </w:r>
+      <w:proofErr w:type="spellEnd"/>
+      <w:r>
+        <w:rPr>
+          <w:lang w:val="en-US"/>
+        </w:rPr>
+        <w:t xml:space="preserve"> de </w:t>
+      </w:r>
+      <w:proofErr w:type="spellStart"/>
+      <w:r>
+        <w:rPr>
+          <w:lang w:val="en-US"/>
+        </w:rPr>
+        <w:t>grupos</w:t>
+      </w:r>
+      <w:proofErr w:type="spellEnd"/>
+      <w:r>
+        <w:rPr>
+          <w:lang w:val="en-US"/>
+        </w:rPr>
+        <w:t xml:space="preserve"> de 40 </w:t>
+      </w:r>
+      <w:proofErr w:type="spellStart"/>
+      <w:r>
+        <w:rPr>
+          <w:lang w:val="en-US"/>
+        </w:rPr>
+        <w:t>siempre</w:t>
+      </w:r>
+      <w:proofErr w:type="spellEnd"/>
+      <w:r>
+        <w:rPr>
+          <w:lang w:val="en-US"/>
+        </w:rPr>
+        <w:t xml:space="preserve"> </w:t>
+      </w:r>
+      <w:proofErr w:type="spellStart"/>
+      <w:r>
+        <w:rPr>
+          <w:lang w:val="en-US"/>
+        </w:rPr>
+        <w:t>forman</w:t>
+      </w:r>
+      <w:proofErr w:type="spellEnd"/>
+      <w:r>
+        <w:rPr>
+          <w:lang w:val="en-US"/>
+        </w:rPr>
+        <w:t xml:space="preserve"> </w:t>
+      </w:r>
+      <w:proofErr w:type="spellStart"/>
+      <w:r>
+        <w:rPr>
+          <w:lang w:val="en-US"/>
+        </w:rPr>
+        <w:t>una</w:t>
+      </w:r>
+      <w:proofErr w:type="spellEnd"/>
+      <w:r>
+        <w:rPr>
+          <w:lang w:val="en-US"/>
+        </w:rPr>
+        <w:t xml:space="preserve"> curva suave y </w:t>
+      </w:r>
+      <w:proofErr w:type="spellStart"/>
+      <w:r>
+        <w:rPr>
+          <w:lang w:val="en-US"/>
+        </w:rPr>
+        <w:t>equilibrada</w:t>
+      </w:r>
+      <w:proofErr w:type="spellEnd"/>
+      <w:r>
+        <w:rPr>
+          <w:lang w:val="en-US"/>
+        </w:rPr>
+        <w:t xml:space="preserve"> (</w:t>
+      </w:r>
+      <w:proofErr w:type="spellStart"/>
+      <w:r>
+        <w:rPr>
+          <w:lang w:val="en-US"/>
+        </w:rPr>
+        <w:t>llamada</w:t>
+      </w:r>
+      <w:proofErr w:type="spellEnd"/>
+      <w:r>
+        <w:rPr>
+          <w:lang w:val="en-US"/>
+        </w:rPr>
+        <w:t xml:space="preserve"> </w:t>
+      </w:r>
+      <w:proofErr w:type="spellStart"/>
+      <w:r>
+        <w:rPr>
+          <w:lang w:val="en-US"/>
+        </w:rPr>
+        <w:t>Distribución</w:t>
+      </w:r>
+      <w:proofErr w:type="spellEnd"/>
+      <w:r>
+        <w:rPr>
+          <w:lang w:val="en-US"/>
+        </w:rPr>
+        <w:t xml:space="preserve"> Normal). La </w:t>
+      </w:r>
+      <w:proofErr w:type="spellStart"/>
+      <w:r>
+        <w:rPr>
+          <w:lang w:val="en-US"/>
+        </w:rPr>
+        <w:t>mayoría</w:t>
+      </w:r>
+      <w:proofErr w:type="spellEnd"/>
+      <w:r>
+        <w:rPr>
+          <w:lang w:val="en-US"/>
+        </w:rPr>
+        <w:t xml:space="preserve"> de </w:t>
+      </w:r>
+      <w:proofErr w:type="spellStart"/>
+      <w:r>
+        <w:rPr>
+          <w:lang w:val="en-US"/>
+        </w:rPr>
+        <w:t>los</w:t>
+      </w:r>
+      <w:proofErr w:type="spellEnd"/>
+      <w:r>
+        <w:rPr>
+          <w:lang w:val="en-US"/>
+        </w:rPr>
+        <w:t xml:space="preserve"> </w:t>
+      </w:r>
+      <w:proofErr w:type="spellStart"/>
+      <w:r>
+        <w:rPr>
+          <w:lang w:val="en-US"/>
+        </w:rPr>
+        <w:t>grupos</w:t>
+      </w:r>
+      <w:proofErr w:type="spellEnd"/>
+      <w:r>
+        <w:rPr>
+          <w:lang w:val="en-US"/>
+        </w:rPr>
+        <w:t xml:space="preserve"> se </w:t>
+      </w:r>
+      <w:proofErr w:type="spellStart"/>
+      <w:r>
+        <w:rPr>
+          <w:lang w:val="en-US"/>
+        </w:rPr>
+        <w:t>concentran</w:t>
+      </w:r>
+      <w:proofErr w:type="spellEnd"/>
+      <w:r>
+        <w:rPr>
+          <w:lang w:val="en-US"/>
+        </w:rPr>
+        <w:t xml:space="preserve"> </w:t>
+      </w:r>
+      <w:proofErr w:type="spellStart"/>
+      <w:r>
+        <w:rPr>
+          <w:lang w:val="en-US"/>
+        </w:rPr>
+        <w:t>cerca</w:t>
+      </w:r>
+      <w:proofErr w:type="spellEnd"/>
+      <w:r>
+        <w:rPr>
+          <w:lang w:val="en-US"/>
+        </w:rPr>
+        <w:t xml:space="preserve"> de </w:t>
+      </w:r>
+      <w:proofErr w:type="spellStart"/>
+      <w:r>
+        <w:rPr>
+          <w:lang w:val="en-US"/>
+        </w:rPr>
+        <w:t>los</w:t>
+      </w:r>
+      <w:proofErr w:type="spellEnd"/>
+      <w:r>
+        <w:rPr>
+          <w:lang w:val="en-US"/>
+        </w:rPr>
+        <w:t xml:space="preserve"> 74 </w:t>
+      </w:r>
+      <w:proofErr w:type="spellStart"/>
+      <w:r>
+        <w:rPr>
+          <w:lang w:val="en-US"/>
+        </w:rPr>
+        <w:t>minutos</w:t>
+      </w:r>
+      <w:proofErr w:type="spellEnd"/>
+      <w:r>
+        <w:rPr>
+          <w:lang w:val="en-US"/>
+        </w:rPr>
+        <w:t xml:space="preserve"> y </w:t>
+      </w:r>
+      <w:proofErr w:type="spellStart"/>
+      <w:r>
+        <w:rPr>
+          <w:lang w:val="en-US"/>
+        </w:rPr>
+        <w:t>muy</w:t>
+      </w:r>
+      <w:proofErr w:type="spellEnd"/>
+      <w:r>
+        <w:rPr>
+          <w:lang w:val="en-US"/>
+        </w:rPr>
+        <w:t xml:space="preserve"> </w:t>
+      </w:r>
+      <w:proofErr w:type="spellStart"/>
+      <w:r>
+        <w:rPr>
+          <w:lang w:val="en-US"/>
+        </w:rPr>
+        <w:t>pocos</w:t>
+      </w:r>
+      <w:proofErr w:type="spellEnd"/>
+      <w:r>
+        <w:rPr>
+          <w:lang w:val="en-US"/>
+        </w:rPr>
+        <w:t xml:space="preserve"> se </w:t>
+      </w:r>
+      <w:proofErr w:type="spellStart"/>
+      <w:r>
+        <w:rPr>
+          <w:lang w:val="en-US"/>
+        </w:rPr>
+        <w:t>alejan</w:t>
+      </w:r>
+      <w:proofErr w:type="spellEnd"/>
+      <w:r>
+        <w:rPr>
+          <w:lang w:val="en-US"/>
+        </w:rPr>
+        <w:t xml:space="preserve"> a </w:t>
+      </w:r>
+      <w:proofErr w:type="spellStart"/>
+      <w:r>
+        <w:rPr>
+          <w:lang w:val="en-US"/>
+        </w:rPr>
+        <w:t>los</w:t>
+      </w:r>
+      <w:proofErr w:type="spellEnd"/>
+      <w:r>
+        <w:rPr>
+          <w:lang w:val="en-US"/>
+        </w:rPr>
+        <w:t xml:space="preserve"> </w:t>
+      </w:r>
+      <w:proofErr w:type="spellStart"/>
+      <w:r>
+        <w:rPr>
+          <w:lang w:val="en-US"/>
+        </w:rPr>
+        <w:t>extremos</w:t>
+      </w:r>
+      <w:proofErr w:type="spellEnd"/>
+      <w:r>
+        <w:rPr>
+          <w:lang w:val="en-US"/>
+        </w:rPr>
+        <w:t xml:space="preserve">. </w:t>
       </w:r>
     </w:p>
     <w:p>
@@ -6885,19 +10932,251 @@
         <w:rPr>
           <w:lang w:val="en-US"/>
         </w:rPr>
-        <w:t>Los resultados generados por la consola</w:t>
-      </w:r>
-      <w:r>
-        <w:rPr>
-          <w:lang w:val="en-US"/>
-        </w:rPr>
-        <w:t xml:space="preserve"> (Figura 1)</w:t>
-      </w:r>
-      <w:r>
-        <w:rPr>
-          <w:lang w:val="en-US"/>
-        </w:rPr>
-        <w:t xml:space="preserve"> confirman la coherencia entre el comportamiento de los datos simulados y las predicciones teóricas. La población total de entregas registra un tiempo promedio (</w:t>
+        <w:t xml:space="preserve">Los </w:t>
+      </w:r>
+      <w:proofErr w:type="spellStart"/>
+      <w:r>
+        <w:rPr>
+          <w:lang w:val="en-US"/>
+        </w:rPr>
+        <w:t>resultados</w:t>
+      </w:r>
+      <w:proofErr w:type="spellEnd"/>
+      <w:r>
+        <w:rPr>
+          <w:lang w:val="en-US"/>
+        </w:rPr>
+        <w:t xml:space="preserve"> </w:t>
+      </w:r>
+      <w:proofErr w:type="spellStart"/>
+      <w:r>
+        <w:rPr>
+          <w:lang w:val="en-US"/>
+        </w:rPr>
+        <w:t>generados</w:t>
+      </w:r>
+      <w:proofErr w:type="spellEnd"/>
+      <w:r>
+        <w:rPr>
+          <w:lang w:val="en-US"/>
+        </w:rPr>
+        <w:t xml:space="preserve"> </w:t>
+      </w:r>
+      <w:proofErr w:type="spellStart"/>
+      <w:r>
+        <w:rPr>
+          <w:lang w:val="en-US"/>
+        </w:rPr>
+        <w:t>por</w:t>
+      </w:r>
+      <w:proofErr w:type="spellEnd"/>
+      <w:r>
+        <w:rPr>
+          <w:lang w:val="en-US"/>
+        </w:rPr>
+        <w:t xml:space="preserve"> la </w:t>
+      </w:r>
+      <w:proofErr w:type="spellStart"/>
+      <w:r>
+        <w:rPr>
+          <w:lang w:val="en-US"/>
+        </w:rPr>
+        <w:t>consola</w:t>
+      </w:r>
+      <w:proofErr w:type="spellEnd"/>
+      <w:r>
+        <w:rPr>
+          <w:lang w:val="en-US"/>
+        </w:rPr>
+        <w:t xml:space="preserve"> (</w:t>
+      </w:r>
+      <w:proofErr w:type="spellStart"/>
+      <w:r>
+        <w:rPr>
+          <w:lang w:val="en-US"/>
+        </w:rPr>
+        <w:t>Figura</w:t>
+      </w:r>
+      <w:proofErr w:type="spellEnd"/>
+      <w:r>
+        <w:rPr>
+          <w:lang w:val="en-US"/>
+        </w:rPr>
+        <w:t xml:space="preserve"> 1)</w:t>
+      </w:r>
+      <w:r>
+        <w:rPr>
+          <w:lang w:val="en-US"/>
+        </w:rPr>
+        <w:t xml:space="preserve"> </w:t>
+      </w:r>
+      <w:proofErr w:type="spellStart"/>
+      <w:r>
+        <w:rPr>
+          <w:lang w:val="en-US"/>
+        </w:rPr>
+        <w:t>confirman</w:t>
+      </w:r>
+      <w:proofErr w:type="spellEnd"/>
+      <w:r>
+        <w:rPr>
+          <w:lang w:val="en-US"/>
+        </w:rPr>
+        <w:t xml:space="preserve"> la </w:t>
+      </w:r>
+      <w:proofErr w:type="spellStart"/>
+      <w:r>
+        <w:rPr>
+          <w:lang w:val="en-US"/>
+        </w:rPr>
+        <w:t>coherencia</w:t>
+      </w:r>
+      <w:proofErr w:type="spellEnd"/>
+      <w:r>
+        <w:rPr>
+          <w:lang w:val="en-US"/>
+        </w:rPr>
+        <w:t xml:space="preserve"> entre el </w:t>
+      </w:r>
+      <w:proofErr w:type="spellStart"/>
+      <w:r>
+        <w:rPr>
+          <w:lang w:val="en-US"/>
+        </w:rPr>
+        <w:t>comportamiento</w:t>
+      </w:r>
+      <w:proofErr w:type="spellEnd"/>
+      <w:r>
+        <w:rPr>
+          <w:lang w:val="en-US"/>
+        </w:rPr>
+        <w:t xml:space="preserve"> de </w:t>
+      </w:r>
+      <w:proofErr w:type="spellStart"/>
+      <w:r>
+        <w:rPr>
+          <w:lang w:val="en-US"/>
+        </w:rPr>
+        <w:t>los</w:t>
+      </w:r>
+      <w:proofErr w:type="spellEnd"/>
+      <w:r>
+        <w:rPr>
+          <w:lang w:val="en-US"/>
+        </w:rPr>
+        <w:t xml:space="preserve"> </w:t>
+      </w:r>
+      <w:proofErr w:type="spellStart"/>
+      <w:r>
+        <w:rPr>
+          <w:lang w:val="en-US"/>
+        </w:rPr>
+        <w:t>datos</w:t>
+      </w:r>
+      <w:proofErr w:type="spellEnd"/>
+      <w:r>
+        <w:rPr>
+          <w:lang w:val="en-US"/>
+        </w:rPr>
+        <w:t xml:space="preserve"> </w:t>
+      </w:r>
+      <w:proofErr w:type="spellStart"/>
+      <w:r>
+        <w:rPr>
+          <w:lang w:val="en-US"/>
+        </w:rPr>
+        <w:t>simulados</w:t>
+      </w:r>
+      <w:proofErr w:type="spellEnd"/>
+      <w:r>
+        <w:rPr>
+          <w:lang w:val="en-US"/>
+        </w:rPr>
+        <w:t xml:space="preserve"> y las </w:t>
+      </w:r>
+      <w:proofErr w:type="spellStart"/>
+      <w:r>
+        <w:rPr>
+          <w:lang w:val="en-US"/>
+        </w:rPr>
+        <w:t>predicciones</w:t>
+      </w:r>
+      <w:proofErr w:type="spellEnd"/>
+      <w:r>
+        <w:rPr>
+          <w:lang w:val="en-US"/>
+        </w:rPr>
+        <w:t xml:space="preserve"> </w:t>
+      </w:r>
+      <w:proofErr w:type="spellStart"/>
+      <w:r>
+        <w:rPr>
+          <w:lang w:val="en-US"/>
+        </w:rPr>
+        <w:t>teóricas</w:t>
+      </w:r>
+      <w:proofErr w:type="spellEnd"/>
+      <w:r>
+        <w:rPr>
+          <w:lang w:val="en-US"/>
+        </w:rPr>
+        <w:t xml:space="preserve">. La población total de </w:t>
+      </w:r>
+      <w:proofErr w:type="spellStart"/>
+      <w:r>
+        <w:rPr>
+          <w:lang w:val="en-US"/>
+        </w:rPr>
+        <w:t>entregas</w:t>
+      </w:r>
+      <w:proofErr w:type="spellEnd"/>
+      <w:r>
+        <w:rPr>
+          <w:lang w:val="en-US"/>
+        </w:rPr>
+        <w:t xml:space="preserve"> </w:t>
+      </w:r>
+      <w:proofErr w:type="spellStart"/>
+      <w:r>
+        <w:rPr>
+          <w:lang w:val="en-US"/>
+        </w:rPr>
+        <w:t>registra</w:t>
+      </w:r>
+      <w:proofErr w:type="spellEnd"/>
+      <w:r>
+        <w:rPr>
+          <w:lang w:val="en-US"/>
+        </w:rPr>
+        <w:t xml:space="preserve"> un </w:t>
+      </w:r>
+      <w:proofErr w:type="spellStart"/>
+      <w:r>
+        <w:rPr>
+          <w:lang w:val="en-US"/>
+        </w:rPr>
+        <w:t>tiempo</w:t>
+      </w:r>
+      <w:proofErr w:type="spellEnd"/>
+      <w:r>
+        <w:rPr>
+          <w:lang w:val="en-US"/>
+        </w:rPr>
+        <w:t xml:space="preserve"> </w:t>
+      </w:r>
+      <w:proofErr w:type="spellStart"/>
+      <w:r>
+        <w:rPr>
+          <w:lang w:val="en-US"/>
+        </w:rPr>
+        <w:t>promedio</w:t>
+      </w:r>
+      <w:proofErr w:type="spellEnd"/>
+      <w:r>
+        <w:rPr>
+          <w:lang w:val="en-US"/>
+        </w:rPr>
+        <w:t xml:space="preserve"> (</w:t>
       </w:r>
       <m:oMath>
         <m:r>
@@ -7115,7 +11394,91 @@
         <w:rPr>
           <w:lang w:val="en-US"/>
         </w:rPr>
-        <w:t xml:space="preserve"> El detalle del script de Python se encuentra en el hipervínculo del inicio del informe.</w:t>
+        <w:t xml:space="preserve"> El </w:t>
+      </w:r>
+      <w:proofErr w:type="spellStart"/>
+      <w:r>
+        <w:rPr>
+          <w:lang w:val="en-US"/>
+        </w:rPr>
+        <w:t>detalle</w:t>
+      </w:r>
+      <w:proofErr w:type="spellEnd"/>
+      <w:r>
+        <w:rPr>
+          <w:lang w:val="en-US"/>
+        </w:rPr>
+        <w:t xml:space="preserve"> del script de Python se </w:t>
+      </w:r>
+      <w:proofErr w:type="spellStart"/>
+      <w:r>
+        <w:rPr>
+          <w:lang w:val="en-US"/>
+        </w:rPr>
+        <w:t>encuentra</w:t>
+      </w:r>
+      <w:proofErr w:type="spellEnd"/>
+      <w:r>
+        <w:rPr>
+          <w:lang w:val="en-US"/>
+        </w:rPr>
+        <w:t xml:space="preserve"> </w:t>
+      </w:r>
+      <w:proofErr w:type="spellStart"/>
+      <w:r>
+        <w:rPr>
+          <w:lang w:val="en-US"/>
+        </w:rPr>
+        <w:t>en</w:t>
+      </w:r>
+      <w:proofErr w:type="spellEnd"/>
+      <w:r>
+        <w:rPr>
+          <w:lang w:val="en-US"/>
+        </w:rPr>
+        <w:t xml:space="preserve"> el </w:t>
+      </w:r>
+      <w:proofErr w:type="spellStart"/>
+      <w:r>
+        <w:rPr>
+          <w:lang w:val="en-US"/>
+        </w:rPr>
+        <w:t>hipervínculo</w:t>
+      </w:r>
+      <w:proofErr w:type="spellEnd"/>
+      <w:r>
+        <w:rPr>
+          <w:lang w:val="en-US"/>
+        </w:rPr>
+        <w:t xml:space="preserve"> del </w:t>
+      </w:r>
+      <w:proofErr w:type="spellStart"/>
+      <w:r>
+        <w:rPr>
+          <w:lang w:val="en-US"/>
+        </w:rPr>
+        <w:t>inicio</w:t>
+      </w:r>
+      <w:proofErr w:type="spellEnd"/>
+      <w:r>
+        <w:rPr>
+          <w:lang w:val="en-US"/>
+        </w:rPr>
+        <w:t xml:space="preserve"> del </w:t>
+      </w:r>
+      <w:proofErr w:type="spellStart"/>
+      <w:r>
+        <w:rPr>
+          <w:lang w:val="en-US"/>
+        </w:rPr>
+        <w:t>informe</w:t>
+      </w:r>
+      <w:proofErr w:type="spellEnd"/>
+      <w:r>
+        <w:rPr>
+          <w:lang w:val="en-US"/>
+        </w:rPr>
+        <w:t>.</w:t>
       </w:r>
     </w:p>
     <w:p>
@@ -7149,9 +11512,9 @@
           <w:noProof/>
         </w:rPr>
         <w:drawing>
-          <wp:inline distT="0" distB="0" distL="0" distR="0" wp14:anchorId="7E381A3B" wp14:editId="600CFD77">
-            <wp:extent cx="5399452" cy="2233826"/>
-            <wp:effectExtent l="0" t="0" r="0" b="0"/>
+          <wp:inline distT="0" distB="0" distL="0" distR="0" wp14:anchorId="7E381A3B" wp14:editId="73429C17">
+            <wp:extent cx="4037162" cy="1670229"/>
+            <wp:effectExtent l="0" t="0" r="1905" b="6350"/>
             <wp:docPr id="1363568454" name="Picture 1"/>
             <wp:cNvGraphicFramePr>
               <a:graphicFrameLocks xmlns:a="http://schemas.openxmlformats.org/drawingml/2006/main" noChangeAspect="1"/>
@@ -7172,7 +11535,7 @@
                   <pic:spPr>
                     <a:xfrm>
                       <a:off x="0" y="0"/>
-                      <a:ext cx="5410485" cy="2238391"/>
+                      <a:ext cx="4051151" cy="1676016"/>
                     </a:xfrm>
                     <a:prstGeom prst="rect">
                       <a:avLst/>
@@ -7237,11 +11600,1837 @@
     </w:p>
     <w:p>
       <w:pPr>
-        <w:pStyle w:val="BodyText"/>
+        <w:tabs>
+          <w:tab w:val="left" w:pos="1462"/>
+        </w:tabs>
+        <w:spacing w:before="36" w:line="273" w:lineRule="auto"/>
+        <w:ind w:right="244"/>
+        <w:rPr>
+          <w:spacing w:val="-2"/>
+        </w:rPr>
+      </w:pPr>
+    </w:p>
+    <w:p>
+      <w:pPr>
+        <w:tabs>
+          <w:tab w:val="left" w:pos="1462"/>
+        </w:tabs>
+        <w:spacing w:before="36" w:line="273" w:lineRule="auto"/>
+        <w:ind w:right="244"/>
+        <w:rPr>
+          <w:spacing w:val="-2"/>
+        </w:rPr>
+      </w:pPr>
+    </w:p>
+    <w:p>
+      <w:pPr>
+        <w:tabs>
+          <w:tab w:val="left" w:pos="1462"/>
+        </w:tabs>
+        <w:spacing w:before="36" w:line="273" w:lineRule="auto"/>
+        <w:ind w:right="244"/>
+        <w:rPr>
+          <w:spacing w:val="-2"/>
+        </w:rPr>
+      </w:pPr>
+    </w:p>
+    <w:p>
+      <w:pPr>
+        <w:tabs>
+          <w:tab w:val="left" w:pos="1462"/>
+        </w:tabs>
+        <w:spacing w:before="36" w:line="273" w:lineRule="auto"/>
+        <w:ind w:right="244"/>
+        <w:rPr>
+          <w:spacing w:val="-2"/>
+        </w:rPr>
+      </w:pPr>
+    </w:p>
+    <w:p>
+      <w:pPr>
+        <w:tabs>
+          <w:tab w:val="left" w:pos="1462"/>
+        </w:tabs>
+        <w:spacing w:before="36" w:line="273" w:lineRule="auto"/>
+        <w:ind w:right="244"/>
+        <w:jc w:val="both"/>
+        <w:rPr>
+          <w:spacing w:val="-2"/>
+          <w:lang w:val="en-US"/>
+        </w:rPr>
+      </w:pPr>
+      <w:r>
+        <w:rPr>
+          <w:spacing w:val="-2"/>
+          <w:lang w:val="en-US"/>
+        </w:rPr>
+        <w:lastRenderedPageBreak/>
+        <w:t xml:space="preserve">La </w:t>
+      </w:r>
+      <w:proofErr w:type="spellStart"/>
+      <w:r>
+        <w:rPr>
+          <w:spacing w:val="-2"/>
+          <w:lang w:val="en-US"/>
+        </w:rPr>
+        <w:t>gráfica</w:t>
+      </w:r>
+      <w:proofErr w:type="spellEnd"/>
+      <w:r>
+        <w:rPr>
+          <w:spacing w:val="-2"/>
+          <w:lang w:val="en-US"/>
+        </w:rPr>
+        <w:t xml:space="preserve"> </w:t>
+      </w:r>
+      <w:r>
+        <w:rPr>
+          <w:spacing w:val="-2"/>
+          <w:lang w:val="en-US"/>
+        </w:rPr>
+        <w:t xml:space="preserve">de la </w:t>
+      </w:r>
+      <w:proofErr w:type="spellStart"/>
+      <w:r>
+        <w:rPr>
+          <w:spacing w:val="-2"/>
+          <w:lang w:val="en-US"/>
+        </w:rPr>
+        <w:t>figura</w:t>
+      </w:r>
+      <w:proofErr w:type="spellEnd"/>
+      <w:r>
+        <w:rPr>
+          <w:spacing w:val="-2"/>
+          <w:lang w:val="en-US"/>
+        </w:rPr>
+        <w:t xml:space="preserve"> 2, </w:t>
+      </w:r>
+      <w:proofErr w:type="spellStart"/>
+      <w:r>
+        <w:rPr>
+          <w:spacing w:val="-2"/>
+          <w:lang w:val="en-US"/>
+        </w:rPr>
+        <w:t>presenta</w:t>
+      </w:r>
+      <w:proofErr w:type="spellEnd"/>
+      <w:r>
+        <w:rPr>
+          <w:spacing w:val="-2"/>
+          <w:lang w:val="en-US"/>
+        </w:rPr>
+        <w:t xml:space="preserve"> la </w:t>
+      </w:r>
+      <w:proofErr w:type="spellStart"/>
+      <w:r>
+        <w:rPr>
+          <w:b/>
+          <w:bCs/>
+          <w:spacing w:val="-2"/>
+          <w:lang w:val="en-US"/>
+        </w:rPr>
+        <w:t>distribución</w:t>
+      </w:r>
+      <w:proofErr w:type="spellEnd"/>
+      <w:r>
+        <w:rPr>
+          <w:b/>
+          <w:bCs/>
+          <w:spacing w:val="-2"/>
+          <w:lang w:val="en-US"/>
+        </w:rPr>
+        <w:t xml:space="preserve"> de </w:t>
+      </w:r>
+      <w:proofErr w:type="spellStart"/>
+      <w:r>
+        <w:rPr>
+          <w:b/>
+          <w:bCs/>
+          <w:spacing w:val="-2"/>
+          <w:lang w:val="en-US"/>
+        </w:rPr>
+        <w:t>frecuencias</w:t>
+      </w:r>
+      <w:proofErr w:type="spellEnd"/>
+      <w:r>
+        <w:rPr>
+          <w:b/>
+          <w:bCs/>
+          <w:spacing w:val="-2"/>
+          <w:lang w:val="en-US"/>
+        </w:rPr>
+        <w:t xml:space="preserve"> de las medias </w:t>
+      </w:r>
+      <w:proofErr w:type="spellStart"/>
+      <w:r>
+        <w:rPr>
+          <w:b/>
+          <w:bCs/>
+          <w:spacing w:val="-2"/>
+          <w:lang w:val="en-US"/>
+        </w:rPr>
+        <w:t>muestrales</w:t>
+      </w:r>
+      <w:proofErr w:type="spellEnd"/>
+      <w:r>
+        <w:rPr>
+          <w:spacing w:val="-2"/>
+          <w:lang w:val="en-US"/>
+        </w:rPr>
+        <w:t xml:space="preserve"> </w:t>
+      </w:r>
+      <w:proofErr w:type="spellStart"/>
+      <w:r>
+        <w:rPr>
+          <w:spacing w:val="-2"/>
+          <w:lang w:val="en-US"/>
+        </w:rPr>
+        <w:t>obtenidas</w:t>
+      </w:r>
+      <w:proofErr w:type="spellEnd"/>
+      <w:r>
+        <w:rPr>
+          <w:spacing w:val="-2"/>
+          <w:lang w:val="en-US"/>
+        </w:rPr>
+        <w:t xml:space="preserve"> </w:t>
+      </w:r>
+      <w:proofErr w:type="spellStart"/>
+      <w:r>
+        <w:rPr>
+          <w:spacing w:val="-2"/>
+          <w:lang w:val="en-US"/>
+        </w:rPr>
+        <w:t>mediante</w:t>
+      </w:r>
+      <w:proofErr w:type="spellEnd"/>
+      <w:r>
+        <w:rPr>
+          <w:spacing w:val="-2"/>
+          <w:lang w:val="en-US"/>
+        </w:rPr>
+        <w:t xml:space="preserve"> la </w:t>
+      </w:r>
+      <w:proofErr w:type="spellStart"/>
+      <w:r>
+        <w:rPr>
+          <w:spacing w:val="-2"/>
+          <w:lang w:val="en-US"/>
+        </w:rPr>
+        <w:t>simulación</w:t>
+      </w:r>
+      <w:proofErr w:type="spellEnd"/>
+      <w:r>
+        <w:rPr>
+          <w:spacing w:val="-2"/>
+          <w:lang w:val="en-US"/>
+        </w:rPr>
+        <w:t xml:space="preserve"> de </w:t>
+      </w:r>
+      <w:proofErr w:type="spellStart"/>
+      <w:r>
+        <w:rPr>
+          <w:spacing w:val="-2"/>
+          <w:lang w:val="en-US"/>
+        </w:rPr>
+        <w:t>tiempos</w:t>
+      </w:r>
+      <w:proofErr w:type="spellEnd"/>
+      <w:r>
+        <w:rPr>
+          <w:spacing w:val="-2"/>
+          <w:lang w:val="en-US"/>
+        </w:rPr>
+        <w:t xml:space="preserve"> de </w:t>
+      </w:r>
+      <w:proofErr w:type="spellStart"/>
+      <w:r>
+        <w:rPr>
+          <w:spacing w:val="-2"/>
+          <w:lang w:val="en-US"/>
+        </w:rPr>
+        <w:t>entrega</w:t>
+      </w:r>
+      <w:proofErr w:type="spellEnd"/>
+      <w:r>
+        <w:rPr>
+          <w:spacing w:val="-2"/>
+          <w:lang w:val="en-US"/>
+        </w:rPr>
+        <w:t xml:space="preserve">, junto con </w:t>
+      </w:r>
+      <w:proofErr w:type="spellStart"/>
+      <w:r>
+        <w:rPr>
+          <w:spacing w:val="-2"/>
+          <w:lang w:val="en-US"/>
+        </w:rPr>
+        <w:t>su</w:t>
+      </w:r>
+      <w:proofErr w:type="spellEnd"/>
+      <w:r>
+        <w:rPr>
+          <w:spacing w:val="-2"/>
+          <w:lang w:val="en-US"/>
+        </w:rPr>
+        <w:t xml:space="preserve"> curva de </w:t>
+      </w:r>
+      <w:proofErr w:type="spellStart"/>
+      <w:r>
+        <w:rPr>
+          <w:spacing w:val="-2"/>
+          <w:lang w:val="en-US"/>
+        </w:rPr>
+        <w:t>estimación</w:t>
+      </w:r>
+      <w:proofErr w:type="spellEnd"/>
+      <w:r>
+        <w:rPr>
+          <w:spacing w:val="-2"/>
+          <w:lang w:val="en-US"/>
+        </w:rPr>
+        <w:t xml:space="preserve"> de </w:t>
+      </w:r>
+      <w:proofErr w:type="spellStart"/>
+      <w:r>
+        <w:rPr>
+          <w:spacing w:val="-2"/>
+          <w:lang w:val="en-US"/>
+        </w:rPr>
+        <w:t>densidad</w:t>
+      </w:r>
+      <w:proofErr w:type="spellEnd"/>
+      <w:r>
+        <w:rPr>
+          <w:spacing w:val="-2"/>
+          <w:lang w:val="en-US"/>
+        </w:rPr>
+        <w:t xml:space="preserve"> de kernel (KDE).</w:t>
+      </w:r>
+    </w:p>
+    <w:p>
+      <w:pPr>
+        <w:numPr>
+          <w:ilvl w:val="0"/>
+          <w:numId w:val="11"/>
+        </w:numPr>
+        <w:tabs>
+          <w:tab w:val="left" w:pos="1462"/>
+        </w:tabs>
+        <w:spacing w:before="36" w:line="273" w:lineRule="auto"/>
+        <w:ind w:right="244"/>
+        <w:jc w:val="both"/>
+        <w:rPr>
+          <w:spacing w:val="-2"/>
+          <w:lang w:val="en-US"/>
+        </w:rPr>
+      </w:pPr>
+      <w:proofErr w:type="spellStart"/>
+      <w:r>
+        <w:rPr>
+          <w:b/>
+          <w:bCs/>
+          <w:spacing w:val="-2"/>
+          <w:lang w:val="en-US"/>
+        </w:rPr>
+        <w:t>Representación</w:t>
+      </w:r>
+      <w:proofErr w:type="spellEnd"/>
+      <w:r>
+        <w:rPr>
+          <w:b/>
+          <w:bCs/>
+          <w:spacing w:val="-2"/>
+          <w:lang w:val="en-US"/>
+        </w:rPr>
+        <w:t xml:space="preserve"> de </w:t>
+      </w:r>
+      <w:proofErr w:type="spellStart"/>
+      <w:r>
+        <w:rPr>
+          <w:b/>
+          <w:bCs/>
+          <w:spacing w:val="-2"/>
+          <w:lang w:val="en-US"/>
+        </w:rPr>
+        <w:t>datos</w:t>
+      </w:r>
+      <w:proofErr w:type="spellEnd"/>
+      <w:r>
+        <w:rPr>
+          <w:b/>
+          <w:bCs/>
+          <w:spacing w:val="-2"/>
+          <w:lang w:val="en-US"/>
+        </w:rPr>
+        <w:t>:</w:t>
+      </w:r>
+    </w:p>
+    <w:p>
+      <w:pPr>
+        <w:numPr>
+          <w:ilvl w:val="1"/>
+          <w:numId w:val="12"/>
+        </w:numPr>
+        <w:tabs>
+          <w:tab w:val="left" w:pos="1462"/>
+        </w:tabs>
+        <w:spacing w:before="36" w:line="273" w:lineRule="auto"/>
+        <w:ind w:right="244"/>
+        <w:jc w:val="both"/>
+        <w:rPr>
+          <w:spacing w:val="-2"/>
+          <w:lang w:val="en-US"/>
+        </w:rPr>
+      </w:pPr>
+      <w:r>
+        <w:rPr>
+          <w:b/>
+          <w:bCs/>
+          <w:spacing w:val="-2"/>
+          <w:lang w:val="en-US"/>
+        </w:rPr>
+        <w:t xml:space="preserve">Eje X (Tiempo </w:t>
+      </w:r>
+      <w:proofErr w:type="spellStart"/>
+      <w:r>
+        <w:rPr>
+          <w:b/>
+          <w:bCs/>
+          <w:spacing w:val="-2"/>
+          <w:lang w:val="en-US"/>
+        </w:rPr>
+        <w:t>Promedio</w:t>
+      </w:r>
+      <w:proofErr w:type="spellEnd"/>
+      <w:r>
+        <w:rPr>
+          <w:b/>
+          <w:bCs/>
+          <w:spacing w:val="-2"/>
+          <w:lang w:val="en-US"/>
+        </w:rPr>
+        <w:t xml:space="preserve"> de Entrega):</w:t>
+      </w:r>
+      <w:r>
+        <w:rPr>
+          <w:spacing w:val="-2"/>
+          <w:lang w:val="en-US"/>
+        </w:rPr>
+        <w:t xml:space="preserve"> Variable continua </w:t>
+      </w:r>
+      <w:proofErr w:type="spellStart"/>
+      <w:r>
+        <w:rPr>
+          <w:spacing w:val="-2"/>
+          <w:lang w:val="en-US"/>
+        </w:rPr>
+        <w:t>ajustada</w:t>
+      </w:r>
+      <w:proofErr w:type="spellEnd"/>
+      <w:r>
+        <w:rPr>
+          <w:spacing w:val="-2"/>
+          <w:lang w:val="en-US"/>
+        </w:rPr>
+        <w:t xml:space="preserve"> </w:t>
+      </w:r>
+      <w:proofErr w:type="spellStart"/>
+      <w:r>
+        <w:rPr>
+          <w:spacing w:val="-2"/>
+          <w:lang w:val="en-US"/>
+        </w:rPr>
+        <w:t>en</w:t>
+      </w:r>
+      <w:proofErr w:type="spellEnd"/>
+      <w:r>
+        <w:rPr>
+          <w:spacing w:val="-2"/>
+          <w:lang w:val="en-US"/>
+        </w:rPr>
+        <w:t xml:space="preserve"> un </w:t>
+      </w:r>
+      <w:proofErr w:type="spellStart"/>
+      <w:r>
+        <w:rPr>
+          <w:spacing w:val="-2"/>
+          <w:lang w:val="en-US"/>
+        </w:rPr>
+        <w:t>rango</w:t>
+      </w:r>
+      <w:proofErr w:type="spellEnd"/>
+      <w:r>
+        <w:rPr>
+          <w:spacing w:val="-2"/>
+          <w:lang w:val="en-US"/>
+        </w:rPr>
+        <w:t xml:space="preserve"> </w:t>
+      </w:r>
+      <w:proofErr w:type="spellStart"/>
+      <w:r>
+        <w:rPr>
+          <w:spacing w:val="-2"/>
+          <w:lang w:val="en-US"/>
+        </w:rPr>
+        <w:t>aproximado</w:t>
+      </w:r>
+      <w:proofErr w:type="spellEnd"/>
+      <w:r>
+        <w:rPr>
+          <w:spacing w:val="-2"/>
+          <w:lang w:val="en-US"/>
+        </w:rPr>
+        <w:t xml:space="preserve"> de 55 a 105 </w:t>
+      </w:r>
+      <w:proofErr w:type="spellStart"/>
+      <w:r>
+        <w:rPr>
+          <w:spacing w:val="-2"/>
+          <w:lang w:val="en-US"/>
+        </w:rPr>
+        <w:t>minutos</w:t>
+      </w:r>
+      <w:proofErr w:type="spellEnd"/>
+      <w:r>
+        <w:rPr>
+          <w:spacing w:val="-2"/>
+          <w:lang w:val="en-US"/>
+        </w:rPr>
+        <w:t>.</w:t>
+      </w:r>
+    </w:p>
+    <w:p>
+      <w:pPr>
+        <w:numPr>
+          <w:ilvl w:val="1"/>
+          <w:numId w:val="12"/>
+        </w:numPr>
+        <w:tabs>
+          <w:tab w:val="left" w:pos="1462"/>
+        </w:tabs>
+        <w:spacing w:before="36" w:line="273" w:lineRule="auto"/>
+        <w:ind w:right="244"/>
+        <w:jc w:val="both"/>
+        <w:rPr>
+          <w:spacing w:val="-2"/>
+          <w:lang w:val="en-US"/>
+        </w:rPr>
+      </w:pPr>
+      <w:r>
+        <w:rPr>
+          <w:b/>
+          <w:bCs/>
+          <w:spacing w:val="-2"/>
+          <w:lang w:val="en-US"/>
+        </w:rPr>
+        <w:t>Eje Y (</w:t>
+      </w:r>
+      <w:proofErr w:type="spellStart"/>
+      <w:r>
+        <w:rPr>
+          <w:b/>
+          <w:bCs/>
+          <w:spacing w:val="-2"/>
+          <w:lang w:val="en-US"/>
+        </w:rPr>
+        <w:t>Cantidad</w:t>
+      </w:r>
+      <w:proofErr w:type="spellEnd"/>
+      <w:r>
+        <w:rPr>
+          <w:b/>
+          <w:bCs/>
+          <w:spacing w:val="-2"/>
+          <w:lang w:val="en-US"/>
+        </w:rPr>
+        <w:t xml:space="preserve"> de </w:t>
+      </w:r>
+      <w:proofErr w:type="spellStart"/>
+      <w:r>
+        <w:rPr>
+          <w:b/>
+          <w:bCs/>
+          <w:spacing w:val="-2"/>
+          <w:lang w:val="en-US"/>
+        </w:rPr>
+        <w:t>Muestras</w:t>
+      </w:r>
+      <w:proofErr w:type="spellEnd"/>
+      <w:r>
+        <w:rPr>
+          <w:b/>
+          <w:bCs/>
+          <w:spacing w:val="-2"/>
+          <w:lang w:val="en-US"/>
+        </w:rPr>
+        <w:t>):</w:t>
+      </w:r>
+      <w:r>
+        <w:rPr>
+          <w:spacing w:val="-2"/>
+          <w:lang w:val="en-US"/>
+        </w:rPr>
+        <w:t xml:space="preserve"> </w:t>
+      </w:r>
+      <w:proofErr w:type="spellStart"/>
+      <w:r>
+        <w:rPr>
+          <w:spacing w:val="-2"/>
+          <w:lang w:val="en-US"/>
+        </w:rPr>
+        <w:t>Frecuencia</w:t>
+      </w:r>
+      <w:proofErr w:type="spellEnd"/>
+      <w:r>
+        <w:rPr>
+          <w:spacing w:val="-2"/>
+          <w:lang w:val="en-US"/>
+        </w:rPr>
+        <w:t xml:space="preserve"> </w:t>
+      </w:r>
+      <w:proofErr w:type="spellStart"/>
+      <w:r>
+        <w:rPr>
+          <w:spacing w:val="-2"/>
+          <w:lang w:val="en-US"/>
+        </w:rPr>
+        <w:t>absoluta</w:t>
+      </w:r>
+      <w:proofErr w:type="spellEnd"/>
+      <w:r>
+        <w:rPr>
+          <w:spacing w:val="-2"/>
+          <w:lang w:val="en-US"/>
+        </w:rPr>
+        <w:t xml:space="preserve"> de </w:t>
+      </w:r>
+      <w:proofErr w:type="spellStart"/>
+      <w:r>
+        <w:rPr>
+          <w:spacing w:val="-2"/>
+          <w:lang w:val="en-US"/>
+        </w:rPr>
+        <w:t>promedios</w:t>
+      </w:r>
+      <w:proofErr w:type="spellEnd"/>
+      <w:r>
+        <w:rPr>
+          <w:spacing w:val="-2"/>
+          <w:lang w:val="en-US"/>
+        </w:rPr>
+        <w:t xml:space="preserve"> </w:t>
+      </w:r>
+      <w:proofErr w:type="spellStart"/>
+      <w:r>
+        <w:rPr>
+          <w:spacing w:val="-2"/>
+          <w:lang w:val="en-US"/>
+        </w:rPr>
+        <w:t>muestrales</w:t>
+      </w:r>
+      <w:proofErr w:type="spellEnd"/>
+      <w:r>
+        <w:rPr>
+          <w:spacing w:val="-2"/>
+          <w:lang w:val="en-US"/>
+        </w:rPr>
+        <w:t xml:space="preserve"> </w:t>
+      </w:r>
+      <w:proofErr w:type="spellStart"/>
+      <w:r>
+        <w:rPr>
+          <w:spacing w:val="-2"/>
+          <w:lang w:val="en-US"/>
+        </w:rPr>
+        <w:t>agrupados</w:t>
+      </w:r>
+      <w:proofErr w:type="spellEnd"/>
+      <w:r>
+        <w:rPr>
+          <w:spacing w:val="-2"/>
+          <w:lang w:val="en-US"/>
+        </w:rPr>
+        <w:t xml:space="preserve"> </w:t>
+      </w:r>
+      <w:proofErr w:type="spellStart"/>
+      <w:r>
+        <w:rPr>
+          <w:spacing w:val="-2"/>
+          <w:lang w:val="en-US"/>
+        </w:rPr>
+        <w:t>por</w:t>
+      </w:r>
+      <w:proofErr w:type="spellEnd"/>
+      <w:r>
+        <w:rPr>
+          <w:spacing w:val="-2"/>
+          <w:lang w:val="en-US"/>
+        </w:rPr>
+        <w:t xml:space="preserve"> </w:t>
+      </w:r>
+      <w:proofErr w:type="spellStart"/>
+      <w:r>
+        <w:rPr>
+          <w:spacing w:val="-2"/>
+          <w:lang w:val="en-US"/>
+        </w:rPr>
+        <w:t>intervalos</w:t>
+      </w:r>
+      <w:proofErr w:type="spellEnd"/>
+      <w:r>
+        <w:rPr>
+          <w:spacing w:val="-2"/>
+          <w:lang w:val="en-US"/>
+        </w:rPr>
+        <w:t>.</w:t>
+      </w:r>
+    </w:p>
+    <w:p>
+      <w:pPr>
+        <w:numPr>
+          <w:ilvl w:val="1"/>
+          <w:numId w:val="12"/>
+        </w:numPr>
+        <w:tabs>
+          <w:tab w:val="left" w:pos="1462"/>
+        </w:tabs>
+        <w:spacing w:before="36" w:line="273" w:lineRule="auto"/>
+        <w:ind w:right="244"/>
+        <w:jc w:val="both"/>
+        <w:rPr>
+          <w:spacing w:val="-2"/>
+          <w:lang w:val="en-US"/>
+        </w:rPr>
+      </w:pPr>
+      <w:proofErr w:type="spellStart"/>
+      <w:r>
+        <w:rPr>
+          <w:b/>
+          <w:bCs/>
+          <w:spacing w:val="-2"/>
+          <w:lang w:val="en-US"/>
+        </w:rPr>
+        <w:t>Histograma</w:t>
+      </w:r>
+      <w:proofErr w:type="spellEnd"/>
+      <w:r>
+        <w:rPr>
+          <w:b/>
+          <w:bCs/>
+          <w:spacing w:val="-2"/>
+          <w:lang w:val="en-US"/>
+        </w:rPr>
+        <w:t xml:space="preserve"> y Curva de </w:t>
+      </w:r>
+      <w:proofErr w:type="spellStart"/>
+      <w:r>
+        <w:rPr>
+          <w:b/>
+          <w:bCs/>
+          <w:spacing w:val="-2"/>
+          <w:lang w:val="en-US"/>
+        </w:rPr>
+        <w:t>Densidad</w:t>
+      </w:r>
+      <w:proofErr w:type="spellEnd"/>
+      <w:r>
+        <w:rPr>
+          <w:b/>
+          <w:bCs/>
+          <w:spacing w:val="-2"/>
+          <w:lang w:val="en-US"/>
+        </w:rPr>
+        <w:t>:</w:t>
+      </w:r>
+      <w:r>
+        <w:rPr>
+          <w:spacing w:val="-2"/>
+          <w:lang w:val="en-US"/>
+        </w:rPr>
+        <w:t xml:space="preserve"> Las barras </w:t>
+      </w:r>
+      <w:proofErr w:type="spellStart"/>
+      <w:r>
+        <w:rPr>
+          <w:spacing w:val="-2"/>
+          <w:lang w:val="en-US"/>
+        </w:rPr>
+        <w:t>turquesa</w:t>
+      </w:r>
+      <w:proofErr w:type="spellEnd"/>
+      <w:r>
+        <w:rPr>
+          <w:spacing w:val="-2"/>
+          <w:lang w:val="en-US"/>
+        </w:rPr>
+        <w:t xml:space="preserve"> y la curva continua </w:t>
+      </w:r>
+      <w:proofErr w:type="spellStart"/>
+      <w:r>
+        <w:rPr>
+          <w:spacing w:val="-2"/>
+          <w:lang w:val="en-US"/>
+        </w:rPr>
+        <w:t>reflejan</w:t>
+      </w:r>
+      <w:proofErr w:type="spellEnd"/>
+      <w:r>
+        <w:rPr>
+          <w:spacing w:val="-2"/>
+          <w:lang w:val="en-US"/>
+        </w:rPr>
+        <w:t xml:space="preserve"> la </w:t>
+      </w:r>
+      <w:proofErr w:type="spellStart"/>
+      <w:r>
+        <w:rPr>
+          <w:spacing w:val="-2"/>
+          <w:lang w:val="en-US"/>
+        </w:rPr>
+        <w:t>convergencia</w:t>
+      </w:r>
+      <w:proofErr w:type="spellEnd"/>
+      <w:r>
+        <w:rPr>
+          <w:spacing w:val="-2"/>
+          <w:lang w:val="en-US"/>
+        </w:rPr>
+        <w:t xml:space="preserve"> </w:t>
+      </w:r>
+      <w:proofErr w:type="spellStart"/>
+      <w:r>
+        <w:rPr>
+          <w:spacing w:val="-2"/>
+          <w:lang w:val="en-US"/>
+        </w:rPr>
+        <w:t>hacia</w:t>
+      </w:r>
+      <w:proofErr w:type="spellEnd"/>
+      <w:r>
+        <w:rPr>
+          <w:spacing w:val="-2"/>
+          <w:lang w:val="en-US"/>
+        </w:rPr>
+        <w:t xml:space="preserve"> </w:t>
+      </w:r>
+      <w:proofErr w:type="spellStart"/>
+      <w:r>
+        <w:rPr>
+          <w:spacing w:val="-2"/>
+          <w:lang w:val="en-US"/>
+        </w:rPr>
+        <w:t>una</w:t>
+      </w:r>
+      <w:proofErr w:type="spellEnd"/>
+      <w:r>
+        <w:rPr>
+          <w:spacing w:val="-2"/>
+          <w:lang w:val="en-US"/>
+        </w:rPr>
+        <w:t xml:space="preserve"> </w:t>
+      </w:r>
+      <w:proofErr w:type="spellStart"/>
+      <w:r>
+        <w:rPr>
+          <w:b/>
+          <w:bCs/>
+          <w:spacing w:val="-2"/>
+          <w:lang w:val="en-US"/>
+        </w:rPr>
+        <w:t>Distribución</w:t>
+      </w:r>
+      <w:proofErr w:type="spellEnd"/>
+      <w:r>
+        <w:rPr>
+          <w:b/>
+          <w:bCs/>
+          <w:spacing w:val="-2"/>
+          <w:lang w:val="en-US"/>
+        </w:rPr>
+        <w:t xml:space="preserve"> Normal (Campana de Gauss)</w:t>
+      </w:r>
+      <w:r>
+        <w:rPr>
+          <w:spacing w:val="-2"/>
+          <w:lang w:val="en-US"/>
+        </w:rPr>
+        <w:t xml:space="preserve">, lo </w:t>
+      </w:r>
+      <w:proofErr w:type="spellStart"/>
+      <w:r>
+        <w:rPr>
+          <w:spacing w:val="-2"/>
+          <w:lang w:val="en-US"/>
+        </w:rPr>
+        <w:t>que</w:t>
+      </w:r>
+      <w:proofErr w:type="spellEnd"/>
+      <w:r>
+        <w:rPr>
+          <w:spacing w:val="-2"/>
+          <w:lang w:val="en-US"/>
+        </w:rPr>
+        <w:t xml:space="preserve"> </w:t>
+      </w:r>
+      <w:proofErr w:type="spellStart"/>
+      <w:r>
+        <w:rPr>
+          <w:spacing w:val="-2"/>
+          <w:lang w:val="en-US"/>
+        </w:rPr>
+        <w:t>valida</w:t>
+      </w:r>
+      <w:proofErr w:type="spellEnd"/>
+      <w:r>
+        <w:rPr>
+          <w:spacing w:val="-2"/>
+          <w:lang w:val="en-US"/>
+        </w:rPr>
+        <w:t xml:space="preserve"> </w:t>
+      </w:r>
+      <w:proofErr w:type="spellStart"/>
+      <w:r>
+        <w:rPr>
+          <w:spacing w:val="-2"/>
+          <w:lang w:val="en-US"/>
+        </w:rPr>
+        <w:t>empíricamente</w:t>
+      </w:r>
+      <w:proofErr w:type="spellEnd"/>
+      <w:r>
+        <w:rPr>
+          <w:spacing w:val="-2"/>
+          <w:lang w:val="en-US"/>
+        </w:rPr>
+        <w:t xml:space="preserve"> el </w:t>
+      </w:r>
+      <w:proofErr w:type="spellStart"/>
+      <w:r>
+        <w:rPr>
+          <w:b/>
+          <w:bCs/>
+          <w:spacing w:val="-2"/>
+          <w:lang w:val="en-US"/>
+        </w:rPr>
+        <w:t>Teorema</w:t>
+      </w:r>
+      <w:proofErr w:type="spellEnd"/>
+      <w:r>
+        <w:rPr>
+          <w:b/>
+          <w:bCs/>
+          <w:spacing w:val="-2"/>
+          <w:lang w:val="en-US"/>
+        </w:rPr>
+        <w:t xml:space="preserve"> del </w:t>
+      </w:r>
+      <w:proofErr w:type="spellStart"/>
+      <w:r>
+        <w:rPr>
+          <w:b/>
+          <w:bCs/>
+          <w:spacing w:val="-2"/>
+          <w:lang w:val="en-US"/>
+        </w:rPr>
+        <w:t>Límite</w:t>
+      </w:r>
+      <w:proofErr w:type="spellEnd"/>
+      <w:r>
+        <w:rPr>
+          <w:b/>
+          <w:bCs/>
+          <w:spacing w:val="-2"/>
+          <w:lang w:val="en-US"/>
+        </w:rPr>
+        <w:t xml:space="preserve"> Central (TLC)</w:t>
+      </w:r>
+      <w:r>
+        <w:rPr>
+          <w:spacing w:val="-2"/>
+          <w:lang w:val="en-US"/>
+        </w:rPr>
+        <w:t xml:space="preserve"> a </w:t>
+      </w:r>
+      <w:proofErr w:type="spellStart"/>
+      <w:r>
+        <w:rPr>
+          <w:spacing w:val="-2"/>
+          <w:lang w:val="en-US"/>
+        </w:rPr>
+        <w:t>partir</w:t>
+      </w:r>
+      <w:proofErr w:type="spellEnd"/>
+      <w:r>
+        <w:rPr>
+          <w:spacing w:val="-2"/>
+          <w:lang w:val="en-US"/>
+        </w:rPr>
+        <w:t xml:space="preserve"> de </w:t>
+      </w:r>
+      <w:proofErr w:type="spellStart"/>
+      <w:r>
+        <w:rPr>
+          <w:spacing w:val="-2"/>
+          <w:lang w:val="en-US"/>
+        </w:rPr>
+        <w:t>muestras</w:t>
+      </w:r>
+      <w:proofErr w:type="spellEnd"/>
+      <w:r>
+        <w:rPr>
+          <w:spacing w:val="-2"/>
+          <w:lang w:val="en-US"/>
+        </w:rPr>
+        <w:t xml:space="preserve"> de </w:t>
+      </w:r>
+      <w:proofErr w:type="spellStart"/>
+      <w:r>
+        <w:rPr>
+          <w:spacing w:val="-2"/>
+          <w:lang w:val="en-US"/>
+        </w:rPr>
+        <w:t>tamaño</w:t>
+      </w:r>
+      <w:proofErr w:type="spellEnd"/>
+      <w:r>
+        <w:rPr>
+          <w:spacing w:val="-2"/>
+          <w:lang w:val="en-US"/>
+        </w:rPr>
+        <w:t xml:space="preserve"> </w:t>
+      </w:r>
+      <w:r>
+        <w:rPr>
+          <w:spacing w:val="-2"/>
+          <w:lang w:val="en-US"/>
+        </w:rPr>
+        <w:t>n=40</w:t>
+      </w:r>
+      <w:r>
+        <w:rPr>
+          <w:spacing w:val="-2"/>
+          <w:lang w:val="en-US"/>
+        </w:rPr>
+        <w:t>.</w:t>
+      </w:r>
+    </w:p>
+    <w:p>
+      <w:pPr>
+        <w:numPr>
+          <w:ilvl w:val="0"/>
+          <w:numId w:val="11"/>
+        </w:numPr>
+        <w:tabs>
+          <w:tab w:val="left" w:pos="1462"/>
+        </w:tabs>
+        <w:spacing w:before="36" w:line="273" w:lineRule="auto"/>
+        <w:ind w:right="244"/>
+        <w:jc w:val="both"/>
+        <w:rPr>
+          <w:spacing w:val="-2"/>
+          <w:lang w:val="en-US"/>
+        </w:rPr>
+      </w:pPr>
+      <w:proofErr w:type="spellStart"/>
+      <w:r>
+        <w:rPr>
+          <w:b/>
+          <w:bCs/>
+          <w:spacing w:val="-2"/>
+          <w:lang w:val="en-US"/>
+        </w:rPr>
+        <w:t>Análisis</w:t>
+      </w:r>
+      <w:proofErr w:type="spellEnd"/>
+      <w:r>
+        <w:rPr>
+          <w:b/>
+          <w:bCs/>
+          <w:spacing w:val="-2"/>
+          <w:lang w:val="en-US"/>
+        </w:rPr>
+        <w:t xml:space="preserve"> de </w:t>
+      </w:r>
+      <w:proofErr w:type="spellStart"/>
+      <w:r>
+        <w:rPr>
+          <w:b/>
+          <w:bCs/>
+          <w:spacing w:val="-2"/>
+          <w:lang w:val="en-US"/>
+        </w:rPr>
+        <w:t>Parámetros</w:t>
+      </w:r>
+      <w:proofErr w:type="spellEnd"/>
+      <w:r>
+        <w:rPr>
+          <w:b/>
+          <w:bCs/>
+          <w:spacing w:val="-2"/>
+          <w:lang w:val="en-US"/>
+        </w:rPr>
+        <w:t xml:space="preserve"> de </w:t>
+      </w:r>
+      <w:proofErr w:type="spellStart"/>
+      <w:r>
+        <w:rPr>
+          <w:b/>
+          <w:bCs/>
+          <w:spacing w:val="-2"/>
+          <w:lang w:val="en-US"/>
+        </w:rPr>
+        <w:t>Tendencia</w:t>
+      </w:r>
+      <w:proofErr w:type="spellEnd"/>
+      <w:r>
+        <w:rPr>
+          <w:b/>
+          <w:bCs/>
+          <w:spacing w:val="-2"/>
+          <w:lang w:val="en-US"/>
+        </w:rPr>
+        <w:t xml:space="preserve"> Central:</w:t>
+      </w:r>
+    </w:p>
+    <w:p>
+      <w:pPr>
+        <w:numPr>
+          <w:ilvl w:val="1"/>
+          <w:numId w:val="14"/>
+        </w:numPr>
+        <w:tabs>
+          <w:tab w:val="left" w:pos="1462"/>
+        </w:tabs>
+        <w:spacing w:before="36" w:line="273" w:lineRule="auto"/>
+        <w:ind w:right="244"/>
+        <w:jc w:val="both"/>
+        <w:rPr>
+          <w:spacing w:val="-2"/>
+          <w:lang w:val="en-US"/>
+        </w:rPr>
+      </w:pPr>
+      <w:r>
+        <w:rPr>
+          <w:b/>
+          <w:bCs/>
+          <w:spacing w:val="-2"/>
+          <w:lang w:val="en-US"/>
+        </w:rPr>
+        <w:t xml:space="preserve">Media </w:t>
+      </w:r>
+      <w:proofErr w:type="spellStart"/>
+      <w:r>
+        <w:rPr>
+          <w:b/>
+          <w:bCs/>
+          <w:spacing w:val="-2"/>
+          <w:lang w:val="en-US"/>
+        </w:rPr>
+        <w:t>Poblacional</w:t>
+      </w:r>
+      <w:proofErr w:type="spellEnd"/>
+      <w:r>
+        <w:rPr>
+          <w:b/>
+          <w:bCs/>
+          <w:spacing w:val="-2"/>
+          <w:lang w:val="en-US"/>
+        </w:rPr>
+        <w:t xml:space="preserve"> Real (</w:t>
+      </w:r>
+      <m:oMath>
+        <m:r>
+          <w:rPr>
+            <w:rFonts w:ascii="Cambria Math" w:hAnsi="Cambria Math"/>
+            <w:spacing w:val="-2"/>
+            <w:lang w:val="en-US"/>
+          </w:rPr>
+          <m:t>μ=74,74</m:t>
+        </m:r>
+        <m:r>
+          <m:rPr>
+            <m:nor/>
+          </m:rPr>
+          <w:rPr>
+            <w:spacing w:val="-2"/>
+            <w:lang w:val="en-US"/>
+          </w:rPr>
+          <m:t> min</m:t>
+        </m:r>
+      </m:oMath>
+      <w:r>
+        <w:rPr>
+          <w:b/>
+          <w:bCs/>
+          <w:spacing w:val="-2"/>
+          <w:lang w:val="en-US"/>
+        </w:rPr>
+        <w:t>):</w:t>
+      </w:r>
+      <w:r>
+        <w:rPr>
+          <w:spacing w:val="-2"/>
+          <w:lang w:val="en-US"/>
+        </w:rPr>
+        <w:t xml:space="preserve"> </w:t>
+      </w:r>
+      <w:proofErr w:type="spellStart"/>
+      <w:r>
+        <w:rPr>
+          <w:spacing w:val="-2"/>
+          <w:lang w:val="en-US"/>
+        </w:rPr>
+        <w:t>Indicada</w:t>
+      </w:r>
+      <w:proofErr w:type="spellEnd"/>
+      <w:r>
+        <w:rPr>
+          <w:spacing w:val="-2"/>
+          <w:lang w:val="en-US"/>
+        </w:rPr>
+        <w:t xml:space="preserve"> con la </w:t>
+      </w:r>
+      <w:proofErr w:type="spellStart"/>
+      <w:r>
+        <w:rPr>
+          <w:spacing w:val="-2"/>
+          <w:lang w:val="en-US"/>
+        </w:rPr>
+        <w:t>línea</w:t>
+      </w:r>
+      <w:proofErr w:type="spellEnd"/>
+      <w:r>
+        <w:rPr>
+          <w:spacing w:val="-2"/>
+          <w:lang w:val="en-US"/>
+        </w:rPr>
+        <w:t xml:space="preserve"> </w:t>
+      </w:r>
+      <w:proofErr w:type="spellStart"/>
+      <w:r>
+        <w:rPr>
+          <w:spacing w:val="-2"/>
+          <w:lang w:val="en-US"/>
+        </w:rPr>
+        <w:t>discontinua</w:t>
+      </w:r>
+      <w:proofErr w:type="spellEnd"/>
+      <w:r>
+        <w:rPr>
+          <w:spacing w:val="-2"/>
+          <w:lang w:val="en-US"/>
+        </w:rPr>
+        <w:t xml:space="preserve"> </w:t>
+      </w:r>
+      <w:proofErr w:type="spellStart"/>
+      <w:r>
+        <w:rPr>
+          <w:spacing w:val="-2"/>
+          <w:lang w:val="en-US"/>
+        </w:rPr>
+        <w:t>roja</w:t>
+      </w:r>
+      <w:proofErr w:type="spellEnd"/>
+      <w:r>
+        <w:rPr>
+          <w:spacing w:val="-2"/>
+          <w:lang w:val="en-US"/>
+        </w:rPr>
+        <w:t>.</w:t>
+      </w:r>
+    </w:p>
+    <w:p>
+      <w:pPr>
+        <w:numPr>
+          <w:ilvl w:val="1"/>
+          <w:numId w:val="14"/>
+        </w:numPr>
+        <w:tabs>
+          <w:tab w:val="left" w:pos="1462"/>
+        </w:tabs>
+        <w:spacing w:before="36" w:line="273" w:lineRule="auto"/>
+        <w:ind w:right="244"/>
+        <w:jc w:val="both"/>
+        <w:rPr>
+          <w:spacing w:val="-2"/>
+          <w:lang w:val="en-US"/>
+        </w:rPr>
+      </w:pPr>
+      <w:r>
+        <w:rPr>
+          <w:b/>
+          <w:bCs/>
+          <w:spacing w:val="-2"/>
+          <w:lang w:val="en-US"/>
+        </w:rPr>
+        <w:t xml:space="preserve">Media </w:t>
+      </w:r>
+      <w:proofErr w:type="spellStart"/>
+      <w:r>
+        <w:rPr>
+          <w:b/>
+          <w:bCs/>
+          <w:spacing w:val="-2"/>
+          <w:lang w:val="en-US"/>
+        </w:rPr>
+        <w:t>Muestral</w:t>
+      </w:r>
+      <w:proofErr w:type="spellEnd"/>
+      <w:r>
+        <w:rPr>
+          <w:b/>
+          <w:bCs/>
+          <w:spacing w:val="-2"/>
+          <w:lang w:val="en-US"/>
+        </w:rPr>
+        <w:t xml:space="preserve"> (</w:t>
+      </w:r>
+      <m:oMath>
+        <m:sSub>
+          <m:sSubPr>
+            <m:ctrlPr>
+              <w:rPr>
+                <w:rFonts w:ascii="Cambria Math" w:hAnsi="Cambria Math"/>
+                <w:spacing w:val="-2"/>
+                <w:lang w:val="en-US"/>
+              </w:rPr>
+            </m:ctrlPr>
+          </m:sSubPr>
+          <m:e>
+            <m:acc>
+              <m:accPr>
+                <m:chr m:val="̅"/>
+                <m:ctrlPr>
+                  <w:rPr>
+                    <w:rFonts w:ascii="Cambria Math" w:hAnsi="Cambria Math"/>
+                    <w:spacing w:val="-2"/>
+                    <w:lang w:val="en-US"/>
+                  </w:rPr>
+                </m:ctrlPr>
+              </m:accPr>
+              <m:e>
+                <m:r>
+                  <w:rPr>
+                    <w:rFonts w:ascii="Cambria Math" w:hAnsi="Cambria Math"/>
+                    <w:spacing w:val="-2"/>
+                    <w:lang w:val="en-US"/>
+                  </w:rPr>
+                  <m:t>X</m:t>
+                </m:r>
+              </m:e>
+            </m:acc>
+          </m:e>
+          <m:sub>
+            <m:acc>
+              <m:accPr>
+                <m:chr m:val="̅"/>
+                <m:ctrlPr>
+                  <w:rPr>
+                    <w:rFonts w:ascii="Cambria Math" w:hAnsi="Cambria Math"/>
+                    <w:spacing w:val="-2"/>
+                    <w:lang w:val="en-US"/>
+                  </w:rPr>
+                </m:ctrlPr>
+              </m:accPr>
+              <m:e>
+                <m:r>
+                  <w:rPr>
+                    <w:rFonts w:ascii="Cambria Math" w:hAnsi="Cambria Math"/>
+                    <w:spacing w:val="-2"/>
+                    <w:lang w:val="en-US"/>
+                  </w:rPr>
+                  <m:t>x</m:t>
+                </m:r>
+              </m:e>
+            </m:acc>
+          </m:sub>
+        </m:sSub>
+        <m:r>
+          <w:rPr>
+            <w:rFonts w:ascii="Cambria Math" w:hAnsi="Cambria Math"/>
+            <w:spacing w:val="-2"/>
+            <w:lang w:val="en-US"/>
+          </w:rPr>
+          <m:t>=74,43</m:t>
+        </m:r>
+        <m:r>
+          <m:rPr>
+            <m:nor/>
+          </m:rPr>
+          <w:rPr>
+            <w:spacing w:val="-2"/>
+            <w:lang w:val="en-US"/>
+          </w:rPr>
+          <m:t> min</m:t>
+        </m:r>
+      </m:oMath>
+      <w:r>
+        <w:rPr>
+          <w:b/>
+          <w:bCs/>
+          <w:spacing w:val="-2"/>
+          <w:lang w:val="en-US"/>
+        </w:rPr>
+        <w:t>):</w:t>
+      </w:r>
+      <w:r>
+        <w:rPr>
+          <w:spacing w:val="-2"/>
+          <w:lang w:val="en-US"/>
+        </w:rPr>
+        <w:t xml:space="preserve"> </w:t>
+      </w:r>
+      <w:proofErr w:type="spellStart"/>
+      <w:r>
+        <w:rPr>
+          <w:spacing w:val="-2"/>
+          <w:lang w:val="en-US"/>
+        </w:rPr>
+        <w:t>Indicada</w:t>
+      </w:r>
+      <w:proofErr w:type="spellEnd"/>
+      <w:r>
+        <w:rPr>
+          <w:spacing w:val="-2"/>
+          <w:lang w:val="en-US"/>
+        </w:rPr>
+        <w:t xml:space="preserve"> con la </w:t>
+      </w:r>
+      <w:proofErr w:type="spellStart"/>
+      <w:r>
+        <w:rPr>
+          <w:spacing w:val="-2"/>
+          <w:lang w:val="en-US"/>
+        </w:rPr>
+        <w:t>línea</w:t>
+      </w:r>
+      <w:proofErr w:type="spellEnd"/>
+      <w:r>
+        <w:rPr>
+          <w:spacing w:val="-2"/>
+          <w:lang w:val="en-US"/>
+        </w:rPr>
+        <w:t xml:space="preserve"> </w:t>
+      </w:r>
+      <w:proofErr w:type="spellStart"/>
+      <w:r>
+        <w:rPr>
+          <w:spacing w:val="-2"/>
+          <w:lang w:val="en-US"/>
+        </w:rPr>
+        <w:t>punteada</w:t>
+      </w:r>
+      <w:proofErr w:type="spellEnd"/>
+      <w:r>
+        <w:rPr>
+          <w:spacing w:val="-2"/>
+          <w:lang w:val="en-US"/>
+        </w:rPr>
+        <w:t xml:space="preserve"> </w:t>
+      </w:r>
+      <w:proofErr w:type="spellStart"/>
+      <w:r>
+        <w:rPr>
+          <w:spacing w:val="-2"/>
+          <w:lang w:val="en-US"/>
+        </w:rPr>
+        <w:t>azul</w:t>
+      </w:r>
+      <w:proofErr w:type="spellEnd"/>
+      <w:r>
+        <w:rPr>
+          <w:spacing w:val="-2"/>
+          <w:lang w:val="en-US"/>
+        </w:rPr>
+        <w:t>.</w:t>
+      </w:r>
+    </w:p>
+    <w:p>
+      <w:pPr>
+        <w:numPr>
+          <w:ilvl w:val="1"/>
+          <w:numId w:val="14"/>
+        </w:numPr>
+        <w:tabs>
+          <w:tab w:val="left" w:pos="1462"/>
+        </w:tabs>
+        <w:spacing w:before="36" w:line="273" w:lineRule="auto"/>
+        <w:ind w:right="244"/>
+        <w:jc w:val="both"/>
+        <w:rPr>
+          <w:spacing w:val="-2"/>
+          <w:lang w:val="en-US"/>
+        </w:rPr>
+      </w:pPr>
+      <w:proofErr w:type="spellStart"/>
+      <w:r>
+        <w:rPr>
+          <w:b/>
+          <w:bCs/>
+          <w:spacing w:val="-2"/>
+          <w:lang w:val="en-US"/>
+        </w:rPr>
+        <w:t>Conclusión</w:t>
+      </w:r>
+      <w:proofErr w:type="spellEnd"/>
+      <w:r>
+        <w:rPr>
+          <w:b/>
+          <w:bCs/>
+          <w:spacing w:val="-2"/>
+          <w:lang w:val="en-US"/>
+        </w:rPr>
+        <w:t xml:space="preserve"> visual:</w:t>
+      </w:r>
+      <w:r>
+        <w:rPr>
+          <w:spacing w:val="-2"/>
+          <w:lang w:val="en-US"/>
+        </w:rPr>
+        <w:t xml:space="preserve"> La </w:t>
+      </w:r>
+      <w:proofErr w:type="spellStart"/>
+      <w:r>
+        <w:rPr>
+          <w:spacing w:val="-2"/>
+          <w:lang w:val="en-US"/>
+        </w:rPr>
+        <w:t>superposición</w:t>
+      </w:r>
+      <w:proofErr w:type="spellEnd"/>
+      <w:r>
+        <w:rPr>
+          <w:spacing w:val="-2"/>
+          <w:lang w:val="en-US"/>
+        </w:rPr>
+        <w:t xml:space="preserve"> </w:t>
+      </w:r>
+      <w:proofErr w:type="spellStart"/>
+      <w:r>
+        <w:rPr>
+          <w:spacing w:val="-2"/>
+          <w:lang w:val="en-US"/>
+        </w:rPr>
+        <w:t>casi</w:t>
+      </w:r>
+      <w:proofErr w:type="spellEnd"/>
+      <w:r>
+        <w:rPr>
+          <w:spacing w:val="-2"/>
+          <w:lang w:val="en-US"/>
+        </w:rPr>
+        <w:t xml:space="preserve"> exacta de ambas </w:t>
+      </w:r>
+      <w:proofErr w:type="spellStart"/>
+      <w:r>
+        <w:rPr>
+          <w:spacing w:val="-2"/>
+          <w:lang w:val="en-US"/>
+        </w:rPr>
+        <w:t>líneas</w:t>
+      </w:r>
+      <w:proofErr w:type="spellEnd"/>
+      <w:r>
+        <w:rPr>
+          <w:spacing w:val="-2"/>
+          <w:lang w:val="en-US"/>
+        </w:rPr>
+        <w:t xml:space="preserve"> de </w:t>
+      </w:r>
+      <w:proofErr w:type="spellStart"/>
+      <w:r>
+        <w:rPr>
+          <w:spacing w:val="-2"/>
+          <w:lang w:val="en-US"/>
+        </w:rPr>
+        <w:t>referencia</w:t>
+      </w:r>
+      <w:proofErr w:type="spellEnd"/>
+      <w:r>
+        <w:rPr>
+          <w:spacing w:val="-2"/>
+          <w:lang w:val="en-US"/>
+        </w:rPr>
+        <w:t xml:space="preserve"> </w:t>
+      </w:r>
+      <w:proofErr w:type="spellStart"/>
+      <w:r>
+        <w:rPr>
+          <w:spacing w:val="-2"/>
+          <w:lang w:val="en-US"/>
+        </w:rPr>
+        <w:t>demuestra</w:t>
+      </w:r>
+      <w:proofErr w:type="spellEnd"/>
+      <w:r>
+        <w:rPr>
+          <w:spacing w:val="-2"/>
+          <w:lang w:val="en-US"/>
+        </w:rPr>
+        <w:t xml:space="preserve"> la </w:t>
+      </w:r>
+      <w:proofErr w:type="spellStart"/>
+      <w:r>
+        <w:rPr>
+          <w:b/>
+          <w:bCs/>
+          <w:spacing w:val="-2"/>
+          <w:lang w:val="en-US"/>
+        </w:rPr>
+        <w:t>insesgadidez</w:t>
+      </w:r>
+      <w:proofErr w:type="spellEnd"/>
+      <w:r>
+        <w:rPr>
+          <w:b/>
+          <w:bCs/>
+          <w:spacing w:val="-2"/>
+          <w:lang w:val="en-US"/>
+        </w:rPr>
+        <w:t xml:space="preserve"> del </w:t>
+      </w:r>
+      <w:proofErr w:type="spellStart"/>
+      <w:r>
+        <w:rPr>
+          <w:b/>
+          <w:bCs/>
+          <w:spacing w:val="-2"/>
+          <w:lang w:val="en-US"/>
+        </w:rPr>
+        <w:t>estimador</w:t>
+      </w:r>
+      <w:proofErr w:type="spellEnd"/>
+      <w:r>
+        <w:rPr>
+          <w:spacing w:val="-2"/>
+          <w:lang w:val="en-US"/>
+        </w:rPr>
+        <w:t xml:space="preserve">, </w:t>
+      </w:r>
+      <w:proofErr w:type="spellStart"/>
+      <w:r>
+        <w:rPr>
+          <w:spacing w:val="-2"/>
+          <w:lang w:val="en-US"/>
+        </w:rPr>
+        <w:t>confirmando</w:t>
+      </w:r>
+      <w:proofErr w:type="spellEnd"/>
+      <w:r>
+        <w:rPr>
+          <w:spacing w:val="-2"/>
+          <w:lang w:val="en-US"/>
+        </w:rPr>
+        <w:t xml:space="preserve"> </w:t>
+      </w:r>
+      <w:proofErr w:type="spellStart"/>
+      <w:r>
+        <w:rPr>
+          <w:spacing w:val="-2"/>
+          <w:lang w:val="en-US"/>
+        </w:rPr>
+        <w:t>que</w:t>
+      </w:r>
+      <w:proofErr w:type="spellEnd"/>
+      <w:r>
+        <w:rPr>
+          <w:spacing w:val="-2"/>
+          <w:lang w:val="en-US"/>
+        </w:rPr>
+        <w:t xml:space="preserve"> el </w:t>
+      </w:r>
+      <w:proofErr w:type="spellStart"/>
+      <w:r>
+        <w:rPr>
+          <w:spacing w:val="-2"/>
+          <w:lang w:val="en-US"/>
+        </w:rPr>
+        <w:t>promedio</w:t>
+      </w:r>
+      <w:proofErr w:type="spellEnd"/>
+      <w:r>
+        <w:rPr>
+          <w:spacing w:val="-2"/>
+          <w:lang w:val="en-US"/>
+        </w:rPr>
+        <w:t xml:space="preserve"> de las medias </w:t>
+      </w:r>
+      <w:proofErr w:type="spellStart"/>
+      <w:r>
+        <w:rPr>
+          <w:spacing w:val="-2"/>
+          <w:lang w:val="en-US"/>
+        </w:rPr>
+        <w:t>muestrales</w:t>
+      </w:r>
+      <w:proofErr w:type="spellEnd"/>
+      <w:r>
+        <w:rPr>
+          <w:spacing w:val="-2"/>
+          <w:lang w:val="en-US"/>
+        </w:rPr>
+        <w:t xml:space="preserve"> es </w:t>
+      </w:r>
+      <w:proofErr w:type="spellStart"/>
+      <w:r>
+        <w:rPr>
+          <w:spacing w:val="-2"/>
+          <w:lang w:val="en-US"/>
+        </w:rPr>
+        <w:t>una</w:t>
+      </w:r>
+      <w:proofErr w:type="spellEnd"/>
+      <w:r>
+        <w:rPr>
+          <w:spacing w:val="-2"/>
+          <w:lang w:val="en-US"/>
+        </w:rPr>
+        <w:t xml:space="preserve"> </w:t>
+      </w:r>
+      <w:proofErr w:type="spellStart"/>
+      <w:r>
+        <w:rPr>
+          <w:spacing w:val="-2"/>
+          <w:lang w:val="en-US"/>
+        </w:rPr>
+        <w:t>estimación</w:t>
+      </w:r>
+      <w:proofErr w:type="spellEnd"/>
+      <w:r>
+        <w:rPr>
+          <w:spacing w:val="-2"/>
+          <w:lang w:val="en-US"/>
+        </w:rPr>
+        <w:t xml:space="preserve"> </w:t>
+      </w:r>
+      <w:proofErr w:type="spellStart"/>
+      <w:r>
+        <w:rPr>
+          <w:spacing w:val="-2"/>
+          <w:lang w:val="en-US"/>
+        </w:rPr>
+        <w:t>precisa</w:t>
+      </w:r>
+      <w:proofErr w:type="spellEnd"/>
+      <w:r>
+        <w:rPr>
+          <w:spacing w:val="-2"/>
+          <w:lang w:val="en-US"/>
+        </w:rPr>
+        <w:t xml:space="preserve"> del </w:t>
+      </w:r>
+      <w:proofErr w:type="spellStart"/>
+      <w:r>
+        <w:rPr>
+          <w:spacing w:val="-2"/>
+          <w:lang w:val="en-US"/>
+        </w:rPr>
+        <w:t>parámetro</w:t>
+      </w:r>
+      <w:proofErr w:type="spellEnd"/>
+      <w:r>
+        <w:rPr>
+          <w:spacing w:val="-2"/>
+          <w:lang w:val="en-US"/>
+        </w:rPr>
+        <w:t xml:space="preserve"> </w:t>
+      </w:r>
+      <w:proofErr w:type="spellStart"/>
+      <w:r>
+        <w:rPr>
+          <w:spacing w:val="-2"/>
+          <w:lang w:val="en-US"/>
+        </w:rPr>
+        <w:t>poblacional</w:t>
+      </w:r>
+      <w:proofErr w:type="spellEnd"/>
+      <w:r>
+        <w:rPr>
+          <w:spacing w:val="-2"/>
+          <w:lang w:val="en-US"/>
+        </w:rPr>
+        <w:t>.</w:t>
+      </w:r>
+    </w:p>
+    <w:p>
+      <w:pPr>
+        <w:tabs>
+          <w:tab w:val="left" w:pos="1462"/>
+        </w:tabs>
+        <w:spacing w:before="36" w:line="273" w:lineRule="auto"/>
+        <w:ind w:right="244"/>
+        <w:rPr>
+          <w:spacing w:val="-2"/>
+        </w:rPr>
+      </w:pPr>
+    </w:p>
+    <w:p>
+      <w:pPr>
+        <w:tabs>
+          <w:tab w:val="left" w:pos="1462"/>
+        </w:tabs>
+        <w:spacing w:before="36" w:line="273" w:lineRule="auto"/>
+        <w:ind w:right="244"/>
+        <w:jc w:val="center"/>
+        <w:rPr>
+          <w:spacing w:val="-2"/>
+        </w:rPr>
+      </w:pPr>
+      <w:r>
         <w:rPr>
           <w:noProof/>
         </w:rPr>
-      </w:pPr>
+        <w:drawing>
+          <wp:inline distT="0" distB="0" distL="0" distR="0" wp14:anchorId="0F1A3B89" wp14:editId="6557D0CB">
+            <wp:extent cx="4014464" cy="2230356"/>
+            <wp:effectExtent l="0" t="0" r="5715" b="0"/>
+            <wp:docPr id="1899843812" name="Picture 8"/>
+            <wp:cNvGraphicFramePr>
+              <a:graphicFrameLocks xmlns:a="http://schemas.openxmlformats.org/drawingml/2006/main" noChangeAspect="1"/>
+            </wp:cNvGraphicFramePr>
+            <a:graphic xmlns:a="http://schemas.openxmlformats.org/drawingml/2006/main">
+              <a:graphicData uri="http://schemas.openxmlformats.org/drawingml/2006/picture">
+                <pic:pic xmlns:pic="http://schemas.openxmlformats.org/drawingml/2006/picture">
+                  <pic:nvPicPr>
+                    <pic:cNvPr id="0" name="Picture 1"/>
+                    <pic:cNvPicPr>
+                      <a:picLocks noChangeAspect="1" noChangeArrowheads="1"/>
+                    </pic:cNvPicPr>
+                  </pic:nvPicPr>
+                  <pic:blipFill>
+                    <a:blip r:embed="rId12">
+                      <a:extLst>
+                        <a:ext uri="{28A0092B-C50C-407E-A947-70E740481C1C}">
+                          <a14:useLocalDpi xmlns:a14="http://schemas.microsoft.com/office/drawing/2010/main" val="0"/>
+                        </a:ext>
+                      </a:extLst>
+                    </a:blip>
+                    <a:srcRect/>
+                    <a:stretch>
+                      <a:fillRect/>
+                    </a:stretch>
+                  </pic:blipFill>
+                  <pic:spPr bwMode="auto">
+                    <a:xfrm>
+                      <a:off x="0" y="0"/>
+                      <a:ext cx="4022047" cy="2234569"/>
+                    </a:xfrm>
+                    <a:prstGeom prst="rect">
+                      <a:avLst/>
+                    </a:prstGeom>
+                    <a:noFill/>
+                    <a:ln>
+                      <a:noFill/>
+                    </a:ln>
+                  </pic:spPr>
+                </pic:pic>
+              </a:graphicData>
+            </a:graphic>
+          </wp:inline>
+        </w:drawing>
+      </w:r>
     </w:p>
     <w:p>
       <w:pPr>
@@ -7274,7 +13463,6 @@
           <w:color w:val="666666"/>
           <w:spacing w:val="-2"/>
         </w:rPr>
-        <w:lastRenderedPageBreak/>
         <w:t>Conclusión</w:t>
       </w:r>
     </w:p>
@@ -7362,308 +13550,6 @@
         <w:rPr>
           <w:noProof/>
         </w:rPr>
-      </w:pPr>
-    </w:p>
-    <w:p>
-      <w:pPr>
-        <w:pStyle w:val="BodyText"/>
-        <w:jc w:val="center"/>
-        <w:rPr>
-          <w:noProof/>
-        </w:rPr>
-      </w:pPr>
-    </w:p>
-    <w:p>
-      <w:pPr>
-        <w:pStyle w:val="BodyText"/>
-        <w:rPr>
-          <w:noProof/>
-        </w:rPr>
-      </w:pPr>
-    </w:p>
-    <w:p>
-      <w:pPr>
-        <w:pStyle w:val="BodyText"/>
-        <w:rPr>
-          <w:noProof/>
-        </w:rPr>
-      </w:pPr>
-    </w:p>
-    <w:p>
-      <w:pPr>
-        <w:pStyle w:val="BodyText"/>
-        <w:rPr>
-          <w:noProof/>
-        </w:rPr>
-      </w:pPr>
-    </w:p>
-    <w:p>
-      <w:pPr>
-        <w:pStyle w:val="BodyText"/>
-        <w:rPr>
-          <w:noProof/>
-        </w:rPr>
-      </w:pPr>
-    </w:p>
-    <w:p>
-      <w:pPr>
-        <w:pStyle w:val="BodyText"/>
-        <w:rPr>
-          <w:noProof/>
-        </w:rPr>
-      </w:pPr>
-    </w:p>
-    <w:p>
-      <w:pPr>
-        <w:pStyle w:val="BodyText"/>
-        <w:rPr>
-          <w:noProof/>
-        </w:rPr>
-      </w:pPr>
-    </w:p>
-    <w:p>
-      <w:pPr>
-        <w:pStyle w:val="BodyText"/>
-        <w:rPr>
-          <w:noProof/>
-        </w:rPr>
-      </w:pPr>
-    </w:p>
-    <w:p>
-      <w:pPr>
-        <w:pStyle w:val="BodyText"/>
-        <w:rPr>
-          <w:noProof/>
-        </w:rPr>
-      </w:pPr>
-    </w:p>
-    <w:p>
-      <w:pPr>
-        <w:pStyle w:val="BodyText"/>
-        <w:rPr>
-          <w:noProof/>
-        </w:rPr>
-      </w:pPr>
-    </w:p>
-    <w:p>
-      <w:pPr>
-        <w:pStyle w:val="BodyText"/>
-        <w:rPr>
-          <w:noProof/>
-        </w:rPr>
-      </w:pPr>
-    </w:p>
-    <w:p>
-      <w:pPr>
-        <w:pStyle w:val="BodyText"/>
-        <w:rPr>
-          <w:noProof/>
-        </w:rPr>
-      </w:pPr>
-    </w:p>
-    <w:p>
-      <w:pPr>
-        <w:pStyle w:val="BodyText"/>
-        <w:rPr>
-          <w:noProof/>
-        </w:rPr>
-      </w:pPr>
-    </w:p>
-    <w:p>
-      <w:pPr>
-        <w:pStyle w:val="BodyText"/>
-        <w:rPr>
-          <w:noProof/>
-        </w:rPr>
-      </w:pPr>
-    </w:p>
-    <w:p>
-      <w:pPr>
-        <w:pStyle w:val="BodyText"/>
-        <w:rPr>
-          <w:noProof/>
-        </w:rPr>
-      </w:pPr>
-    </w:p>
-    <w:p>
-      <w:pPr>
-        <w:pStyle w:val="BodyText"/>
-        <w:rPr>
-          <w:noProof/>
-        </w:rPr>
-      </w:pPr>
-    </w:p>
-    <w:p>
-      <w:pPr>
-        <w:pStyle w:val="BodyText"/>
-        <w:rPr>
-          <w:noProof/>
-        </w:rPr>
-      </w:pPr>
-    </w:p>
-    <w:p>
-      <w:pPr>
-        <w:pStyle w:val="BodyText"/>
-        <w:rPr>
-          <w:noProof/>
-        </w:rPr>
-      </w:pPr>
-    </w:p>
-    <w:p>
-      <w:pPr>
-        <w:pStyle w:val="BodyText"/>
-        <w:rPr>
-          <w:noProof/>
-        </w:rPr>
-      </w:pPr>
-    </w:p>
-    <w:p>
-      <w:pPr>
-        <w:pStyle w:val="BodyText"/>
-        <w:rPr>
-          <w:noProof/>
-        </w:rPr>
-      </w:pPr>
-    </w:p>
-    <w:p>
-      <w:pPr>
-        <w:pStyle w:val="BodyText"/>
-        <w:rPr>
-          <w:noProof/>
-        </w:rPr>
-      </w:pPr>
-    </w:p>
-    <w:p>
-      <w:pPr>
-        <w:pStyle w:val="BodyText"/>
-        <w:rPr>
-          <w:noProof/>
-        </w:rPr>
-      </w:pPr>
-    </w:p>
-    <w:p>
-      <w:pPr>
-        <w:pStyle w:val="BodyText"/>
-        <w:rPr>
-          <w:noProof/>
-        </w:rPr>
-      </w:pPr>
-    </w:p>
-    <w:p>
-      <w:pPr>
-        <w:pStyle w:val="BodyText"/>
-        <w:rPr>
-          <w:noProof/>
-        </w:rPr>
-      </w:pPr>
-    </w:p>
-    <w:p>
-      <w:pPr>
-        <w:pStyle w:val="BodyText"/>
-        <w:rPr>
-          <w:noProof/>
-        </w:rPr>
-      </w:pPr>
-    </w:p>
-    <w:p>
-      <w:pPr>
-        <w:pStyle w:val="BodyText"/>
-        <w:rPr>
-          <w:noProof/>
-        </w:rPr>
-      </w:pPr>
-    </w:p>
-    <w:p>
-      <w:pPr>
-        <w:pStyle w:val="BodyText"/>
-        <w:rPr>
-          <w:noProof/>
-        </w:rPr>
-      </w:pPr>
-    </w:p>
-    <w:p>
-      <w:pPr>
-        <w:pStyle w:val="BodyText"/>
-        <w:rPr>
-          <w:noProof/>
-        </w:rPr>
-      </w:pPr>
-    </w:p>
-    <w:p>
-      <w:pPr>
-        <w:pStyle w:val="BodyText"/>
-        <w:rPr>
-          <w:noProof/>
-        </w:rPr>
-      </w:pPr>
-    </w:p>
-    <w:p>
-      <w:pPr>
-        <w:pStyle w:val="BodyText"/>
-        <w:rPr>
-          <w:noProof/>
-        </w:rPr>
-      </w:pPr>
-    </w:p>
-    <w:p>
-      <w:pPr>
-        <w:pStyle w:val="BodyText"/>
-        <w:rPr>
-          <w:noProof/>
-        </w:rPr>
-      </w:pPr>
-    </w:p>
-    <w:p>
-      <w:pPr>
-        <w:pStyle w:val="BodyText"/>
-        <w:rPr>
-          <w:noProof/>
-        </w:rPr>
-      </w:pPr>
-    </w:p>
-    <w:p>
-      <w:pPr>
-        <w:pStyle w:val="BodyText"/>
-        <w:rPr>
-          <w:noProof/>
-        </w:rPr>
-      </w:pPr>
-    </w:p>
-    <w:p>
-      <w:pPr>
-        <w:pStyle w:val="BodyText"/>
-        <w:rPr>
-          <w:noProof/>
-        </w:rPr>
-      </w:pPr>
-    </w:p>
-    <w:p>
-      <w:pPr>
-        <w:pStyle w:val="BodyText"/>
-        <w:rPr>
-          <w:noProof/>
-        </w:rPr>
-      </w:pPr>
-    </w:p>
-    <w:p>
-      <w:pPr>
-        <w:pStyle w:val="BodyText"/>
-        <w:rPr>
-          <w:noProof/>
-        </w:rPr>
-      </w:pPr>
-    </w:p>
-    <w:p>
-      <w:pPr>
-        <w:pStyle w:val="BodyText"/>
-        <w:rPr>
-          <w:noProof/>
-        </w:rPr>
-      </w:pPr>
-    </w:p>
-    <w:p>
-      <w:pPr>
-        <w:pStyle w:val="BodyText"/>
       </w:pPr>
     </w:p>
     <w:sectPr>
@@ -8616,6 +14502,312 @@
     </w:lvl>
   </w:abstractNum>
   <w:abstractNum w:abstractNumId="3" w15:restartNumberingAfterBreak="0">
+    <w:nsid w:val="21F9083E"/>
+    <w:multiLevelType w:val="multilevel"/>
+    <w:tmpl w:val="B2FAD798"/>
+    <w:lvl w:ilvl="0">
+      <w:numFmt w:val="bullet"/>
+      <w:lvlText w:val="●"/>
+      <w:lvlJc w:val="left"/>
+      <w:pPr>
+        <w:tabs>
+          <w:tab w:val="num" w:pos="720"/>
+        </w:tabs>
+        <w:ind w:left="720" w:hanging="360"/>
+      </w:pPr>
+      <w:rPr>
+        <w:rFonts w:ascii="Tahoma" w:eastAsia="Tahoma" w:hAnsi="Tahoma" w:cs="Tahoma" w:hint="default"/>
+        <w:b w:val="0"/>
+        <w:bCs w:val="0"/>
+        <w:i w:val="0"/>
+        <w:iCs w:val="0"/>
+        <w:color w:val="739D2D"/>
+        <w:spacing w:val="0"/>
+        <w:w w:val="100"/>
+        <w:sz w:val="22"/>
+        <w:szCs w:val="22"/>
+        <w:lang w:val="es-ES" w:eastAsia="en-US" w:bidi="ar-SA"/>
+      </w:rPr>
+    </w:lvl>
+    <w:lvl w:ilvl="1">
+      <w:numFmt w:val="bullet"/>
+      <w:lvlText w:val="•"/>
+      <w:lvlJc w:val="left"/>
+      <w:pPr>
+        <w:ind w:left="1440" w:hanging="360"/>
+      </w:pPr>
+      <w:rPr>
+        <w:rFonts w:hint="default"/>
+        <w:lang w:val="es-ES" w:eastAsia="en-US" w:bidi="ar-SA"/>
+      </w:rPr>
+    </w:lvl>
+    <w:lvl w:ilvl="2" w:tentative="1">
+      <w:start w:val="1"/>
+      <w:numFmt w:val="bullet"/>
+      <w:lvlText w:val=""/>
+      <w:lvlJc w:val="left"/>
+      <w:pPr>
+        <w:tabs>
+          <w:tab w:val="num" w:pos="2160"/>
+        </w:tabs>
+        <w:ind w:left="2160" w:hanging="360"/>
+      </w:pPr>
+      <w:rPr>
+        <w:rFonts w:ascii="Wingdings" w:hAnsi="Wingdings" w:hint="default"/>
+        <w:sz w:val="20"/>
+      </w:rPr>
+    </w:lvl>
+    <w:lvl w:ilvl="3" w:tentative="1">
+      <w:start w:val="1"/>
+      <w:numFmt w:val="bullet"/>
+      <w:lvlText w:val=""/>
+      <w:lvlJc w:val="left"/>
+      <w:pPr>
+        <w:tabs>
+          <w:tab w:val="num" w:pos="2880"/>
+        </w:tabs>
+        <w:ind w:left="2880" w:hanging="360"/>
+      </w:pPr>
+      <w:rPr>
+        <w:rFonts w:ascii="Wingdings" w:hAnsi="Wingdings" w:hint="default"/>
+        <w:sz w:val="20"/>
+      </w:rPr>
+    </w:lvl>
+    <w:lvl w:ilvl="4" w:tentative="1">
+      <w:start w:val="1"/>
+      <w:numFmt w:val="bullet"/>
+      <w:lvlText w:val=""/>
+      <w:lvlJc w:val="left"/>
+      <w:pPr>
+        <w:tabs>
+          <w:tab w:val="num" w:pos="3600"/>
+        </w:tabs>
+        <w:ind w:left="3600" w:hanging="360"/>
+      </w:pPr>
+      <w:rPr>
+        <w:rFonts w:ascii="Wingdings" w:hAnsi="Wingdings" w:hint="default"/>
+        <w:sz w:val="20"/>
+      </w:rPr>
+    </w:lvl>
+    <w:lvl w:ilvl="5" w:tentative="1">
+      <w:start w:val="1"/>
+      <w:numFmt w:val="bullet"/>
+      <w:lvlText w:val=""/>
+      <w:lvlJc w:val="left"/>
+      <w:pPr>
+        <w:tabs>
+          <w:tab w:val="num" w:pos="4320"/>
+        </w:tabs>
+        <w:ind w:left="4320" w:hanging="360"/>
+      </w:pPr>
+      <w:rPr>
+        <w:rFonts w:ascii="Wingdings" w:hAnsi="Wingdings" w:hint="default"/>
+        <w:sz w:val="20"/>
+      </w:rPr>
+    </w:lvl>
+    <w:lvl w:ilvl="6" w:tentative="1">
+      <w:start w:val="1"/>
+      <w:numFmt w:val="bullet"/>
+      <w:lvlText w:val=""/>
+      <w:lvlJc w:val="left"/>
+      <w:pPr>
+        <w:tabs>
+          <w:tab w:val="num" w:pos="5040"/>
+        </w:tabs>
+        <w:ind w:left="5040" w:hanging="360"/>
+      </w:pPr>
+      <w:rPr>
+        <w:rFonts w:ascii="Wingdings" w:hAnsi="Wingdings" w:hint="default"/>
+        <w:sz w:val="20"/>
+      </w:rPr>
+    </w:lvl>
+    <w:lvl w:ilvl="7" w:tentative="1">
+      <w:start w:val="1"/>
+      <w:numFmt w:val="bullet"/>
+      <w:lvlText w:val=""/>
+      <w:lvlJc w:val="left"/>
+      <w:pPr>
+        <w:tabs>
+          <w:tab w:val="num" w:pos="5760"/>
+        </w:tabs>
+        <w:ind w:left="5760" w:hanging="360"/>
+      </w:pPr>
+      <w:rPr>
+        <w:rFonts w:ascii="Wingdings" w:hAnsi="Wingdings" w:hint="default"/>
+        <w:sz w:val="20"/>
+      </w:rPr>
+    </w:lvl>
+    <w:lvl w:ilvl="8" w:tentative="1">
+      <w:start w:val="1"/>
+      <w:numFmt w:val="bullet"/>
+      <w:lvlText w:val=""/>
+      <w:lvlJc w:val="left"/>
+      <w:pPr>
+        <w:tabs>
+          <w:tab w:val="num" w:pos="6480"/>
+        </w:tabs>
+        <w:ind w:left="6480" w:hanging="360"/>
+      </w:pPr>
+      <w:rPr>
+        <w:rFonts w:ascii="Wingdings" w:hAnsi="Wingdings" w:hint="default"/>
+        <w:sz w:val="20"/>
+      </w:rPr>
+    </w:lvl>
+  </w:abstractNum>
+  <w:abstractNum w:abstractNumId="4" w15:restartNumberingAfterBreak="0">
+    <w:nsid w:val="246A1F9F"/>
+    <w:multiLevelType w:val="multilevel"/>
+    <w:tmpl w:val="BBC86B0C"/>
+    <w:lvl w:ilvl="0">
+      <w:numFmt w:val="bullet"/>
+      <w:lvlText w:val="●"/>
+      <w:lvlJc w:val="left"/>
+      <w:pPr>
+        <w:tabs>
+          <w:tab w:val="num" w:pos="720"/>
+        </w:tabs>
+        <w:ind w:left="720" w:hanging="360"/>
+      </w:pPr>
+      <w:rPr>
+        <w:rFonts w:ascii="Tahoma" w:eastAsia="Tahoma" w:hAnsi="Tahoma" w:cs="Tahoma" w:hint="default"/>
+        <w:b w:val="0"/>
+        <w:bCs w:val="0"/>
+        <w:i w:val="0"/>
+        <w:iCs w:val="0"/>
+        <w:color w:val="739D2D"/>
+        <w:spacing w:val="0"/>
+        <w:w w:val="100"/>
+        <w:sz w:val="22"/>
+        <w:szCs w:val="22"/>
+        <w:lang w:val="es-ES" w:eastAsia="en-US" w:bidi="ar-SA"/>
+      </w:rPr>
+    </w:lvl>
+    <w:lvl w:ilvl="1">
+      <w:start w:val="1"/>
+      <w:numFmt w:val="bullet"/>
+      <w:lvlText w:val=""/>
+      <w:lvlJc w:val="left"/>
+      <w:pPr>
+        <w:ind w:left="1440" w:hanging="360"/>
+      </w:pPr>
+      <w:rPr>
+        <w:rFonts w:ascii="Symbol" w:hAnsi="Symbol" w:hint="default"/>
+      </w:rPr>
+    </w:lvl>
+    <w:lvl w:ilvl="2" w:tentative="1">
+      <w:start w:val="1"/>
+      <w:numFmt w:val="bullet"/>
+      <w:lvlText w:val=""/>
+      <w:lvlJc w:val="left"/>
+      <w:pPr>
+        <w:tabs>
+          <w:tab w:val="num" w:pos="2160"/>
+        </w:tabs>
+        <w:ind w:left="2160" w:hanging="360"/>
+      </w:pPr>
+      <w:rPr>
+        <w:rFonts w:ascii="Wingdings" w:hAnsi="Wingdings" w:hint="default"/>
+        <w:sz w:val="20"/>
+      </w:rPr>
+    </w:lvl>
+    <w:lvl w:ilvl="3" w:tentative="1">
+      <w:start w:val="1"/>
+      <w:numFmt w:val="bullet"/>
+      <w:lvlText w:val=""/>
+      <w:lvlJc w:val="left"/>
+      <w:pPr>
+        <w:tabs>
+          <w:tab w:val="num" w:pos="2880"/>
+        </w:tabs>
+        <w:ind w:left="2880" w:hanging="360"/>
+      </w:pPr>
+      <w:rPr>
+        <w:rFonts w:ascii="Wingdings" w:hAnsi="Wingdings" w:hint="default"/>
+        <w:sz w:val="20"/>
+      </w:rPr>
+    </w:lvl>
+    <w:lvl w:ilvl="4" w:tentative="1">
+      <w:start w:val="1"/>
+      <w:numFmt w:val="bullet"/>
+      <w:lvlText w:val=""/>
+      <w:lvlJc w:val="left"/>
+      <w:pPr>
+        <w:tabs>
+          <w:tab w:val="num" w:pos="3600"/>
+        </w:tabs>
+        <w:ind w:left="3600" w:hanging="360"/>
+      </w:pPr>
+      <w:rPr>
+        <w:rFonts w:ascii="Wingdings" w:hAnsi="Wingdings" w:hint="default"/>
+        <w:sz w:val="20"/>
+      </w:rPr>
+    </w:lvl>
+    <w:lvl w:ilvl="5" w:tentative="1">
+      <w:start w:val="1"/>
+      <w:numFmt w:val="bullet"/>
+      <w:lvlText w:val=""/>
+      <w:lvlJc w:val="left"/>
+      <w:pPr>
+        <w:tabs>
+          <w:tab w:val="num" w:pos="4320"/>
+        </w:tabs>
+        <w:ind w:left="4320" w:hanging="360"/>
+      </w:pPr>
+      <w:rPr>
+        <w:rFonts w:ascii="Wingdings" w:hAnsi="Wingdings" w:hint="default"/>
+        <w:sz w:val="20"/>
+      </w:rPr>
+    </w:lvl>
+    <w:lvl w:ilvl="6" w:tentative="1">
+      <w:start w:val="1"/>
+      <w:numFmt w:val="bullet"/>
+      <w:lvlText w:val=""/>
+      <w:lvlJc w:val="left"/>
+      <w:pPr>
+        <w:tabs>
+          <w:tab w:val="num" w:pos="5040"/>
+        </w:tabs>
+        <w:ind w:left="5040" w:hanging="360"/>
+      </w:pPr>
+      <w:rPr>
+        <w:rFonts w:ascii="Wingdings" w:hAnsi="Wingdings" w:hint="default"/>
+        <w:sz w:val="20"/>
+      </w:rPr>
+    </w:lvl>
+    <w:lvl w:ilvl="7" w:tentative="1">
+      <w:start w:val="1"/>
+      <w:numFmt w:val="bullet"/>
+      <w:lvlText w:val=""/>
+      <w:lvlJc w:val="left"/>
+      <w:pPr>
+        <w:tabs>
+          <w:tab w:val="num" w:pos="5760"/>
+        </w:tabs>
+        <w:ind w:left="5760" w:hanging="360"/>
+      </w:pPr>
+      <w:rPr>
+        <w:rFonts w:ascii="Wingdings" w:hAnsi="Wingdings" w:hint="default"/>
+        <w:sz w:val="20"/>
+      </w:rPr>
+    </w:lvl>
+    <w:lvl w:ilvl="8" w:tentative="1">
+      <w:start w:val="1"/>
+      <w:numFmt w:val="bullet"/>
+      <w:lvlText w:val=""/>
+      <w:lvlJc w:val="left"/>
+      <w:pPr>
+        <w:tabs>
+          <w:tab w:val="num" w:pos="6480"/>
+        </w:tabs>
+        <w:ind w:left="6480" w:hanging="360"/>
+      </w:pPr>
+      <w:rPr>
+        <w:rFonts w:ascii="Wingdings" w:hAnsi="Wingdings" w:hint="default"/>
+        <w:sz w:val="20"/>
+      </w:rPr>
+    </w:lvl>
+  </w:abstractNum>
+  <w:abstractNum w:abstractNumId="5" w15:restartNumberingAfterBreak="0">
     <w:nsid w:val="26373FC7"/>
     <w:multiLevelType w:val="hybridMultilevel"/>
     <w:tmpl w:val="3942E204"/>
@@ -8728,7 +14920,7 @@
       </w:rPr>
     </w:lvl>
   </w:abstractNum>
-  <w:abstractNum w:abstractNumId="4" w15:restartNumberingAfterBreak="0">
+  <w:abstractNum w:abstractNumId="6" w15:restartNumberingAfterBreak="0">
     <w:nsid w:val="2DAC4DEF"/>
     <w:multiLevelType w:val="multilevel"/>
     <w:tmpl w:val="153CDE42"/>
@@ -8877,7 +15069,160 @@
       </w:rPr>
     </w:lvl>
   </w:abstractNum>
-  <w:abstractNum w:abstractNumId="5" w15:restartNumberingAfterBreak="0">
+  <w:abstractNum w:abstractNumId="7" w15:restartNumberingAfterBreak="0">
+    <w:nsid w:val="2F132583"/>
+    <w:multiLevelType w:val="multilevel"/>
+    <w:tmpl w:val="FFB6B0F2"/>
+    <w:lvl w:ilvl="0">
+      <w:numFmt w:val="bullet"/>
+      <w:lvlText w:val="●"/>
+      <w:lvlJc w:val="left"/>
+      <w:pPr>
+        <w:tabs>
+          <w:tab w:val="num" w:pos="720"/>
+        </w:tabs>
+        <w:ind w:left="720" w:hanging="360"/>
+      </w:pPr>
+      <w:rPr>
+        <w:rFonts w:ascii="Tahoma" w:eastAsia="Tahoma" w:hAnsi="Tahoma" w:cs="Tahoma" w:hint="default"/>
+        <w:b w:val="0"/>
+        <w:bCs w:val="0"/>
+        <w:i w:val="0"/>
+        <w:iCs w:val="0"/>
+        <w:color w:val="739D2D"/>
+        <w:spacing w:val="0"/>
+        <w:w w:val="100"/>
+        <w:sz w:val="22"/>
+        <w:szCs w:val="22"/>
+        <w:lang w:val="es-ES" w:eastAsia="en-US" w:bidi="ar-SA"/>
+      </w:rPr>
+    </w:lvl>
+    <w:lvl w:ilvl="1">
+      <w:start w:val="1"/>
+      <w:numFmt w:val="bullet"/>
+      <w:lvlText w:val=""/>
+      <w:lvlJc w:val="left"/>
+      <w:pPr>
+        <w:ind w:left="1440" w:hanging="360"/>
+      </w:pPr>
+      <w:rPr>
+        <w:rFonts w:ascii="Symbol" w:hAnsi="Symbol" w:hint="default"/>
+      </w:rPr>
+    </w:lvl>
+    <w:lvl w:ilvl="2" w:tentative="1">
+      <w:start w:val="1"/>
+      <w:numFmt w:val="bullet"/>
+      <w:lvlText w:val=""/>
+      <w:lvlJc w:val="left"/>
+      <w:pPr>
+        <w:tabs>
+          <w:tab w:val="num" w:pos="2160"/>
+        </w:tabs>
+        <w:ind w:left="2160" w:hanging="360"/>
+      </w:pPr>
+      <w:rPr>
+        <w:rFonts w:ascii="Wingdings" w:hAnsi="Wingdings" w:hint="default"/>
+        <w:sz w:val="20"/>
+      </w:rPr>
+    </w:lvl>
+    <w:lvl w:ilvl="3" w:tentative="1">
+      <w:start w:val="1"/>
+      <w:numFmt w:val="bullet"/>
+      <w:lvlText w:val=""/>
+      <w:lvlJc w:val="left"/>
+      <w:pPr>
+        <w:tabs>
+          <w:tab w:val="num" w:pos="2880"/>
+        </w:tabs>
+        <w:ind w:left="2880" w:hanging="360"/>
+      </w:pPr>
+      <w:rPr>
+        <w:rFonts w:ascii="Wingdings" w:hAnsi="Wingdings" w:hint="default"/>
+        <w:sz w:val="20"/>
+      </w:rPr>
+    </w:lvl>
+    <w:lvl w:ilvl="4" w:tentative="1">
+      <w:start w:val="1"/>
+      <w:numFmt w:val="bullet"/>
+      <w:lvlText w:val=""/>
+      <w:lvlJc w:val="left"/>
+      <w:pPr>
+        <w:tabs>
+          <w:tab w:val="num" w:pos="3600"/>
+        </w:tabs>
+        <w:ind w:left="3600" w:hanging="360"/>
+      </w:pPr>
+      <w:rPr>
+        <w:rFonts w:ascii="Wingdings" w:hAnsi="Wingdings" w:hint="default"/>
+        <w:sz w:val="20"/>
+      </w:rPr>
+    </w:lvl>
+    <w:lvl w:ilvl="5" w:tentative="1">
+      <w:start w:val="1"/>
+      <w:numFmt w:val="bullet"/>
+      <w:lvlText w:val=""/>
+      <w:lvlJc w:val="left"/>
+      <w:pPr>
+        <w:tabs>
+          <w:tab w:val="num" w:pos="4320"/>
+        </w:tabs>
+        <w:ind w:left="4320" w:hanging="360"/>
+      </w:pPr>
+      <w:rPr>
+        <w:rFonts w:ascii="Wingdings" w:hAnsi="Wingdings" w:hint="default"/>
+        <w:sz w:val="20"/>
+      </w:rPr>
+    </w:lvl>
+    <w:lvl w:ilvl="6" w:tentative="1">
+      <w:start w:val="1"/>
+      <w:numFmt w:val="bullet"/>
+      <w:lvlText w:val=""/>
+      <w:lvlJc w:val="left"/>
+      <w:pPr>
+        <w:tabs>
+          <w:tab w:val="num" w:pos="5040"/>
+        </w:tabs>
+        <w:ind w:left="5040" w:hanging="360"/>
+      </w:pPr>
+      <w:rPr>
+        <w:rFonts w:ascii="Wingdings" w:hAnsi="Wingdings" w:hint="default"/>
+        <w:sz w:val="20"/>
+      </w:rPr>
+    </w:lvl>
+    <w:lvl w:ilvl="7" w:tentative="1">
+      <w:start w:val="1"/>
+      <w:numFmt w:val="bullet"/>
+      <w:lvlText w:val=""/>
+      <w:lvlJc w:val="left"/>
+      <w:pPr>
+        <w:tabs>
+          <w:tab w:val="num" w:pos="5760"/>
+        </w:tabs>
+        <w:ind w:left="5760" w:hanging="360"/>
+      </w:pPr>
+      <w:rPr>
+        <w:rFonts w:ascii="Wingdings" w:hAnsi="Wingdings" w:hint="default"/>
+        <w:sz w:val="20"/>
+      </w:rPr>
+    </w:lvl>
+    <w:lvl w:ilvl="8" w:tentative="1">
+      <w:start w:val="1"/>
+      <w:numFmt w:val="bullet"/>
+      <w:lvlText w:val=""/>
+      <w:lvlJc w:val="left"/>
+      <w:pPr>
+        <w:tabs>
+          <w:tab w:val="num" w:pos="6480"/>
+        </w:tabs>
+        <w:ind w:left="6480" w:hanging="360"/>
+      </w:pPr>
+      <w:rPr>
+        <w:rFonts w:ascii="Wingdings" w:hAnsi="Wingdings" w:hint="default"/>
+        <w:sz w:val="20"/>
+      </w:rPr>
+    </w:lvl>
+  </w:abstractNum>
+  <w:abstractNum w:abstractNumId="8" w15:restartNumberingAfterBreak="0">
     <w:nsid w:val="3B794AAF"/>
     <w:multiLevelType w:val="hybridMultilevel"/>
     <w:tmpl w:val="A1583F1A"/>
@@ -8999,7 +15344,7 @@
       </w:rPr>
     </w:lvl>
   </w:abstractNum>
-  <w:abstractNum w:abstractNumId="6" w15:restartNumberingAfterBreak="0">
+  <w:abstractNum w:abstractNumId="9" w15:restartNumberingAfterBreak="0">
     <w:nsid w:val="410353F0"/>
     <w:multiLevelType w:val="hybridMultilevel"/>
     <w:tmpl w:val="F0A20FC2"/>
@@ -9111,7 +15456,7 @@
       </w:rPr>
     </w:lvl>
   </w:abstractNum>
-  <w:abstractNum w:abstractNumId="7" w15:restartNumberingAfterBreak="0">
+  <w:abstractNum w:abstractNumId="10" w15:restartNumberingAfterBreak="0">
     <w:nsid w:val="49191547"/>
     <w:multiLevelType w:val="hybridMultilevel"/>
     <w:tmpl w:val="F67471BC"/>
@@ -9233,7 +15578,7 @@
       </w:rPr>
     </w:lvl>
   </w:abstractNum>
-  <w:abstractNum w:abstractNumId="8" w15:restartNumberingAfterBreak="0">
+  <w:abstractNum w:abstractNumId="11" w15:restartNumberingAfterBreak="0">
     <w:nsid w:val="4DD36ECA"/>
     <w:multiLevelType w:val="hybridMultilevel"/>
     <w:tmpl w:val="B9EAC7C6"/>
@@ -9373,7 +15718,164 @@
       </w:rPr>
     </w:lvl>
   </w:abstractNum>
-  <w:abstractNum w:abstractNumId="9" w15:restartNumberingAfterBreak="0">
+  <w:abstractNum w:abstractNumId="12" w15:restartNumberingAfterBreak="0">
+    <w:nsid w:val="603B1280"/>
+    <w:multiLevelType w:val="multilevel"/>
+    <w:tmpl w:val="504E4F12"/>
+    <w:lvl w:ilvl="0">
+      <w:numFmt w:val="bullet"/>
+      <w:lvlText w:val="●"/>
+      <w:lvlJc w:val="left"/>
+      <w:pPr>
+        <w:tabs>
+          <w:tab w:val="num" w:pos="720"/>
+        </w:tabs>
+        <w:ind w:left="720" w:hanging="360"/>
+      </w:pPr>
+      <w:rPr>
+        <w:rFonts w:ascii="Tahoma" w:eastAsia="Tahoma" w:hAnsi="Tahoma" w:cs="Tahoma" w:hint="default"/>
+        <w:b w:val="0"/>
+        <w:bCs w:val="0"/>
+        <w:i w:val="0"/>
+        <w:iCs w:val="0"/>
+        <w:color w:val="739D2D"/>
+        <w:spacing w:val="0"/>
+        <w:w w:val="100"/>
+        <w:sz w:val="22"/>
+        <w:szCs w:val="22"/>
+        <w:lang w:val="es-ES" w:eastAsia="en-US" w:bidi="ar-SA"/>
+      </w:rPr>
+    </w:lvl>
+    <w:lvl w:ilvl="1">
+      <w:start w:val="1"/>
+      <w:numFmt w:val="bullet"/>
+      <w:lvlText w:val="o"/>
+      <w:lvlJc w:val="left"/>
+      <w:pPr>
+        <w:tabs>
+          <w:tab w:val="num" w:pos="1440"/>
+        </w:tabs>
+        <w:ind w:left="1440" w:hanging="360"/>
+      </w:pPr>
+      <w:rPr>
+        <w:rFonts w:ascii="Courier New" w:hAnsi="Courier New" w:hint="default"/>
+        <w:sz w:val="20"/>
+      </w:rPr>
+    </w:lvl>
+    <w:lvl w:ilvl="2" w:tentative="1">
+      <w:start w:val="1"/>
+      <w:numFmt w:val="bullet"/>
+      <w:lvlText w:val=""/>
+      <w:lvlJc w:val="left"/>
+      <w:pPr>
+        <w:tabs>
+          <w:tab w:val="num" w:pos="2160"/>
+        </w:tabs>
+        <w:ind w:left="2160" w:hanging="360"/>
+      </w:pPr>
+      <w:rPr>
+        <w:rFonts w:ascii="Wingdings" w:hAnsi="Wingdings" w:hint="default"/>
+        <w:sz w:val="20"/>
+      </w:rPr>
+    </w:lvl>
+    <w:lvl w:ilvl="3" w:tentative="1">
+      <w:start w:val="1"/>
+      <w:numFmt w:val="bullet"/>
+      <w:lvlText w:val=""/>
+      <w:lvlJc w:val="left"/>
+      <w:pPr>
+        <w:tabs>
+          <w:tab w:val="num" w:pos="2880"/>
+        </w:tabs>
+        <w:ind w:left="2880" w:hanging="360"/>
+      </w:pPr>
+      <w:rPr>
+        <w:rFonts w:ascii="Wingdings" w:hAnsi="Wingdings" w:hint="default"/>
+        <w:sz w:val="20"/>
+      </w:rPr>
+    </w:lvl>
+    <w:lvl w:ilvl="4" w:tentative="1">
+      <w:start w:val="1"/>
+      <w:numFmt w:val="bullet"/>
+      <w:lvlText w:val=""/>
+      <w:lvlJc w:val="left"/>
+      <w:pPr>
+        <w:tabs>
+          <w:tab w:val="num" w:pos="3600"/>
+        </w:tabs>
+        <w:ind w:left="3600" w:hanging="360"/>
+      </w:pPr>
+      <w:rPr>
+        <w:rFonts w:ascii="Wingdings" w:hAnsi="Wingdings" w:hint="default"/>
+        <w:sz w:val="20"/>
+      </w:rPr>
+    </w:lvl>
+    <w:lvl w:ilvl="5" w:tentative="1">
+      <w:start w:val="1"/>
+      <w:numFmt w:val="bullet"/>
+      <w:lvlText w:val=""/>
+      <w:lvlJc w:val="left"/>
+      <w:pPr>
+        <w:tabs>
+          <w:tab w:val="num" w:pos="4320"/>
+        </w:tabs>
+        <w:ind w:left="4320" w:hanging="360"/>
+      </w:pPr>
+      <w:rPr>
+        <w:rFonts w:ascii="Wingdings" w:hAnsi="Wingdings" w:hint="default"/>
+        <w:sz w:val="20"/>
+      </w:rPr>
+    </w:lvl>
+    <w:lvl w:ilvl="6" w:tentative="1">
+      <w:start w:val="1"/>
+      <w:numFmt w:val="bullet"/>
+      <w:lvlText w:val=""/>
+      <w:lvlJc w:val="left"/>
+      <w:pPr>
+        <w:tabs>
+          <w:tab w:val="num" w:pos="5040"/>
+        </w:tabs>
+        <w:ind w:left="5040" w:hanging="360"/>
+      </w:pPr>
+      <w:rPr>
+        <w:rFonts w:ascii="Wingdings" w:hAnsi="Wingdings" w:hint="default"/>
+        <w:sz w:val="20"/>
+      </w:rPr>
+    </w:lvl>
+    <w:lvl w:ilvl="7" w:tentative="1">
+      <w:start w:val="1"/>
+      <w:numFmt w:val="bullet"/>
+      <w:lvlText w:val=""/>
+      <w:lvlJc w:val="left"/>
+      <w:pPr>
+        <w:tabs>
+          <w:tab w:val="num" w:pos="5760"/>
+        </w:tabs>
+        <w:ind w:left="5760" w:hanging="360"/>
+      </w:pPr>
+      <w:rPr>
+        <w:rFonts w:ascii="Wingdings" w:hAnsi="Wingdings" w:hint="default"/>
+        <w:sz w:val="20"/>
+      </w:rPr>
+    </w:lvl>
+    <w:lvl w:ilvl="8" w:tentative="1">
+      <w:start w:val="1"/>
+      <w:numFmt w:val="bullet"/>
+      <w:lvlText w:val=""/>
+      <w:lvlJc w:val="left"/>
+      <w:pPr>
+        <w:tabs>
+          <w:tab w:val="num" w:pos="6480"/>
+        </w:tabs>
+        <w:ind w:left="6480" w:hanging="360"/>
+      </w:pPr>
+      <w:rPr>
+        <w:rFonts w:ascii="Wingdings" w:hAnsi="Wingdings" w:hint="default"/>
+        <w:sz w:val="20"/>
+      </w:rPr>
+    </w:lvl>
+  </w:abstractNum>
+  <w:abstractNum w:abstractNumId="13" w15:restartNumberingAfterBreak="0">
     <w:nsid w:val="7C942047"/>
     <w:multiLevelType w:val="hybridMultilevel"/>
     <w:tmpl w:val="F03246B2"/>
@@ -9463,31 +15965,43 @@
     <w:abstractNumId w:val="0"/>
   </w:num>
   <w:num w:numId="2" w16cid:durableId="2108578540">
-    <w:abstractNumId w:val="7"/>
+    <w:abstractNumId w:val="10"/>
   </w:num>
   <w:num w:numId="3" w16cid:durableId="1580477071">
-    <w:abstractNumId w:val="8"/>
+    <w:abstractNumId w:val="11"/>
   </w:num>
   <w:num w:numId="4" w16cid:durableId="1618291337">
     <w:abstractNumId w:val="1"/>
   </w:num>
   <w:num w:numId="5" w16cid:durableId="1025450066">
-    <w:abstractNumId w:val="3"/>
+    <w:abstractNumId w:val="5"/>
   </w:num>
   <w:num w:numId="6" w16cid:durableId="287709932">
     <w:abstractNumId w:val="2"/>
   </w:num>
   <w:num w:numId="7" w16cid:durableId="1831797042">
+    <w:abstractNumId w:val="13"/>
+  </w:num>
+  <w:num w:numId="8" w16cid:durableId="81952487">
+    <w:abstractNumId w:val="6"/>
+  </w:num>
+  <w:num w:numId="9" w16cid:durableId="1817606053">
+    <w:abstractNumId w:val="8"/>
+  </w:num>
+  <w:num w:numId="10" w16cid:durableId="1007633016">
     <w:abstractNumId w:val="9"/>
   </w:num>
-  <w:num w:numId="8" w16cid:durableId="81952487">
+  <w:num w:numId="11" w16cid:durableId="1304240191">
+    <w:abstractNumId w:val="12"/>
+  </w:num>
+  <w:num w:numId="12" w16cid:durableId="1217811894">
     <w:abstractNumId w:val="4"/>
   </w:num>
-  <w:num w:numId="9" w16cid:durableId="1817606053">
-    <w:abstractNumId w:val="5"/>
+  <w:num w:numId="13" w16cid:durableId="1883977199">
+    <w:abstractNumId w:val="3"/>
   </w:num>
-  <w:num w:numId="10" w16cid:durableId="1007633016">
-    <w:abstractNumId w:val="6"/>
+  <w:num w:numId="14" w16cid:durableId="1531454238">
+    <w:abstractNumId w:val="7"/>
   </w:num>
 </w:numbering>
 </file>
@@ -9988,7 +16502,6 @@
   <w:style w:type="character" w:default="1" w:styleId="DefaultParagraphFont">
     <w:name w:val="Default Paragraph Font"/>
     <w:uiPriority w:val="1"/>
-    <w:semiHidden/>
     <w:unhideWhenUsed/>
   </w:style>
   <w:style w:type="table" w:default="1" w:styleId="TableNormal">
@@ -10115,6 +16628,16 @@
       <w:sz w:val="24"/>
       <w:szCs w:val="24"/>
       <w:lang w:val="en-US"/>
+    </w:rPr>
+  </w:style>
+  <w:style w:type="character" w:styleId="PlaceholderText">
+    <w:name w:val="Placeholder Text"/>
+    <w:basedOn w:val="DefaultParagraphFont"/>
+    <w:uiPriority w:val="99"/>
+    <w:semiHidden/>
+    <w:rsid w:val="00A75CB0"/>
+    <w:rPr>
+      <w:color w:val="666666"/>
     </w:rPr>
   </w:style>
 </w:styles>
